--- a/2026-Summer/DSC-300/Term Project/Retail Project Plan - BI Justification.docx
+++ b/2026-Summer/DSC-300/Term Project/Retail Project Plan - BI Justification.docx
@@ -1,7 +1,15 @@
 
 <file path=word/document.xml><?xml version="1.0" encoding="utf-8"?>
-<w:document xmlns:wpc="http://schemas.microsoft.com/office/word/2010/wordprocessingCanvas" xmlns:cx="http://schemas.microsoft.com/office/drawing/2014/chartex" xmlns:cx1="http://schemas.microsoft.com/office/drawing/2015/9/8/chartex" xmlns:cx2="http://schemas.microsoft.com/office/drawing/2015/10/21/chartex" xmlns:cx3="http://schemas.microsoft.com/office/drawing/2016/5/9/chartex" xmlns:cx4="http://schemas.microsoft.com/office/drawing/2016/5/10/chartex" xmlns:cx5="http://schemas.microsoft.com/office/drawing/2016/5/11/chartex" xmlns:cx6="http://schemas.microsoft.com/office/drawing/2016/5/12/chartex" xmlns:cx7="http://schemas.microsoft.com/office/drawing/2016/5/13/chartex" xmlns:cx8="http://schemas.microsoft.com/office/drawing/2016/5/14/chartex" xmlns:mc="http://schemas.openxmlformats.org/markup-compatibility/2006" xmlns:aink="http://schemas.microsoft.com/office/drawing/2016/ink" xmlns:am3d="http://schemas.microsoft.com/office/drawing/2017/model3d" xmlns:o="urn:schemas-microsoft-com:office:office" xmlns:oel="http://schemas.microsoft.com/office/2019/extlst" xmlns:r="http://schemas.openxmlformats.org/officeDocument/2006/relationships" xmlns:m="http://schemas.openxmlformats.org/officeDocument/2006/math" xmlns:v="urn:schemas-microsoft-com:vml" xmlns:wp14="http://schemas.microsoft.com/office/word/2010/wordprocessingDrawing" xmlns:wp="http://schemas.openxmlformats.org/drawingml/2006/wordprocessingDrawing" xmlns:w10="urn:schemas-microsoft-com:office:word" xmlns:w="http://schemas.openxmlformats.org/wordprocessingml/2006/main" xmlns:w14="http://schemas.microsoft.com/office/word/2010/wordml" xmlns:w15="http://schemas.microsoft.com/office/word/2012/wordml" xmlns:w16cex="http://schemas.microsoft.com/office/word/2018/wordml/cex" xmlns:w16cid="http://schemas.microsoft.com/office/word/2016/wordml/cid" xmlns:w16="http://schemas.microsoft.com/office/word/2018/wordml" xmlns:w16du="http://schemas.microsoft.com/office/word/2023/wordml/word16du" xmlns:w16sdtdh="http://schemas.microsoft.com/office/word/2020/wordml/sdtdatahash" xmlns:w16sdtfl="http://schemas.microsoft.com/office/word/2024/wordml/sdtformatlock" xmlns:w16se="http://schemas.microsoft.com/office/word/2015/wordml/symex" xmlns:wpg="http://schemas.microsoft.com/office/word/2010/wordprocessingGroup" xmlns:wpi="http://schemas.microsoft.com/office/word/2010/wordprocessingInk" xmlns:wne="http://schemas.microsoft.com/office/word/2006/wordml" xmlns:wps="http://schemas.microsoft.com/office/word/2010/wordprocessingShape" mc:Ignorable="w14 w15 w16se w16cid w16 w16cex w16sdtdh w16sdtfl w16du wp14">
+<w:document xmlns:wpc="http://schemas.microsoft.com/office/word/2010/wordprocessingCanvas" xmlns:cx="http://schemas.microsoft.com/office/drawing/2014/chartex" xmlns:cx1="http://schemas.microsoft.com/office/drawing/2015/9/8/chartex" xmlns:cx2="http://schemas.microsoft.com/office/drawing/2015/10/21/chartex" xmlns:cx3="http://schemas.microsoft.com/office/drawing/2016/5/9/chartex" xmlns:cx4="http://schemas.microsoft.com/office/drawing/2016/5/10/chartex" xmlns:cx5="http://schemas.microsoft.com/office/drawing/2016/5/11/chartex" xmlns:cx6="http://schemas.microsoft.com/office/drawing/2016/5/12/chartex" xmlns:cx7="http://schemas.microsoft.com/office/drawing/2016/5/13/chartex" xmlns:cx8="http://schemas.microsoft.com/office/drawing/2016/5/14/chartex" xmlns:mc="http://schemas.openxmlformats.org/markup-compatibility/2006" xmlns:aink="http://schemas.microsoft.com/office/drawing/2016/ink" xmlns:am3d="http://schemas.microsoft.com/office/drawing/2017/model3d" xmlns:o="urn:schemas-microsoft-com:office:office" xmlns:oel="http://schemas.microsoft.com/office/2019/extlst" xmlns:r="http://schemas.openxmlformats.org/officeDocument/2006/relationships" xmlns:m="http://schemas.openxmlformats.org/officeDocument/2006/math" xmlns:v="urn:schemas-microsoft-com:vml" xmlns:wp14="http://schemas.microsoft.com/office/word/2010/wordprocessingDrawing" xmlns:wp="http://schemas.openxmlformats.org/drawingml/2006/wordprocessingDrawing" xmlns:w10="urn:schemas-microsoft-com:office:word" xmlns:w="http://schemas.openxmlformats.org/wordprocessingml/2006/main" xmlns:w14="http://schemas.microsoft.com/office/word/2010/wordml" xmlns:w15="http://schemas.microsoft.com/office/word/2012/wordml" xmlns:w16cei="http://schemas.microsoft.com/office/word/2026/wordml/cei" xmlns:w16cex="http://schemas.microsoft.com/office/word/2018/wordml/cex" xmlns:w16cid="http://schemas.microsoft.com/office/word/2016/wordml/cid" xmlns:w16="http://schemas.microsoft.com/office/word/2018/wordml" xmlns:w16du="http://schemas.microsoft.com/office/word/2023/wordml/word16du" xmlns:w16sdtdh="http://schemas.microsoft.com/office/word/2020/wordml/sdtdatahash" xmlns:w16sdtfl="http://schemas.microsoft.com/office/word/2024/wordml/sdtformatlock" xmlns:w16se="http://schemas.microsoft.com/office/word/2015/wordml/symex" xmlns:wpg="http://schemas.microsoft.com/office/word/2010/wordprocessingGroup" xmlns:wpi="http://schemas.microsoft.com/office/word/2010/wordprocessingInk" xmlns:wne="http://schemas.microsoft.com/office/word/2006/wordml" xmlns:wps="http://schemas.microsoft.com/office/word/2010/wordprocessingShape" mc:Ignorable="w14 w15 w16se w16cid w16 w16cex w16sdtdh w16sdtfl w16du wp14">
   <w:body>
+    <w:p>
+      <w:pPr>
+        <w:pStyle w:val="Logo"/>
+      </w:pPr>
+      <w:r>
+        <w:t xml:space="preserve"> </w:t>
+      </w:r>
+    </w:p>
     <w:sdt>
       <w:sdtPr>
         <w:id w:val="-388415555"/>
@@ -5198,690 +5206,11 @@
         <w:t xml:space="preserve"> </w:t>
       </w:r>
     </w:p>
-    <w:tbl>
-      <w:tblPr>
-        <w:tblStyle w:val="TipTable"/>
-        <w:tblW w:w="5014" w:type="pct"/>
-        <w:tblLook w:val="04A0" w:firstRow="1" w:lastRow="0" w:firstColumn="1" w:lastColumn="0" w:noHBand="0" w:noVBand="1"/>
-      </w:tblPr>
-      <w:tblGrid>
-        <w:gridCol w:w="648"/>
-        <w:gridCol w:w="8738"/>
-      </w:tblGrid>
-      <w:tr>
-        <w:tc>
-          <w:tcPr>
-            <w:cnfStyle w:val="001000000000" w:firstRow="0" w:lastRow="0" w:firstColumn="1" w:lastColumn="0" w:oddVBand="0" w:evenVBand="0" w:oddHBand="0" w:evenHBand="0" w:firstRowFirstColumn="0" w:firstRowLastColumn="0" w:lastRowFirstColumn="0" w:lastRowLastColumn="0"/>
-            <w:tcW w:w="345" w:type="pct"/>
-          </w:tcPr>
-          <w:p>
-            <w:pPr>
-              <w:pStyle w:val="Icon"/>
-              <w:rPr>
-                <w:rFonts w:cs="Times New Roman"/>
-                <w:sz w:val="20"/>
-                <w:u w:val="double"/>
-              </w:rPr>
-            </w:pPr>
-            <w:r>
-              <w:rPr>
-                <w:rFonts w:cs="Times New Roman"/>
-                <w:noProof/>
-                <w:sz w:val="20"/>
-                <w:lang w:eastAsia="en-US"/>
-              </w:rPr>
-              <mc:AlternateContent>
-                <mc:Choice Requires="wpg">
-                  <w:drawing>
-                    <wp:inline distT="0" distB="0" distL="0" distR="0" wp14:anchorId="0969AAC0" wp14:editId="35C83B87">
-                      <wp:extent cx="228600" cy="228600"/>
-                      <wp:effectExtent l="0" t="0" r="0" b="0"/>
-                      <wp:docPr id="105" name="Group 19" descr="Tip icon"/>
-                      <wp:cNvGraphicFramePr/>
-                      <a:graphic xmlns:a="http://schemas.openxmlformats.org/drawingml/2006/main">
-                        <a:graphicData uri="http://schemas.microsoft.com/office/word/2010/wordprocessingGroup">
-                          <wpg:wgp>
-                            <wpg:cNvGrpSpPr/>
-                            <wpg:grpSpPr>
-                              <a:xfrm>
-                                <a:off x="0" y="0"/>
-                                <a:ext cx="228600" cy="228600"/>
-                                <a:chOff x="0" y="0"/>
-                                <a:chExt cx="228600" cy="228600"/>
-                              </a:xfrm>
-                            </wpg:grpSpPr>
-                            <wps:wsp>
-                              <wps:cNvPr id="106" name="Oval 106"/>
-                              <wps:cNvSpPr>
-                                <a:spLocks noChangeAspect="1" noChangeArrowheads="1"/>
-                              </wps:cNvSpPr>
-                              <wps:spPr bwMode="auto">
-                                <a:xfrm>
-                                  <a:off x="0" y="0"/>
-                                  <a:ext cx="228600" cy="228600"/>
-                                </a:xfrm>
-                                <a:prstGeom prst="ellipse">
-                                  <a:avLst/>
-                                </a:prstGeom>
-                                <a:solidFill>
-                                  <a:schemeClr val="accent1"/>
-                                </a:solidFill>
-                                <a:ln w="0">
-                                  <a:noFill/>
-                                  <a:prstDash val="solid"/>
-                                  <a:miter lim="800000"/>
-                                  <a:headEnd/>
-                                  <a:tailEnd/>
-                                </a:ln>
-                              </wps:spPr>
-                              <wps:bodyPr rot="0" vert="horz" wrap="square" lIns="91440" tIns="45720" rIns="91440" bIns="45720" anchor="t" anchorCtr="0" upright="1">
-                                <a:noAutofit/>
-                              </wps:bodyPr>
-                            </wps:wsp>
-                            <wps:wsp>
-                              <wps:cNvPr id="107" name="Freeform 107"/>
-                              <wps:cNvSpPr/>
-                              <wps:spPr>
-                                <a:xfrm>
-                                  <a:off x="98639" y="50800"/>
-                                  <a:ext cx="31322" cy="127000"/>
-                                </a:xfrm>
-                                <a:custGeom>
-                                  <a:avLst/>
-                                  <a:gdLst>
-                                    <a:gd name="connsiteX0" fmla="*/ 3915 w 31322"/>
-                                    <a:gd name="connsiteY0" fmla="*/ 38279 h 127000"/>
-                                    <a:gd name="connsiteX1" fmla="*/ 27406 w 31322"/>
-                                    <a:gd name="connsiteY1" fmla="*/ 38279 h 127000"/>
-                                    <a:gd name="connsiteX2" fmla="*/ 27406 w 31322"/>
-                                    <a:gd name="connsiteY2" fmla="*/ 127000 h 127000"/>
-                                    <a:gd name="connsiteX3" fmla="*/ 3915 w 31322"/>
-                                    <a:gd name="connsiteY3" fmla="*/ 127000 h 127000"/>
-                                    <a:gd name="connsiteX4" fmla="*/ 15661 w 31322"/>
-                                    <a:gd name="connsiteY4" fmla="*/ 0 h 127000"/>
-                                    <a:gd name="connsiteX5" fmla="*/ 31322 w 31322"/>
-                                    <a:gd name="connsiteY5" fmla="*/ 15661 h 127000"/>
-                                    <a:gd name="connsiteX6" fmla="*/ 15661 w 31322"/>
-                                    <a:gd name="connsiteY6" fmla="*/ 31322 h 127000"/>
-                                    <a:gd name="connsiteX7" fmla="*/ 0 w 31322"/>
-                                    <a:gd name="connsiteY7" fmla="*/ 15661 h 127000"/>
-                                    <a:gd name="connsiteX8" fmla="*/ 15661 w 31322"/>
-                                    <a:gd name="connsiteY8" fmla="*/ 0 h 127000"/>
-                                  </a:gdLst>
-                                  <a:ahLst/>
-                                  <a:cxnLst>
-                                    <a:cxn ang="0">
-                                      <a:pos x="connsiteX0" y="connsiteY0"/>
-                                    </a:cxn>
-                                    <a:cxn ang="0">
-                                      <a:pos x="connsiteX1" y="connsiteY1"/>
-                                    </a:cxn>
-                                    <a:cxn ang="0">
-                                      <a:pos x="connsiteX2" y="connsiteY2"/>
-                                    </a:cxn>
-                                    <a:cxn ang="0">
-                                      <a:pos x="connsiteX3" y="connsiteY3"/>
-                                    </a:cxn>
-                                    <a:cxn ang="0">
-                                      <a:pos x="connsiteX4" y="connsiteY4"/>
-                                    </a:cxn>
-                                    <a:cxn ang="0">
-                                      <a:pos x="connsiteX5" y="connsiteY5"/>
-                                    </a:cxn>
-                                    <a:cxn ang="0">
-                                      <a:pos x="connsiteX6" y="connsiteY6"/>
-                                    </a:cxn>
-                                    <a:cxn ang="0">
-                                      <a:pos x="connsiteX7" y="connsiteY7"/>
-                                    </a:cxn>
-                                    <a:cxn ang="0">
-                                      <a:pos x="connsiteX8" y="connsiteY8"/>
-                                    </a:cxn>
-                                  </a:cxnLst>
-                                  <a:rect l="l" t="t" r="r" b="b"/>
-                                  <a:pathLst>
-                                    <a:path w="31322" h="127000">
-                                      <a:moveTo>
-                                        <a:pt x="3915" y="38279"/>
-                                      </a:moveTo>
-                                      <a:lnTo>
-                                        <a:pt x="27406" y="38279"/>
-                                      </a:lnTo>
-                                      <a:lnTo>
-                                        <a:pt x="27406" y="127000"/>
-                                      </a:lnTo>
-                                      <a:lnTo>
-                                        <a:pt x="3915" y="127000"/>
-                                      </a:lnTo>
-                                      <a:close/>
-                                      <a:moveTo>
-                                        <a:pt x="15661" y="0"/>
-                                      </a:moveTo>
-                                      <a:cubicBezTo>
-                                        <a:pt x="24310" y="0"/>
-                                        <a:pt x="31322" y="7012"/>
-                                        <a:pt x="31322" y="15661"/>
-                                      </a:cubicBezTo>
-                                      <a:cubicBezTo>
-                                        <a:pt x="31322" y="24310"/>
-                                        <a:pt x="24310" y="31322"/>
-                                        <a:pt x="15661" y="31322"/>
-                                      </a:cubicBezTo>
-                                      <a:cubicBezTo>
-                                        <a:pt x="7012" y="31322"/>
-                                        <a:pt x="0" y="24310"/>
-                                        <a:pt x="0" y="15661"/>
-                                      </a:cubicBezTo>
-                                      <a:cubicBezTo>
-                                        <a:pt x="0" y="7012"/>
-                                        <a:pt x="7012" y="0"/>
-                                        <a:pt x="15661" y="0"/>
-                                      </a:cubicBezTo>
-                                      <a:close/>
-                                    </a:path>
-                                  </a:pathLst>
-                                </a:custGeom>
-                                <a:solidFill>
-                                  <a:schemeClr val="bg1"/>
-                                </a:solidFill>
-                                <a:ln>
-                                  <a:noFill/>
-                                </a:ln>
-                              </wps:spPr>
-                              <wps:style>
-                                <a:lnRef idx="2">
-                                  <a:schemeClr val="accent1">
-                                    <a:shade val="50000"/>
-                                  </a:schemeClr>
-                                </a:lnRef>
-                                <a:fillRef idx="1">
-                                  <a:schemeClr val="accent1"/>
-                                </a:fillRef>
-                                <a:effectRef idx="0">
-                                  <a:schemeClr val="accent1"/>
-                                </a:effectRef>
-                                <a:fontRef idx="minor">
-                                  <a:schemeClr val="lt1"/>
-                                </a:fontRef>
-                              </wps:style>
-                              <wps:bodyPr rot="0" spcFirstLastPara="0" vert="horz" wrap="square" lIns="91440" tIns="45720" rIns="91440" bIns="45720" numCol="1" spcCol="0" rtlCol="0" fromWordArt="0" anchor="ctr" anchorCtr="0" forceAA="0" compatLnSpc="1">
-                                <a:prstTxWarp prst="textNoShape">
-                                  <a:avLst/>
-                                </a:prstTxWarp>
-                                <a:noAutofit/>
-                              </wps:bodyPr>
-                            </wps:wsp>
-                          </wpg:wgp>
-                        </a:graphicData>
-                      </a:graphic>
-                    </wp:inline>
-                  </w:drawing>
-                </mc:Choice>
-                <mc:Fallback>
-                  <w:pict>
-                    <v:group w14:anchorId="1526ECBF" id="Group 19" o:spid="_x0000_s1026" alt="Tip icon" style="width:18pt;height:18pt;mso-position-horizontal-relative:char;mso-position-vertical-relative:line" coordsize="228600,228600" o:gfxdata="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">
-                      <v:oval id="Oval 106" o:spid="_x0000_s1027" style="position:absolute;width:228600;height:228600;visibility:visible;mso-wrap-style:square;v-text-anchor:top" o:gfxdata="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" fillcolor="#f24f4f [3204]" stroked="f" strokeweight="0">
-                        <v:stroke joinstyle="miter"/>
-                        <o:lock v:ext="edit" aspectratio="t"/>
-                      </v:oval>
-                      <v:shape id="Freeform 107" o:spid="_x0000_s1028" style="position:absolute;left:98639;top:50800;width:31322;height:127000;visibility:visible;mso-wrap-style:square;v-text-anchor:middle" coordsize="31322,127000" o:gfxdata="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" path="m3915,38279r23491,l27406,127000r-23491,l3915,38279xm15661,v8649,,15661,7012,15661,15661c31322,24310,24310,31322,15661,31322,7012,31322,,24310,,15661,,7012,7012,,15661,xe" fillcolor="white [3212]" stroked="f" strokeweight="1pt">
-                        <v:stroke joinstyle="miter"/>
-                        <v:path arrowok="t" o:connecttype="custom" o:connectlocs="3915,38279;27406,38279;27406,127000;3915,127000;15661,0;31322,15661;15661,31322;0,15661;15661,0" o:connectangles="0,0,0,0,0,0,0,0,0"/>
-                      </v:shape>
-                      <w10:anchorlock/>
-                    </v:group>
-                  </w:pict>
-                </mc:Fallback>
-              </mc:AlternateContent>
-            </w:r>
-          </w:p>
-        </w:tc>
-        <w:tc>
-          <w:tcPr>
-            <w:tcW w:w="4655" w:type="pct"/>
-          </w:tcPr>
-          <w:p>
-            <w:pPr>
-              <w:pStyle w:val="TipText"/>
-              <w:cnfStyle w:val="000000000000" w:firstRow="0" w:lastRow="0" w:firstColumn="0" w:lastColumn="0" w:oddVBand="0" w:evenVBand="0" w:oddHBand="0" w:evenHBand="0" w:firstRowFirstColumn="0" w:firstRowLastColumn="0" w:lastRowFirstColumn="0" w:lastRowLastColumn="0"/>
-              <w:rPr>
-                <w:rFonts w:ascii="Times New Roman" w:hAnsi="Times New Roman" w:cs="Times New Roman"/>
-                <w:i w:val="0"/>
-                <w:sz w:val="24"/>
-                <w:szCs w:val="24"/>
-              </w:rPr>
-            </w:pPr>
-            <w:r>
-              <w:rPr>
-                <w:rFonts w:ascii="Times New Roman" w:hAnsi="Times New Roman" w:cs="Times New Roman"/>
-                <w:i w:val="0"/>
-                <w:sz w:val="24"/>
-                <w:szCs w:val="24"/>
-              </w:rPr>
-              <w:t>See the section “</w:t>
-            </w:r>
-            <w:r>
-              <w:rPr>
-                <w:rFonts w:ascii="Times New Roman" w:hAnsi="Times New Roman" w:cs="Times New Roman"/>
-                <w:i w:val="0"/>
-                <w:sz w:val="24"/>
-                <w:szCs w:val="24"/>
-              </w:rPr>
-              <w:t>Developing Scope, Preliminary Plan and Budget</w:t>
-            </w:r>
-            <w:r>
-              <w:rPr>
-                <w:rFonts w:ascii="Times New Roman" w:hAnsi="Times New Roman" w:cs="Times New Roman"/>
-                <w:i w:val="0"/>
-                <w:sz w:val="24"/>
-                <w:szCs w:val="24"/>
-              </w:rPr>
-              <w:t xml:space="preserve">” </w:t>
-            </w:r>
-            <w:r>
-              <w:rPr>
-                <w:rFonts w:ascii="Times New Roman" w:hAnsi="Times New Roman" w:cs="Times New Roman"/>
-                <w:i w:val="0"/>
-                <w:sz w:val="24"/>
-                <w:szCs w:val="24"/>
-              </w:rPr>
-              <w:t xml:space="preserve">in Chapter 2 </w:t>
-            </w:r>
-            <w:r>
-              <w:rPr>
-                <w:rFonts w:ascii="Times New Roman" w:hAnsi="Times New Roman" w:cs="Times New Roman"/>
-                <w:i w:val="0"/>
-                <w:sz w:val="24"/>
-                <w:szCs w:val="24"/>
-              </w:rPr>
-              <w:t xml:space="preserve">of the </w:t>
-            </w:r>
-            <w:r>
-              <w:rPr>
-                <w:rFonts w:ascii="Times New Roman" w:hAnsi="Times New Roman" w:cs="Times New Roman"/>
-                <w:sz w:val="24"/>
-                <w:szCs w:val="24"/>
-              </w:rPr>
-              <w:t>BI Guidebook</w:t>
-            </w:r>
-            <w:r>
-              <w:rPr>
-                <w:rFonts w:ascii="Times New Roman" w:hAnsi="Times New Roman" w:cs="Times New Roman"/>
-                <w:sz w:val="24"/>
-                <w:szCs w:val="24"/>
-              </w:rPr>
-              <w:t xml:space="preserve"> </w:t>
-            </w:r>
-            <w:r>
-              <w:rPr>
-                <w:rFonts w:ascii="Times New Roman" w:hAnsi="Times New Roman" w:cs="Times New Roman"/>
-                <w:i w:val="0"/>
-                <w:sz w:val="24"/>
-                <w:szCs w:val="24"/>
-              </w:rPr>
-              <w:t xml:space="preserve">for a discussion on </w:t>
-            </w:r>
-            <w:r>
-              <w:rPr>
-                <w:rFonts w:ascii="Times New Roman" w:hAnsi="Times New Roman" w:cs="Times New Roman"/>
-                <w:i w:val="0"/>
-                <w:sz w:val="24"/>
-                <w:szCs w:val="24"/>
-              </w:rPr>
-              <w:t xml:space="preserve">developing a project budget and calculating a return on investment (ROI). </w:t>
-            </w:r>
-          </w:p>
-          <w:p>
-            <w:pPr>
-              <w:pStyle w:val="TipText"/>
-              <w:cnfStyle w:val="000000000000" w:firstRow="0" w:lastRow="0" w:firstColumn="0" w:lastColumn="0" w:oddVBand="0" w:evenVBand="0" w:oddHBand="0" w:evenHBand="0" w:firstRowFirstColumn="0" w:firstRowLastColumn="0" w:lastRowFirstColumn="0" w:lastRowLastColumn="0"/>
-              <w:rPr>
-                <w:rFonts w:ascii="Times New Roman" w:hAnsi="Times New Roman" w:cs="Times New Roman"/>
-                <w:i w:val="0"/>
-                <w:sz w:val="24"/>
-                <w:szCs w:val="24"/>
-              </w:rPr>
-            </w:pPr>
-            <w:r>
-              <w:rPr>
-                <w:rFonts w:ascii="Times New Roman" w:hAnsi="Times New Roman" w:cs="Times New Roman"/>
-                <w:i w:val="0"/>
-                <w:sz w:val="24"/>
-                <w:szCs w:val="24"/>
-              </w:rPr>
-              <w:t>Depending on the scope of the project and how an enterprise handles financially justifying a project, this section is often done in collaboration with a repres</w:t>
-            </w:r>
-            <w:r>
-              <w:rPr>
-                <w:rFonts w:ascii="Times New Roman" w:hAnsi="Times New Roman" w:cs="Times New Roman"/>
-                <w:i w:val="0"/>
-                <w:sz w:val="24"/>
-                <w:szCs w:val="24"/>
-              </w:rPr>
-              <w:t>entative from the enterprise’s f</w:t>
-            </w:r>
-            <w:r>
-              <w:rPr>
-                <w:rFonts w:ascii="Times New Roman" w:hAnsi="Times New Roman" w:cs="Times New Roman"/>
-                <w:i w:val="0"/>
-                <w:sz w:val="24"/>
-                <w:szCs w:val="24"/>
-              </w:rPr>
-              <w:t>inance group. In that collaboration the BI would be responsible f</w:t>
-            </w:r>
-            <w:r>
-              <w:rPr>
-                <w:rFonts w:ascii="Times New Roman" w:hAnsi="Times New Roman" w:cs="Times New Roman"/>
-                <w:i w:val="0"/>
-                <w:sz w:val="24"/>
-                <w:szCs w:val="24"/>
-              </w:rPr>
-              <w:t>or identifying costs while the f</w:t>
-            </w:r>
-            <w:r>
-              <w:rPr>
-                <w:rFonts w:ascii="Times New Roman" w:hAnsi="Times New Roman" w:cs="Times New Roman"/>
-                <w:i w:val="0"/>
-                <w:sz w:val="24"/>
-                <w:szCs w:val="24"/>
-              </w:rPr>
-              <w:t>inance person would determine how those costs are represented in a budget and calculate ROI.</w:t>
-            </w:r>
-          </w:p>
-        </w:tc>
-      </w:tr>
-    </w:tbl>
     <w:p>
-      <w:pPr>
-        <w:pStyle w:val="NoSpacing"/>
-      </w:pPr>
+      <w:r>
+        <w:t>The Retail Store Communication Failure Analysis and Prediction System will require investment in software development, data integration, analytics infrastructure, and employee training. While the project introduces upfront implementation costs, it is expected to reduce operational expenses associated with recurring communication failures, reactive IT support, and extended store downtime. The project is expected to provide long-term value through improved infrastructure planning, increase network reliability, and more efficient use of IT resources.</w:t>
+      </w:r>
     </w:p>
-    <w:tbl>
-      <w:tblPr>
-        <w:tblStyle w:val="TipTable"/>
-        <w:tblW w:w="5014" w:type="pct"/>
-        <w:shd w:val="clear" w:color="auto" w:fill="E4E3E2" w:themeFill="background2"/>
-        <w:tblCellMar>
-          <w:top w:w="0" w:type="dxa"/>
-        </w:tblCellMar>
-        <w:tblLook w:val="04A0" w:firstRow="1" w:lastRow="0" w:firstColumn="1" w:lastColumn="0" w:noHBand="0" w:noVBand="1"/>
-      </w:tblPr>
-      <w:tblGrid>
-        <w:gridCol w:w="648"/>
-        <w:gridCol w:w="8738"/>
-      </w:tblGrid>
-      <w:tr>
-        <w:tc>
-          <w:tcPr>
-            <w:cnfStyle w:val="001000000000" w:firstRow="0" w:lastRow="0" w:firstColumn="1" w:lastColumn="0" w:oddVBand="0" w:evenVBand="0" w:oddHBand="0" w:evenHBand="0" w:firstRowFirstColumn="0" w:firstRowLastColumn="0" w:lastRowFirstColumn="0" w:lastRowLastColumn="0"/>
-            <w:tcW w:w="345" w:type="pct"/>
-            <w:shd w:val="clear" w:color="auto" w:fill="E4E3E2" w:themeFill="background2"/>
-            <w:vAlign w:val="center"/>
-          </w:tcPr>
-          <w:p>
-            <w:pPr>
-              <w:pStyle w:val="InsetTextHere"/>
-            </w:pPr>
-            <w:r>
-              <mc:AlternateContent>
-                <mc:Choice Requires="wpg">
-                  <w:drawing>
-                    <wp:inline distT="0" distB="0" distL="0" distR="0" wp14:anchorId="5DA07139" wp14:editId="6F2486F9">
-                      <wp:extent cx="228600" cy="228600"/>
-                      <wp:effectExtent l="0" t="0" r="0" b="0"/>
-                      <wp:docPr id="126" name="Group 126" descr="Tip icon"/>
-                      <wp:cNvGraphicFramePr/>
-                      <a:graphic xmlns:a="http://schemas.openxmlformats.org/drawingml/2006/main">
-                        <a:graphicData uri="http://schemas.microsoft.com/office/word/2010/wordprocessingGroup">
-                          <wpg:wgp>
-                            <wpg:cNvGrpSpPr/>
-                            <wpg:grpSpPr>
-                              <a:xfrm>
-                                <a:off x="0" y="0"/>
-                                <a:ext cx="228600" cy="228600"/>
-                                <a:chOff x="0" y="0"/>
-                                <a:chExt cx="228600" cy="228600"/>
-                              </a:xfrm>
-                            </wpg:grpSpPr>
-                            <wps:wsp>
-                              <wps:cNvPr id="127" name="Oval 127"/>
-                              <wps:cNvSpPr>
-                                <a:spLocks noChangeAspect="1" noChangeArrowheads="1"/>
-                              </wps:cNvSpPr>
-                              <wps:spPr bwMode="auto">
-                                <a:xfrm>
-                                  <a:off x="0" y="0"/>
-                                  <a:ext cx="228600" cy="228600"/>
-                                </a:xfrm>
-                                <a:prstGeom prst="ellipse">
-                                  <a:avLst/>
-                                </a:prstGeom>
-                                <a:solidFill>
-                                  <a:schemeClr val="accent1"/>
-                                </a:solidFill>
-                                <a:ln w="0">
-                                  <a:noFill/>
-                                  <a:prstDash val="solid"/>
-                                  <a:miter lim="800000"/>
-                                  <a:headEnd/>
-                                  <a:tailEnd/>
-                                </a:ln>
-                              </wps:spPr>
-                              <wps:bodyPr rot="0" vert="horz" wrap="square" lIns="91440" tIns="45720" rIns="91440" bIns="45720" anchor="t" anchorCtr="0" upright="1">
-                                <a:noAutofit/>
-                              </wps:bodyPr>
-                            </wps:wsp>
-                            <wps:wsp>
-                              <wps:cNvPr id="128" name="Freeform 128"/>
-                              <wps:cNvSpPr/>
-                              <wps:spPr>
-                                <a:xfrm>
-                                  <a:off x="98639" y="50800"/>
-                                  <a:ext cx="31322" cy="127000"/>
-                                </a:xfrm>
-                                <a:custGeom>
-                                  <a:avLst/>
-                                  <a:gdLst>
-                                    <a:gd name="connsiteX0" fmla="*/ 3915 w 31322"/>
-                                    <a:gd name="connsiteY0" fmla="*/ 38279 h 127000"/>
-                                    <a:gd name="connsiteX1" fmla="*/ 27406 w 31322"/>
-                                    <a:gd name="connsiteY1" fmla="*/ 38279 h 127000"/>
-                                    <a:gd name="connsiteX2" fmla="*/ 27406 w 31322"/>
-                                    <a:gd name="connsiteY2" fmla="*/ 127000 h 127000"/>
-                                    <a:gd name="connsiteX3" fmla="*/ 3915 w 31322"/>
-                                    <a:gd name="connsiteY3" fmla="*/ 127000 h 127000"/>
-                                    <a:gd name="connsiteX4" fmla="*/ 15661 w 31322"/>
-                                    <a:gd name="connsiteY4" fmla="*/ 0 h 127000"/>
-                                    <a:gd name="connsiteX5" fmla="*/ 31322 w 31322"/>
-                                    <a:gd name="connsiteY5" fmla="*/ 15661 h 127000"/>
-                                    <a:gd name="connsiteX6" fmla="*/ 15661 w 31322"/>
-                                    <a:gd name="connsiteY6" fmla="*/ 31322 h 127000"/>
-                                    <a:gd name="connsiteX7" fmla="*/ 0 w 31322"/>
-                                    <a:gd name="connsiteY7" fmla="*/ 15661 h 127000"/>
-                                    <a:gd name="connsiteX8" fmla="*/ 15661 w 31322"/>
-                                    <a:gd name="connsiteY8" fmla="*/ 0 h 127000"/>
-                                  </a:gdLst>
-                                  <a:ahLst/>
-                                  <a:cxnLst>
-                                    <a:cxn ang="0">
-                                      <a:pos x="connsiteX0" y="connsiteY0"/>
-                                    </a:cxn>
-                                    <a:cxn ang="0">
-                                      <a:pos x="connsiteX1" y="connsiteY1"/>
-                                    </a:cxn>
-                                    <a:cxn ang="0">
-                                      <a:pos x="connsiteX2" y="connsiteY2"/>
-                                    </a:cxn>
-                                    <a:cxn ang="0">
-                                      <a:pos x="connsiteX3" y="connsiteY3"/>
-                                    </a:cxn>
-                                    <a:cxn ang="0">
-                                      <a:pos x="connsiteX4" y="connsiteY4"/>
-                                    </a:cxn>
-                                    <a:cxn ang="0">
-                                      <a:pos x="connsiteX5" y="connsiteY5"/>
-                                    </a:cxn>
-                                    <a:cxn ang="0">
-                                      <a:pos x="connsiteX6" y="connsiteY6"/>
-                                    </a:cxn>
-                                    <a:cxn ang="0">
-                                      <a:pos x="connsiteX7" y="connsiteY7"/>
-                                    </a:cxn>
-                                    <a:cxn ang="0">
-                                      <a:pos x="connsiteX8" y="connsiteY8"/>
-                                    </a:cxn>
-                                  </a:cxnLst>
-                                  <a:rect l="l" t="t" r="r" b="b"/>
-                                  <a:pathLst>
-                                    <a:path w="31322" h="127000">
-                                      <a:moveTo>
-                                        <a:pt x="3915" y="38279"/>
-                                      </a:moveTo>
-                                      <a:lnTo>
-                                        <a:pt x="27406" y="38279"/>
-                                      </a:lnTo>
-                                      <a:lnTo>
-                                        <a:pt x="27406" y="127000"/>
-                                      </a:lnTo>
-                                      <a:lnTo>
-                                        <a:pt x="3915" y="127000"/>
-                                      </a:lnTo>
-                                      <a:close/>
-                                      <a:moveTo>
-                                        <a:pt x="15661" y="0"/>
-                                      </a:moveTo>
-                                      <a:cubicBezTo>
-                                        <a:pt x="24310" y="0"/>
-                                        <a:pt x="31322" y="7012"/>
-                                        <a:pt x="31322" y="15661"/>
-                                      </a:cubicBezTo>
-                                      <a:cubicBezTo>
-                                        <a:pt x="31322" y="24310"/>
-                                        <a:pt x="24310" y="31322"/>
-                                        <a:pt x="15661" y="31322"/>
-                                      </a:cubicBezTo>
-                                      <a:cubicBezTo>
-                                        <a:pt x="7012" y="31322"/>
-                                        <a:pt x="0" y="24310"/>
-                                        <a:pt x="0" y="15661"/>
-                                      </a:cubicBezTo>
-                                      <a:cubicBezTo>
-                                        <a:pt x="0" y="7012"/>
-                                        <a:pt x="7012" y="0"/>
-                                        <a:pt x="15661" y="0"/>
-                                      </a:cubicBezTo>
-                                      <a:close/>
-                                    </a:path>
-                                  </a:pathLst>
-                                </a:custGeom>
-                                <a:solidFill>
-                                  <a:schemeClr val="bg1"/>
-                                </a:solidFill>
-                                <a:ln>
-                                  <a:noFill/>
-                                </a:ln>
-                              </wps:spPr>
-                              <wps:style>
-                                <a:lnRef idx="2">
-                                  <a:schemeClr val="accent1">
-                                    <a:shade val="50000"/>
-                                  </a:schemeClr>
-                                </a:lnRef>
-                                <a:fillRef idx="1">
-                                  <a:schemeClr val="accent1"/>
-                                </a:fillRef>
-                                <a:effectRef idx="0">
-                                  <a:schemeClr val="accent1"/>
-                                </a:effectRef>
-                                <a:fontRef idx="minor">
-                                  <a:schemeClr val="lt1"/>
-                                </a:fontRef>
-                              </wps:style>
-                              <wps:bodyPr rot="0" spcFirstLastPara="0" vert="horz" wrap="square" lIns="91440" tIns="45720" rIns="91440" bIns="45720" numCol="1" spcCol="0" rtlCol="0" fromWordArt="0" anchor="ctr" anchorCtr="0" forceAA="0" compatLnSpc="1">
-                                <a:prstTxWarp prst="textNoShape">
-                                  <a:avLst/>
-                                </a:prstTxWarp>
-                                <a:noAutofit/>
-                              </wps:bodyPr>
-                            </wps:wsp>
-                          </wpg:wgp>
-                        </a:graphicData>
-                      </a:graphic>
-                    </wp:inline>
-                  </w:drawing>
-                </mc:Choice>
-                <mc:Fallback>
-                  <w:pict>
-                    <v:group w14:anchorId="06B9EC53" id="Group 126" o:spid="_x0000_s1026" alt="Tip icon" style="width:18pt;height:18pt;mso-position-horizontal-relative:char;mso-position-vertical-relative:line" coordsize="228600,228600" o:gfxdata="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">
-                      <v:oval id="Oval 127" o:spid="_x0000_s1027" style="position:absolute;width:228600;height:228600;visibility:visible;mso-wrap-style:square;v-text-anchor:top" o:gfxdata="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" fillcolor="#f24f4f [3204]" stroked="f" strokeweight="0">
-                        <v:stroke joinstyle="miter"/>
-                        <o:lock v:ext="edit" aspectratio="t"/>
-                      </v:oval>
-                      <v:shape id="Freeform 128" o:spid="_x0000_s1028" style="position:absolute;left:98639;top:50800;width:31322;height:127000;visibility:visible;mso-wrap-style:square;v-text-anchor:middle" coordsize="31322,127000" o:gfxdata="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" path="m3915,38279r23491,l27406,127000r-23491,l3915,38279xm15661,v8649,,15661,7012,15661,15661c31322,24310,24310,31322,15661,31322,7012,31322,,24310,,15661,,7012,7012,,15661,xe" fillcolor="white [3212]" stroked="f" strokeweight="1pt">
-                        <v:stroke joinstyle="miter"/>
-                        <v:path arrowok="t" o:connecttype="custom" o:connectlocs="3915,38279;27406,38279;27406,127000;3915,127000;15661,0;31322,15661;15661,31322;0,15661;15661,0" o:connectangles="0,0,0,0,0,0,0,0,0"/>
-                      </v:shape>
-                      <w10:anchorlock/>
-                    </v:group>
-                  </w:pict>
-                </mc:Fallback>
-              </mc:AlternateContent>
-            </w:r>
-          </w:p>
-        </w:tc>
-        <w:tc>
-          <w:tcPr>
-            <w:tcW w:w="4655" w:type="pct"/>
-            <w:shd w:val="clear" w:color="auto" w:fill="E4E3E2" w:themeFill="background2"/>
-            <w:vAlign w:val="center"/>
-          </w:tcPr>
-          <w:p>
-            <w:pPr>
-              <w:pStyle w:val="TipText"/>
-              <w:cnfStyle w:val="000000000000" w:firstRow="0" w:lastRow="0" w:firstColumn="0" w:lastColumn="0" w:oddVBand="0" w:evenVBand="0" w:oddHBand="0" w:evenHBand="0" w:firstRowFirstColumn="0" w:firstRowLastColumn="0" w:lastRowFirstColumn="0" w:lastRowLastColumn="0"/>
-              <w:rPr>
-                <w:szCs w:val="24"/>
-              </w:rPr>
-            </w:pPr>
-            <w:r>
-              <w:rPr>
-                <w:rFonts w:ascii="Times New Roman" w:hAnsi="Times New Roman" w:cs="Times New Roman"/>
-                <w:sz w:val="24"/>
-                <w:szCs w:val="24"/>
-              </w:rPr>
-              <w:t xml:space="preserve">Provide </w:t>
-            </w:r>
-            <w:proofErr w:type="gramStart"/>
-            <w:r>
-              <w:rPr>
-                <w:rFonts w:ascii="Times New Roman" w:hAnsi="Times New Roman" w:cs="Times New Roman"/>
-                <w:sz w:val="24"/>
-                <w:szCs w:val="24"/>
-              </w:rPr>
-              <w:t xml:space="preserve">a brief </w:t>
-            </w:r>
-            <w:r>
-              <w:rPr>
-                <w:rFonts w:ascii="Times New Roman" w:hAnsi="Times New Roman" w:cs="Times New Roman"/>
-                <w:sz w:val="24"/>
-                <w:szCs w:val="24"/>
-              </w:rPr>
-              <w:t>summary</w:t>
-            </w:r>
-            <w:proofErr w:type="gramEnd"/>
-            <w:r>
-              <w:rPr>
-                <w:rFonts w:ascii="Times New Roman" w:hAnsi="Times New Roman" w:cs="Times New Roman"/>
-                <w:sz w:val="24"/>
-                <w:szCs w:val="24"/>
-              </w:rPr>
-              <w:t xml:space="preserve"> of the project costs, benefits and ROI.</w:t>
-            </w:r>
-          </w:p>
-        </w:tc>
-      </w:tr>
-    </w:tbl>
-    <w:p/>
     <w:p>
       <w:pPr>
         <w:pStyle w:val="Heading2"/>
@@ -5906,14 +5235,20 @@
         <w:tblLook w:val="04A0" w:firstRow="1" w:lastRow="0" w:firstColumn="1" w:lastColumn="0" w:noHBand="0" w:noVBand="1"/>
       </w:tblPr>
       <w:tblGrid>
-        <w:gridCol w:w="648"/>
-        <w:gridCol w:w="8738"/>
+        <w:gridCol w:w="6480"/>
+        <w:gridCol w:w="2906"/>
       </w:tblGrid>
       <w:tr>
+        <w:trPr>
+          <w:trHeight w:val="486"/>
+        </w:trPr>
         <w:tc>
           <w:tcPr>
             <w:cnfStyle w:val="001000000000" w:firstRow="0" w:lastRow="0" w:firstColumn="1" w:lastColumn="0" w:oddVBand="0" w:evenVBand="0" w:oddHBand="0" w:evenHBand="0" w:firstRowFirstColumn="0" w:firstRowLastColumn="0" w:lastRowFirstColumn="0" w:lastRowLastColumn="0"/>
-            <w:tcW w:w="345" w:type="pct"/>
+            <w:tcW w:w="3452" w:type="pct"/>
+            <w:tcBorders>
+              <w:bottom w:val="single" w:sz="4" w:space="0" w:color="auto"/>
+            </w:tcBorders>
             <w:shd w:val="clear" w:color="auto" w:fill="E4E3E2" w:themeFill="background2"/>
             <w:vAlign w:val="center"/>
           </w:tcPr>
@@ -5922,221 +5257,27 @@
               <w:pStyle w:val="InsetTextHere"/>
             </w:pPr>
             <w:r>
-              <mc:AlternateContent>
-                <mc:Choice Requires="wpg">
-                  <w:drawing>
-                    <wp:inline distT="0" distB="0" distL="0" distR="0" wp14:anchorId="675AF48B" wp14:editId="27645C87">
-                      <wp:extent cx="228600" cy="228600"/>
-                      <wp:effectExtent l="0" t="0" r="0" b="0"/>
-                      <wp:docPr id="137" name="Group 137" descr="Tip icon"/>
-                      <wp:cNvGraphicFramePr/>
-                      <a:graphic xmlns:a="http://schemas.openxmlformats.org/drawingml/2006/main">
-                        <a:graphicData uri="http://schemas.microsoft.com/office/word/2010/wordprocessingGroup">
-                          <wpg:wgp>
-                            <wpg:cNvGrpSpPr/>
-                            <wpg:grpSpPr>
-                              <a:xfrm>
-                                <a:off x="0" y="0"/>
-                                <a:ext cx="228600" cy="228600"/>
-                                <a:chOff x="0" y="0"/>
-                                <a:chExt cx="228600" cy="228600"/>
-                              </a:xfrm>
-                            </wpg:grpSpPr>
-                            <wps:wsp>
-                              <wps:cNvPr id="183" name="Oval 183"/>
-                              <wps:cNvSpPr>
-                                <a:spLocks noChangeAspect="1" noChangeArrowheads="1"/>
-                              </wps:cNvSpPr>
-                              <wps:spPr bwMode="auto">
-                                <a:xfrm>
-                                  <a:off x="0" y="0"/>
-                                  <a:ext cx="228600" cy="228600"/>
-                                </a:xfrm>
-                                <a:prstGeom prst="ellipse">
-                                  <a:avLst/>
-                                </a:prstGeom>
-                                <a:solidFill>
-                                  <a:schemeClr val="accent1"/>
-                                </a:solidFill>
-                                <a:ln w="0">
-                                  <a:noFill/>
-                                  <a:prstDash val="solid"/>
-                                  <a:miter lim="800000"/>
-                                  <a:headEnd/>
-                                  <a:tailEnd/>
-                                </a:ln>
-                              </wps:spPr>
-                              <wps:bodyPr rot="0" vert="horz" wrap="square" lIns="91440" tIns="45720" rIns="91440" bIns="45720" anchor="t" anchorCtr="0" upright="1">
-                                <a:noAutofit/>
-                              </wps:bodyPr>
-                            </wps:wsp>
-                            <wps:wsp>
-                              <wps:cNvPr id="184" name="Freeform 184"/>
-                              <wps:cNvSpPr/>
-                              <wps:spPr>
-                                <a:xfrm>
-                                  <a:off x="98639" y="50800"/>
-                                  <a:ext cx="31322" cy="127000"/>
-                                </a:xfrm>
-                                <a:custGeom>
-                                  <a:avLst/>
-                                  <a:gdLst>
-                                    <a:gd name="connsiteX0" fmla="*/ 3915 w 31322"/>
-                                    <a:gd name="connsiteY0" fmla="*/ 38279 h 127000"/>
-                                    <a:gd name="connsiteX1" fmla="*/ 27406 w 31322"/>
-                                    <a:gd name="connsiteY1" fmla="*/ 38279 h 127000"/>
-                                    <a:gd name="connsiteX2" fmla="*/ 27406 w 31322"/>
-                                    <a:gd name="connsiteY2" fmla="*/ 127000 h 127000"/>
-                                    <a:gd name="connsiteX3" fmla="*/ 3915 w 31322"/>
-                                    <a:gd name="connsiteY3" fmla="*/ 127000 h 127000"/>
-                                    <a:gd name="connsiteX4" fmla="*/ 15661 w 31322"/>
-                                    <a:gd name="connsiteY4" fmla="*/ 0 h 127000"/>
-                                    <a:gd name="connsiteX5" fmla="*/ 31322 w 31322"/>
-                                    <a:gd name="connsiteY5" fmla="*/ 15661 h 127000"/>
-                                    <a:gd name="connsiteX6" fmla="*/ 15661 w 31322"/>
-                                    <a:gd name="connsiteY6" fmla="*/ 31322 h 127000"/>
-                                    <a:gd name="connsiteX7" fmla="*/ 0 w 31322"/>
-                                    <a:gd name="connsiteY7" fmla="*/ 15661 h 127000"/>
-                                    <a:gd name="connsiteX8" fmla="*/ 15661 w 31322"/>
-                                    <a:gd name="connsiteY8" fmla="*/ 0 h 127000"/>
-                                  </a:gdLst>
-                                  <a:ahLst/>
-                                  <a:cxnLst>
-                                    <a:cxn ang="0">
-                                      <a:pos x="connsiteX0" y="connsiteY0"/>
-                                    </a:cxn>
-                                    <a:cxn ang="0">
-                                      <a:pos x="connsiteX1" y="connsiteY1"/>
-                                    </a:cxn>
-                                    <a:cxn ang="0">
-                                      <a:pos x="connsiteX2" y="connsiteY2"/>
-                                    </a:cxn>
-                                    <a:cxn ang="0">
-                                      <a:pos x="connsiteX3" y="connsiteY3"/>
-                                    </a:cxn>
-                                    <a:cxn ang="0">
-                                      <a:pos x="connsiteX4" y="connsiteY4"/>
-                                    </a:cxn>
-                                    <a:cxn ang="0">
-                                      <a:pos x="connsiteX5" y="connsiteY5"/>
-                                    </a:cxn>
-                                    <a:cxn ang="0">
-                                      <a:pos x="connsiteX6" y="connsiteY6"/>
-                                    </a:cxn>
-                                    <a:cxn ang="0">
-                                      <a:pos x="connsiteX7" y="connsiteY7"/>
-                                    </a:cxn>
-                                    <a:cxn ang="0">
-                                      <a:pos x="connsiteX8" y="connsiteY8"/>
-                                    </a:cxn>
-                                  </a:cxnLst>
-                                  <a:rect l="l" t="t" r="r" b="b"/>
-                                  <a:pathLst>
-                                    <a:path w="31322" h="127000">
-                                      <a:moveTo>
-                                        <a:pt x="3915" y="38279"/>
-                                      </a:moveTo>
-                                      <a:lnTo>
-                                        <a:pt x="27406" y="38279"/>
-                                      </a:lnTo>
-                                      <a:lnTo>
-                                        <a:pt x="27406" y="127000"/>
-                                      </a:lnTo>
-                                      <a:lnTo>
-                                        <a:pt x="3915" y="127000"/>
-                                      </a:lnTo>
-                                      <a:close/>
-                                      <a:moveTo>
-                                        <a:pt x="15661" y="0"/>
-                                      </a:moveTo>
-                                      <a:cubicBezTo>
-                                        <a:pt x="24310" y="0"/>
-                                        <a:pt x="31322" y="7012"/>
-                                        <a:pt x="31322" y="15661"/>
-                                      </a:cubicBezTo>
-                                      <a:cubicBezTo>
-                                        <a:pt x="31322" y="24310"/>
-                                        <a:pt x="24310" y="31322"/>
-                                        <a:pt x="15661" y="31322"/>
-                                      </a:cubicBezTo>
-                                      <a:cubicBezTo>
-                                        <a:pt x="7012" y="31322"/>
-                                        <a:pt x="0" y="24310"/>
-                                        <a:pt x="0" y="15661"/>
-                                      </a:cubicBezTo>
-                                      <a:cubicBezTo>
-                                        <a:pt x="0" y="7012"/>
-                                        <a:pt x="7012" y="0"/>
-                                        <a:pt x="15661" y="0"/>
-                                      </a:cubicBezTo>
-                                      <a:close/>
-                                    </a:path>
-                                  </a:pathLst>
-                                </a:custGeom>
-                                <a:solidFill>
-                                  <a:schemeClr val="bg1"/>
-                                </a:solidFill>
-                                <a:ln>
-                                  <a:noFill/>
-                                </a:ln>
-                              </wps:spPr>
-                              <wps:style>
-                                <a:lnRef idx="2">
-                                  <a:schemeClr val="accent1">
-                                    <a:shade val="50000"/>
-                                  </a:schemeClr>
-                                </a:lnRef>
-                                <a:fillRef idx="1">
-                                  <a:schemeClr val="accent1"/>
-                                </a:fillRef>
-                                <a:effectRef idx="0">
-                                  <a:schemeClr val="accent1"/>
-                                </a:effectRef>
-                                <a:fontRef idx="minor">
-                                  <a:schemeClr val="lt1"/>
-                                </a:fontRef>
-                              </wps:style>
-                              <wps:bodyPr rot="0" spcFirstLastPara="0" vert="horz" wrap="square" lIns="91440" tIns="45720" rIns="91440" bIns="45720" numCol="1" spcCol="0" rtlCol="0" fromWordArt="0" anchor="ctr" anchorCtr="0" forceAA="0" compatLnSpc="1">
-                                <a:prstTxWarp prst="textNoShape">
-                                  <a:avLst/>
-                                </a:prstTxWarp>
-                                <a:noAutofit/>
-                              </wps:bodyPr>
-                            </wps:wsp>
-                          </wpg:wgp>
-                        </a:graphicData>
-                      </a:graphic>
-                    </wp:inline>
-                  </w:drawing>
-                </mc:Choice>
-                <mc:Fallback>
-                  <w:pict>
-                    <v:group w14:anchorId="17217E8D" id="Group 137" o:spid="_x0000_s1026" alt="Tip icon" style="width:18pt;height:18pt;mso-position-horizontal-relative:char;mso-position-vertical-relative:line" coordsize="228600,228600" o:gfxdata="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">
-                      <v:oval id="Oval 183" o:spid="_x0000_s1027" style="position:absolute;width:228600;height:228600;visibility:visible;mso-wrap-style:square;v-text-anchor:top" o:gfxdata="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" fillcolor="#f24f4f [3204]" stroked="f" strokeweight="0">
-                        <v:stroke joinstyle="miter"/>
-                        <o:lock v:ext="edit" aspectratio="t"/>
-                      </v:oval>
-                      <v:shape id="Freeform 184" o:spid="_x0000_s1028" style="position:absolute;left:98639;top:50800;width:31322;height:127000;visibility:visible;mso-wrap-style:square;v-text-anchor:middle" coordsize="31322,127000" o:gfxdata="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" path="m3915,38279r23491,l27406,127000r-23491,l3915,38279xm15661,v8649,,15661,7012,15661,15661c31322,24310,24310,31322,15661,31322,7012,31322,,24310,,15661,,7012,7012,,15661,xe" fillcolor="white [3212]" stroked="f" strokeweight="1pt">
-                        <v:stroke joinstyle="miter"/>
-                        <v:path arrowok="t" o:connecttype="custom" o:connectlocs="3915,38279;27406,38279;27406,127000;3915,127000;15661,0;31322,15661;15661,31322;0,15661;15661,0" o:connectangles="0,0,0,0,0,0,0,0,0"/>
-                      </v:shape>
-                      <w10:anchorlock/>
-                    </v:group>
-                  </w:pict>
-                </mc:Fallback>
-              </mc:AlternateContent>
-            </w:r>
-          </w:p>
-        </w:tc>
-        <w:tc>
-          <w:tcPr>
-            <w:tcW w:w="4655" w:type="pct"/>
+              <w:rPr>
+                <w:b/>
+                <w:bCs/>
+              </w:rPr>
+              <w:t>Category</w:t>
+            </w:r>
+          </w:p>
+        </w:tc>
+        <w:tc>
+          <w:tcPr>
+            <w:tcW w:w="1548" w:type="pct"/>
+            <w:tcBorders>
+              <w:bottom w:val="single" w:sz="4" w:space="0" w:color="auto"/>
+            </w:tcBorders>
             <w:shd w:val="clear" w:color="auto" w:fill="E4E3E2" w:themeFill="background2"/>
             <w:vAlign w:val="center"/>
           </w:tcPr>
           <w:p>
             <w:pPr>
               <w:pStyle w:val="TipText"/>
+              <w:jc w:val="center"/>
               <w:cnfStyle w:val="000000000000" w:firstRow="0" w:lastRow="0" w:firstColumn="0" w:lastColumn="0" w:oddVBand="0" w:evenVBand="0" w:oddHBand="0" w:evenHBand="0" w:firstRowFirstColumn="0" w:firstRowLastColumn="0" w:lastRowFirstColumn="0" w:lastRowLastColumn="0"/>
               <w:rPr>
                 <w:rFonts w:ascii="Times New Roman" w:hAnsi="Times New Roman" w:cs="Times New Roman"/>
@@ -6147,53 +5288,453 @@
             <w:r>
               <w:rPr>
                 <w:rFonts w:ascii="Times New Roman" w:hAnsi="Times New Roman" w:cs="Times New Roman"/>
-                <w:sz w:val="24"/>
-                <w:szCs w:val="24"/>
-              </w:rPr>
-              <w:t xml:space="preserve">Provide a listing of the project costs broken down by </w:t>
-            </w:r>
-            <w:r>
-              <w:rPr>
-                <w:rFonts w:ascii="Times New Roman" w:hAnsi="Times New Roman" w:cs="Times New Roman"/>
-                <w:sz w:val="24"/>
-                <w:szCs w:val="24"/>
-              </w:rPr>
-              <w:t xml:space="preserve">categories such as labor (internal versus external), hardware and software. These costs will further be classified as capital versus expense. </w:t>
-            </w:r>
-          </w:p>
+                <w:b/>
+                <w:bCs/>
+                <w:sz w:val="24"/>
+                <w:szCs w:val="24"/>
+              </w:rPr>
+              <w:t>Estimated Cost</w:t>
+            </w:r>
+          </w:p>
+        </w:tc>
+      </w:tr>
+      <w:tr>
+        <w:tc>
+          <w:tcPr>
+            <w:cnfStyle w:val="001000000000" w:firstRow="0" w:lastRow="0" w:firstColumn="1" w:lastColumn="0" w:oddVBand="0" w:evenVBand="0" w:oddHBand="0" w:evenHBand="0" w:firstRowFirstColumn="0" w:firstRowLastColumn="0" w:lastRowFirstColumn="0" w:lastRowLastColumn="0"/>
+            <w:tcW w:w="3452" w:type="pct"/>
+            <w:tcBorders>
+              <w:top w:val="single" w:sz="4" w:space="0" w:color="auto"/>
+            </w:tcBorders>
+            <w:shd w:val="clear" w:color="auto" w:fill="E4E3E2" w:themeFill="background2"/>
+            <w:vAlign w:val="center"/>
+          </w:tcPr>
+          <w:p>
+            <w:pPr>
+              <w:pStyle w:val="InsetTextHere"/>
+              <w:jc w:val="left"/>
+              <w:rPr>
+                <w:rFonts w:cs="Times New Roman"/>
+                <w:szCs w:val="24"/>
+              </w:rPr>
+            </w:pPr>
+            <w:r>
+              <w:rPr>
+                <w:rFonts w:cs="Times New Roman"/>
+                <w:szCs w:val="24"/>
+              </w:rPr>
+              <w:t>Internal Development Labor</w:t>
+            </w:r>
+          </w:p>
+        </w:tc>
+        <w:tc>
+          <w:tcPr>
+            <w:tcW w:w="1548" w:type="pct"/>
+            <w:tcBorders>
+              <w:top w:val="single" w:sz="4" w:space="0" w:color="auto"/>
+            </w:tcBorders>
+            <w:shd w:val="clear" w:color="auto" w:fill="E4E3E2" w:themeFill="background2"/>
+            <w:vAlign w:val="center"/>
+          </w:tcPr>
           <w:p>
             <w:pPr>
               <w:pStyle w:val="TipText"/>
               <w:cnfStyle w:val="000000000000" w:firstRow="0" w:lastRow="0" w:firstColumn="0" w:lastColumn="0" w:oddVBand="0" w:evenVBand="0" w:oddHBand="0" w:evenHBand="0" w:firstRowFirstColumn="0" w:firstRowLastColumn="0" w:lastRowFirstColumn="0" w:lastRowLastColumn="0"/>
               <w:rPr>
-                <w:szCs w:val="24"/>
-              </w:rPr>
-            </w:pPr>
-            <w:r>
-              <w:rPr>
-                <w:rFonts w:ascii="Times New Roman" w:hAnsi="Times New Roman" w:cs="Times New Roman"/>
-                <w:sz w:val="24"/>
-                <w:szCs w:val="24"/>
-              </w:rPr>
-              <w:t xml:space="preserve">Often a summary table is placed in this </w:t>
-            </w:r>
-            <w:proofErr w:type="gramStart"/>
-            <w:r>
-              <w:rPr>
-                <w:rFonts w:ascii="Times New Roman" w:hAnsi="Times New Roman" w:cs="Times New Roman"/>
-                <w:sz w:val="24"/>
-                <w:szCs w:val="24"/>
-              </w:rPr>
-              <w:t>section</w:t>
-            </w:r>
-            <w:proofErr w:type="gramEnd"/>
-            <w:r>
-              <w:rPr>
-                <w:rFonts w:ascii="Times New Roman" w:hAnsi="Times New Roman" w:cs="Times New Roman"/>
-                <w:sz w:val="24"/>
-                <w:szCs w:val="24"/>
-              </w:rPr>
-              <w:t xml:space="preserve"> and a spreadsheet is referenced for a more detailed analysis.</w:t>
+                <w:rFonts w:ascii="Times New Roman" w:hAnsi="Times New Roman" w:cs="Times New Roman"/>
+                <w:sz w:val="24"/>
+                <w:szCs w:val="24"/>
+              </w:rPr>
+            </w:pPr>
+            <w:r>
+              <w:rPr>
+                <w:rFonts w:ascii="Times New Roman" w:hAnsi="Times New Roman" w:cs="Times New Roman"/>
+                <w:sz w:val="24"/>
+                <w:szCs w:val="24"/>
+              </w:rPr>
+              <w:t>$180,000</w:t>
+            </w:r>
+          </w:p>
+        </w:tc>
+      </w:tr>
+      <w:tr>
+        <w:tc>
+          <w:tcPr>
+            <w:cnfStyle w:val="001000000000" w:firstRow="0" w:lastRow="0" w:firstColumn="1" w:lastColumn="0" w:oddVBand="0" w:evenVBand="0" w:oddHBand="0" w:evenHBand="0" w:firstRowFirstColumn="0" w:firstRowLastColumn="0" w:lastRowFirstColumn="0" w:lastRowLastColumn="0"/>
+            <w:tcW w:w="3452" w:type="pct"/>
+            <w:shd w:val="clear" w:color="auto" w:fill="E4E3E2" w:themeFill="background2"/>
+            <w:vAlign w:val="center"/>
+          </w:tcPr>
+          <w:p>
+            <w:pPr>
+              <w:pStyle w:val="InsetTextHere"/>
+              <w:jc w:val="left"/>
+              <w:rPr>
+                <w:rFonts w:cs="Times New Roman"/>
+                <w:szCs w:val="24"/>
+              </w:rPr>
+            </w:pPr>
+            <w:r>
+              <w:rPr>
+                <w:rFonts w:cs="Times New Roman"/>
+                <w:szCs w:val="24"/>
+              </w:rPr>
+              <w:t>Data Engineering &amp; Integration</w:t>
+            </w:r>
+          </w:p>
+        </w:tc>
+        <w:tc>
+          <w:tcPr>
+            <w:tcW w:w="1548" w:type="pct"/>
+            <w:shd w:val="clear" w:color="auto" w:fill="E4E3E2" w:themeFill="background2"/>
+            <w:vAlign w:val="center"/>
+          </w:tcPr>
+          <w:p>
+            <w:pPr>
+              <w:pStyle w:val="TipText"/>
+              <w:cnfStyle w:val="000000000000" w:firstRow="0" w:lastRow="0" w:firstColumn="0" w:lastColumn="0" w:oddVBand="0" w:evenVBand="0" w:oddHBand="0" w:evenHBand="0" w:firstRowFirstColumn="0" w:firstRowLastColumn="0" w:lastRowFirstColumn="0" w:lastRowLastColumn="0"/>
+              <w:rPr>
+                <w:rFonts w:ascii="Times New Roman" w:hAnsi="Times New Roman" w:cs="Times New Roman"/>
+                <w:sz w:val="24"/>
+                <w:szCs w:val="24"/>
+              </w:rPr>
+            </w:pPr>
+            <w:r>
+              <w:rPr>
+                <w:rFonts w:ascii="Times New Roman" w:hAnsi="Times New Roman" w:cs="Times New Roman"/>
+                <w:sz w:val="24"/>
+                <w:szCs w:val="24"/>
+              </w:rPr>
+              <w:t>$60,000</w:t>
+            </w:r>
+          </w:p>
+        </w:tc>
+      </w:tr>
+      <w:tr>
+        <w:trPr>
+          <w:trHeight w:val="540"/>
+        </w:trPr>
+        <w:tc>
+          <w:tcPr>
+            <w:cnfStyle w:val="001000000000" w:firstRow="0" w:lastRow="0" w:firstColumn="1" w:lastColumn="0" w:oddVBand="0" w:evenVBand="0" w:oddHBand="0" w:evenHBand="0" w:firstRowFirstColumn="0" w:firstRowLastColumn="0" w:lastRowFirstColumn="0" w:lastRowLastColumn="0"/>
+            <w:tcW w:w="3452" w:type="pct"/>
+            <w:shd w:val="clear" w:color="auto" w:fill="E4E3E2" w:themeFill="background2"/>
+            <w:vAlign w:val="center"/>
+          </w:tcPr>
+          <w:p>
+            <w:pPr>
+              <w:pStyle w:val="InsetTextHere"/>
+              <w:jc w:val="left"/>
+              <w:rPr>
+                <w:rFonts w:cs="Times New Roman"/>
+                <w:szCs w:val="24"/>
+              </w:rPr>
+            </w:pPr>
+            <w:r>
+              <w:rPr>
+                <w:rFonts w:cs="Times New Roman"/>
+                <w:szCs w:val="24"/>
+              </w:rPr>
+              <w:t>Machine Learning Development</w:t>
+            </w:r>
+          </w:p>
+        </w:tc>
+        <w:tc>
+          <w:tcPr>
+            <w:tcW w:w="1548" w:type="pct"/>
+            <w:shd w:val="clear" w:color="auto" w:fill="E4E3E2" w:themeFill="background2"/>
+            <w:vAlign w:val="center"/>
+          </w:tcPr>
+          <w:p>
+            <w:pPr>
+              <w:pStyle w:val="TipText"/>
+              <w:cnfStyle w:val="000000000000" w:firstRow="0" w:lastRow="0" w:firstColumn="0" w:lastColumn="0" w:oddVBand="0" w:evenVBand="0" w:oddHBand="0" w:evenHBand="0" w:firstRowFirstColumn="0" w:firstRowLastColumn="0" w:lastRowFirstColumn="0" w:lastRowLastColumn="0"/>
+              <w:rPr>
+                <w:rFonts w:ascii="Times New Roman" w:hAnsi="Times New Roman" w:cs="Times New Roman"/>
+                <w:sz w:val="24"/>
+                <w:szCs w:val="24"/>
+              </w:rPr>
+            </w:pPr>
+            <w:r>
+              <w:rPr>
+                <w:rFonts w:ascii="Times New Roman" w:hAnsi="Times New Roman" w:cs="Times New Roman"/>
+                <w:sz w:val="24"/>
+                <w:szCs w:val="24"/>
+              </w:rPr>
+              <w:t>$70,000</w:t>
+            </w:r>
+          </w:p>
+        </w:tc>
+      </w:tr>
+      <w:tr>
+        <w:tc>
+          <w:tcPr>
+            <w:cnfStyle w:val="001000000000" w:firstRow="0" w:lastRow="0" w:firstColumn="1" w:lastColumn="0" w:oddVBand="0" w:evenVBand="0" w:oddHBand="0" w:evenHBand="0" w:firstRowFirstColumn="0" w:firstRowLastColumn="0" w:lastRowFirstColumn="0" w:lastRowLastColumn="0"/>
+            <w:tcW w:w="3452" w:type="pct"/>
+            <w:shd w:val="clear" w:color="auto" w:fill="E4E3E2" w:themeFill="background2"/>
+            <w:vAlign w:val="center"/>
+          </w:tcPr>
+          <w:p>
+            <w:pPr>
+              <w:pStyle w:val="InsetTextHere"/>
+              <w:jc w:val="left"/>
+              <w:rPr>
+                <w:rFonts w:cs="Times New Roman"/>
+                <w:szCs w:val="24"/>
+              </w:rPr>
+            </w:pPr>
+            <w:r>
+              <w:rPr>
+                <w:rFonts w:cs="Times New Roman"/>
+                <w:szCs w:val="24"/>
+              </w:rPr>
+              <w:t>BI Dashboard Development</w:t>
+            </w:r>
+          </w:p>
+        </w:tc>
+        <w:tc>
+          <w:tcPr>
+            <w:tcW w:w="1548" w:type="pct"/>
+            <w:shd w:val="clear" w:color="auto" w:fill="E4E3E2" w:themeFill="background2"/>
+            <w:vAlign w:val="center"/>
+          </w:tcPr>
+          <w:p>
+            <w:pPr>
+              <w:pStyle w:val="TipText"/>
+              <w:cnfStyle w:val="000000000000" w:firstRow="0" w:lastRow="0" w:firstColumn="0" w:lastColumn="0" w:oddVBand="0" w:evenVBand="0" w:oddHBand="0" w:evenHBand="0" w:firstRowFirstColumn="0" w:firstRowLastColumn="0" w:lastRowFirstColumn="0" w:lastRowLastColumn="0"/>
+              <w:rPr>
+                <w:rFonts w:ascii="Times New Roman" w:hAnsi="Times New Roman" w:cs="Times New Roman"/>
+                <w:sz w:val="24"/>
+                <w:szCs w:val="24"/>
+              </w:rPr>
+            </w:pPr>
+            <w:r>
+              <w:rPr>
+                <w:rFonts w:ascii="Times New Roman" w:hAnsi="Times New Roman" w:cs="Times New Roman"/>
+                <w:sz w:val="24"/>
+                <w:szCs w:val="24"/>
+              </w:rPr>
+              <w:t>$35,000</w:t>
+            </w:r>
+          </w:p>
+        </w:tc>
+      </w:tr>
+      <w:tr>
+        <w:tc>
+          <w:tcPr>
+            <w:cnfStyle w:val="001000000000" w:firstRow="0" w:lastRow="0" w:firstColumn="1" w:lastColumn="0" w:oddVBand="0" w:evenVBand="0" w:oddHBand="0" w:evenHBand="0" w:firstRowFirstColumn="0" w:firstRowLastColumn="0" w:lastRowFirstColumn="0" w:lastRowLastColumn="0"/>
+            <w:tcW w:w="3452" w:type="pct"/>
+            <w:shd w:val="clear" w:color="auto" w:fill="E4E3E2" w:themeFill="background2"/>
+            <w:vAlign w:val="center"/>
+          </w:tcPr>
+          <w:p>
+            <w:pPr>
+              <w:pStyle w:val="InsetTextHere"/>
+              <w:jc w:val="left"/>
+              <w:rPr>
+                <w:rFonts w:cs="Times New Roman"/>
+                <w:szCs w:val="24"/>
+              </w:rPr>
+            </w:pPr>
+            <w:r>
+              <w:rPr>
+                <w:rFonts w:cs="Times New Roman"/>
+                <w:szCs w:val="24"/>
+              </w:rPr>
+              <w:t>Testing &amp; Validation</w:t>
+            </w:r>
+          </w:p>
+        </w:tc>
+        <w:tc>
+          <w:tcPr>
+            <w:tcW w:w="1548" w:type="pct"/>
+            <w:shd w:val="clear" w:color="auto" w:fill="E4E3E2" w:themeFill="background2"/>
+            <w:vAlign w:val="center"/>
+          </w:tcPr>
+          <w:p>
+            <w:pPr>
+              <w:pStyle w:val="TipText"/>
+              <w:cnfStyle w:val="000000000000" w:firstRow="0" w:lastRow="0" w:firstColumn="0" w:lastColumn="0" w:oddVBand="0" w:evenVBand="0" w:oddHBand="0" w:evenHBand="0" w:firstRowFirstColumn="0" w:firstRowLastColumn="0" w:lastRowFirstColumn="0" w:lastRowLastColumn="0"/>
+              <w:rPr>
+                <w:rFonts w:ascii="Times New Roman" w:hAnsi="Times New Roman" w:cs="Times New Roman"/>
+                <w:sz w:val="24"/>
+                <w:szCs w:val="24"/>
+              </w:rPr>
+            </w:pPr>
+            <w:r>
+              <w:rPr>
+                <w:rFonts w:ascii="Times New Roman" w:hAnsi="Times New Roman" w:cs="Times New Roman"/>
+                <w:sz w:val="24"/>
+                <w:szCs w:val="24"/>
+              </w:rPr>
+              <w:t>$25,000</w:t>
+            </w:r>
+          </w:p>
+        </w:tc>
+      </w:tr>
+      <w:tr>
+        <w:tc>
+          <w:tcPr>
+            <w:cnfStyle w:val="001000000000" w:firstRow="0" w:lastRow="0" w:firstColumn="1" w:lastColumn="0" w:oddVBand="0" w:evenVBand="0" w:oddHBand="0" w:evenHBand="0" w:firstRowFirstColumn="0" w:firstRowLastColumn="0" w:lastRowFirstColumn="0" w:lastRowLastColumn="0"/>
+            <w:tcW w:w="3452" w:type="pct"/>
+            <w:shd w:val="clear" w:color="auto" w:fill="E4E3E2" w:themeFill="background2"/>
+            <w:vAlign w:val="center"/>
+          </w:tcPr>
+          <w:p>
+            <w:pPr>
+              <w:pStyle w:val="InsetTextHere"/>
+              <w:jc w:val="left"/>
+              <w:rPr>
+                <w:rFonts w:cs="Times New Roman"/>
+                <w:szCs w:val="24"/>
+              </w:rPr>
+            </w:pPr>
+            <w:r>
+              <w:rPr>
+                <w:rFonts w:cs="Times New Roman"/>
+                <w:szCs w:val="24"/>
+              </w:rPr>
+              <w:t>Training &amp; Documentation</w:t>
+            </w:r>
+          </w:p>
+        </w:tc>
+        <w:tc>
+          <w:tcPr>
+            <w:tcW w:w="1548" w:type="pct"/>
+            <w:shd w:val="clear" w:color="auto" w:fill="E4E3E2" w:themeFill="background2"/>
+            <w:vAlign w:val="center"/>
+          </w:tcPr>
+          <w:p>
+            <w:pPr>
+              <w:pStyle w:val="TipText"/>
+              <w:cnfStyle w:val="000000000000" w:firstRow="0" w:lastRow="0" w:firstColumn="0" w:lastColumn="0" w:oddVBand="0" w:evenVBand="0" w:oddHBand="0" w:evenHBand="0" w:firstRowFirstColumn="0" w:firstRowLastColumn="0" w:lastRowFirstColumn="0" w:lastRowLastColumn="0"/>
+              <w:rPr>
+                <w:rFonts w:ascii="Times New Roman" w:hAnsi="Times New Roman" w:cs="Times New Roman"/>
+                <w:sz w:val="24"/>
+                <w:szCs w:val="24"/>
+              </w:rPr>
+            </w:pPr>
+            <w:r>
+              <w:rPr>
+                <w:rFonts w:ascii="Times New Roman" w:hAnsi="Times New Roman" w:cs="Times New Roman"/>
+                <w:sz w:val="24"/>
+                <w:szCs w:val="24"/>
+              </w:rPr>
+              <w:t>$15,000</w:t>
+            </w:r>
+          </w:p>
+        </w:tc>
+      </w:tr>
+      <w:tr>
+        <w:tc>
+          <w:tcPr>
+            <w:cnfStyle w:val="001000000000" w:firstRow="0" w:lastRow="0" w:firstColumn="1" w:lastColumn="0" w:oddVBand="0" w:evenVBand="0" w:oddHBand="0" w:evenHBand="0" w:firstRowFirstColumn="0" w:firstRowLastColumn="0" w:lastRowFirstColumn="0" w:lastRowLastColumn="0"/>
+            <w:tcW w:w="3452" w:type="pct"/>
+            <w:shd w:val="clear" w:color="auto" w:fill="E4E3E2" w:themeFill="background2"/>
+            <w:vAlign w:val="center"/>
+          </w:tcPr>
+          <w:p>
+            <w:pPr>
+              <w:pStyle w:val="InsetTextHere"/>
+              <w:jc w:val="left"/>
+              <w:rPr>
+                <w:rFonts w:cs="Times New Roman"/>
+                <w:szCs w:val="24"/>
+              </w:rPr>
+            </w:pPr>
+            <w:r>
+              <w:rPr>
+                <w:rFonts w:cs="Times New Roman"/>
+                <w:szCs w:val="24"/>
+              </w:rPr>
+              <w:t>Contingency (10%)</w:t>
+            </w:r>
+          </w:p>
+        </w:tc>
+        <w:tc>
+          <w:tcPr>
+            <w:tcW w:w="1548" w:type="pct"/>
+            <w:shd w:val="clear" w:color="auto" w:fill="E4E3E2" w:themeFill="background2"/>
+            <w:vAlign w:val="center"/>
+          </w:tcPr>
+          <w:p>
+            <w:pPr>
+              <w:pStyle w:val="TipText"/>
+              <w:cnfStyle w:val="000000000000" w:firstRow="0" w:lastRow="0" w:firstColumn="0" w:lastColumn="0" w:oddVBand="0" w:evenVBand="0" w:oddHBand="0" w:evenHBand="0" w:firstRowFirstColumn="0" w:firstRowLastColumn="0" w:lastRowFirstColumn="0" w:lastRowLastColumn="0"/>
+              <w:rPr>
+                <w:rFonts w:ascii="Times New Roman" w:hAnsi="Times New Roman" w:cs="Times New Roman"/>
+                <w:sz w:val="24"/>
+                <w:szCs w:val="24"/>
+              </w:rPr>
+            </w:pPr>
+            <w:r>
+              <w:rPr>
+                <w:rFonts w:ascii="Times New Roman" w:hAnsi="Times New Roman" w:cs="Times New Roman"/>
+                <w:sz w:val="24"/>
+                <w:szCs w:val="24"/>
+              </w:rPr>
+              <w:t>$38,500</w:t>
+            </w:r>
+          </w:p>
+        </w:tc>
+      </w:tr>
+      <w:tr>
+        <w:tc>
+          <w:tcPr>
+            <w:cnfStyle w:val="001000000000" w:firstRow="0" w:lastRow="0" w:firstColumn="1" w:lastColumn="0" w:oddVBand="0" w:evenVBand="0" w:oddHBand="0" w:evenHBand="0" w:firstRowFirstColumn="0" w:firstRowLastColumn="0" w:lastRowFirstColumn="0" w:lastRowLastColumn="0"/>
+            <w:tcW w:w="3452" w:type="pct"/>
+            <w:shd w:val="clear" w:color="auto" w:fill="E4E3E2" w:themeFill="background2"/>
+            <w:vAlign w:val="center"/>
+          </w:tcPr>
+          <w:p>
+            <w:pPr>
+              <w:pStyle w:val="InsetTextHere"/>
+              <w:jc w:val="left"/>
+              <w:rPr>
+                <w:rFonts w:cs="Times New Roman"/>
+                <w:b/>
+                <w:bCs/>
+                <w:szCs w:val="24"/>
+              </w:rPr>
+            </w:pPr>
+            <w:r>
+              <w:rPr>
+                <w:rFonts w:cs="Times New Roman"/>
+                <w:b/>
+                <w:bCs/>
+                <w:szCs w:val="24"/>
+              </w:rPr>
+              <w:t>Estimated Project Cost</w:t>
+            </w:r>
+          </w:p>
+        </w:tc>
+        <w:tc>
+          <w:tcPr>
+            <w:tcW w:w="1548" w:type="pct"/>
+            <w:shd w:val="clear" w:color="auto" w:fill="E4E3E2" w:themeFill="background2"/>
+            <w:vAlign w:val="center"/>
+          </w:tcPr>
+          <w:p>
+            <w:pPr>
+              <w:pStyle w:val="TipText"/>
+              <w:cnfStyle w:val="000000000000" w:firstRow="0" w:lastRow="0" w:firstColumn="0" w:lastColumn="0" w:oddVBand="0" w:evenVBand="0" w:oddHBand="0" w:evenHBand="0" w:firstRowFirstColumn="0" w:firstRowLastColumn="0" w:lastRowFirstColumn="0" w:lastRowLastColumn="0"/>
+              <w:rPr>
+                <w:rFonts w:ascii="Times New Roman" w:hAnsi="Times New Roman" w:cs="Times New Roman"/>
+                <w:b/>
+                <w:bCs/>
+                <w:sz w:val="24"/>
+                <w:szCs w:val="24"/>
+              </w:rPr>
+            </w:pPr>
+            <w:r>
+              <w:rPr>
+                <w:rFonts w:ascii="Times New Roman" w:hAnsi="Times New Roman" w:cs="Times New Roman"/>
+                <w:b/>
+                <w:bCs/>
+                <w:sz w:val="24"/>
+                <w:szCs w:val="24"/>
+              </w:rPr>
+              <w:t>$423,500</w:t>
             </w:r>
           </w:p>
         </w:tc>
@@ -6206,13 +5747,49 @@
     </w:p>
     <w:p>
       <w:pPr>
+        <w:rPr>
+          <w:rFonts w:ascii="Arial" w:hAnsi="Arial"/>
+          <w:bCs/>
+          <w:color w:val="auto"/>
+          <w:sz w:val="32"/>
+          <w:szCs w:val="32"/>
+        </w:rPr>
+      </w:pPr>
+      <w:bookmarkStart w:id="17" w:name="_Toc403904706"/>
+      <w:r>
+        <w:br w:type="page"/>
+      </w:r>
+    </w:p>
+    <w:p>
+      <w:pPr>
         <w:pStyle w:val="Heading2"/>
       </w:pPr>
-      <w:bookmarkStart w:id="17" w:name="_Toc403904706"/>
-      <w:r>
+      <w:r>
+        <w:lastRenderedPageBreak/>
         <w:t>Total Cost of Ownership (TCO)</w:t>
       </w:r>
       <w:bookmarkEnd w:id="17"/>
+    </w:p>
+    <w:p>
+      <w:pPr>
+        <w:pStyle w:val="NoSpacing"/>
+      </w:pPr>
+      <w:r>
+        <w:t xml:space="preserve">Annual operational costs will include system maintenance, model retraining, software licensing, cloud </w:t>
+      </w:r>
+      <w:proofErr w:type="spellStart"/>
+      <w:r>
+        <w:t>infrasture</w:t>
+      </w:r>
+      <w:proofErr w:type="spellEnd"/>
+      <w:r>
+        <w:t>, and ongoing support.</w:t>
+      </w:r>
+    </w:p>
+    <w:p>
+      <w:pPr>
+        <w:pStyle w:val="NoSpacing"/>
+      </w:pPr>
     </w:p>
     <w:tbl>
       <w:tblPr>
@@ -6225,14 +5802,20 @@
         <w:tblLook w:val="04A0" w:firstRow="1" w:lastRow="0" w:firstColumn="1" w:lastColumn="0" w:noHBand="0" w:noVBand="1"/>
       </w:tblPr>
       <w:tblGrid>
-        <w:gridCol w:w="648"/>
-        <w:gridCol w:w="8738"/>
+        <w:gridCol w:w="6480"/>
+        <w:gridCol w:w="2906"/>
       </w:tblGrid>
       <w:tr>
+        <w:trPr>
+          <w:trHeight w:val="486"/>
+        </w:trPr>
         <w:tc>
           <w:tcPr>
             <w:cnfStyle w:val="001000000000" w:firstRow="0" w:lastRow="0" w:firstColumn="1" w:lastColumn="0" w:oddVBand="0" w:evenVBand="0" w:oddHBand="0" w:evenHBand="0" w:firstRowFirstColumn="0" w:firstRowLastColumn="0" w:lastRowFirstColumn="0" w:lastRowLastColumn="0"/>
-            <w:tcW w:w="345" w:type="pct"/>
+            <w:tcW w:w="3452" w:type="pct"/>
+            <w:tcBorders>
+              <w:bottom w:val="single" w:sz="4" w:space="0" w:color="auto"/>
+            </w:tcBorders>
             <w:shd w:val="clear" w:color="auto" w:fill="E4E3E2" w:themeFill="background2"/>
             <w:vAlign w:val="center"/>
           </w:tcPr>
@@ -6241,221 +5824,27 @@
               <w:pStyle w:val="InsetTextHere"/>
             </w:pPr>
             <w:r>
-              <mc:AlternateContent>
-                <mc:Choice Requires="wpg">
-                  <w:drawing>
-                    <wp:inline distT="0" distB="0" distL="0" distR="0" wp14:anchorId="503E6D53" wp14:editId="05F4F188">
-                      <wp:extent cx="228600" cy="228600"/>
-                      <wp:effectExtent l="0" t="0" r="0" b="0"/>
-                      <wp:docPr id="120" name="Group 120" descr="Tip icon"/>
-                      <wp:cNvGraphicFramePr/>
-                      <a:graphic xmlns:a="http://schemas.openxmlformats.org/drawingml/2006/main">
-                        <a:graphicData uri="http://schemas.microsoft.com/office/word/2010/wordprocessingGroup">
-                          <wpg:wgp>
-                            <wpg:cNvGrpSpPr/>
-                            <wpg:grpSpPr>
-                              <a:xfrm>
-                                <a:off x="0" y="0"/>
-                                <a:ext cx="228600" cy="228600"/>
-                                <a:chOff x="0" y="0"/>
-                                <a:chExt cx="228600" cy="228600"/>
-                              </a:xfrm>
-                            </wpg:grpSpPr>
-                            <wps:wsp>
-                              <wps:cNvPr id="121" name="Oval 121"/>
-                              <wps:cNvSpPr>
-                                <a:spLocks noChangeAspect="1" noChangeArrowheads="1"/>
-                              </wps:cNvSpPr>
-                              <wps:spPr bwMode="auto">
-                                <a:xfrm>
-                                  <a:off x="0" y="0"/>
-                                  <a:ext cx="228600" cy="228600"/>
-                                </a:xfrm>
-                                <a:prstGeom prst="ellipse">
-                                  <a:avLst/>
-                                </a:prstGeom>
-                                <a:solidFill>
-                                  <a:schemeClr val="accent1"/>
-                                </a:solidFill>
-                                <a:ln w="0">
-                                  <a:noFill/>
-                                  <a:prstDash val="solid"/>
-                                  <a:miter lim="800000"/>
-                                  <a:headEnd/>
-                                  <a:tailEnd/>
-                                </a:ln>
-                              </wps:spPr>
-                              <wps:bodyPr rot="0" vert="horz" wrap="square" lIns="91440" tIns="45720" rIns="91440" bIns="45720" anchor="t" anchorCtr="0" upright="1">
-                                <a:noAutofit/>
-                              </wps:bodyPr>
-                            </wps:wsp>
-                            <wps:wsp>
-                              <wps:cNvPr id="122" name="Freeform 122"/>
-                              <wps:cNvSpPr/>
-                              <wps:spPr>
-                                <a:xfrm>
-                                  <a:off x="98639" y="50800"/>
-                                  <a:ext cx="31322" cy="127000"/>
-                                </a:xfrm>
-                                <a:custGeom>
-                                  <a:avLst/>
-                                  <a:gdLst>
-                                    <a:gd name="connsiteX0" fmla="*/ 3915 w 31322"/>
-                                    <a:gd name="connsiteY0" fmla="*/ 38279 h 127000"/>
-                                    <a:gd name="connsiteX1" fmla="*/ 27406 w 31322"/>
-                                    <a:gd name="connsiteY1" fmla="*/ 38279 h 127000"/>
-                                    <a:gd name="connsiteX2" fmla="*/ 27406 w 31322"/>
-                                    <a:gd name="connsiteY2" fmla="*/ 127000 h 127000"/>
-                                    <a:gd name="connsiteX3" fmla="*/ 3915 w 31322"/>
-                                    <a:gd name="connsiteY3" fmla="*/ 127000 h 127000"/>
-                                    <a:gd name="connsiteX4" fmla="*/ 15661 w 31322"/>
-                                    <a:gd name="connsiteY4" fmla="*/ 0 h 127000"/>
-                                    <a:gd name="connsiteX5" fmla="*/ 31322 w 31322"/>
-                                    <a:gd name="connsiteY5" fmla="*/ 15661 h 127000"/>
-                                    <a:gd name="connsiteX6" fmla="*/ 15661 w 31322"/>
-                                    <a:gd name="connsiteY6" fmla="*/ 31322 h 127000"/>
-                                    <a:gd name="connsiteX7" fmla="*/ 0 w 31322"/>
-                                    <a:gd name="connsiteY7" fmla="*/ 15661 h 127000"/>
-                                    <a:gd name="connsiteX8" fmla="*/ 15661 w 31322"/>
-                                    <a:gd name="connsiteY8" fmla="*/ 0 h 127000"/>
-                                  </a:gdLst>
-                                  <a:ahLst/>
-                                  <a:cxnLst>
-                                    <a:cxn ang="0">
-                                      <a:pos x="connsiteX0" y="connsiteY0"/>
-                                    </a:cxn>
-                                    <a:cxn ang="0">
-                                      <a:pos x="connsiteX1" y="connsiteY1"/>
-                                    </a:cxn>
-                                    <a:cxn ang="0">
-                                      <a:pos x="connsiteX2" y="connsiteY2"/>
-                                    </a:cxn>
-                                    <a:cxn ang="0">
-                                      <a:pos x="connsiteX3" y="connsiteY3"/>
-                                    </a:cxn>
-                                    <a:cxn ang="0">
-                                      <a:pos x="connsiteX4" y="connsiteY4"/>
-                                    </a:cxn>
-                                    <a:cxn ang="0">
-                                      <a:pos x="connsiteX5" y="connsiteY5"/>
-                                    </a:cxn>
-                                    <a:cxn ang="0">
-                                      <a:pos x="connsiteX6" y="connsiteY6"/>
-                                    </a:cxn>
-                                    <a:cxn ang="0">
-                                      <a:pos x="connsiteX7" y="connsiteY7"/>
-                                    </a:cxn>
-                                    <a:cxn ang="0">
-                                      <a:pos x="connsiteX8" y="connsiteY8"/>
-                                    </a:cxn>
-                                  </a:cxnLst>
-                                  <a:rect l="l" t="t" r="r" b="b"/>
-                                  <a:pathLst>
-                                    <a:path w="31322" h="127000">
-                                      <a:moveTo>
-                                        <a:pt x="3915" y="38279"/>
-                                      </a:moveTo>
-                                      <a:lnTo>
-                                        <a:pt x="27406" y="38279"/>
-                                      </a:lnTo>
-                                      <a:lnTo>
-                                        <a:pt x="27406" y="127000"/>
-                                      </a:lnTo>
-                                      <a:lnTo>
-                                        <a:pt x="3915" y="127000"/>
-                                      </a:lnTo>
-                                      <a:close/>
-                                      <a:moveTo>
-                                        <a:pt x="15661" y="0"/>
-                                      </a:moveTo>
-                                      <a:cubicBezTo>
-                                        <a:pt x="24310" y="0"/>
-                                        <a:pt x="31322" y="7012"/>
-                                        <a:pt x="31322" y="15661"/>
-                                      </a:cubicBezTo>
-                                      <a:cubicBezTo>
-                                        <a:pt x="31322" y="24310"/>
-                                        <a:pt x="24310" y="31322"/>
-                                        <a:pt x="15661" y="31322"/>
-                                      </a:cubicBezTo>
-                                      <a:cubicBezTo>
-                                        <a:pt x="7012" y="31322"/>
-                                        <a:pt x="0" y="24310"/>
-                                        <a:pt x="0" y="15661"/>
-                                      </a:cubicBezTo>
-                                      <a:cubicBezTo>
-                                        <a:pt x="0" y="7012"/>
-                                        <a:pt x="7012" y="0"/>
-                                        <a:pt x="15661" y="0"/>
-                                      </a:cubicBezTo>
-                                      <a:close/>
-                                    </a:path>
-                                  </a:pathLst>
-                                </a:custGeom>
-                                <a:solidFill>
-                                  <a:schemeClr val="bg1"/>
-                                </a:solidFill>
-                                <a:ln>
-                                  <a:noFill/>
-                                </a:ln>
-                              </wps:spPr>
-                              <wps:style>
-                                <a:lnRef idx="2">
-                                  <a:schemeClr val="accent1">
-                                    <a:shade val="50000"/>
-                                  </a:schemeClr>
-                                </a:lnRef>
-                                <a:fillRef idx="1">
-                                  <a:schemeClr val="accent1"/>
-                                </a:fillRef>
-                                <a:effectRef idx="0">
-                                  <a:schemeClr val="accent1"/>
-                                </a:effectRef>
-                                <a:fontRef idx="minor">
-                                  <a:schemeClr val="lt1"/>
-                                </a:fontRef>
-                              </wps:style>
-                              <wps:bodyPr rot="0" spcFirstLastPara="0" vert="horz" wrap="square" lIns="91440" tIns="45720" rIns="91440" bIns="45720" numCol="1" spcCol="0" rtlCol="0" fromWordArt="0" anchor="ctr" anchorCtr="0" forceAA="0" compatLnSpc="1">
-                                <a:prstTxWarp prst="textNoShape">
-                                  <a:avLst/>
-                                </a:prstTxWarp>
-                                <a:noAutofit/>
-                              </wps:bodyPr>
-                            </wps:wsp>
-                          </wpg:wgp>
-                        </a:graphicData>
-                      </a:graphic>
-                    </wp:inline>
-                  </w:drawing>
-                </mc:Choice>
-                <mc:Fallback>
-                  <w:pict>
-                    <v:group w14:anchorId="3072B8EA" id="Group 120" o:spid="_x0000_s1026" alt="Tip icon" style="width:18pt;height:18pt;mso-position-horizontal-relative:char;mso-position-vertical-relative:line" coordsize="228600,228600" o:gfxdata="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">
-                      <v:oval id="Oval 121" o:spid="_x0000_s1027" style="position:absolute;width:228600;height:228600;visibility:visible;mso-wrap-style:square;v-text-anchor:top" o:gfxdata="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" fillcolor="#f24f4f [3204]" stroked="f" strokeweight="0">
-                        <v:stroke joinstyle="miter"/>
-                        <o:lock v:ext="edit" aspectratio="t"/>
-                      </v:oval>
-                      <v:shape id="Freeform 122" o:spid="_x0000_s1028" style="position:absolute;left:98639;top:50800;width:31322;height:127000;visibility:visible;mso-wrap-style:square;v-text-anchor:middle" coordsize="31322,127000" o:gfxdata="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" path="m3915,38279r23491,l27406,127000r-23491,l3915,38279xm15661,v8649,,15661,7012,15661,15661c31322,24310,24310,31322,15661,31322,7012,31322,,24310,,15661,,7012,7012,,15661,xe" fillcolor="white [3212]" stroked="f" strokeweight="1pt">
-                        <v:stroke joinstyle="miter"/>
-                        <v:path arrowok="t" o:connecttype="custom" o:connectlocs="3915,38279;27406,38279;27406,127000;3915,127000;15661,0;31322,15661;15661,31322;0,15661;15661,0" o:connectangles="0,0,0,0,0,0,0,0,0"/>
-                      </v:shape>
-                      <w10:anchorlock/>
-                    </v:group>
-                  </w:pict>
-                </mc:Fallback>
-              </mc:AlternateContent>
-            </w:r>
-          </w:p>
-        </w:tc>
-        <w:tc>
-          <w:tcPr>
-            <w:tcW w:w="4655" w:type="pct"/>
+              <w:rPr>
+                <w:b/>
+                <w:bCs/>
+              </w:rPr>
+              <w:t>Annual Category</w:t>
+            </w:r>
+          </w:p>
+        </w:tc>
+        <w:tc>
+          <w:tcPr>
+            <w:tcW w:w="1548" w:type="pct"/>
+            <w:tcBorders>
+              <w:bottom w:val="single" w:sz="4" w:space="0" w:color="auto"/>
+            </w:tcBorders>
             <w:shd w:val="clear" w:color="auto" w:fill="E4E3E2" w:themeFill="background2"/>
             <w:vAlign w:val="center"/>
           </w:tcPr>
           <w:p>
             <w:pPr>
               <w:pStyle w:val="TipText"/>
+              <w:jc w:val="center"/>
               <w:cnfStyle w:val="000000000000" w:firstRow="0" w:lastRow="0" w:firstColumn="0" w:lastColumn="0" w:oddVBand="0" w:evenVBand="0" w:oddHBand="0" w:evenHBand="0" w:firstRowFirstColumn="0" w:firstRowLastColumn="0" w:lastRowFirstColumn="0" w:lastRowLastColumn="0"/>
               <w:rPr>
                 <w:rFonts w:ascii="Times New Roman" w:hAnsi="Times New Roman" w:cs="Times New Roman"/>
@@ -6466,111 +5855,347 @@
             <w:r>
               <w:rPr>
                 <w:rFonts w:ascii="Times New Roman" w:hAnsi="Times New Roman" w:cs="Times New Roman"/>
-                <w:sz w:val="24"/>
-                <w:szCs w:val="24"/>
-              </w:rPr>
-              <w:t xml:space="preserve">Describe the project TCO. </w:t>
-            </w:r>
-            <w:r>
-              <w:rPr>
-                <w:rFonts w:ascii="Times New Roman" w:hAnsi="Times New Roman" w:cs="Times New Roman"/>
-                <w:sz w:val="24"/>
-                <w:szCs w:val="24"/>
-              </w:rPr>
-              <w:t>Besides the initial project budget there may be recurring costs such as infrastructure or sof</w:t>
-            </w:r>
-            <w:r>
-              <w:rPr>
-                <w:rFonts w:ascii="Times New Roman" w:hAnsi="Times New Roman" w:cs="Times New Roman"/>
-                <w:sz w:val="24"/>
-                <w:szCs w:val="24"/>
-              </w:rPr>
-              <w:t>tware subscriptions, as well as</w:t>
-            </w:r>
-            <w:r>
-              <w:rPr>
-                <w:rFonts w:ascii="Times New Roman" w:hAnsi="Times New Roman" w:cs="Times New Roman"/>
-                <w:sz w:val="24"/>
-                <w:szCs w:val="24"/>
-              </w:rPr>
-              <w:t xml:space="preserve"> support and maintenance costs related to the project’s deliverables. These costs needed to be identified and approved along with the project’s </w:t>
-            </w:r>
-            <w:proofErr w:type="gramStart"/>
-            <w:r>
-              <w:rPr>
-                <w:rFonts w:ascii="Times New Roman" w:hAnsi="Times New Roman" w:cs="Times New Roman"/>
-                <w:sz w:val="24"/>
-                <w:szCs w:val="24"/>
-              </w:rPr>
-              <w:t>budget</w:t>
-            </w:r>
-            <w:proofErr w:type="gramEnd"/>
-            <w:r>
-              <w:rPr>
-                <w:rFonts w:ascii="Times New Roman" w:hAnsi="Times New Roman" w:cs="Times New Roman"/>
-                <w:sz w:val="24"/>
-                <w:szCs w:val="24"/>
-              </w:rPr>
-              <w:t xml:space="preserve"> which is a one-time cost. </w:t>
-            </w:r>
-          </w:p>
+                <w:b/>
+                <w:bCs/>
+                <w:sz w:val="24"/>
+                <w:szCs w:val="24"/>
+              </w:rPr>
+              <w:t>Estimated Cost</w:t>
+            </w:r>
+          </w:p>
+        </w:tc>
+      </w:tr>
+      <w:tr>
+        <w:tc>
+          <w:tcPr>
+            <w:cnfStyle w:val="001000000000" w:firstRow="0" w:lastRow="0" w:firstColumn="1" w:lastColumn="0" w:oddVBand="0" w:evenVBand="0" w:oddHBand="0" w:evenHBand="0" w:firstRowFirstColumn="0" w:firstRowLastColumn="0" w:lastRowFirstColumn="0" w:lastRowLastColumn="0"/>
+            <w:tcW w:w="3452" w:type="pct"/>
+            <w:tcBorders>
+              <w:top w:val="single" w:sz="4" w:space="0" w:color="auto"/>
+            </w:tcBorders>
+            <w:shd w:val="clear" w:color="auto" w:fill="E4E3E2" w:themeFill="background2"/>
+            <w:vAlign w:val="center"/>
+          </w:tcPr>
+          <w:p>
+            <w:pPr>
+              <w:pStyle w:val="InsetTextHere"/>
+              <w:jc w:val="left"/>
+              <w:rPr>
+                <w:rFonts w:cs="Times New Roman"/>
+                <w:szCs w:val="24"/>
+              </w:rPr>
+            </w:pPr>
+            <w:r>
+              <w:rPr>
+                <w:rFonts w:cs="Times New Roman"/>
+                <w:szCs w:val="24"/>
+              </w:rPr>
+              <w:t>Infrastructure / Cloud</w:t>
+            </w:r>
+          </w:p>
+        </w:tc>
+        <w:tc>
+          <w:tcPr>
+            <w:tcW w:w="1548" w:type="pct"/>
+            <w:tcBorders>
+              <w:top w:val="single" w:sz="4" w:space="0" w:color="auto"/>
+            </w:tcBorders>
+            <w:shd w:val="clear" w:color="auto" w:fill="E4E3E2" w:themeFill="background2"/>
+            <w:vAlign w:val="center"/>
+          </w:tcPr>
           <w:p>
             <w:pPr>
               <w:pStyle w:val="TipText"/>
               <w:cnfStyle w:val="000000000000" w:firstRow="0" w:lastRow="0" w:firstColumn="0" w:lastColumn="0" w:oddVBand="0" w:evenVBand="0" w:oddHBand="0" w:evenHBand="0" w:firstRowFirstColumn="0" w:firstRowLastColumn="0" w:lastRowFirstColumn="0" w:lastRowLastColumn="0"/>
               <w:rPr>
-                <w:szCs w:val="24"/>
-              </w:rPr>
-            </w:pPr>
-            <w:r>
-              <w:rPr>
-                <w:rFonts w:ascii="Times New Roman" w:hAnsi="Times New Roman" w:cs="Times New Roman"/>
-                <w:sz w:val="24"/>
-                <w:szCs w:val="24"/>
-              </w:rPr>
-              <w:t>Some enterprises will include these cost</w:t>
-            </w:r>
-            <w:r>
-              <w:rPr>
-                <w:rFonts w:ascii="Times New Roman" w:hAnsi="Times New Roman" w:cs="Times New Roman"/>
-                <w:sz w:val="24"/>
-                <w:szCs w:val="24"/>
-              </w:rPr>
-              <w:t>s in the ROI calculations. The f</w:t>
-            </w:r>
-            <w:r>
-              <w:rPr>
-                <w:rFonts w:ascii="Times New Roman" w:hAnsi="Times New Roman" w:cs="Times New Roman"/>
-                <w:sz w:val="24"/>
-                <w:szCs w:val="24"/>
-              </w:rPr>
-              <w:t xml:space="preserve">inance person working </w:t>
-            </w:r>
-            <w:proofErr w:type="gramStart"/>
-            <w:r>
-              <w:rPr>
-                <w:rFonts w:ascii="Times New Roman" w:hAnsi="Times New Roman" w:cs="Times New Roman"/>
-                <w:sz w:val="24"/>
-                <w:szCs w:val="24"/>
-              </w:rPr>
-              <w:t>on</w:t>
-            </w:r>
-            <w:proofErr w:type="gramEnd"/>
-            <w:r>
-              <w:rPr>
-                <w:rFonts w:ascii="Times New Roman" w:hAnsi="Times New Roman" w:cs="Times New Roman"/>
-                <w:sz w:val="24"/>
-                <w:szCs w:val="24"/>
-              </w:rPr>
-              <w:t xml:space="preserve"> this section </w:t>
-            </w:r>
-            <w:r>
-              <w:rPr>
-                <w:rFonts w:ascii="Times New Roman" w:hAnsi="Times New Roman" w:cs="Times New Roman"/>
-                <w:sz w:val="24"/>
-                <w:szCs w:val="24"/>
-              </w:rPr>
-              <w:t>will determine how these costs are represented.</w:t>
+                <w:rFonts w:ascii="Times New Roman" w:hAnsi="Times New Roman" w:cs="Times New Roman"/>
+                <w:sz w:val="24"/>
+                <w:szCs w:val="24"/>
+              </w:rPr>
+            </w:pPr>
+            <w:r>
+              <w:rPr>
+                <w:rFonts w:ascii="Times New Roman" w:hAnsi="Times New Roman" w:cs="Times New Roman"/>
+                <w:sz w:val="24"/>
+                <w:szCs w:val="24"/>
+              </w:rPr>
+              <w:t>$20,000</w:t>
+            </w:r>
+          </w:p>
+        </w:tc>
+      </w:tr>
+      <w:tr>
+        <w:tc>
+          <w:tcPr>
+            <w:cnfStyle w:val="001000000000" w:firstRow="0" w:lastRow="0" w:firstColumn="1" w:lastColumn="0" w:oddVBand="0" w:evenVBand="0" w:oddHBand="0" w:evenHBand="0" w:firstRowFirstColumn="0" w:firstRowLastColumn="0" w:lastRowFirstColumn="0" w:lastRowLastColumn="0"/>
+            <w:tcW w:w="3452" w:type="pct"/>
+            <w:shd w:val="clear" w:color="auto" w:fill="E4E3E2" w:themeFill="background2"/>
+            <w:vAlign w:val="center"/>
+          </w:tcPr>
+          <w:p>
+            <w:pPr>
+              <w:pStyle w:val="InsetTextHere"/>
+              <w:jc w:val="left"/>
+              <w:rPr>
+                <w:rFonts w:cs="Times New Roman"/>
+                <w:szCs w:val="24"/>
+              </w:rPr>
+            </w:pPr>
+            <w:r>
+              <w:rPr>
+                <w:rFonts w:cs="Times New Roman"/>
+                <w:szCs w:val="24"/>
+              </w:rPr>
+              <w:t>Software Licensing</w:t>
+            </w:r>
+          </w:p>
+        </w:tc>
+        <w:tc>
+          <w:tcPr>
+            <w:tcW w:w="1548" w:type="pct"/>
+            <w:shd w:val="clear" w:color="auto" w:fill="E4E3E2" w:themeFill="background2"/>
+            <w:vAlign w:val="center"/>
+          </w:tcPr>
+          <w:p>
+            <w:pPr>
+              <w:pStyle w:val="TipText"/>
+              <w:cnfStyle w:val="000000000000" w:firstRow="0" w:lastRow="0" w:firstColumn="0" w:lastColumn="0" w:oddVBand="0" w:evenVBand="0" w:oddHBand="0" w:evenHBand="0" w:firstRowFirstColumn="0" w:firstRowLastColumn="0" w:lastRowFirstColumn="0" w:lastRowLastColumn="0"/>
+              <w:rPr>
+                <w:rFonts w:ascii="Times New Roman" w:hAnsi="Times New Roman" w:cs="Times New Roman"/>
+                <w:sz w:val="24"/>
+                <w:szCs w:val="24"/>
+              </w:rPr>
+            </w:pPr>
+            <w:r>
+              <w:rPr>
+                <w:rFonts w:ascii="Times New Roman" w:hAnsi="Times New Roman" w:cs="Times New Roman"/>
+                <w:sz w:val="24"/>
+                <w:szCs w:val="24"/>
+              </w:rPr>
+              <w:t>$10,000</w:t>
+            </w:r>
+          </w:p>
+        </w:tc>
+      </w:tr>
+      <w:tr>
+        <w:trPr>
+          <w:trHeight w:val="540"/>
+        </w:trPr>
+        <w:tc>
+          <w:tcPr>
+            <w:cnfStyle w:val="001000000000" w:firstRow="0" w:lastRow="0" w:firstColumn="1" w:lastColumn="0" w:oddVBand="0" w:evenVBand="0" w:oddHBand="0" w:evenHBand="0" w:firstRowFirstColumn="0" w:firstRowLastColumn="0" w:lastRowFirstColumn="0" w:lastRowLastColumn="0"/>
+            <w:tcW w:w="3452" w:type="pct"/>
+            <w:shd w:val="clear" w:color="auto" w:fill="E4E3E2" w:themeFill="background2"/>
+            <w:vAlign w:val="center"/>
+          </w:tcPr>
+          <w:p>
+            <w:pPr>
+              <w:pStyle w:val="InsetTextHere"/>
+              <w:jc w:val="left"/>
+              <w:rPr>
+                <w:rFonts w:cs="Times New Roman"/>
+                <w:szCs w:val="24"/>
+              </w:rPr>
+            </w:pPr>
+            <w:r>
+              <w:rPr>
+                <w:rFonts w:cs="Times New Roman"/>
+                <w:szCs w:val="24"/>
+              </w:rPr>
+              <w:t>Model Maintenance</w:t>
+            </w:r>
+          </w:p>
+        </w:tc>
+        <w:tc>
+          <w:tcPr>
+            <w:tcW w:w="1548" w:type="pct"/>
+            <w:shd w:val="clear" w:color="auto" w:fill="E4E3E2" w:themeFill="background2"/>
+            <w:vAlign w:val="center"/>
+          </w:tcPr>
+          <w:p>
+            <w:pPr>
+              <w:pStyle w:val="TipText"/>
+              <w:cnfStyle w:val="000000000000" w:firstRow="0" w:lastRow="0" w:firstColumn="0" w:lastColumn="0" w:oddVBand="0" w:evenVBand="0" w:oddHBand="0" w:evenHBand="0" w:firstRowFirstColumn="0" w:firstRowLastColumn="0" w:lastRowFirstColumn="0" w:lastRowLastColumn="0"/>
+              <w:rPr>
+                <w:rFonts w:ascii="Times New Roman" w:hAnsi="Times New Roman" w:cs="Times New Roman"/>
+                <w:sz w:val="24"/>
+                <w:szCs w:val="24"/>
+              </w:rPr>
+            </w:pPr>
+            <w:r>
+              <w:rPr>
+                <w:rFonts w:ascii="Times New Roman" w:hAnsi="Times New Roman" w:cs="Times New Roman"/>
+                <w:sz w:val="24"/>
+                <w:szCs w:val="24"/>
+              </w:rPr>
+              <w:t>$15,000</w:t>
+            </w:r>
+          </w:p>
+        </w:tc>
+      </w:tr>
+      <w:tr>
+        <w:tc>
+          <w:tcPr>
+            <w:cnfStyle w:val="001000000000" w:firstRow="0" w:lastRow="0" w:firstColumn="1" w:lastColumn="0" w:oddVBand="0" w:evenVBand="0" w:oddHBand="0" w:evenHBand="0" w:firstRowFirstColumn="0" w:firstRowLastColumn="0" w:lastRowFirstColumn="0" w:lastRowLastColumn="0"/>
+            <w:tcW w:w="3452" w:type="pct"/>
+            <w:shd w:val="clear" w:color="auto" w:fill="E4E3E2" w:themeFill="background2"/>
+            <w:vAlign w:val="center"/>
+          </w:tcPr>
+          <w:p>
+            <w:pPr>
+              <w:pStyle w:val="InsetTextHere"/>
+              <w:jc w:val="left"/>
+              <w:rPr>
+                <w:rFonts w:cs="Times New Roman"/>
+                <w:szCs w:val="24"/>
+              </w:rPr>
+            </w:pPr>
+            <w:r>
+              <w:rPr>
+                <w:rFonts w:cs="Times New Roman"/>
+                <w:szCs w:val="24"/>
+              </w:rPr>
+              <w:t>Application Support</w:t>
+            </w:r>
+          </w:p>
+        </w:tc>
+        <w:tc>
+          <w:tcPr>
+            <w:tcW w:w="1548" w:type="pct"/>
+            <w:shd w:val="clear" w:color="auto" w:fill="E4E3E2" w:themeFill="background2"/>
+            <w:vAlign w:val="center"/>
+          </w:tcPr>
+          <w:p>
+            <w:pPr>
+              <w:pStyle w:val="TipText"/>
+              <w:cnfStyle w:val="000000000000" w:firstRow="0" w:lastRow="0" w:firstColumn="0" w:lastColumn="0" w:oddVBand="0" w:evenVBand="0" w:oddHBand="0" w:evenHBand="0" w:firstRowFirstColumn="0" w:firstRowLastColumn="0" w:lastRowFirstColumn="0" w:lastRowLastColumn="0"/>
+              <w:rPr>
+                <w:rFonts w:ascii="Times New Roman" w:hAnsi="Times New Roman" w:cs="Times New Roman"/>
+                <w:sz w:val="24"/>
+                <w:szCs w:val="24"/>
+              </w:rPr>
+            </w:pPr>
+            <w:r>
+              <w:rPr>
+                <w:rFonts w:ascii="Times New Roman" w:hAnsi="Times New Roman" w:cs="Times New Roman"/>
+                <w:sz w:val="24"/>
+                <w:szCs w:val="24"/>
+              </w:rPr>
+              <w:t>$10,000</w:t>
+            </w:r>
+          </w:p>
+        </w:tc>
+      </w:tr>
+      <w:tr>
+        <w:tc>
+          <w:tcPr>
+            <w:cnfStyle w:val="001000000000" w:firstRow="0" w:lastRow="0" w:firstColumn="1" w:lastColumn="0" w:oddVBand="0" w:evenVBand="0" w:oddHBand="0" w:evenHBand="0" w:firstRowFirstColumn="0" w:firstRowLastColumn="0" w:lastRowFirstColumn="0" w:lastRowLastColumn="0"/>
+            <w:tcW w:w="3452" w:type="pct"/>
+            <w:shd w:val="clear" w:color="auto" w:fill="E4E3E2" w:themeFill="background2"/>
+            <w:vAlign w:val="center"/>
+          </w:tcPr>
+          <w:p>
+            <w:pPr>
+              <w:pStyle w:val="InsetTextHere"/>
+              <w:jc w:val="left"/>
+              <w:rPr>
+                <w:rFonts w:cs="Times New Roman"/>
+                <w:szCs w:val="24"/>
+              </w:rPr>
+            </w:pPr>
+            <w:r>
+              <w:rPr>
+                <w:rFonts w:cs="Times New Roman"/>
+                <w:szCs w:val="24"/>
+              </w:rPr>
+              <w:t>Continuous Improvements</w:t>
+            </w:r>
+          </w:p>
+        </w:tc>
+        <w:tc>
+          <w:tcPr>
+            <w:tcW w:w="1548" w:type="pct"/>
+            <w:shd w:val="clear" w:color="auto" w:fill="E4E3E2" w:themeFill="background2"/>
+            <w:vAlign w:val="center"/>
+          </w:tcPr>
+          <w:p>
+            <w:pPr>
+              <w:pStyle w:val="TipText"/>
+              <w:cnfStyle w:val="000000000000" w:firstRow="0" w:lastRow="0" w:firstColumn="0" w:lastColumn="0" w:oddVBand="0" w:evenVBand="0" w:oddHBand="0" w:evenHBand="0" w:firstRowFirstColumn="0" w:firstRowLastColumn="0" w:lastRowFirstColumn="0" w:lastRowLastColumn="0"/>
+              <w:rPr>
+                <w:rFonts w:ascii="Times New Roman" w:hAnsi="Times New Roman" w:cs="Times New Roman"/>
+                <w:sz w:val="24"/>
+                <w:szCs w:val="24"/>
+              </w:rPr>
+            </w:pPr>
+            <w:r>
+              <w:rPr>
+                <w:rFonts w:ascii="Times New Roman" w:hAnsi="Times New Roman" w:cs="Times New Roman"/>
+                <w:sz w:val="24"/>
+                <w:szCs w:val="24"/>
+              </w:rPr>
+              <w:t>$15,000</w:t>
+            </w:r>
+          </w:p>
+        </w:tc>
+      </w:tr>
+      <w:tr>
+        <w:tc>
+          <w:tcPr>
+            <w:cnfStyle w:val="001000000000" w:firstRow="0" w:lastRow="0" w:firstColumn="1" w:lastColumn="0" w:oddVBand="0" w:evenVBand="0" w:oddHBand="0" w:evenHBand="0" w:firstRowFirstColumn="0" w:firstRowLastColumn="0" w:lastRowFirstColumn="0" w:lastRowLastColumn="0"/>
+            <w:tcW w:w="3452" w:type="pct"/>
+            <w:shd w:val="clear" w:color="auto" w:fill="E4E3E2" w:themeFill="background2"/>
+            <w:vAlign w:val="center"/>
+          </w:tcPr>
+          <w:p>
+            <w:pPr>
+              <w:pStyle w:val="InsetTextHere"/>
+              <w:jc w:val="left"/>
+              <w:rPr>
+                <w:rFonts w:cs="Times New Roman"/>
+                <w:b/>
+                <w:bCs/>
+                <w:szCs w:val="24"/>
+              </w:rPr>
+            </w:pPr>
+            <w:r>
+              <w:rPr>
+                <w:rFonts w:cs="Times New Roman"/>
+                <w:b/>
+                <w:bCs/>
+                <w:szCs w:val="24"/>
+              </w:rPr>
+              <w:t>Annual TCO</w:t>
+            </w:r>
+          </w:p>
+        </w:tc>
+        <w:tc>
+          <w:tcPr>
+            <w:tcW w:w="1548" w:type="pct"/>
+            <w:shd w:val="clear" w:color="auto" w:fill="E4E3E2" w:themeFill="background2"/>
+            <w:vAlign w:val="center"/>
+          </w:tcPr>
+          <w:p>
+            <w:pPr>
+              <w:pStyle w:val="TipText"/>
+              <w:cnfStyle w:val="000000000000" w:firstRow="0" w:lastRow="0" w:firstColumn="0" w:lastColumn="0" w:oddVBand="0" w:evenVBand="0" w:oddHBand="0" w:evenHBand="0" w:firstRowFirstColumn="0" w:firstRowLastColumn="0" w:lastRowFirstColumn="0" w:lastRowLastColumn="0"/>
+              <w:rPr>
+                <w:rFonts w:ascii="Times New Roman" w:hAnsi="Times New Roman" w:cs="Times New Roman"/>
+                <w:b/>
+                <w:bCs/>
+                <w:sz w:val="24"/>
+                <w:szCs w:val="24"/>
+              </w:rPr>
+            </w:pPr>
+            <w:r>
+              <w:rPr>
+                <w:rFonts w:ascii="Times New Roman" w:hAnsi="Times New Roman" w:cs="Times New Roman"/>
+                <w:b/>
+                <w:bCs/>
+                <w:sz w:val="24"/>
+                <w:szCs w:val="24"/>
+              </w:rPr>
+              <w:t>$90,000</w:t>
             </w:r>
           </w:p>
         </w:tc>
@@ -6579,11 +6204,10 @@
     <w:p>
       <w:pPr>
         <w:pStyle w:val="NoSpacing"/>
-      </w:pPr>
-    </w:p>
-    <w:p>
-      <w:pPr>
-        <w:pStyle w:val="NoSpacing"/>
+        <w:rPr>
+          <w:b/>
+          <w:bCs/>
+        </w:rPr>
       </w:pPr>
     </w:p>
     <w:p>
@@ -6621,305 +6245,124 @@
       </w:r>
       <w:bookmarkEnd w:id="18"/>
     </w:p>
-    <w:tbl>
-      <w:tblPr>
-        <w:tblStyle w:val="TipTable"/>
-        <w:tblW w:w="5014" w:type="pct"/>
-        <w:shd w:val="clear" w:color="auto" w:fill="E4E3E2" w:themeFill="background2"/>
-        <w:tblCellMar>
-          <w:top w:w="0" w:type="dxa"/>
-        </w:tblCellMar>
-        <w:tblLook w:val="04A0" w:firstRow="1" w:lastRow="0" w:firstColumn="1" w:lastColumn="0" w:noHBand="0" w:noVBand="1"/>
-      </w:tblPr>
-      <w:tblGrid>
-        <w:gridCol w:w="648"/>
-        <w:gridCol w:w="8738"/>
-      </w:tblGrid>
-      <w:tr>
-        <w:tc>
-          <w:tcPr>
-            <w:cnfStyle w:val="001000000000" w:firstRow="0" w:lastRow="0" w:firstColumn="1" w:lastColumn="0" w:oddVBand="0" w:evenVBand="0" w:oddHBand="0" w:evenHBand="0" w:firstRowFirstColumn="0" w:firstRowLastColumn="0" w:lastRowFirstColumn="0" w:lastRowLastColumn="0"/>
-            <w:tcW w:w="345" w:type="pct"/>
-            <w:shd w:val="clear" w:color="auto" w:fill="E4E3E2" w:themeFill="background2"/>
-            <w:vAlign w:val="center"/>
-          </w:tcPr>
-          <w:p>
-            <w:pPr>
-              <w:pStyle w:val="InsetTextHere"/>
-            </w:pPr>
-            <w:r>
-              <mc:AlternateContent>
-                <mc:Choice Requires="wpg">
-                  <w:drawing>
-                    <wp:inline distT="0" distB="0" distL="0" distR="0" wp14:anchorId="20E2A2DC" wp14:editId="318E8B18">
-                      <wp:extent cx="228600" cy="228600"/>
-                      <wp:effectExtent l="0" t="0" r="0" b="0"/>
-                      <wp:docPr id="123" name="Group 123" descr="Tip icon"/>
-                      <wp:cNvGraphicFramePr/>
-                      <a:graphic xmlns:a="http://schemas.openxmlformats.org/drawingml/2006/main">
-                        <a:graphicData uri="http://schemas.microsoft.com/office/word/2010/wordprocessingGroup">
-                          <wpg:wgp>
-                            <wpg:cNvGrpSpPr/>
-                            <wpg:grpSpPr>
-                              <a:xfrm>
-                                <a:off x="0" y="0"/>
-                                <a:ext cx="228600" cy="228600"/>
-                                <a:chOff x="0" y="0"/>
-                                <a:chExt cx="228600" cy="228600"/>
-                              </a:xfrm>
-                            </wpg:grpSpPr>
-                            <wps:wsp>
-                              <wps:cNvPr id="124" name="Oval 124"/>
-                              <wps:cNvSpPr>
-                                <a:spLocks noChangeAspect="1" noChangeArrowheads="1"/>
-                              </wps:cNvSpPr>
-                              <wps:spPr bwMode="auto">
-                                <a:xfrm>
-                                  <a:off x="0" y="0"/>
-                                  <a:ext cx="228600" cy="228600"/>
-                                </a:xfrm>
-                                <a:prstGeom prst="ellipse">
-                                  <a:avLst/>
-                                </a:prstGeom>
-                                <a:solidFill>
-                                  <a:schemeClr val="accent1"/>
-                                </a:solidFill>
-                                <a:ln w="0">
-                                  <a:noFill/>
-                                  <a:prstDash val="solid"/>
-                                  <a:miter lim="800000"/>
-                                  <a:headEnd/>
-                                  <a:tailEnd/>
-                                </a:ln>
-                              </wps:spPr>
-                              <wps:bodyPr rot="0" vert="horz" wrap="square" lIns="91440" tIns="45720" rIns="91440" bIns="45720" anchor="t" anchorCtr="0" upright="1">
-                                <a:noAutofit/>
-                              </wps:bodyPr>
-                            </wps:wsp>
-                            <wps:wsp>
-                              <wps:cNvPr id="125" name="Freeform 125"/>
-                              <wps:cNvSpPr/>
-                              <wps:spPr>
-                                <a:xfrm>
-                                  <a:off x="98639" y="50800"/>
-                                  <a:ext cx="31322" cy="127000"/>
-                                </a:xfrm>
-                                <a:custGeom>
-                                  <a:avLst/>
-                                  <a:gdLst>
-                                    <a:gd name="connsiteX0" fmla="*/ 3915 w 31322"/>
-                                    <a:gd name="connsiteY0" fmla="*/ 38279 h 127000"/>
-                                    <a:gd name="connsiteX1" fmla="*/ 27406 w 31322"/>
-                                    <a:gd name="connsiteY1" fmla="*/ 38279 h 127000"/>
-                                    <a:gd name="connsiteX2" fmla="*/ 27406 w 31322"/>
-                                    <a:gd name="connsiteY2" fmla="*/ 127000 h 127000"/>
-                                    <a:gd name="connsiteX3" fmla="*/ 3915 w 31322"/>
-                                    <a:gd name="connsiteY3" fmla="*/ 127000 h 127000"/>
-                                    <a:gd name="connsiteX4" fmla="*/ 15661 w 31322"/>
-                                    <a:gd name="connsiteY4" fmla="*/ 0 h 127000"/>
-                                    <a:gd name="connsiteX5" fmla="*/ 31322 w 31322"/>
-                                    <a:gd name="connsiteY5" fmla="*/ 15661 h 127000"/>
-                                    <a:gd name="connsiteX6" fmla="*/ 15661 w 31322"/>
-                                    <a:gd name="connsiteY6" fmla="*/ 31322 h 127000"/>
-                                    <a:gd name="connsiteX7" fmla="*/ 0 w 31322"/>
-                                    <a:gd name="connsiteY7" fmla="*/ 15661 h 127000"/>
-                                    <a:gd name="connsiteX8" fmla="*/ 15661 w 31322"/>
-                                    <a:gd name="connsiteY8" fmla="*/ 0 h 127000"/>
-                                  </a:gdLst>
-                                  <a:ahLst/>
-                                  <a:cxnLst>
-                                    <a:cxn ang="0">
-                                      <a:pos x="connsiteX0" y="connsiteY0"/>
-                                    </a:cxn>
-                                    <a:cxn ang="0">
-                                      <a:pos x="connsiteX1" y="connsiteY1"/>
-                                    </a:cxn>
-                                    <a:cxn ang="0">
-                                      <a:pos x="connsiteX2" y="connsiteY2"/>
-                                    </a:cxn>
-                                    <a:cxn ang="0">
-                                      <a:pos x="connsiteX3" y="connsiteY3"/>
-                                    </a:cxn>
-                                    <a:cxn ang="0">
-                                      <a:pos x="connsiteX4" y="connsiteY4"/>
-                                    </a:cxn>
-                                    <a:cxn ang="0">
-                                      <a:pos x="connsiteX5" y="connsiteY5"/>
-                                    </a:cxn>
-                                    <a:cxn ang="0">
-                                      <a:pos x="connsiteX6" y="connsiteY6"/>
-                                    </a:cxn>
-                                    <a:cxn ang="0">
-                                      <a:pos x="connsiteX7" y="connsiteY7"/>
-                                    </a:cxn>
-                                    <a:cxn ang="0">
-                                      <a:pos x="connsiteX8" y="connsiteY8"/>
-                                    </a:cxn>
-                                  </a:cxnLst>
-                                  <a:rect l="l" t="t" r="r" b="b"/>
-                                  <a:pathLst>
-                                    <a:path w="31322" h="127000">
-                                      <a:moveTo>
-                                        <a:pt x="3915" y="38279"/>
-                                      </a:moveTo>
-                                      <a:lnTo>
-                                        <a:pt x="27406" y="38279"/>
-                                      </a:lnTo>
-                                      <a:lnTo>
-                                        <a:pt x="27406" y="127000"/>
-                                      </a:lnTo>
-                                      <a:lnTo>
-                                        <a:pt x="3915" y="127000"/>
-                                      </a:lnTo>
-                                      <a:close/>
-                                      <a:moveTo>
-                                        <a:pt x="15661" y="0"/>
-                                      </a:moveTo>
-                                      <a:cubicBezTo>
-                                        <a:pt x="24310" y="0"/>
-                                        <a:pt x="31322" y="7012"/>
-                                        <a:pt x="31322" y="15661"/>
-                                      </a:cubicBezTo>
-                                      <a:cubicBezTo>
-                                        <a:pt x="31322" y="24310"/>
-                                        <a:pt x="24310" y="31322"/>
-                                        <a:pt x="15661" y="31322"/>
-                                      </a:cubicBezTo>
-                                      <a:cubicBezTo>
-                                        <a:pt x="7012" y="31322"/>
-                                        <a:pt x="0" y="24310"/>
-                                        <a:pt x="0" y="15661"/>
-                                      </a:cubicBezTo>
-                                      <a:cubicBezTo>
-                                        <a:pt x="0" y="7012"/>
-                                        <a:pt x="7012" y="0"/>
-                                        <a:pt x="15661" y="0"/>
-                                      </a:cubicBezTo>
-                                      <a:close/>
-                                    </a:path>
-                                  </a:pathLst>
-                                </a:custGeom>
-                                <a:solidFill>
-                                  <a:schemeClr val="bg1"/>
-                                </a:solidFill>
-                                <a:ln>
-                                  <a:noFill/>
-                                </a:ln>
-                              </wps:spPr>
-                              <wps:style>
-                                <a:lnRef idx="2">
-                                  <a:schemeClr val="accent1">
-                                    <a:shade val="50000"/>
-                                  </a:schemeClr>
-                                </a:lnRef>
-                                <a:fillRef idx="1">
-                                  <a:schemeClr val="accent1"/>
-                                </a:fillRef>
-                                <a:effectRef idx="0">
-                                  <a:schemeClr val="accent1"/>
-                                </a:effectRef>
-                                <a:fontRef idx="minor">
-                                  <a:schemeClr val="lt1"/>
-                                </a:fontRef>
-                              </wps:style>
-                              <wps:bodyPr rot="0" spcFirstLastPara="0" vert="horz" wrap="square" lIns="91440" tIns="45720" rIns="91440" bIns="45720" numCol="1" spcCol="0" rtlCol="0" fromWordArt="0" anchor="ctr" anchorCtr="0" forceAA="0" compatLnSpc="1">
-                                <a:prstTxWarp prst="textNoShape">
-                                  <a:avLst/>
-                                </a:prstTxWarp>
-                                <a:noAutofit/>
-                              </wps:bodyPr>
-                            </wps:wsp>
-                          </wpg:wgp>
-                        </a:graphicData>
-                      </a:graphic>
-                    </wp:inline>
-                  </w:drawing>
-                </mc:Choice>
-                <mc:Fallback>
-                  <w:pict>
-                    <v:group w14:anchorId="56DD7892" id="Group 123" o:spid="_x0000_s1026" alt="Tip icon" style="width:18pt;height:18pt;mso-position-horizontal-relative:char;mso-position-vertical-relative:line" coordsize="228600,228600" o:gfxdata="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">
-                      <v:oval id="Oval 124" o:spid="_x0000_s1027" style="position:absolute;width:228600;height:228600;visibility:visible;mso-wrap-style:square;v-text-anchor:top" o:gfxdata="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" fillcolor="#f24f4f [3204]" stroked="f" strokeweight="0">
-                        <v:stroke joinstyle="miter"/>
-                        <o:lock v:ext="edit" aspectratio="t"/>
-                      </v:oval>
-                      <v:shape id="Freeform 125" o:spid="_x0000_s1028" style="position:absolute;left:98639;top:50800;width:31322;height:127000;visibility:visible;mso-wrap-style:square;v-text-anchor:middle" coordsize="31322,127000" o:gfxdata="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" path="m3915,38279r23491,l27406,127000r-23491,l3915,38279xm15661,v8649,,15661,7012,15661,15661c31322,24310,24310,31322,15661,31322,7012,31322,,24310,,15661,,7012,7012,,15661,xe" fillcolor="white [3212]" stroked="f" strokeweight="1pt">
-                        <v:stroke joinstyle="miter"/>
-                        <v:path arrowok="t" o:connecttype="custom" o:connectlocs="3915,38279;27406,38279;27406,127000;3915,127000;15661,0;31322,15661;15661,31322;0,15661;15661,0" o:connectangles="0,0,0,0,0,0,0,0,0"/>
-                      </v:shape>
-                      <w10:anchorlock/>
-                    </v:group>
-                  </w:pict>
-                </mc:Fallback>
-              </mc:AlternateContent>
-            </w:r>
-          </w:p>
-        </w:tc>
-        <w:tc>
-          <w:tcPr>
-            <w:tcW w:w="4655" w:type="pct"/>
-            <w:shd w:val="clear" w:color="auto" w:fill="E4E3E2" w:themeFill="background2"/>
-            <w:vAlign w:val="center"/>
-          </w:tcPr>
-          <w:p>
-            <w:pPr>
-              <w:pStyle w:val="TipText"/>
-              <w:cnfStyle w:val="000000000000" w:firstRow="0" w:lastRow="0" w:firstColumn="0" w:lastColumn="0" w:oddVBand="0" w:evenVBand="0" w:oddHBand="0" w:evenHBand="0" w:firstRowFirstColumn="0" w:firstRowLastColumn="0" w:lastRowFirstColumn="0" w:lastRowLastColumn="0"/>
-              <w:rPr>
-                <w:rFonts w:ascii="Times New Roman" w:hAnsi="Times New Roman" w:cs="Times New Roman"/>
-                <w:sz w:val="24"/>
-                <w:szCs w:val="24"/>
-              </w:rPr>
-            </w:pPr>
-            <w:r>
-              <w:rPr>
-                <w:rFonts w:ascii="Times New Roman" w:hAnsi="Times New Roman" w:cs="Times New Roman"/>
-                <w:sz w:val="24"/>
-                <w:szCs w:val="24"/>
-              </w:rPr>
-              <w:t>Identify and quantify ROI benefits, a</w:t>
-            </w:r>
-            <w:r>
-              <w:rPr>
-                <w:rFonts w:ascii="Times New Roman" w:hAnsi="Times New Roman" w:cs="Times New Roman"/>
-                <w:sz w:val="24"/>
-                <w:szCs w:val="24"/>
-              </w:rPr>
-              <w:t>s discussed in both the “Bu</w:t>
-            </w:r>
-            <w:r>
-              <w:rPr>
-                <w:rFonts w:ascii="Times New Roman" w:hAnsi="Times New Roman" w:cs="Times New Roman"/>
-                <w:sz w:val="24"/>
-                <w:szCs w:val="24"/>
-              </w:rPr>
-              <w:t>ilding the Business Case” and “C</w:t>
-            </w:r>
-            <w:r>
-              <w:rPr>
-                <w:rFonts w:ascii="Times New Roman" w:hAnsi="Times New Roman" w:cs="Times New Roman"/>
-                <w:sz w:val="24"/>
-                <w:szCs w:val="24"/>
-              </w:rPr>
-              <w:t>alculating Benefits and ROI” sections of Chapter 2 in the BI Guidebook</w:t>
-            </w:r>
-            <w:r>
-              <w:rPr>
-                <w:rFonts w:ascii="Times New Roman" w:hAnsi="Times New Roman" w:cs="Times New Roman"/>
-                <w:sz w:val="24"/>
-                <w:szCs w:val="24"/>
-              </w:rPr>
-              <w:t>.</w:t>
-            </w:r>
-          </w:p>
-        </w:tc>
-      </w:tr>
-    </w:tbl>
     <w:p>
       <w:r>
-        <w:br w:type="page"/>
+        <w:t>The Retail Store Communication Failure Analysis and Prediction System is expected to provide financial value by reducing store communication failures and minimizing the business impact of extended outages. Communication disruptions can delay nightly sales, inventory, and financial data transmissions, requiring manual intervention by IT personnel and delaying business reporting. By identifying recurring causes of failures and predicting future communication issues, the organization can proactively address infrastructure problems before they result in prolonged outages.</w:t>
       </w:r>
     </w:p>
     <w:p>
+      <w:r>
+        <w:t xml:space="preserve">The solution is expected to reduce IT troubleshooting time, improve successful nightly data transmissions, and help prioritize hardware replacement and ISP improvements using data rather than reactive decision-making. Preventing recurring outages can reduce overtime costs, improve employee productivity, minimize </w:t>
+      </w:r>
+      <w:proofErr w:type="gramStart"/>
+      <w:r>
+        <w:t>reporting delays</w:t>
+      </w:r>
+      <w:proofErr w:type="gramEnd"/>
+      <w:r>
+        <w:t xml:space="preserve">, and reduce unnecessary infrastructure </w:t>
+      </w:r>
+      <w:proofErr w:type="gramStart"/>
+      <w:r>
+        <w:t>expenditures</w:t>
+      </w:r>
+      <w:proofErr w:type="gramEnd"/>
+      <w:r>
+        <w:t>.</w:t>
+      </w:r>
+    </w:p>
+    <w:p>
+      <w:r>
+        <w:t xml:space="preserve">Based on an estimated </w:t>
+      </w:r>
+      <w:r>
+        <w:rPr>
+          <w:b/>
+          <w:bCs/>
+        </w:rPr>
+        <w:t>20–30% reduction in recurring communication incidents</w:t>
+      </w:r>
+      <w:r>
+        <w:t>, the project is expected to:</w:t>
+      </w:r>
+    </w:p>
+    <w:p>
+      <w:pPr>
+        <w:numPr>
+          <w:ilvl w:val="0"/>
+          <w:numId w:val="10"/>
+        </w:numPr>
+      </w:pPr>
+      <w:r>
+        <w:t xml:space="preserve">Reduce annual IT support labor costs associated with communication outages. </w:t>
+      </w:r>
+    </w:p>
+    <w:p>
+      <w:pPr>
+        <w:numPr>
+          <w:ilvl w:val="0"/>
+          <w:numId w:val="10"/>
+        </w:numPr>
+      </w:pPr>
+      <w:r>
+        <w:t xml:space="preserve">Reduce operational disruptions caused by failed nightly data transmissions. </w:t>
+      </w:r>
+    </w:p>
+    <w:p>
+      <w:pPr>
+        <w:numPr>
+          <w:ilvl w:val="0"/>
+          <w:numId w:val="10"/>
+        </w:numPr>
+      </w:pPr>
+      <w:r>
+        <w:t xml:space="preserve">Improve infrastructure investment decisions by identifying stores with recurring hardware or ISP issues. </w:t>
+      </w:r>
+    </w:p>
+    <w:p>
+      <w:pPr>
+        <w:numPr>
+          <w:ilvl w:val="0"/>
+          <w:numId w:val="10"/>
+        </w:numPr>
+      </w:pPr>
+      <w:r>
+        <w:t xml:space="preserve">Reduce unnecessary hardware replacement through data-driven analysis. </w:t>
+      </w:r>
+    </w:p>
+    <w:p>
+      <w:pPr>
+        <w:numPr>
+          <w:ilvl w:val="0"/>
+          <w:numId w:val="10"/>
+        </w:numPr>
+      </w:pPr>
+      <w:r>
+        <w:t xml:space="preserve">Improve the availability of business-critical operational data. </w:t>
+      </w:r>
+    </w:p>
+    <w:p>
+      <w:r>
+        <w:t xml:space="preserve">The project is expected to recover its implementation costs within </w:t>
+      </w:r>
+      <w:r>
+        <w:rPr>
+          <w:b/>
+          <w:bCs/>
+        </w:rPr>
+        <w:t>two to three years</w:t>
+      </w:r>
+      <w:r>
+        <w:t xml:space="preserve"> through reduced operational costs, improved IT efficiency, and avoided revenue impacts associated with prolonged store communication failures.</w:t>
+      </w:r>
+    </w:p>
+    <w:p/>
+    <w:p>
+      <w:r>
+        <w:br w:type="page"/>
+      </w:r>
+    </w:p>
+    <w:p>
       <w:pPr>
         <w:pStyle w:val="Heading1"/>
       </w:pPr>
@@ -6932,388 +6375,6 @@
         <w:t>Risks and issues</w:t>
       </w:r>
       <w:bookmarkEnd w:id="19"/>
-    </w:p>
-    <w:tbl>
-      <w:tblPr>
-        <w:tblStyle w:val="TipTable"/>
-        <w:tblW w:w="5014" w:type="pct"/>
-        <w:tblLook w:val="04A0" w:firstRow="1" w:lastRow="0" w:firstColumn="1" w:lastColumn="0" w:noHBand="0" w:noVBand="1"/>
-      </w:tblPr>
-      <w:tblGrid>
-        <w:gridCol w:w="648"/>
-        <w:gridCol w:w="8738"/>
-      </w:tblGrid>
-      <w:tr>
-        <w:tc>
-          <w:tcPr>
-            <w:cnfStyle w:val="001000000000" w:firstRow="0" w:lastRow="0" w:firstColumn="1" w:lastColumn="0" w:oddVBand="0" w:evenVBand="0" w:oddHBand="0" w:evenHBand="0" w:firstRowFirstColumn="0" w:firstRowLastColumn="0" w:lastRowFirstColumn="0" w:lastRowLastColumn="0"/>
-            <w:tcW w:w="345" w:type="pct"/>
-          </w:tcPr>
-          <w:p>
-            <w:pPr>
-              <w:pStyle w:val="Icon"/>
-              <w:rPr>
-                <w:rFonts w:cs="Times New Roman"/>
-                <w:sz w:val="20"/>
-                <w:u w:val="double"/>
-              </w:rPr>
-            </w:pPr>
-            <w:r>
-              <w:rPr>
-                <w:rFonts w:cs="Times New Roman"/>
-                <w:noProof/>
-                <w:sz w:val="20"/>
-                <w:lang w:eastAsia="en-US"/>
-              </w:rPr>
-              <mc:AlternateContent>
-                <mc:Choice Requires="wpg">
-                  <w:drawing>
-                    <wp:inline distT="0" distB="0" distL="0" distR="0" wp14:anchorId="447AE1E6" wp14:editId="393907A7">
-                      <wp:extent cx="228600" cy="228600"/>
-                      <wp:effectExtent l="0" t="0" r="0" b="0"/>
-                      <wp:docPr id="76" name="Group 19" descr="Tip icon"/>
-                      <wp:cNvGraphicFramePr/>
-                      <a:graphic xmlns:a="http://schemas.openxmlformats.org/drawingml/2006/main">
-                        <a:graphicData uri="http://schemas.microsoft.com/office/word/2010/wordprocessingGroup">
-                          <wpg:wgp>
-                            <wpg:cNvGrpSpPr/>
-                            <wpg:grpSpPr>
-                              <a:xfrm>
-                                <a:off x="0" y="0"/>
-                                <a:ext cx="228600" cy="228600"/>
-                                <a:chOff x="0" y="0"/>
-                                <a:chExt cx="228600" cy="228600"/>
-                              </a:xfrm>
-                            </wpg:grpSpPr>
-                            <wps:wsp>
-                              <wps:cNvPr id="99" name="Oval 99"/>
-                              <wps:cNvSpPr>
-                                <a:spLocks noChangeAspect="1" noChangeArrowheads="1"/>
-                              </wps:cNvSpPr>
-                              <wps:spPr bwMode="auto">
-                                <a:xfrm>
-                                  <a:off x="0" y="0"/>
-                                  <a:ext cx="228600" cy="228600"/>
-                                </a:xfrm>
-                                <a:prstGeom prst="ellipse">
-                                  <a:avLst/>
-                                </a:prstGeom>
-                                <a:solidFill>
-                                  <a:schemeClr val="accent1"/>
-                                </a:solidFill>
-                                <a:ln w="0">
-                                  <a:noFill/>
-                                  <a:prstDash val="solid"/>
-                                  <a:miter lim="800000"/>
-                                  <a:headEnd/>
-                                  <a:tailEnd/>
-                                </a:ln>
-                              </wps:spPr>
-                              <wps:bodyPr rot="0" vert="horz" wrap="square" lIns="91440" tIns="45720" rIns="91440" bIns="45720" anchor="t" anchorCtr="0" upright="1">
-                                <a:noAutofit/>
-                              </wps:bodyPr>
-                            </wps:wsp>
-                            <wps:wsp>
-                              <wps:cNvPr id="100" name="Freeform 100"/>
-                              <wps:cNvSpPr/>
-                              <wps:spPr>
-                                <a:xfrm>
-                                  <a:off x="98639" y="50800"/>
-                                  <a:ext cx="31322" cy="127000"/>
-                                </a:xfrm>
-                                <a:custGeom>
-                                  <a:avLst/>
-                                  <a:gdLst>
-                                    <a:gd name="connsiteX0" fmla="*/ 3915 w 31322"/>
-                                    <a:gd name="connsiteY0" fmla="*/ 38279 h 127000"/>
-                                    <a:gd name="connsiteX1" fmla="*/ 27406 w 31322"/>
-                                    <a:gd name="connsiteY1" fmla="*/ 38279 h 127000"/>
-                                    <a:gd name="connsiteX2" fmla="*/ 27406 w 31322"/>
-                                    <a:gd name="connsiteY2" fmla="*/ 127000 h 127000"/>
-                                    <a:gd name="connsiteX3" fmla="*/ 3915 w 31322"/>
-                                    <a:gd name="connsiteY3" fmla="*/ 127000 h 127000"/>
-                                    <a:gd name="connsiteX4" fmla="*/ 15661 w 31322"/>
-                                    <a:gd name="connsiteY4" fmla="*/ 0 h 127000"/>
-                                    <a:gd name="connsiteX5" fmla="*/ 31322 w 31322"/>
-                                    <a:gd name="connsiteY5" fmla="*/ 15661 h 127000"/>
-                                    <a:gd name="connsiteX6" fmla="*/ 15661 w 31322"/>
-                                    <a:gd name="connsiteY6" fmla="*/ 31322 h 127000"/>
-                                    <a:gd name="connsiteX7" fmla="*/ 0 w 31322"/>
-                                    <a:gd name="connsiteY7" fmla="*/ 15661 h 127000"/>
-                                    <a:gd name="connsiteX8" fmla="*/ 15661 w 31322"/>
-                                    <a:gd name="connsiteY8" fmla="*/ 0 h 127000"/>
-                                  </a:gdLst>
-                                  <a:ahLst/>
-                                  <a:cxnLst>
-                                    <a:cxn ang="0">
-                                      <a:pos x="connsiteX0" y="connsiteY0"/>
-                                    </a:cxn>
-                                    <a:cxn ang="0">
-                                      <a:pos x="connsiteX1" y="connsiteY1"/>
-                                    </a:cxn>
-                                    <a:cxn ang="0">
-                                      <a:pos x="connsiteX2" y="connsiteY2"/>
-                                    </a:cxn>
-                                    <a:cxn ang="0">
-                                      <a:pos x="connsiteX3" y="connsiteY3"/>
-                                    </a:cxn>
-                                    <a:cxn ang="0">
-                                      <a:pos x="connsiteX4" y="connsiteY4"/>
-                                    </a:cxn>
-                                    <a:cxn ang="0">
-                                      <a:pos x="connsiteX5" y="connsiteY5"/>
-                                    </a:cxn>
-                                    <a:cxn ang="0">
-                                      <a:pos x="connsiteX6" y="connsiteY6"/>
-                                    </a:cxn>
-                                    <a:cxn ang="0">
-                                      <a:pos x="connsiteX7" y="connsiteY7"/>
-                                    </a:cxn>
-                                    <a:cxn ang="0">
-                                      <a:pos x="connsiteX8" y="connsiteY8"/>
-                                    </a:cxn>
-                                  </a:cxnLst>
-                                  <a:rect l="l" t="t" r="r" b="b"/>
-                                  <a:pathLst>
-                                    <a:path w="31322" h="127000">
-                                      <a:moveTo>
-                                        <a:pt x="3915" y="38279"/>
-                                      </a:moveTo>
-                                      <a:lnTo>
-                                        <a:pt x="27406" y="38279"/>
-                                      </a:lnTo>
-                                      <a:lnTo>
-                                        <a:pt x="27406" y="127000"/>
-                                      </a:lnTo>
-                                      <a:lnTo>
-                                        <a:pt x="3915" y="127000"/>
-                                      </a:lnTo>
-                                      <a:close/>
-                                      <a:moveTo>
-                                        <a:pt x="15661" y="0"/>
-                                      </a:moveTo>
-                                      <a:cubicBezTo>
-                                        <a:pt x="24310" y="0"/>
-                                        <a:pt x="31322" y="7012"/>
-                                        <a:pt x="31322" y="15661"/>
-                                      </a:cubicBezTo>
-                                      <a:cubicBezTo>
-                                        <a:pt x="31322" y="24310"/>
-                                        <a:pt x="24310" y="31322"/>
-                                        <a:pt x="15661" y="31322"/>
-                                      </a:cubicBezTo>
-                                      <a:cubicBezTo>
-                                        <a:pt x="7012" y="31322"/>
-                                        <a:pt x="0" y="24310"/>
-                                        <a:pt x="0" y="15661"/>
-                                      </a:cubicBezTo>
-                                      <a:cubicBezTo>
-                                        <a:pt x="0" y="7012"/>
-                                        <a:pt x="7012" y="0"/>
-                                        <a:pt x="15661" y="0"/>
-                                      </a:cubicBezTo>
-                                      <a:close/>
-                                    </a:path>
-                                  </a:pathLst>
-                                </a:custGeom>
-                                <a:solidFill>
-                                  <a:schemeClr val="bg1"/>
-                                </a:solidFill>
-                                <a:ln>
-                                  <a:noFill/>
-                                </a:ln>
-                              </wps:spPr>
-                              <wps:style>
-                                <a:lnRef idx="2">
-                                  <a:schemeClr val="accent1">
-                                    <a:shade val="50000"/>
-                                  </a:schemeClr>
-                                </a:lnRef>
-                                <a:fillRef idx="1">
-                                  <a:schemeClr val="accent1"/>
-                                </a:fillRef>
-                                <a:effectRef idx="0">
-                                  <a:schemeClr val="accent1"/>
-                                </a:effectRef>
-                                <a:fontRef idx="minor">
-                                  <a:schemeClr val="lt1"/>
-                                </a:fontRef>
-                              </wps:style>
-                              <wps:bodyPr rot="0" spcFirstLastPara="0" vert="horz" wrap="square" lIns="91440" tIns="45720" rIns="91440" bIns="45720" numCol="1" spcCol="0" rtlCol="0" fromWordArt="0" anchor="ctr" anchorCtr="0" forceAA="0" compatLnSpc="1">
-                                <a:prstTxWarp prst="textNoShape">
-                                  <a:avLst/>
-                                </a:prstTxWarp>
-                                <a:noAutofit/>
-                              </wps:bodyPr>
-                            </wps:wsp>
-                          </wpg:wgp>
-                        </a:graphicData>
-                      </a:graphic>
-                    </wp:inline>
-                  </w:drawing>
-                </mc:Choice>
-                <mc:Fallback>
-                  <w:pict>
-                    <v:group w14:anchorId="503249D8" id="Group 19" o:spid="_x0000_s1026" alt="Tip icon" style="width:18pt;height:18pt;mso-position-horizontal-relative:char;mso-position-vertical-relative:line" coordsize="228600,228600" o:gfxdata="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">
-                      <v:oval id="Oval 99" o:spid="_x0000_s1027" style="position:absolute;width:228600;height:228600;visibility:visible;mso-wrap-style:square;v-text-anchor:top" o:gfxdata="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" fillcolor="#f24f4f [3204]" stroked="f" strokeweight="0">
-                        <v:stroke joinstyle="miter"/>
-                        <o:lock v:ext="edit" aspectratio="t"/>
-                      </v:oval>
-                      <v:shape id="Freeform 100" o:spid="_x0000_s1028" style="position:absolute;left:98639;top:50800;width:31322;height:127000;visibility:visible;mso-wrap-style:square;v-text-anchor:middle" coordsize="31322,127000" o:gfxdata="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" path="m3915,38279r23491,l27406,127000r-23491,l3915,38279xm15661,v8649,,15661,7012,15661,15661c31322,24310,24310,31322,15661,31322,7012,31322,,24310,,15661,,7012,7012,,15661,xe" fillcolor="white [3212]" stroked="f" strokeweight="1pt">
-                        <v:stroke joinstyle="miter"/>
-                        <v:path arrowok="t" o:connecttype="custom" o:connectlocs="3915,38279;27406,38279;27406,127000;3915,127000;15661,0;31322,15661;15661,31322;0,15661;15661,0" o:connectangles="0,0,0,0,0,0,0,0,0"/>
-                      </v:shape>
-                      <w10:anchorlock/>
-                    </v:group>
-                  </w:pict>
-                </mc:Fallback>
-              </mc:AlternateContent>
-            </w:r>
-          </w:p>
-        </w:tc>
-        <w:tc>
-          <w:tcPr>
-            <w:tcW w:w="4655" w:type="pct"/>
-          </w:tcPr>
-          <w:p>
-            <w:pPr>
-              <w:pStyle w:val="TipText"/>
-              <w:cnfStyle w:val="000000000000" w:firstRow="0" w:lastRow="0" w:firstColumn="0" w:lastColumn="0" w:oddVBand="0" w:evenVBand="0" w:oddHBand="0" w:evenHBand="0" w:firstRowFirstColumn="0" w:firstRowLastColumn="0" w:lastRowFirstColumn="0" w:lastRowLastColumn="0"/>
-              <w:rPr>
-                <w:rFonts w:ascii="Times New Roman" w:hAnsi="Times New Roman" w:cs="Times New Roman"/>
-                <w:i w:val="0"/>
-                <w:sz w:val="24"/>
-                <w:szCs w:val="24"/>
-              </w:rPr>
-            </w:pPr>
-            <w:r>
-              <w:rPr>
-                <w:rFonts w:ascii="Times New Roman" w:hAnsi="Times New Roman" w:cs="Times New Roman"/>
-                <w:i w:val="0"/>
-                <w:sz w:val="24"/>
-                <w:szCs w:val="24"/>
-              </w:rPr>
-              <w:t>It is critical that the project team identifies the key dependencies, assumptions, risks and issues that may derail the project. Although the cynic may say this is the ultimate CYA</w:t>
-            </w:r>
-            <w:r>
-              <w:rPr>
-                <w:rFonts w:ascii="Times New Roman" w:hAnsi="Times New Roman" w:cs="Times New Roman"/>
-                <w:i w:val="0"/>
-                <w:sz w:val="24"/>
-                <w:szCs w:val="24"/>
-              </w:rPr>
-              <w:t xml:space="preserve"> (cover your ass)</w:t>
-            </w:r>
-            <w:r>
-              <w:rPr>
-                <w:rFonts w:ascii="Times New Roman" w:hAnsi="Times New Roman" w:cs="Times New Roman"/>
-                <w:i w:val="0"/>
-                <w:sz w:val="24"/>
-                <w:szCs w:val="24"/>
-              </w:rPr>
-              <w:t xml:space="preserve"> section, project management best practices demand that this section be well thought out and as expansive as possible.</w:t>
-            </w:r>
-          </w:p>
-          <w:p>
-            <w:pPr>
-              <w:pStyle w:val="TipText"/>
-              <w:cnfStyle w:val="000000000000" w:firstRow="0" w:lastRow="0" w:firstColumn="0" w:lastColumn="0" w:oddVBand="0" w:evenVBand="0" w:oddHBand="0" w:evenHBand="0" w:firstRowFirstColumn="0" w:firstRowLastColumn="0" w:lastRowFirstColumn="0" w:lastRowLastColumn="0"/>
-              <w:rPr>
-                <w:rFonts w:ascii="Times New Roman" w:hAnsi="Times New Roman" w:cs="Times New Roman"/>
-                <w:i w:val="0"/>
-                <w:sz w:val="24"/>
-                <w:szCs w:val="24"/>
-              </w:rPr>
-            </w:pPr>
-            <w:r>
-              <w:rPr>
-                <w:rFonts w:ascii="Times New Roman" w:hAnsi="Times New Roman" w:cs="Times New Roman"/>
-                <w:i w:val="0"/>
-                <w:sz w:val="24"/>
-                <w:szCs w:val="24"/>
-              </w:rPr>
-              <w:t>A</w:t>
-            </w:r>
-            <w:r>
-              <w:rPr>
-                <w:rFonts w:ascii="Times New Roman" w:hAnsi="Times New Roman" w:cs="Times New Roman"/>
-                <w:i w:val="0"/>
-                <w:sz w:val="24"/>
-                <w:szCs w:val="24"/>
-              </w:rPr>
-              <w:t>t a minimum</w:t>
-            </w:r>
-            <w:r>
-              <w:rPr>
-                <w:rFonts w:ascii="Times New Roman" w:hAnsi="Times New Roman" w:cs="Times New Roman"/>
-                <w:i w:val="0"/>
-                <w:sz w:val="24"/>
-                <w:szCs w:val="24"/>
-              </w:rPr>
-              <w:t>, identifying these criteria</w:t>
-            </w:r>
-            <w:r>
-              <w:rPr>
-                <w:rFonts w:ascii="Times New Roman" w:hAnsi="Times New Roman" w:cs="Times New Roman"/>
-                <w:i w:val="0"/>
-                <w:sz w:val="24"/>
-                <w:szCs w:val="24"/>
-              </w:rPr>
-              <w:t xml:space="preserve"> enables a project to establish an early warning mechanism to flag </w:t>
-            </w:r>
-            <w:r>
-              <w:rPr>
-                <w:rFonts w:ascii="Times New Roman" w:hAnsi="Times New Roman" w:cs="Times New Roman"/>
-                <w:i w:val="0"/>
-                <w:sz w:val="24"/>
-                <w:szCs w:val="24"/>
-              </w:rPr>
-              <w:t xml:space="preserve">and address </w:t>
-            </w:r>
-            <w:r>
-              <w:rPr>
-                <w:rFonts w:ascii="Times New Roman" w:hAnsi="Times New Roman" w:cs="Times New Roman"/>
-                <w:i w:val="0"/>
-                <w:sz w:val="24"/>
-                <w:szCs w:val="24"/>
-              </w:rPr>
-              <w:t xml:space="preserve">conditions as they occur. With foresight, the project team may </w:t>
-            </w:r>
-            <w:r>
-              <w:rPr>
-                <w:rFonts w:ascii="Times New Roman" w:hAnsi="Times New Roman" w:cs="Times New Roman"/>
-                <w:i w:val="0"/>
-                <w:sz w:val="24"/>
-                <w:szCs w:val="24"/>
-              </w:rPr>
-              <w:t>mitigate the</w:t>
-            </w:r>
-            <w:r>
-              <w:rPr>
-                <w:rFonts w:ascii="Times New Roman" w:hAnsi="Times New Roman" w:cs="Times New Roman"/>
-                <w:i w:val="0"/>
-                <w:sz w:val="24"/>
-                <w:szCs w:val="24"/>
-              </w:rPr>
-              <w:t xml:space="preserve"> risk</w:t>
-            </w:r>
-            <w:r>
-              <w:rPr>
-                <w:rFonts w:ascii="Times New Roman" w:hAnsi="Times New Roman" w:cs="Times New Roman"/>
-                <w:i w:val="0"/>
-                <w:sz w:val="24"/>
-                <w:szCs w:val="24"/>
-              </w:rPr>
-              <w:t xml:space="preserve">s. </w:t>
-            </w:r>
-          </w:p>
-        </w:tc>
-      </w:tr>
-    </w:tbl>
-    <w:p>
-      <w:pPr>
-        <w:pStyle w:val="NoSpacing"/>
-      </w:pPr>
     </w:p>
     <w:p>
       <w:pPr>
@@ -7336,283 +6397,359 @@
         <w:tblLook w:val="04A0" w:firstRow="1" w:lastRow="0" w:firstColumn="1" w:lastColumn="0" w:noHBand="0" w:noVBand="1"/>
       </w:tblPr>
       <w:tblGrid>
-        <w:gridCol w:w="648"/>
-        <w:gridCol w:w="8738"/>
+        <w:gridCol w:w="4049"/>
+        <w:gridCol w:w="5337"/>
       </w:tblGrid>
       <w:tr>
+        <w:trPr>
+          <w:trHeight w:val="486"/>
+        </w:trPr>
         <w:tc>
           <w:tcPr>
             <w:cnfStyle w:val="001000000000" w:firstRow="0" w:lastRow="0" w:firstColumn="1" w:lastColumn="0" w:oddVBand="0" w:evenVBand="0" w:oddHBand="0" w:evenHBand="0" w:firstRowFirstColumn="0" w:firstRowLastColumn="0" w:lastRowFirstColumn="0" w:lastRowLastColumn="0"/>
-            <w:tcW w:w="345" w:type="pct"/>
+            <w:tcW w:w="2157" w:type="pct"/>
+            <w:tcBorders>
+              <w:bottom w:val="single" w:sz="4" w:space="0" w:color="auto"/>
+            </w:tcBorders>
             <w:shd w:val="clear" w:color="auto" w:fill="E4E3E2" w:themeFill="background2"/>
             <w:vAlign w:val="center"/>
           </w:tcPr>
           <w:p>
             <w:pPr>
               <w:pStyle w:val="InsetTextHere"/>
-            </w:pPr>
-            <w:r>
-              <mc:AlternateContent>
-                <mc:Choice Requires="wpg">
-                  <w:drawing>
-                    <wp:inline distT="0" distB="0" distL="0" distR="0" wp14:anchorId="5BE75600" wp14:editId="54DB3104">
-                      <wp:extent cx="228600" cy="228600"/>
-                      <wp:effectExtent l="0" t="0" r="0" b="0"/>
-                      <wp:docPr id="101" name="Group 101" descr="Tip icon"/>
-                      <wp:cNvGraphicFramePr/>
-                      <a:graphic xmlns:a="http://schemas.openxmlformats.org/drawingml/2006/main">
-                        <a:graphicData uri="http://schemas.microsoft.com/office/word/2010/wordprocessingGroup">
-                          <wpg:wgp>
-                            <wpg:cNvGrpSpPr/>
-                            <wpg:grpSpPr>
-                              <a:xfrm>
-                                <a:off x="0" y="0"/>
-                                <a:ext cx="228600" cy="228600"/>
-                                <a:chOff x="0" y="0"/>
-                                <a:chExt cx="228600" cy="228600"/>
-                              </a:xfrm>
-                            </wpg:grpSpPr>
-                            <wps:wsp>
-                              <wps:cNvPr id="135" name="Oval 135"/>
-                              <wps:cNvSpPr>
-                                <a:spLocks noChangeAspect="1" noChangeArrowheads="1"/>
-                              </wps:cNvSpPr>
-                              <wps:spPr bwMode="auto">
-                                <a:xfrm>
-                                  <a:off x="0" y="0"/>
-                                  <a:ext cx="228600" cy="228600"/>
-                                </a:xfrm>
-                                <a:prstGeom prst="ellipse">
-                                  <a:avLst/>
-                                </a:prstGeom>
-                                <a:solidFill>
-                                  <a:schemeClr val="accent1"/>
-                                </a:solidFill>
-                                <a:ln w="0">
-                                  <a:noFill/>
-                                  <a:prstDash val="solid"/>
-                                  <a:miter lim="800000"/>
-                                  <a:headEnd/>
-                                  <a:tailEnd/>
-                                </a:ln>
-                              </wps:spPr>
-                              <wps:bodyPr rot="0" vert="horz" wrap="square" lIns="91440" tIns="45720" rIns="91440" bIns="45720" anchor="t" anchorCtr="0" upright="1">
-                                <a:noAutofit/>
-                              </wps:bodyPr>
-                            </wps:wsp>
-                            <wps:wsp>
-                              <wps:cNvPr id="136" name="Freeform 136"/>
-                              <wps:cNvSpPr/>
-                              <wps:spPr>
-                                <a:xfrm>
-                                  <a:off x="98639" y="50800"/>
-                                  <a:ext cx="31322" cy="127000"/>
-                                </a:xfrm>
-                                <a:custGeom>
-                                  <a:avLst/>
-                                  <a:gdLst>
-                                    <a:gd name="connsiteX0" fmla="*/ 3915 w 31322"/>
-                                    <a:gd name="connsiteY0" fmla="*/ 38279 h 127000"/>
-                                    <a:gd name="connsiteX1" fmla="*/ 27406 w 31322"/>
-                                    <a:gd name="connsiteY1" fmla="*/ 38279 h 127000"/>
-                                    <a:gd name="connsiteX2" fmla="*/ 27406 w 31322"/>
-                                    <a:gd name="connsiteY2" fmla="*/ 127000 h 127000"/>
-                                    <a:gd name="connsiteX3" fmla="*/ 3915 w 31322"/>
-                                    <a:gd name="connsiteY3" fmla="*/ 127000 h 127000"/>
-                                    <a:gd name="connsiteX4" fmla="*/ 15661 w 31322"/>
-                                    <a:gd name="connsiteY4" fmla="*/ 0 h 127000"/>
-                                    <a:gd name="connsiteX5" fmla="*/ 31322 w 31322"/>
-                                    <a:gd name="connsiteY5" fmla="*/ 15661 h 127000"/>
-                                    <a:gd name="connsiteX6" fmla="*/ 15661 w 31322"/>
-                                    <a:gd name="connsiteY6" fmla="*/ 31322 h 127000"/>
-                                    <a:gd name="connsiteX7" fmla="*/ 0 w 31322"/>
-                                    <a:gd name="connsiteY7" fmla="*/ 15661 h 127000"/>
-                                    <a:gd name="connsiteX8" fmla="*/ 15661 w 31322"/>
-                                    <a:gd name="connsiteY8" fmla="*/ 0 h 127000"/>
-                                  </a:gdLst>
-                                  <a:ahLst/>
-                                  <a:cxnLst>
-                                    <a:cxn ang="0">
-                                      <a:pos x="connsiteX0" y="connsiteY0"/>
-                                    </a:cxn>
-                                    <a:cxn ang="0">
-                                      <a:pos x="connsiteX1" y="connsiteY1"/>
-                                    </a:cxn>
-                                    <a:cxn ang="0">
-                                      <a:pos x="connsiteX2" y="connsiteY2"/>
-                                    </a:cxn>
-                                    <a:cxn ang="0">
-                                      <a:pos x="connsiteX3" y="connsiteY3"/>
-                                    </a:cxn>
-                                    <a:cxn ang="0">
-                                      <a:pos x="connsiteX4" y="connsiteY4"/>
-                                    </a:cxn>
-                                    <a:cxn ang="0">
-                                      <a:pos x="connsiteX5" y="connsiteY5"/>
-                                    </a:cxn>
-                                    <a:cxn ang="0">
-                                      <a:pos x="connsiteX6" y="connsiteY6"/>
-                                    </a:cxn>
-                                    <a:cxn ang="0">
-                                      <a:pos x="connsiteX7" y="connsiteY7"/>
-                                    </a:cxn>
-                                    <a:cxn ang="0">
-                                      <a:pos x="connsiteX8" y="connsiteY8"/>
-                                    </a:cxn>
-                                  </a:cxnLst>
-                                  <a:rect l="l" t="t" r="r" b="b"/>
-                                  <a:pathLst>
-                                    <a:path w="31322" h="127000">
-                                      <a:moveTo>
-                                        <a:pt x="3915" y="38279"/>
-                                      </a:moveTo>
-                                      <a:lnTo>
-                                        <a:pt x="27406" y="38279"/>
-                                      </a:lnTo>
-                                      <a:lnTo>
-                                        <a:pt x="27406" y="127000"/>
-                                      </a:lnTo>
-                                      <a:lnTo>
-                                        <a:pt x="3915" y="127000"/>
-                                      </a:lnTo>
-                                      <a:close/>
-                                      <a:moveTo>
-                                        <a:pt x="15661" y="0"/>
-                                      </a:moveTo>
-                                      <a:cubicBezTo>
-                                        <a:pt x="24310" y="0"/>
-                                        <a:pt x="31322" y="7012"/>
-                                        <a:pt x="31322" y="15661"/>
-                                      </a:cubicBezTo>
-                                      <a:cubicBezTo>
-                                        <a:pt x="31322" y="24310"/>
-                                        <a:pt x="24310" y="31322"/>
-                                        <a:pt x="15661" y="31322"/>
-                                      </a:cubicBezTo>
-                                      <a:cubicBezTo>
-                                        <a:pt x="7012" y="31322"/>
-                                        <a:pt x="0" y="24310"/>
-                                        <a:pt x="0" y="15661"/>
-                                      </a:cubicBezTo>
-                                      <a:cubicBezTo>
-                                        <a:pt x="0" y="7012"/>
-                                        <a:pt x="7012" y="0"/>
-                                        <a:pt x="15661" y="0"/>
-                                      </a:cubicBezTo>
-                                      <a:close/>
-                                    </a:path>
-                                  </a:pathLst>
-                                </a:custGeom>
-                                <a:solidFill>
-                                  <a:schemeClr val="bg1"/>
-                                </a:solidFill>
-                                <a:ln>
-                                  <a:noFill/>
-                                </a:ln>
-                              </wps:spPr>
-                              <wps:style>
-                                <a:lnRef idx="2">
-                                  <a:schemeClr val="accent1">
-                                    <a:shade val="50000"/>
-                                  </a:schemeClr>
-                                </a:lnRef>
-                                <a:fillRef idx="1">
-                                  <a:schemeClr val="accent1"/>
-                                </a:fillRef>
-                                <a:effectRef idx="0">
-                                  <a:schemeClr val="accent1"/>
-                                </a:effectRef>
-                                <a:fontRef idx="minor">
-                                  <a:schemeClr val="lt1"/>
-                                </a:fontRef>
-                              </wps:style>
-                              <wps:bodyPr rot="0" spcFirstLastPara="0" vert="horz" wrap="square" lIns="91440" tIns="45720" rIns="91440" bIns="45720" numCol="1" spcCol="0" rtlCol="0" fromWordArt="0" anchor="ctr" anchorCtr="0" forceAA="0" compatLnSpc="1">
-                                <a:prstTxWarp prst="textNoShape">
-                                  <a:avLst/>
-                                </a:prstTxWarp>
-                                <a:noAutofit/>
-                              </wps:bodyPr>
-                            </wps:wsp>
-                          </wpg:wgp>
-                        </a:graphicData>
-                      </a:graphic>
-                    </wp:inline>
-                  </w:drawing>
-                </mc:Choice>
-                <mc:Fallback>
-                  <w:pict>
-                    <v:group w14:anchorId="6154EF0B" id="Group 101" o:spid="_x0000_s1026" alt="Tip icon" style="width:18pt;height:18pt;mso-position-horizontal-relative:char;mso-position-vertical-relative:line" coordsize="228600,228600" o:gfxdata="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">
-                      <v:oval id="Oval 135" o:spid="_x0000_s1027" style="position:absolute;width:228600;height:228600;visibility:visible;mso-wrap-style:square;v-text-anchor:top" o:gfxdata="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" fillcolor="#f24f4f [3204]" stroked="f" strokeweight="0">
-                        <v:stroke joinstyle="miter"/>
-                        <o:lock v:ext="edit" aspectratio="t"/>
-                      </v:oval>
-                      <v:shape id="Freeform 136" o:spid="_x0000_s1028" style="position:absolute;left:98639;top:50800;width:31322;height:127000;visibility:visible;mso-wrap-style:square;v-text-anchor:middle" coordsize="31322,127000" o:gfxdata="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" path="m3915,38279r23491,l27406,127000r-23491,l3915,38279xm15661,v8649,,15661,7012,15661,15661c31322,24310,24310,31322,15661,31322,7012,31322,,24310,,15661,,7012,7012,,15661,xe" fillcolor="white [3212]" stroked="f" strokeweight="1pt">
-                        <v:stroke joinstyle="miter"/>
-                        <v:path arrowok="t" o:connecttype="custom" o:connectlocs="3915,38279;27406,38279;27406,127000;3915,127000;15661,0;31322,15661;15661,31322;0,15661;15661,0" o:connectangles="0,0,0,0,0,0,0,0,0"/>
-                      </v:shape>
-                      <w10:anchorlock/>
-                    </v:group>
-                  </w:pict>
-                </mc:Fallback>
-              </mc:AlternateContent>
-            </w:r>
-          </w:p>
-        </w:tc>
-        <w:tc>
-          <w:tcPr>
-            <w:tcW w:w="4655" w:type="pct"/>
+              <w:rPr>
+                <w:b/>
+                <w:bCs/>
+              </w:rPr>
+            </w:pPr>
+            <w:bookmarkStart w:id="21" w:name="_Toc403904710"/>
+            <w:r>
+              <w:rPr>
+                <w:b/>
+                <w:bCs/>
+              </w:rPr>
+              <w:t>Dependency</w:t>
+            </w:r>
+          </w:p>
+        </w:tc>
+        <w:tc>
+          <w:tcPr>
+            <w:tcW w:w="2843" w:type="pct"/>
+            <w:tcBorders>
+              <w:bottom w:val="single" w:sz="4" w:space="0" w:color="auto"/>
+            </w:tcBorders>
             <w:shd w:val="clear" w:color="auto" w:fill="E4E3E2" w:themeFill="background2"/>
             <w:vAlign w:val="center"/>
           </w:tcPr>
           <w:p>
             <w:pPr>
               <w:pStyle w:val="TipText"/>
+              <w:jc w:val="center"/>
               <w:cnfStyle w:val="000000000000" w:firstRow="0" w:lastRow="0" w:firstColumn="0" w:lastColumn="0" w:oddVBand="0" w:evenVBand="0" w:oddHBand="0" w:evenHBand="0" w:firstRowFirstColumn="0" w:firstRowLastColumn="0" w:lastRowFirstColumn="0" w:lastRowLastColumn="0"/>
               <w:rPr>
-                <w:szCs w:val="24"/>
-              </w:rPr>
-            </w:pPr>
-            <w:r>
-              <w:rPr>
-                <w:rFonts w:ascii="Times New Roman" w:hAnsi="Times New Roman" w:cs="Times New Roman"/>
-                <w:sz w:val="24"/>
-                <w:szCs w:val="24"/>
-              </w:rPr>
-              <w:t xml:space="preserve">Provide a brief </w:t>
-            </w:r>
-            <w:r>
-              <w:rPr>
-                <w:rFonts w:ascii="Times New Roman" w:hAnsi="Times New Roman" w:cs="Times New Roman"/>
-                <w:sz w:val="24"/>
-                <w:szCs w:val="24"/>
-              </w:rPr>
-              <w:t>description of</w:t>
-            </w:r>
-            <w:r>
-              <w:rPr>
-                <w:rFonts w:ascii="Times New Roman" w:hAnsi="Times New Roman" w:cs="Times New Roman"/>
-                <w:sz w:val="24"/>
-                <w:szCs w:val="24"/>
-              </w:rPr>
-              <w:t xml:space="preserve"> project dependencies both within and outside of the enterprise. This needs to describe what project deliverables are </w:t>
-            </w:r>
-            <w:proofErr w:type="gramStart"/>
-            <w:r>
-              <w:rPr>
-                <w:rFonts w:ascii="Times New Roman" w:hAnsi="Times New Roman" w:cs="Times New Roman"/>
-                <w:sz w:val="24"/>
-                <w:szCs w:val="24"/>
-              </w:rPr>
-              <w:t>impacted</w:t>
-            </w:r>
-            <w:proofErr w:type="gramEnd"/>
-            <w:r>
-              <w:rPr>
-                <w:rFonts w:ascii="Times New Roman" w:hAnsi="Times New Roman" w:cs="Times New Roman"/>
-                <w:sz w:val="24"/>
-                <w:szCs w:val="24"/>
-              </w:rPr>
-              <w:t xml:space="preserve"> and the potential scope of the impact.</w:t>
+                <w:rFonts w:ascii="Times New Roman" w:hAnsi="Times New Roman" w:cs="Times New Roman"/>
+                <w:b/>
+                <w:bCs/>
+                <w:sz w:val="24"/>
+                <w:szCs w:val="24"/>
+              </w:rPr>
+            </w:pPr>
+            <w:r>
+              <w:rPr>
+                <w:rFonts w:ascii="Times New Roman" w:hAnsi="Times New Roman" w:cs="Times New Roman"/>
+                <w:b/>
+                <w:bCs/>
+                <w:sz w:val="24"/>
+                <w:szCs w:val="24"/>
+              </w:rPr>
+              <w:t>Impact</w:t>
+            </w:r>
+          </w:p>
+        </w:tc>
+      </w:tr>
+      <w:tr>
+        <w:tc>
+          <w:tcPr>
+            <w:cnfStyle w:val="001000000000" w:firstRow="0" w:lastRow="0" w:firstColumn="1" w:lastColumn="0" w:oddVBand="0" w:evenVBand="0" w:oddHBand="0" w:evenHBand="0" w:firstRowFirstColumn="0" w:firstRowLastColumn="0" w:lastRowFirstColumn="0" w:lastRowLastColumn="0"/>
+            <w:tcW w:w="2157" w:type="pct"/>
+            <w:tcBorders>
+              <w:top w:val="single" w:sz="4" w:space="0" w:color="auto"/>
+            </w:tcBorders>
+            <w:shd w:val="clear" w:color="auto" w:fill="E4E3E2" w:themeFill="background2"/>
+            <w:vAlign w:val="center"/>
+          </w:tcPr>
+          <w:p>
+            <w:pPr>
+              <w:pStyle w:val="InsetTextHere"/>
+              <w:jc w:val="left"/>
+              <w:rPr>
+                <w:rFonts w:cs="Times New Roman"/>
+                <w:szCs w:val="24"/>
+              </w:rPr>
+            </w:pPr>
+            <w:r>
+              <w:rPr>
+                <w:rFonts w:cs="Times New Roman"/>
+                <w:szCs w:val="24"/>
+              </w:rPr>
+              <w:t xml:space="preserve">Historical incident </w:t>
+            </w:r>
+            <w:r>
+              <w:rPr>
+                <w:rFonts w:cs="Times New Roman"/>
+                <w:szCs w:val="24"/>
+              </w:rPr>
+              <w:t>records</w:t>
+            </w:r>
+          </w:p>
+        </w:tc>
+        <w:tc>
+          <w:tcPr>
+            <w:tcW w:w="2843" w:type="pct"/>
+            <w:tcBorders>
+              <w:top w:val="single" w:sz="4" w:space="0" w:color="auto"/>
+            </w:tcBorders>
+            <w:shd w:val="clear" w:color="auto" w:fill="E4E3E2" w:themeFill="background2"/>
+            <w:vAlign w:val="center"/>
+          </w:tcPr>
+          <w:p>
+            <w:pPr>
+              <w:pStyle w:val="TipText"/>
+              <w:cnfStyle w:val="000000000000" w:firstRow="0" w:lastRow="0" w:firstColumn="0" w:lastColumn="0" w:oddVBand="0" w:evenVBand="0" w:oddHBand="0" w:evenHBand="0" w:firstRowFirstColumn="0" w:firstRowLastColumn="0" w:lastRowFirstColumn="0" w:lastRowLastColumn="0"/>
+              <w:rPr>
+                <w:rFonts w:ascii="Times New Roman" w:hAnsi="Times New Roman" w:cs="Times New Roman"/>
+                <w:sz w:val="24"/>
+                <w:szCs w:val="24"/>
+              </w:rPr>
+            </w:pPr>
+            <w:r>
+              <w:rPr>
+                <w:rFonts w:ascii="Times New Roman" w:hAnsi="Times New Roman" w:cs="Times New Roman"/>
+                <w:sz w:val="24"/>
+                <w:szCs w:val="24"/>
+              </w:rPr>
+              <w:t>Required for trend analysis and model training</w:t>
+            </w:r>
+          </w:p>
+        </w:tc>
+      </w:tr>
+      <w:tr>
+        <w:tc>
+          <w:tcPr>
+            <w:cnfStyle w:val="001000000000" w:firstRow="0" w:lastRow="0" w:firstColumn="1" w:lastColumn="0" w:oddVBand="0" w:evenVBand="0" w:oddHBand="0" w:evenHBand="0" w:firstRowFirstColumn="0" w:firstRowLastColumn="0" w:lastRowFirstColumn="0" w:lastRowLastColumn="0"/>
+            <w:tcW w:w="2157" w:type="pct"/>
+            <w:shd w:val="clear" w:color="auto" w:fill="E4E3E2" w:themeFill="background2"/>
+            <w:vAlign w:val="center"/>
+          </w:tcPr>
+          <w:p>
+            <w:pPr>
+              <w:pStyle w:val="InsetTextHere"/>
+              <w:jc w:val="left"/>
+              <w:rPr>
+                <w:rFonts w:cs="Times New Roman"/>
+                <w:szCs w:val="24"/>
+              </w:rPr>
+            </w:pPr>
+            <w:r>
+              <w:rPr>
+                <w:rFonts w:cs="Times New Roman"/>
+                <w:szCs w:val="24"/>
+              </w:rPr>
+              <w:t>Network monitoring data</w:t>
+            </w:r>
+          </w:p>
+        </w:tc>
+        <w:tc>
+          <w:tcPr>
+            <w:tcW w:w="2843" w:type="pct"/>
+            <w:shd w:val="clear" w:color="auto" w:fill="E4E3E2" w:themeFill="background2"/>
+            <w:vAlign w:val="center"/>
+          </w:tcPr>
+          <w:p>
+            <w:pPr>
+              <w:pStyle w:val="TipText"/>
+              <w:cnfStyle w:val="000000000000" w:firstRow="0" w:lastRow="0" w:firstColumn="0" w:lastColumn="0" w:oddVBand="0" w:evenVBand="0" w:oddHBand="0" w:evenHBand="0" w:firstRowFirstColumn="0" w:firstRowLastColumn="0" w:lastRowFirstColumn="0" w:lastRowLastColumn="0"/>
+              <w:rPr>
+                <w:rFonts w:ascii="Times New Roman" w:hAnsi="Times New Roman" w:cs="Times New Roman"/>
+                <w:sz w:val="24"/>
+                <w:szCs w:val="24"/>
+              </w:rPr>
+            </w:pPr>
+            <w:r>
+              <w:rPr>
+                <w:rFonts w:ascii="Times New Roman" w:hAnsi="Times New Roman" w:cs="Times New Roman"/>
+                <w:sz w:val="24"/>
+                <w:szCs w:val="24"/>
+              </w:rPr>
+              <w:t>Required for communication reliability analysis.</w:t>
+            </w:r>
+          </w:p>
+        </w:tc>
+      </w:tr>
+      <w:tr>
+        <w:trPr>
+          <w:trHeight w:val="540"/>
+        </w:trPr>
+        <w:tc>
+          <w:tcPr>
+            <w:cnfStyle w:val="001000000000" w:firstRow="0" w:lastRow="0" w:firstColumn="1" w:lastColumn="0" w:oddVBand="0" w:evenVBand="0" w:oddHBand="0" w:evenHBand="0" w:firstRowFirstColumn="0" w:firstRowLastColumn="0" w:lastRowFirstColumn="0" w:lastRowLastColumn="0"/>
+            <w:tcW w:w="2157" w:type="pct"/>
+            <w:shd w:val="clear" w:color="auto" w:fill="E4E3E2" w:themeFill="background2"/>
+            <w:vAlign w:val="center"/>
+          </w:tcPr>
+          <w:p>
+            <w:pPr>
+              <w:pStyle w:val="InsetTextHere"/>
+              <w:jc w:val="left"/>
+              <w:rPr>
+                <w:rFonts w:cs="Times New Roman"/>
+                <w:szCs w:val="24"/>
+              </w:rPr>
+            </w:pPr>
+            <w:r>
+              <w:rPr>
+                <w:rFonts w:cs="Times New Roman"/>
+                <w:szCs w:val="24"/>
+              </w:rPr>
+              <w:t>Store transmission logs</w:t>
+            </w:r>
+          </w:p>
+        </w:tc>
+        <w:tc>
+          <w:tcPr>
+            <w:tcW w:w="2843" w:type="pct"/>
+            <w:shd w:val="clear" w:color="auto" w:fill="E4E3E2" w:themeFill="background2"/>
+            <w:vAlign w:val="center"/>
+          </w:tcPr>
+          <w:p>
+            <w:pPr>
+              <w:pStyle w:val="TipText"/>
+              <w:cnfStyle w:val="000000000000" w:firstRow="0" w:lastRow="0" w:firstColumn="0" w:lastColumn="0" w:oddVBand="0" w:evenVBand="0" w:oddHBand="0" w:evenHBand="0" w:firstRowFirstColumn="0" w:firstRowLastColumn="0" w:lastRowFirstColumn="0" w:lastRowLastColumn="0"/>
+              <w:rPr>
+                <w:rFonts w:ascii="Times New Roman" w:hAnsi="Times New Roman" w:cs="Times New Roman"/>
+                <w:sz w:val="24"/>
+                <w:szCs w:val="24"/>
+              </w:rPr>
+            </w:pPr>
+            <w:r>
+              <w:rPr>
+                <w:rFonts w:ascii="Times New Roman" w:hAnsi="Times New Roman" w:cs="Times New Roman"/>
+                <w:sz w:val="24"/>
+                <w:szCs w:val="24"/>
+              </w:rPr>
+              <w:t>Required for identifying transmission-related failures.</w:t>
+            </w:r>
+          </w:p>
+        </w:tc>
+      </w:tr>
+      <w:tr>
+        <w:trPr>
+          <w:trHeight w:val="540"/>
+        </w:trPr>
+        <w:tc>
+          <w:tcPr>
+            <w:cnfStyle w:val="001000000000" w:firstRow="0" w:lastRow="0" w:firstColumn="1" w:lastColumn="0" w:oddVBand="0" w:evenVBand="0" w:oddHBand="0" w:evenHBand="0" w:firstRowFirstColumn="0" w:firstRowLastColumn="0" w:lastRowFirstColumn="0" w:lastRowLastColumn="0"/>
+            <w:tcW w:w="2157" w:type="pct"/>
+            <w:shd w:val="clear" w:color="auto" w:fill="E4E3E2" w:themeFill="background2"/>
+            <w:vAlign w:val="center"/>
+          </w:tcPr>
+          <w:p>
+            <w:pPr>
+              <w:pStyle w:val="InsetTextHere"/>
+              <w:jc w:val="left"/>
+              <w:rPr>
+                <w:rFonts w:cs="Times New Roman"/>
+                <w:szCs w:val="24"/>
+              </w:rPr>
+            </w:pPr>
+            <w:r>
+              <w:rPr>
+                <w:rFonts w:cs="Times New Roman"/>
+                <w:szCs w:val="24"/>
+              </w:rPr>
+              <w:t>Subject matter experts</w:t>
+            </w:r>
+          </w:p>
+        </w:tc>
+        <w:tc>
+          <w:tcPr>
+            <w:tcW w:w="2843" w:type="pct"/>
+            <w:shd w:val="clear" w:color="auto" w:fill="E4E3E2" w:themeFill="background2"/>
+            <w:vAlign w:val="center"/>
+          </w:tcPr>
+          <w:p>
+            <w:pPr>
+              <w:pStyle w:val="TipText"/>
+              <w:cnfStyle w:val="000000000000" w:firstRow="0" w:lastRow="0" w:firstColumn="0" w:lastColumn="0" w:oddVBand="0" w:evenVBand="0" w:oddHBand="0" w:evenHBand="0" w:firstRowFirstColumn="0" w:firstRowLastColumn="0" w:lastRowFirstColumn="0" w:lastRowLastColumn="0"/>
+              <w:rPr>
+                <w:rFonts w:ascii="Times New Roman" w:hAnsi="Times New Roman" w:cs="Times New Roman"/>
+                <w:sz w:val="24"/>
+                <w:szCs w:val="24"/>
+              </w:rPr>
+            </w:pPr>
+            <w:r>
+              <w:rPr>
+                <w:rFonts w:ascii="Times New Roman" w:hAnsi="Times New Roman" w:cs="Times New Roman"/>
+                <w:sz w:val="24"/>
+                <w:szCs w:val="24"/>
+              </w:rPr>
+              <w:t>Required to validate business processes and analytical results.</w:t>
+            </w:r>
+          </w:p>
+        </w:tc>
+      </w:tr>
+      <w:tr>
+        <w:trPr>
+          <w:trHeight w:val="540"/>
+        </w:trPr>
+        <w:tc>
+          <w:tcPr>
+            <w:cnfStyle w:val="001000000000" w:firstRow="0" w:lastRow="0" w:firstColumn="1" w:lastColumn="0" w:oddVBand="0" w:evenVBand="0" w:oddHBand="0" w:evenHBand="0" w:firstRowFirstColumn="0" w:firstRowLastColumn="0" w:lastRowFirstColumn="0" w:lastRowLastColumn="0"/>
+            <w:tcW w:w="2157" w:type="pct"/>
+            <w:shd w:val="clear" w:color="auto" w:fill="E4E3E2" w:themeFill="background2"/>
+            <w:vAlign w:val="center"/>
+          </w:tcPr>
+          <w:p>
+            <w:pPr>
+              <w:pStyle w:val="InsetTextHere"/>
+              <w:jc w:val="left"/>
+              <w:rPr>
+                <w:rFonts w:cs="Times New Roman"/>
+                <w:szCs w:val="24"/>
+              </w:rPr>
+            </w:pPr>
+            <w:r>
+              <w:rPr>
+                <w:rFonts w:cs="Times New Roman"/>
+                <w:szCs w:val="24"/>
+              </w:rPr>
+              <w:t>Executive approval and funding</w:t>
+            </w:r>
+          </w:p>
+        </w:tc>
+        <w:tc>
+          <w:tcPr>
+            <w:tcW w:w="2843" w:type="pct"/>
+            <w:shd w:val="clear" w:color="auto" w:fill="E4E3E2" w:themeFill="background2"/>
+            <w:vAlign w:val="center"/>
+          </w:tcPr>
+          <w:p>
+            <w:pPr>
+              <w:pStyle w:val="TipText"/>
+              <w:cnfStyle w:val="000000000000" w:firstRow="0" w:lastRow="0" w:firstColumn="0" w:lastColumn="0" w:oddVBand="0" w:evenVBand="0" w:oddHBand="0" w:evenHBand="0" w:firstRowFirstColumn="0" w:firstRowLastColumn="0" w:lastRowFirstColumn="0" w:lastRowLastColumn="0"/>
+              <w:rPr>
+                <w:rFonts w:ascii="Times New Roman" w:hAnsi="Times New Roman" w:cs="Times New Roman"/>
+                <w:sz w:val="24"/>
+                <w:szCs w:val="24"/>
+              </w:rPr>
+            </w:pPr>
+            <w:r>
+              <w:rPr>
+                <w:rFonts w:ascii="Times New Roman" w:hAnsi="Times New Roman" w:cs="Times New Roman"/>
+                <w:sz w:val="24"/>
+                <w:szCs w:val="24"/>
+              </w:rPr>
+              <w:t>Required before project initiation.</w:t>
             </w:r>
           </w:p>
         </w:tc>
@@ -7620,14 +6757,13 @@
     </w:tbl>
     <w:p>
       <w:pPr>
-        <w:pStyle w:val="NoSpacing"/>
+        <w:pStyle w:val="Heading2"/>
       </w:pPr>
     </w:p>
     <w:p>
       <w:pPr>
         <w:pStyle w:val="Heading2"/>
       </w:pPr>
-      <w:bookmarkStart w:id="21" w:name="_Toc403904710"/>
       <w:r>
         <w:t>Project Assumptions</w:t>
       </w:r>
@@ -7644,267 +6780,351 @@
         <w:tblLook w:val="04A0" w:firstRow="1" w:lastRow="0" w:firstColumn="1" w:lastColumn="0" w:noHBand="0" w:noVBand="1"/>
       </w:tblPr>
       <w:tblGrid>
-        <w:gridCol w:w="648"/>
-        <w:gridCol w:w="8738"/>
+        <w:gridCol w:w="4049"/>
+        <w:gridCol w:w="5337"/>
       </w:tblGrid>
       <w:tr>
+        <w:trPr>
+          <w:trHeight w:val="486"/>
+        </w:trPr>
         <w:tc>
           <w:tcPr>
             <w:cnfStyle w:val="001000000000" w:firstRow="0" w:lastRow="0" w:firstColumn="1" w:lastColumn="0" w:oddVBand="0" w:evenVBand="0" w:oddHBand="0" w:evenHBand="0" w:firstRowFirstColumn="0" w:firstRowLastColumn="0" w:lastRowFirstColumn="0" w:lastRowLastColumn="0"/>
-            <w:tcW w:w="345" w:type="pct"/>
+            <w:tcW w:w="2157" w:type="pct"/>
+            <w:tcBorders>
+              <w:bottom w:val="single" w:sz="4" w:space="0" w:color="auto"/>
+            </w:tcBorders>
             <w:shd w:val="clear" w:color="auto" w:fill="E4E3E2" w:themeFill="background2"/>
             <w:vAlign w:val="center"/>
           </w:tcPr>
           <w:p>
             <w:pPr>
               <w:pStyle w:val="InsetTextHere"/>
-            </w:pPr>
-            <w:r>
-              <mc:AlternateContent>
-                <mc:Choice Requires="wpg">
-                  <w:drawing>
-                    <wp:inline distT="0" distB="0" distL="0" distR="0" wp14:anchorId="77F43952" wp14:editId="6F47FAF1">
-                      <wp:extent cx="228600" cy="228600"/>
-                      <wp:effectExtent l="0" t="0" r="0" b="0"/>
-                      <wp:docPr id="132" name="Group 132" descr="Tip icon"/>
-                      <wp:cNvGraphicFramePr/>
-                      <a:graphic xmlns:a="http://schemas.openxmlformats.org/drawingml/2006/main">
-                        <a:graphicData uri="http://schemas.microsoft.com/office/word/2010/wordprocessingGroup">
-                          <wpg:wgp>
-                            <wpg:cNvGrpSpPr/>
-                            <wpg:grpSpPr>
-                              <a:xfrm>
-                                <a:off x="0" y="0"/>
-                                <a:ext cx="228600" cy="228600"/>
-                                <a:chOff x="0" y="0"/>
-                                <a:chExt cx="228600" cy="228600"/>
-                              </a:xfrm>
-                            </wpg:grpSpPr>
-                            <wps:wsp>
-                              <wps:cNvPr id="133" name="Oval 133"/>
-                              <wps:cNvSpPr>
-                                <a:spLocks noChangeAspect="1" noChangeArrowheads="1"/>
-                              </wps:cNvSpPr>
-                              <wps:spPr bwMode="auto">
-                                <a:xfrm>
-                                  <a:off x="0" y="0"/>
-                                  <a:ext cx="228600" cy="228600"/>
-                                </a:xfrm>
-                                <a:prstGeom prst="ellipse">
-                                  <a:avLst/>
-                                </a:prstGeom>
-                                <a:solidFill>
-                                  <a:schemeClr val="accent1"/>
-                                </a:solidFill>
-                                <a:ln w="0">
-                                  <a:noFill/>
-                                  <a:prstDash val="solid"/>
-                                  <a:miter lim="800000"/>
-                                  <a:headEnd/>
-                                  <a:tailEnd/>
-                                </a:ln>
-                              </wps:spPr>
-                              <wps:bodyPr rot="0" vert="horz" wrap="square" lIns="91440" tIns="45720" rIns="91440" bIns="45720" anchor="t" anchorCtr="0" upright="1">
-                                <a:noAutofit/>
-                              </wps:bodyPr>
-                            </wps:wsp>
-                            <wps:wsp>
-                              <wps:cNvPr id="134" name="Freeform 134"/>
-                              <wps:cNvSpPr/>
-                              <wps:spPr>
-                                <a:xfrm>
-                                  <a:off x="98639" y="50800"/>
-                                  <a:ext cx="31322" cy="127000"/>
-                                </a:xfrm>
-                                <a:custGeom>
-                                  <a:avLst/>
-                                  <a:gdLst>
-                                    <a:gd name="connsiteX0" fmla="*/ 3915 w 31322"/>
-                                    <a:gd name="connsiteY0" fmla="*/ 38279 h 127000"/>
-                                    <a:gd name="connsiteX1" fmla="*/ 27406 w 31322"/>
-                                    <a:gd name="connsiteY1" fmla="*/ 38279 h 127000"/>
-                                    <a:gd name="connsiteX2" fmla="*/ 27406 w 31322"/>
-                                    <a:gd name="connsiteY2" fmla="*/ 127000 h 127000"/>
-                                    <a:gd name="connsiteX3" fmla="*/ 3915 w 31322"/>
-                                    <a:gd name="connsiteY3" fmla="*/ 127000 h 127000"/>
-                                    <a:gd name="connsiteX4" fmla="*/ 15661 w 31322"/>
-                                    <a:gd name="connsiteY4" fmla="*/ 0 h 127000"/>
-                                    <a:gd name="connsiteX5" fmla="*/ 31322 w 31322"/>
-                                    <a:gd name="connsiteY5" fmla="*/ 15661 h 127000"/>
-                                    <a:gd name="connsiteX6" fmla="*/ 15661 w 31322"/>
-                                    <a:gd name="connsiteY6" fmla="*/ 31322 h 127000"/>
-                                    <a:gd name="connsiteX7" fmla="*/ 0 w 31322"/>
-                                    <a:gd name="connsiteY7" fmla="*/ 15661 h 127000"/>
-                                    <a:gd name="connsiteX8" fmla="*/ 15661 w 31322"/>
-                                    <a:gd name="connsiteY8" fmla="*/ 0 h 127000"/>
-                                  </a:gdLst>
-                                  <a:ahLst/>
-                                  <a:cxnLst>
-                                    <a:cxn ang="0">
-                                      <a:pos x="connsiteX0" y="connsiteY0"/>
-                                    </a:cxn>
-                                    <a:cxn ang="0">
-                                      <a:pos x="connsiteX1" y="connsiteY1"/>
-                                    </a:cxn>
-                                    <a:cxn ang="0">
-                                      <a:pos x="connsiteX2" y="connsiteY2"/>
-                                    </a:cxn>
-                                    <a:cxn ang="0">
-                                      <a:pos x="connsiteX3" y="connsiteY3"/>
-                                    </a:cxn>
-                                    <a:cxn ang="0">
-                                      <a:pos x="connsiteX4" y="connsiteY4"/>
-                                    </a:cxn>
-                                    <a:cxn ang="0">
-                                      <a:pos x="connsiteX5" y="connsiteY5"/>
-                                    </a:cxn>
-                                    <a:cxn ang="0">
-                                      <a:pos x="connsiteX6" y="connsiteY6"/>
-                                    </a:cxn>
-                                    <a:cxn ang="0">
-                                      <a:pos x="connsiteX7" y="connsiteY7"/>
-                                    </a:cxn>
-                                    <a:cxn ang="0">
-                                      <a:pos x="connsiteX8" y="connsiteY8"/>
-                                    </a:cxn>
-                                  </a:cxnLst>
-                                  <a:rect l="l" t="t" r="r" b="b"/>
-                                  <a:pathLst>
-                                    <a:path w="31322" h="127000">
-                                      <a:moveTo>
-                                        <a:pt x="3915" y="38279"/>
-                                      </a:moveTo>
-                                      <a:lnTo>
-                                        <a:pt x="27406" y="38279"/>
-                                      </a:lnTo>
-                                      <a:lnTo>
-                                        <a:pt x="27406" y="127000"/>
-                                      </a:lnTo>
-                                      <a:lnTo>
-                                        <a:pt x="3915" y="127000"/>
-                                      </a:lnTo>
-                                      <a:close/>
-                                      <a:moveTo>
-                                        <a:pt x="15661" y="0"/>
-                                      </a:moveTo>
-                                      <a:cubicBezTo>
-                                        <a:pt x="24310" y="0"/>
-                                        <a:pt x="31322" y="7012"/>
-                                        <a:pt x="31322" y="15661"/>
-                                      </a:cubicBezTo>
-                                      <a:cubicBezTo>
-                                        <a:pt x="31322" y="24310"/>
-                                        <a:pt x="24310" y="31322"/>
-                                        <a:pt x="15661" y="31322"/>
-                                      </a:cubicBezTo>
-                                      <a:cubicBezTo>
-                                        <a:pt x="7012" y="31322"/>
-                                        <a:pt x="0" y="24310"/>
-                                        <a:pt x="0" y="15661"/>
-                                      </a:cubicBezTo>
-                                      <a:cubicBezTo>
-                                        <a:pt x="0" y="7012"/>
-                                        <a:pt x="7012" y="0"/>
-                                        <a:pt x="15661" y="0"/>
-                                      </a:cubicBezTo>
-                                      <a:close/>
-                                    </a:path>
-                                  </a:pathLst>
-                                </a:custGeom>
-                                <a:solidFill>
-                                  <a:schemeClr val="bg1"/>
-                                </a:solidFill>
-                                <a:ln>
-                                  <a:noFill/>
-                                </a:ln>
-                              </wps:spPr>
-                              <wps:style>
-                                <a:lnRef idx="2">
-                                  <a:schemeClr val="accent1">
-                                    <a:shade val="50000"/>
-                                  </a:schemeClr>
-                                </a:lnRef>
-                                <a:fillRef idx="1">
-                                  <a:schemeClr val="accent1"/>
-                                </a:fillRef>
-                                <a:effectRef idx="0">
-                                  <a:schemeClr val="accent1"/>
-                                </a:effectRef>
-                                <a:fontRef idx="minor">
-                                  <a:schemeClr val="lt1"/>
-                                </a:fontRef>
-                              </wps:style>
-                              <wps:bodyPr rot="0" spcFirstLastPara="0" vert="horz" wrap="square" lIns="91440" tIns="45720" rIns="91440" bIns="45720" numCol="1" spcCol="0" rtlCol="0" fromWordArt="0" anchor="ctr" anchorCtr="0" forceAA="0" compatLnSpc="1">
-                                <a:prstTxWarp prst="textNoShape">
-                                  <a:avLst/>
-                                </a:prstTxWarp>
-                                <a:noAutofit/>
-                              </wps:bodyPr>
-                            </wps:wsp>
-                          </wpg:wgp>
-                        </a:graphicData>
-                      </a:graphic>
-                    </wp:inline>
-                  </w:drawing>
-                </mc:Choice>
-                <mc:Fallback>
-                  <w:pict>
-                    <v:group w14:anchorId="2CFA18AD" id="Group 132" o:spid="_x0000_s1026" alt="Tip icon" style="width:18pt;height:18pt;mso-position-horizontal-relative:char;mso-position-vertical-relative:line" coordsize="228600,228600" o:gfxdata="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">
-                      <v:oval id="Oval 133" o:spid="_x0000_s1027" style="position:absolute;width:228600;height:228600;visibility:visible;mso-wrap-style:square;v-text-anchor:top" o:gfxdata="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" fillcolor="#f24f4f [3204]" stroked="f" strokeweight="0">
-                        <v:stroke joinstyle="miter"/>
-                        <o:lock v:ext="edit" aspectratio="t"/>
-                      </v:oval>
-                      <v:shape id="Freeform 134" o:spid="_x0000_s1028" style="position:absolute;left:98639;top:50800;width:31322;height:127000;visibility:visible;mso-wrap-style:square;v-text-anchor:middle" coordsize="31322,127000" o:gfxdata="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" path="m3915,38279r23491,l27406,127000r-23491,l3915,38279xm15661,v8649,,15661,7012,15661,15661c31322,24310,24310,31322,15661,31322,7012,31322,,24310,,15661,,7012,7012,,15661,xe" fillcolor="white [3212]" stroked="f" strokeweight="1pt">
-                        <v:stroke joinstyle="miter"/>
-                        <v:path arrowok="t" o:connecttype="custom" o:connectlocs="3915,38279;27406,38279;27406,127000;3915,127000;15661,0;31322,15661;15661,31322;0,15661;15661,0" o:connectangles="0,0,0,0,0,0,0,0,0"/>
-                      </v:shape>
-                      <w10:anchorlock/>
-                    </v:group>
-                  </w:pict>
-                </mc:Fallback>
-              </mc:AlternateContent>
-            </w:r>
-          </w:p>
-        </w:tc>
-        <w:tc>
-          <w:tcPr>
-            <w:tcW w:w="4655" w:type="pct"/>
+              <w:rPr>
+                <w:b/>
+                <w:bCs/>
+              </w:rPr>
+            </w:pPr>
+            <w:r>
+              <w:rPr>
+                <w:b/>
+                <w:bCs/>
+              </w:rPr>
+              <w:t>Assumption</w:t>
+            </w:r>
+          </w:p>
+        </w:tc>
+        <w:tc>
+          <w:tcPr>
+            <w:tcW w:w="2843" w:type="pct"/>
+            <w:tcBorders>
+              <w:bottom w:val="single" w:sz="4" w:space="0" w:color="auto"/>
+            </w:tcBorders>
             <w:shd w:val="clear" w:color="auto" w:fill="E4E3E2" w:themeFill="background2"/>
             <w:vAlign w:val="center"/>
           </w:tcPr>
           <w:p>
             <w:pPr>
               <w:pStyle w:val="TipText"/>
+              <w:jc w:val="center"/>
               <w:cnfStyle w:val="000000000000" w:firstRow="0" w:lastRow="0" w:firstColumn="0" w:lastColumn="0" w:oddVBand="0" w:evenVBand="0" w:oddHBand="0" w:evenHBand="0" w:firstRowFirstColumn="0" w:firstRowLastColumn="0" w:lastRowFirstColumn="0" w:lastRowLastColumn="0"/>
               <w:rPr>
                 <w:rFonts w:ascii="Times New Roman" w:hAnsi="Times New Roman" w:cs="Times New Roman"/>
-                <w:sz w:val="24"/>
-                <w:szCs w:val="24"/>
-              </w:rPr>
-            </w:pPr>
-            <w:r>
-              <w:rPr>
-                <w:rFonts w:ascii="Times New Roman" w:hAnsi="Times New Roman" w:cs="Times New Roman"/>
-                <w:sz w:val="24"/>
-                <w:szCs w:val="24"/>
-              </w:rPr>
-              <w:t xml:space="preserve">Provide a brief </w:t>
-            </w:r>
-            <w:r>
-              <w:rPr>
-                <w:rFonts w:ascii="Times New Roman" w:hAnsi="Times New Roman" w:cs="Times New Roman"/>
-                <w:sz w:val="24"/>
-                <w:szCs w:val="24"/>
-              </w:rPr>
-              <w:t>description of the assumptions that were made in project planning.</w:t>
-            </w:r>
-            <w:r>
-              <w:rPr>
-                <w:rFonts w:ascii="Times New Roman" w:hAnsi="Times New Roman" w:cs="Times New Roman"/>
-                <w:sz w:val="24"/>
-                <w:szCs w:val="24"/>
-              </w:rPr>
-              <w:t xml:space="preserve"> These assumptions may include business conditions, technical capabilities, resource availability, resource skills or deployment conditions.</w:t>
+                <w:b/>
+                <w:bCs/>
+                <w:sz w:val="24"/>
+                <w:szCs w:val="24"/>
+              </w:rPr>
+            </w:pPr>
+            <w:r>
+              <w:rPr>
+                <w:rFonts w:ascii="Times New Roman" w:hAnsi="Times New Roman" w:cs="Times New Roman"/>
+                <w:b/>
+                <w:bCs/>
+                <w:sz w:val="24"/>
+                <w:szCs w:val="24"/>
+              </w:rPr>
+              <w:t>Impact</w:t>
+            </w:r>
+          </w:p>
+        </w:tc>
+      </w:tr>
+      <w:tr>
+        <w:tc>
+          <w:tcPr>
+            <w:cnfStyle w:val="001000000000" w:firstRow="0" w:lastRow="0" w:firstColumn="1" w:lastColumn="0" w:oddVBand="0" w:evenVBand="0" w:oddHBand="0" w:evenHBand="0" w:firstRowFirstColumn="0" w:firstRowLastColumn="0" w:lastRowFirstColumn="0" w:lastRowLastColumn="0"/>
+            <w:tcW w:w="2157" w:type="pct"/>
+            <w:tcBorders>
+              <w:top w:val="single" w:sz="4" w:space="0" w:color="auto"/>
+            </w:tcBorders>
+            <w:shd w:val="clear" w:color="auto" w:fill="E4E3E2" w:themeFill="background2"/>
+            <w:vAlign w:val="center"/>
+          </w:tcPr>
+          <w:p>
+            <w:pPr>
+              <w:pStyle w:val="InsetTextHere"/>
+              <w:jc w:val="left"/>
+              <w:rPr>
+                <w:rFonts w:cs="Times New Roman"/>
+                <w:szCs w:val="24"/>
+              </w:rPr>
+            </w:pPr>
+            <w:r>
+              <w:rPr>
+                <w:rFonts w:cs="Times New Roman"/>
+                <w:szCs w:val="24"/>
+              </w:rPr>
+              <w:t>Historical incident data is accurate.</w:t>
+            </w:r>
+          </w:p>
+        </w:tc>
+        <w:tc>
+          <w:tcPr>
+            <w:tcW w:w="2843" w:type="pct"/>
+            <w:tcBorders>
+              <w:top w:val="single" w:sz="4" w:space="0" w:color="auto"/>
+            </w:tcBorders>
+            <w:shd w:val="clear" w:color="auto" w:fill="E4E3E2" w:themeFill="background2"/>
+            <w:vAlign w:val="center"/>
+          </w:tcPr>
+          <w:p>
+            <w:pPr>
+              <w:pStyle w:val="TipText"/>
+              <w:cnfStyle w:val="000000000000" w:firstRow="0" w:lastRow="0" w:firstColumn="0" w:lastColumn="0" w:oddVBand="0" w:evenVBand="0" w:oddHBand="0" w:evenHBand="0" w:firstRowFirstColumn="0" w:firstRowLastColumn="0" w:lastRowFirstColumn="0" w:lastRowLastColumn="0"/>
+              <w:rPr>
+                <w:rFonts w:ascii="Times New Roman" w:hAnsi="Times New Roman" w:cs="Times New Roman"/>
+                <w:sz w:val="24"/>
+                <w:szCs w:val="24"/>
+              </w:rPr>
+            </w:pPr>
+            <w:r>
+              <w:rPr>
+                <w:rFonts w:ascii="Times New Roman" w:hAnsi="Times New Roman" w:cs="Times New Roman"/>
+                <w:sz w:val="24"/>
+                <w:szCs w:val="24"/>
+              </w:rPr>
+              <w:t>Reliable models can be developed.</w:t>
+            </w:r>
+          </w:p>
+        </w:tc>
+      </w:tr>
+      <w:tr>
+        <w:tc>
+          <w:tcPr>
+            <w:cnfStyle w:val="001000000000" w:firstRow="0" w:lastRow="0" w:firstColumn="1" w:lastColumn="0" w:oddVBand="0" w:evenVBand="0" w:oddHBand="0" w:evenHBand="0" w:firstRowFirstColumn="0" w:firstRowLastColumn="0" w:lastRowFirstColumn="0" w:lastRowLastColumn="0"/>
+            <w:tcW w:w="2157" w:type="pct"/>
+            <w:shd w:val="clear" w:color="auto" w:fill="E4E3E2" w:themeFill="background2"/>
+            <w:vAlign w:val="center"/>
+          </w:tcPr>
+          <w:p>
+            <w:pPr>
+              <w:pStyle w:val="InsetTextHere"/>
+              <w:jc w:val="left"/>
+              <w:rPr>
+                <w:rFonts w:cs="Times New Roman"/>
+                <w:szCs w:val="24"/>
+              </w:rPr>
+            </w:pPr>
+            <w:r>
+              <w:rPr>
+                <w:rFonts w:cs="Times New Roman"/>
+                <w:szCs w:val="24"/>
+              </w:rPr>
+              <w:t>Monitoring systems capture sufficient network metrics.</w:t>
+            </w:r>
+          </w:p>
+        </w:tc>
+        <w:tc>
+          <w:tcPr>
+            <w:tcW w:w="2843" w:type="pct"/>
+            <w:shd w:val="clear" w:color="auto" w:fill="E4E3E2" w:themeFill="background2"/>
+            <w:vAlign w:val="center"/>
+          </w:tcPr>
+          <w:p>
+            <w:pPr>
+              <w:pStyle w:val="TipText"/>
+              <w:cnfStyle w:val="000000000000" w:firstRow="0" w:lastRow="0" w:firstColumn="0" w:lastColumn="0" w:oddVBand="0" w:evenVBand="0" w:oddHBand="0" w:evenHBand="0" w:firstRowFirstColumn="0" w:firstRowLastColumn="0" w:lastRowFirstColumn="0" w:lastRowLastColumn="0"/>
+              <w:rPr>
+                <w:rFonts w:ascii="Times New Roman" w:hAnsi="Times New Roman" w:cs="Times New Roman"/>
+                <w:sz w:val="24"/>
+                <w:szCs w:val="24"/>
+              </w:rPr>
+            </w:pPr>
+            <w:r>
+              <w:rPr>
+                <w:rFonts w:ascii="Times New Roman" w:hAnsi="Times New Roman" w:cs="Times New Roman"/>
+                <w:sz w:val="24"/>
+                <w:szCs w:val="24"/>
+              </w:rPr>
+              <w:t>Predictive analysis is possible.</w:t>
+            </w:r>
+          </w:p>
+        </w:tc>
+      </w:tr>
+      <w:tr>
+        <w:trPr>
+          <w:trHeight w:val="540"/>
+        </w:trPr>
+        <w:tc>
+          <w:tcPr>
+            <w:cnfStyle w:val="001000000000" w:firstRow="0" w:lastRow="0" w:firstColumn="1" w:lastColumn="0" w:oddVBand="0" w:evenVBand="0" w:oddHBand="0" w:evenHBand="0" w:firstRowFirstColumn="0" w:firstRowLastColumn="0" w:lastRowFirstColumn="0" w:lastRowLastColumn="0"/>
+            <w:tcW w:w="2157" w:type="pct"/>
+            <w:shd w:val="clear" w:color="auto" w:fill="E4E3E2" w:themeFill="background2"/>
+            <w:vAlign w:val="center"/>
+          </w:tcPr>
+          <w:p>
+            <w:pPr>
+              <w:pStyle w:val="InsetTextHere"/>
+              <w:jc w:val="left"/>
+              <w:rPr>
+                <w:rFonts w:cs="Times New Roman"/>
+                <w:szCs w:val="24"/>
+              </w:rPr>
+            </w:pPr>
+            <w:r>
+              <w:rPr>
+                <w:rFonts w:cs="Times New Roman"/>
+                <w:szCs w:val="24"/>
+              </w:rPr>
+              <w:t>Data from multiple systems can be integrated.</w:t>
+            </w:r>
+          </w:p>
+        </w:tc>
+        <w:tc>
+          <w:tcPr>
+            <w:tcW w:w="2843" w:type="pct"/>
+            <w:shd w:val="clear" w:color="auto" w:fill="E4E3E2" w:themeFill="background2"/>
+            <w:vAlign w:val="center"/>
+          </w:tcPr>
+          <w:p>
+            <w:pPr>
+              <w:pStyle w:val="TipText"/>
+              <w:cnfStyle w:val="000000000000" w:firstRow="0" w:lastRow="0" w:firstColumn="0" w:lastColumn="0" w:oddVBand="0" w:evenVBand="0" w:oddHBand="0" w:evenHBand="0" w:firstRowFirstColumn="0" w:firstRowLastColumn="0" w:lastRowFirstColumn="0" w:lastRowLastColumn="0"/>
+              <w:rPr>
+                <w:rFonts w:ascii="Times New Roman" w:hAnsi="Times New Roman" w:cs="Times New Roman"/>
+                <w:sz w:val="24"/>
+                <w:szCs w:val="24"/>
+              </w:rPr>
+            </w:pPr>
+            <w:r>
+              <w:rPr>
+                <w:rFonts w:ascii="Times New Roman" w:hAnsi="Times New Roman" w:cs="Times New Roman"/>
+                <w:sz w:val="24"/>
+                <w:szCs w:val="24"/>
+              </w:rPr>
+              <w:t>A complete analytical view can be created.</w:t>
+            </w:r>
+          </w:p>
+        </w:tc>
+      </w:tr>
+      <w:tr>
+        <w:trPr>
+          <w:trHeight w:val="540"/>
+        </w:trPr>
+        <w:tc>
+          <w:tcPr>
+            <w:cnfStyle w:val="001000000000" w:firstRow="0" w:lastRow="0" w:firstColumn="1" w:lastColumn="0" w:oddVBand="0" w:evenVBand="0" w:oddHBand="0" w:evenHBand="0" w:firstRowFirstColumn="0" w:firstRowLastColumn="0" w:lastRowFirstColumn="0" w:lastRowLastColumn="0"/>
+            <w:tcW w:w="2157" w:type="pct"/>
+            <w:shd w:val="clear" w:color="auto" w:fill="E4E3E2" w:themeFill="background2"/>
+            <w:vAlign w:val="center"/>
+          </w:tcPr>
+          <w:p>
+            <w:pPr>
+              <w:pStyle w:val="InsetTextHere"/>
+              <w:jc w:val="left"/>
+              <w:rPr>
+                <w:rFonts w:cs="Times New Roman"/>
+                <w:szCs w:val="24"/>
+              </w:rPr>
+            </w:pPr>
+            <w:r>
+              <w:rPr>
+                <w:rFonts w:cs="Times New Roman"/>
+                <w:szCs w:val="24"/>
+              </w:rPr>
+              <w:t>Business users will validate analytical results.</w:t>
+            </w:r>
+          </w:p>
+        </w:tc>
+        <w:tc>
+          <w:tcPr>
+            <w:tcW w:w="2843" w:type="pct"/>
+            <w:shd w:val="clear" w:color="auto" w:fill="E4E3E2" w:themeFill="background2"/>
+            <w:vAlign w:val="center"/>
+          </w:tcPr>
+          <w:p>
+            <w:pPr>
+              <w:pStyle w:val="TipText"/>
+              <w:cnfStyle w:val="000000000000" w:firstRow="0" w:lastRow="0" w:firstColumn="0" w:lastColumn="0" w:oddVBand="0" w:evenVBand="0" w:oddHBand="0" w:evenHBand="0" w:firstRowFirstColumn="0" w:firstRowLastColumn="0" w:lastRowFirstColumn="0" w:lastRowLastColumn="0"/>
+              <w:rPr>
+                <w:rFonts w:ascii="Times New Roman" w:hAnsi="Times New Roman" w:cs="Times New Roman"/>
+                <w:sz w:val="24"/>
+                <w:szCs w:val="24"/>
+              </w:rPr>
+            </w:pPr>
+            <w:r>
+              <w:rPr>
+                <w:rFonts w:ascii="Times New Roman" w:hAnsi="Times New Roman" w:cs="Times New Roman"/>
+                <w:sz w:val="24"/>
+                <w:szCs w:val="24"/>
+              </w:rPr>
+              <w:t>Models can be refined using operational feedback.</w:t>
+            </w:r>
+          </w:p>
+        </w:tc>
+      </w:tr>
+      <w:tr>
+        <w:trPr>
+          <w:trHeight w:val="540"/>
+        </w:trPr>
+        <w:tc>
+          <w:tcPr>
+            <w:cnfStyle w:val="001000000000" w:firstRow="0" w:lastRow="0" w:firstColumn="1" w:lastColumn="0" w:oddVBand="0" w:evenVBand="0" w:oddHBand="0" w:evenHBand="0" w:firstRowFirstColumn="0" w:firstRowLastColumn="0" w:lastRowFirstColumn="0" w:lastRowLastColumn="0"/>
+            <w:tcW w:w="2157" w:type="pct"/>
+            <w:shd w:val="clear" w:color="auto" w:fill="E4E3E2" w:themeFill="background2"/>
+            <w:vAlign w:val="center"/>
+          </w:tcPr>
+          <w:p>
+            <w:pPr>
+              <w:pStyle w:val="InsetTextHere"/>
+              <w:jc w:val="left"/>
+              <w:rPr>
+                <w:rFonts w:cs="Times New Roman"/>
+                <w:szCs w:val="24"/>
+              </w:rPr>
+            </w:pPr>
+            <w:r>
+              <w:rPr>
+                <w:rFonts w:cs="Times New Roman"/>
+                <w:szCs w:val="24"/>
+              </w:rPr>
+              <w:t>Communication data will continue to be collected.</w:t>
+            </w:r>
+          </w:p>
+        </w:tc>
+        <w:tc>
+          <w:tcPr>
+            <w:tcW w:w="2843" w:type="pct"/>
+            <w:shd w:val="clear" w:color="auto" w:fill="E4E3E2" w:themeFill="background2"/>
+            <w:vAlign w:val="center"/>
+          </w:tcPr>
+          <w:p>
+            <w:pPr>
+              <w:pStyle w:val="TipText"/>
+              <w:cnfStyle w:val="000000000000" w:firstRow="0" w:lastRow="0" w:firstColumn="0" w:lastColumn="0" w:oddVBand="0" w:evenVBand="0" w:oddHBand="0" w:evenHBand="0" w:firstRowFirstColumn="0" w:firstRowLastColumn="0" w:lastRowFirstColumn="0" w:lastRowLastColumn="0"/>
+              <w:rPr>
+                <w:rFonts w:ascii="Times New Roman" w:hAnsi="Times New Roman" w:cs="Times New Roman"/>
+                <w:sz w:val="24"/>
+                <w:szCs w:val="24"/>
+              </w:rPr>
+            </w:pPr>
+            <w:r>
+              <w:rPr>
+                <w:rFonts w:ascii="Times New Roman" w:hAnsi="Times New Roman" w:cs="Times New Roman"/>
+                <w:sz w:val="24"/>
+                <w:szCs w:val="24"/>
+              </w:rPr>
+              <w:t>Models can be retrained over time.</w:t>
             </w:r>
           </w:p>
         </w:tc>
@@ -7915,334 +7135,38 @@
         <w:pStyle w:val="NoSpacing"/>
       </w:pPr>
     </w:p>
-    <w:tbl>
-      <w:tblPr>
-        <w:tblStyle w:val="TipTable"/>
-        <w:tblW w:w="5014" w:type="pct"/>
-        <w:tblLook w:val="04A0" w:firstRow="1" w:lastRow="0" w:firstColumn="1" w:lastColumn="0" w:noHBand="0" w:noVBand="1"/>
-      </w:tblPr>
-      <w:tblGrid>
-        <w:gridCol w:w="648"/>
-        <w:gridCol w:w="8738"/>
-      </w:tblGrid>
-      <w:tr>
-        <w:tc>
-          <w:tcPr>
-            <w:cnfStyle w:val="001000000000" w:firstRow="0" w:lastRow="0" w:firstColumn="1" w:lastColumn="0" w:oddVBand="0" w:evenVBand="0" w:oddHBand="0" w:evenHBand="0" w:firstRowFirstColumn="0" w:firstRowLastColumn="0" w:lastRowFirstColumn="0" w:lastRowLastColumn="0"/>
-            <w:tcW w:w="345" w:type="pct"/>
-          </w:tcPr>
-          <w:p>
-            <w:pPr>
-              <w:pStyle w:val="Icon"/>
-              <w:rPr>
-                <w:rFonts w:cs="Times New Roman"/>
-                <w:sz w:val="20"/>
-                <w:u w:val="double"/>
-              </w:rPr>
-            </w:pPr>
-            <w:r>
-              <w:rPr>
-                <w:rFonts w:cs="Times New Roman"/>
-                <w:noProof/>
-                <w:sz w:val="20"/>
-                <w:lang w:eastAsia="en-US"/>
-              </w:rPr>
-              <mc:AlternateContent>
-                <mc:Choice Requires="wpg">
-                  <w:drawing>
-                    <wp:inline distT="0" distB="0" distL="0" distR="0" wp14:anchorId="3772EF01" wp14:editId="4F47D227">
-                      <wp:extent cx="228600" cy="228600"/>
-                      <wp:effectExtent l="0" t="0" r="0" b="0"/>
-                      <wp:docPr id="197" name="Group 19" descr="Tip icon"/>
-                      <wp:cNvGraphicFramePr/>
-                      <a:graphic xmlns:a="http://schemas.openxmlformats.org/drawingml/2006/main">
-                        <a:graphicData uri="http://schemas.microsoft.com/office/word/2010/wordprocessingGroup">
-                          <wpg:wgp>
-                            <wpg:cNvGrpSpPr/>
-                            <wpg:grpSpPr>
-                              <a:xfrm>
-                                <a:off x="0" y="0"/>
-                                <a:ext cx="228600" cy="228600"/>
-                                <a:chOff x="0" y="0"/>
-                                <a:chExt cx="228600" cy="228600"/>
-                              </a:xfrm>
-                            </wpg:grpSpPr>
-                            <wps:wsp>
-                              <wps:cNvPr id="198" name="Oval 198"/>
-                              <wps:cNvSpPr>
-                                <a:spLocks noChangeAspect="1" noChangeArrowheads="1"/>
-                              </wps:cNvSpPr>
-                              <wps:spPr bwMode="auto">
-                                <a:xfrm>
-                                  <a:off x="0" y="0"/>
-                                  <a:ext cx="228600" cy="228600"/>
-                                </a:xfrm>
-                                <a:prstGeom prst="ellipse">
-                                  <a:avLst/>
-                                </a:prstGeom>
-                                <a:solidFill>
-                                  <a:schemeClr val="accent1"/>
-                                </a:solidFill>
-                                <a:ln w="0">
-                                  <a:noFill/>
-                                  <a:prstDash val="solid"/>
-                                  <a:miter lim="800000"/>
-                                  <a:headEnd/>
-                                  <a:tailEnd/>
-                                </a:ln>
-                              </wps:spPr>
-                              <wps:bodyPr rot="0" vert="horz" wrap="square" lIns="91440" tIns="45720" rIns="91440" bIns="45720" anchor="t" anchorCtr="0" upright="1">
-                                <a:noAutofit/>
-                              </wps:bodyPr>
-                            </wps:wsp>
-                            <wps:wsp>
-                              <wps:cNvPr id="199" name="Freeform 199"/>
-                              <wps:cNvSpPr/>
-                              <wps:spPr>
-                                <a:xfrm>
-                                  <a:off x="98639" y="50800"/>
-                                  <a:ext cx="31322" cy="127000"/>
-                                </a:xfrm>
-                                <a:custGeom>
-                                  <a:avLst/>
-                                  <a:gdLst>
-                                    <a:gd name="connsiteX0" fmla="*/ 3915 w 31322"/>
-                                    <a:gd name="connsiteY0" fmla="*/ 38279 h 127000"/>
-                                    <a:gd name="connsiteX1" fmla="*/ 27406 w 31322"/>
-                                    <a:gd name="connsiteY1" fmla="*/ 38279 h 127000"/>
-                                    <a:gd name="connsiteX2" fmla="*/ 27406 w 31322"/>
-                                    <a:gd name="connsiteY2" fmla="*/ 127000 h 127000"/>
-                                    <a:gd name="connsiteX3" fmla="*/ 3915 w 31322"/>
-                                    <a:gd name="connsiteY3" fmla="*/ 127000 h 127000"/>
-                                    <a:gd name="connsiteX4" fmla="*/ 15661 w 31322"/>
-                                    <a:gd name="connsiteY4" fmla="*/ 0 h 127000"/>
-                                    <a:gd name="connsiteX5" fmla="*/ 31322 w 31322"/>
-                                    <a:gd name="connsiteY5" fmla="*/ 15661 h 127000"/>
-                                    <a:gd name="connsiteX6" fmla="*/ 15661 w 31322"/>
-                                    <a:gd name="connsiteY6" fmla="*/ 31322 h 127000"/>
-                                    <a:gd name="connsiteX7" fmla="*/ 0 w 31322"/>
-                                    <a:gd name="connsiteY7" fmla="*/ 15661 h 127000"/>
-                                    <a:gd name="connsiteX8" fmla="*/ 15661 w 31322"/>
-                                    <a:gd name="connsiteY8" fmla="*/ 0 h 127000"/>
-                                  </a:gdLst>
-                                  <a:ahLst/>
-                                  <a:cxnLst>
-                                    <a:cxn ang="0">
-                                      <a:pos x="connsiteX0" y="connsiteY0"/>
-                                    </a:cxn>
-                                    <a:cxn ang="0">
-                                      <a:pos x="connsiteX1" y="connsiteY1"/>
-                                    </a:cxn>
-                                    <a:cxn ang="0">
-                                      <a:pos x="connsiteX2" y="connsiteY2"/>
-                                    </a:cxn>
-                                    <a:cxn ang="0">
-                                      <a:pos x="connsiteX3" y="connsiteY3"/>
-                                    </a:cxn>
-                                    <a:cxn ang="0">
-                                      <a:pos x="connsiteX4" y="connsiteY4"/>
-                                    </a:cxn>
-                                    <a:cxn ang="0">
-                                      <a:pos x="connsiteX5" y="connsiteY5"/>
-                                    </a:cxn>
-                                    <a:cxn ang="0">
-                                      <a:pos x="connsiteX6" y="connsiteY6"/>
-                                    </a:cxn>
-                                    <a:cxn ang="0">
-                                      <a:pos x="connsiteX7" y="connsiteY7"/>
-                                    </a:cxn>
-                                    <a:cxn ang="0">
-                                      <a:pos x="connsiteX8" y="connsiteY8"/>
-                                    </a:cxn>
-                                  </a:cxnLst>
-                                  <a:rect l="l" t="t" r="r" b="b"/>
-                                  <a:pathLst>
-                                    <a:path w="31322" h="127000">
-                                      <a:moveTo>
-                                        <a:pt x="3915" y="38279"/>
-                                      </a:moveTo>
-                                      <a:lnTo>
-                                        <a:pt x="27406" y="38279"/>
-                                      </a:lnTo>
-                                      <a:lnTo>
-                                        <a:pt x="27406" y="127000"/>
-                                      </a:lnTo>
-                                      <a:lnTo>
-                                        <a:pt x="3915" y="127000"/>
-                                      </a:lnTo>
-                                      <a:close/>
-                                      <a:moveTo>
-                                        <a:pt x="15661" y="0"/>
-                                      </a:moveTo>
-                                      <a:cubicBezTo>
-                                        <a:pt x="24310" y="0"/>
-                                        <a:pt x="31322" y="7012"/>
-                                        <a:pt x="31322" y="15661"/>
-                                      </a:cubicBezTo>
-                                      <a:cubicBezTo>
-                                        <a:pt x="31322" y="24310"/>
-                                        <a:pt x="24310" y="31322"/>
-                                        <a:pt x="15661" y="31322"/>
-                                      </a:cubicBezTo>
-                                      <a:cubicBezTo>
-                                        <a:pt x="7012" y="31322"/>
-                                        <a:pt x="0" y="24310"/>
-                                        <a:pt x="0" y="15661"/>
-                                      </a:cubicBezTo>
-                                      <a:cubicBezTo>
-                                        <a:pt x="0" y="7012"/>
-                                        <a:pt x="7012" y="0"/>
-                                        <a:pt x="15661" y="0"/>
-                                      </a:cubicBezTo>
-                                      <a:close/>
-                                    </a:path>
-                                  </a:pathLst>
-                                </a:custGeom>
-                                <a:solidFill>
-                                  <a:schemeClr val="bg1"/>
-                                </a:solidFill>
-                                <a:ln>
-                                  <a:noFill/>
-                                </a:ln>
-                              </wps:spPr>
-                              <wps:style>
-                                <a:lnRef idx="2">
-                                  <a:schemeClr val="accent1">
-                                    <a:shade val="50000"/>
-                                  </a:schemeClr>
-                                </a:lnRef>
-                                <a:fillRef idx="1">
-                                  <a:schemeClr val="accent1"/>
-                                </a:fillRef>
-                                <a:effectRef idx="0">
-                                  <a:schemeClr val="accent1"/>
-                                </a:effectRef>
-                                <a:fontRef idx="minor">
-                                  <a:schemeClr val="lt1"/>
-                                </a:fontRef>
-                              </wps:style>
-                              <wps:bodyPr rot="0" spcFirstLastPara="0" vert="horz" wrap="square" lIns="91440" tIns="45720" rIns="91440" bIns="45720" numCol="1" spcCol="0" rtlCol="0" fromWordArt="0" anchor="ctr" anchorCtr="0" forceAA="0" compatLnSpc="1">
-                                <a:prstTxWarp prst="textNoShape">
-                                  <a:avLst/>
-                                </a:prstTxWarp>
-                                <a:noAutofit/>
-                              </wps:bodyPr>
-                            </wps:wsp>
-                          </wpg:wgp>
-                        </a:graphicData>
-                      </a:graphic>
-                    </wp:inline>
-                  </w:drawing>
-                </mc:Choice>
-                <mc:Fallback>
-                  <w:pict>
-                    <v:group w14:anchorId="7C4722D1" id="Group 19" o:spid="_x0000_s1026" alt="Tip icon" style="width:18pt;height:18pt;mso-position-horizontal-relative:char;mso-position-vertical-relative:line" coordsize="228600,228600" o:gfxdata="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">
-                      <v:oval id="Oval 198" o:spid="_x0000_s1027" style="position:absolute;width:228600;height:228600;visibility:visible;mso-wrap-style:square;v-text-anchor:top" o:gfxdata="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" fillcolor="#f24f4f [3204]" stroked="f" strokeweight="0">
-                        <v:stroke joinstyle="miter"/>
-                        <o:lock v:ext="edit" aspectratio="t"/>
-                      </v:oval>
-                      <v:shape id="Freeform 199" o:spid="_x0000_s1028" style="position:absolute;left:98639;top:50800;width:31322;height:127000;visibility:visible;mso-wrap-style:square;v-text-anchor:middle" coordsize="31322,127000" o:gfxdata="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" path="m3915,38279r23491,l27406,127000r-23491,l3915,38279xm15661,v8649,,15661,7012,15661,15661c31322,24310,24310,31322,15661,31322,7012,31322,,24310,,15661,,7012,7012,,15661,xe" fillcolor="white [3212]" stroked="f" strokeweight="1pt">
-                        <v:stroke joinstyle="miter"/>
-                        <v:path arrowok="t" o:connecttype="custom" o:connectlocs="3915,38279;27406,38279;27406,127000;3915,127000;15661,0;31322,15661;15661,31322;0,15661;15661,0" o:connectangles="0,0,0,0,0,0,0,0,0"/>
-                      </v:shape>
-                      <w10:anchorlock/>
-                    </v:group>
-                  </w:pict>
-                </mc:Fallback>
-              </mc:AlternateContent>
-            </w:r>
-          </w:p>
-        </w:tc>
-        <w:tc>
-          <w:tcPr>
-            <w:tcW w:w="4655" w:type="pct"/>
-          </w:tcPr>
-          <w:p>
-            <w:pPr>
-              <w:pStyle w:val="TipText"/>
-              <w:cnfStyle w:val="000000000000" w:firstRow="0" w:lastRow="0" w:firstColumn="0" w:lastColumn="0" w:oddVBand="0" w:evenVBand="0" w:oddHBand="0" w:evenHBand="0" w:firstRowFirstColumn="0" w:firstRowLastColumn="0" w:lastRowFirstColumn="0" w:lastRowLastColumn="0"/>
-              <w:rPr>
-                <w:rFonts w:ascii="Times New Roman" w:hAnsi="Times New Roman" w:cs="Times New Roman"/>
-                <w:i w:val="0"/>
-                <w:sz w:val="24"/>
-                <w:szCs w:val="24"/>
-              </w:rPr>
-            </w:pPr>
-            <w:r>
-              <w:rPr>
-                <w:rFonts w:ascii="Times New Roman" w:hAnsi="Times New Roman" w:cs="Times New Roman"/>
-                <w:i w:val="0"/>
-                <w:sz w:val="24"/>
-                <w:szCs w:val="24"/>
-              </w:rPr>
-              <w:t xml:space="preserve">Explicitly identify </w:t>
-            </w:r>
-            <w:r>
-              <w:rPr>
-                <w:rFonts w:ascii="Times New Roman" w:hAnsi="Times New Roman" w:cs="Times New Roman"/>
-                <w:i w:val="0"/>
-                <w:sz w:val="24"/>
-                <w:szCs w:val="24"/>
-              </w:rPr>
-              <w:t>these assumptions</w:t>
-            </w:r>
-            <w:r>
-              <w:rPr>
-                <w:rFonts w:ascii="Times New Roman" w:hAnsi="Times New Roman" w:cs="Times New Roman"/>
-                <w:i w:val="0"/>
-                <w:sz w:val="24"/>
-                <w:szCs w:val="24"/>
-              </w:rPr>
-              <w:t xml:space="preserve">. If you don’t and </w:t>
-            </w:r>
-            <w:r>
-              <w:rPr>
-                <w:rFonts w:ascii="Times New Roman" w:hAnsi="Times New Roman" w:cs="Times New Roman"/>
-                <w:i w:val="0"/>
-                <w:sz w:val="24"/>
-                <w:szCs w:val="24"/>
-              </w:rPr>
-              <w:t>they change</w:t>
-            </w:r>
-            <w:r>
-              <w:rPr>
-                <w:rFonts w:ascii="Times New Roman" w:hAnsi="Times New Roman" w:cs="Times New Roman"/>
-                <w:i w:val="0"/>
-                <w:sz w:val="24"/>
-                <w:szCs w:val="24"/>
-              </w:rPr>
-              <w:t>,</w:t>
-            </w:r>
-            <w:r>
-              <w:rPr>
-                <w:rFonts w:ascii="Times New Roman" w:hAnsi="Times New Roman" w:cs="Times New Roman"/>
-                <w:i w:val="0"/>
-                <w:sz w:val="24"/>
-                <w:szCs w:val="24"/>
-              </w:rPr>
-              <w:t xml:space="preserve"> neither the project team nor their stakeholders will understand the impact on the project.</w:t>
-            </w:r>
-          </w:p>
-        </w:tc>
-      </w:tr>
-    </w:tbl>
     <w:p>
       <w:pPr>
-        <w:pStyle w:val="NoSpacing"/>
-      </w:pPr>
+        <w:rPr>
+          <w:rFonts w:ascii="Arial" w:hAnsi="Arial"/>
+          <w:bCs/>
+          <w:color w:val="auto"/>
+          <w:sz w:val="32"/>
+          <w:szCs w:val="32"/>
+        </w:rPr>
+      </w:pPr>
+      <w:bookmarkStart w:id="22" w:name="_Toc403904711"/>
+      <w:r>
+        <w:br w:type="page"/>
+      </w:r>
     </w:p>
     <w:p>
       <w:pPr>
         <w:pStyle w:val="Heading2"/>
       </w:pPr>
-      <w:bookmarkStart w:id="22" w:name="_Toc403904711"/>
-      <w:r>
+      <w:r>
+        <w:lastRenderedPageBreak/>
         <w:t xml:space="preserve">Project </w:t>
       </w:r>
       <w:r>
         <w:t>Risks</w:t>
       </w:r>
       <w:bookmarkEnd w:id="22"/>
+    </w:p>
+    <w:p>
+      <w:pPr>
+        <w:pStyle w:val="NoSpacing"/>
+      </w:pPr>
     </w:p>
     <w:tbl>
       <w:tblPr>
@@ -8255,14 +7179,20 @@
         <w:tblLook w:val="04A0" w:firstRow="1" w:lastRow="0" w:firstColumn="1" w:lastColumn="0" w:noHBand="0" w:noVBand="1"/>
       </w:tblPr>
       <w:tblGrid>
-        <w:gridCol w:w="648"/>
-        <w:gridCol w:w="8738"/>
+        <w:gridCol w:w="4049"/>
+        <w:gridCol w:w="5337"/>
       </w:tblGrid>
       <w:tr>
+        <w:trPr>
+          <w:trHeight w:val="486"/>
+        </w:trPr>
         <w:tc>
           <w:tcPr>
             <w:cnfStyle w:val="001000000000" w:firstRow="0" w:lastRow="0" w:firstColumn="1" w:lastColumn="0" w:oddVBand="0" w:evenVBand="0" w:oddHBand="0" w:evenHBand="0" w:firstRowFirstColumn="0" w:firstRowLastColumn="0" w:lastRowFirstColumn="0" w:lastRowLastColumn="0"/>
-            <w:tcW w:w="345" w:type="pct"/>
+            <w:tcW w:w="2157" w:type="pct"/>
+            <w:tcBorders>
+              <w:bottom w:val="single" w:sz="4" w:space="0" w:color="auto"/>
+            </w:tcBorders>
             <w:shd w:val="clear" w:color="auto" w:fill="E4E3E2" w:themeFill="background2"/>
             <w:vAlign w:val="center"/>
           </w:tcPr>
@@ -8271,221 +7201,27 @@
               <w:pStyle w:val="InsetTextHere"/>
             </w:pPr>
             <w:r>
-              <mc:AlternateContent>
-                <mc:Choice Requires="wpg">
-                  <w:drawing>
-                    <wp:inline distT="0" distB="0" distL="0" distR="0" wp14:anchorId="11560560" wp14:editId="2C18FA3C">
-                      <wp:extent cx="228600" cy="228600"/>
-                      <wp:effectExtent l="0" t="0" r="0" b="0"/>
-                      <wp:docPr id="138" name="Group 138" descr="Tip icon"/>
-                      <wp:cNvGraphicFramePr/>
-                      <a:graphic xmlns:a="http://schemas.openxmlformats.org/drawingml/2006/main">
-                        <a:graphicData uri="http://schemas.microsoft.com/office/word/2010/wordprocessingGroup">
-                          <wpg:wgp>
-                            <wpg:cNvGrpSpPr/>
-                            <wpg:grpSpPr>
-                              <a:xfrm>
-                                <a:off x="0" y="0"/>
-                                <a:ext cx="228600" cy="228600"/>
-                                <a:chOff x="0" y="0"/>
-                                <a:chExt cx="228600" cy="228600"/>
-                              </a:xfrm>
-                            </wpg:grpSpPr>
-                            <wps:wsp>
-                              <wps:cNvPr id="139" name="Oval 139"/>
-                              <wps:cNvSpPr>
-                                <a:spLocks noChangeAspect="1" noChangeArrowheads="1"/>
-                              </wps:cNvSpPr>
-                              <wps:spPr bwMode="auto">
-                                <a:xfrm>
-                                  <a:off x="0" y="0"/>
-                                  <a:ext cx="228600" cy="228600"/>
-                                </a:xfrm>
-                                <a:prstGeom prst="ellipse">
-                                  <a:avLst/>
-                                </a:prstGeom>
-                                <a:solidFill>
-                                  <a:schemeClr val="accent1"/>
-                                </a:solidFill>
-                                <a:ln w="0">
-                                  <a:noFill/>
-                                  <a:prstDash val="solid"/>
-                                  <a:miter lim="800000"/>
-                                  <a:headEnd/>
-                                  <a:tailEnd/>
-                                </a:ln>
-                              </wps:spPr>
-                              <wps:bodyPr rot="0" vert="horz" wrap="square" lIns="91440" tIns="45720" rIns="91440" bIns="45720" anchor="t" anchorCtr="0" upright="1">
-                                <a:noAutofit/>
-                              </wps:bodyPr>
-                            </wps:wsp>
-                            <wps:wsp>
-                              <wps:cNvPr id="140" name="Freeform 140"/>
-                              <wps:cNvSpPr/>
-                              <wps:spPr>
-                                <a:xfrm>
-                                  <a:off x="98639" y="50800"/>
-                                  <a:ext cx="31322" cy="127000"/>
-                                </a:xfrm>
-                                <a:custGeom>
-                                  <a:avLst/>
-                                  <a:gdLst>
-                                    <a:gd name="connsiteX0" fmla="*/ 3915 w 31322"/>
-                                    <a:gd name="connsiteY0" fmla="*/ 38279 h 127000"/>
-                                    <a:gd name="connsiteX1" fmla="*/ 27406 w 31322"/>
-                                    <a:gd name="connsiteY1" fmla="*/ 38279 h 127000"/>
-                                    <a:gd name="connsiteX2" fmla="*/ 27406 w 31322"/>
-                                    <a:gd name="connsiteY2" fmla="*/ 127000 h 127000"/>
-                                    <a:gd name="connsiteX3" fmla="*/ 3915 w 31322"/>
-                                    <a:gd name="connsiteY3" fmla="*/ 127000 h 127000"/>
-                                    <a:gd name="connsiteX4" fmla="*/ 15661 w 31322"/>
-                                    <a:gd name="connsiteY4" fmla="*/ 0 h 127000"/>
-                                    <a:gd name="connsiteX5" fmla="*/ 31322 w 31322"/>
-                                    <a:gd name="connsiteY5" fmla="*/ 15661 h 127000"/>
-                                    <a:gd name="connsiteX6" fmla="*/ 15661 w 31322"/>
-                                    <a:gd name="connsiteY6" fmla="*/ 31322 h 127000"/>
-                                    <a:gd name="connsiteX7" fmla="*/ 0 w 31322"/>
-                                    <a:gd name="connsiteY7" fmla="*/ 15661 h 127000"/>
-                                    <a:gd name="connsiteX8" fmla="*/ 15661 w 31322"/>
-                                    <a:gd name="connsiteY8" fmla="*/ 0 h 127000"/>
-                                  </a:gdLst>
-                                  <a:ahLst/>
-                                  <a:cxnLst>
-                                    <a:cxn ang="0">
-                                      <a:pos x="connsiteX0" y="connsiteY0"/>
-                                    </a:cxn>
-                                    <a:cxn ang="0">
-                                      <a:pos x="connsiteX1" y="connsiteY1"/>
-                                    </a:cxn>
-                                    <a:cxn ang="0">
-                                      <a:pos x="connsiteX2" y="connsiteY2"/>
-                                    </a:cxn>
-                                    <a:cxn ang="0">
-                                      <a:pos x="connsiteX3" y="connsiteY3"/>
-                                    </a:cxn>
-                                    <a:cxn ang="0">
-                                      <a:pos x="connsiteX4" y="connsiteY4"/>
-                                    </a:cxn>
-                                    <a:cxn ang="0">
-                                      <a:pos x="connsiteX5" y="connsiteY5"/>
-                                    </a:cxn>
-                                    <a:cxn ang="0">
-                                      <a:pos x="connsiteX6" y="connsiteY6"/>
-                                    </a:cxn>
-                                    <a:cxn ang="0">
-                                      <a:pos x="connsiteX7" y="connsiteY7"/>
-                                    </a:cxn>
-                                    <a:cxn ang="0">
-                                      <a:pos x="connsiteX8" y="connsiteY8"/>
-                                    </a:cxn>
-                                  </a:cxnLst>
-                                  <a:rect l="l" t="t" r="r" b="b"/>
-                                  <a:pathLst>
-                                    <a:path w="31322" h="127000">
-                                      <a:moveTo>
-                                        <a:pt x="3915" y="38279"/>
-                                      </a:moveTo>
-                                      <a:lnTo>
-                                        <a:pt x="27406" y="38279"/>
-                                      </a:lnTo>
-                                      <a:lnTo>
-                                        <a:pt x="27406" y="127000"/>
-                                      </a:lnTo>
-                                      <a:lnTo>
-                                        <a:pt x="3915" y="127000"/>
-                                      </a:lnTo>
-                                      <a:close/>
-                                      <a:moveTo>
-                                        <a:pt x="15661" y="0"/>
-                                      </a:moveTo>
-                                      <a:cubicBezTo>
-                                        <a:pt x="24310" y="0"/>
-                                        <a:pt x="31322" y="7012"/>
-                                        <a:pt x="31322" y="15661"/>
-                                      </a:cubicBezTo>
-                                      <a:cubicBezTo>
-                                        <a:pt x="31322" y="24310"/>
-                                        <a:pt x="24310" y="31322"/>
-                                        <a:pt x="15661" y="31322"/>
-                                      </a:cubicBezTo>
-                                      <a:cubicBezTo>
-                                        <a:pt x="7012" y="31322"/>
-                                        <a:pt x="0" y="24310"/>
-                                        <a:pt x="0" y="15661"/>
-                                      </a:cubicBezTo>
-                                      <a:cubicBezTo>
-                                        <a:pt x="0" y="7012"/>
-                                        <a:pt x="7012" y="0"/>
-                                        <a:pt x="15661" y="0"/>
-                                      </a:cubicBezTo>
-                                      <a:close/>
-                                    </a:path>
-                                  </a:pathLst>
-                                </a:custGeom>
-                                <a:solidFill>
-                                  <a:schemeClr val="bg1"/>
-                                </a:solidFill>
-                                <a:ln>
-                                  <a:noFill/>
-                                </a:ln>
-                              </wps:spPr>
-                              <wps:style>
-                                <a:lnRef idx="2">
-                                  <a:schemeClr val="accent1">
-                                    <a:shade val="50000"/>
-                                  </a:schemeClr>
-                                </a:lnRef>
-                                <a:fillRef idx="1">
-                                  <a:schemeClr val="accent1"/>
-                                </a:fillRef>
-                                <a:effectRef idx="0">
-                                  <a:schemeClr val="accent1"/>
-                                </a:effectRef>
-                                <a:fontRef idx="minor">
-                                  <a:schemeClr val="lt1"/>
-                                </a:fontRef>
-                              </wps:style>
-                              <wps:bodyPr rot="0" spcFirstLastPara="0" vert="horz" wrap="square" lIns="91440" tIns="45720" rIns="91440" bIns="45720" numCol="1" spcCol="0" rtlCol="0" fromWordArt="0" anchor="ctr" anchorCtr="0" forceAA="0" compatLnSpc="1">
-                                <a:prstTxWarp prst="textNoShape">
-                                  <a:avLst/>
-                                </a:prstTxWarp>
-                                <a:noAutofit/>
-                              </wps:bodyPr>
-                            </wps:wsp>
-                          </wpg:wgp>
-                        </a:graphicData>
-                      </a:graphic>
-                    </wp:inline>
-                  </w:drawing>
-                </mc:Choice>
-                <mc:Fallback>
-                  <w:pict>
-                    <v:group w14:anchorId="08B0F511" id="Group 138" o:spid="_x0000_s1026" alt="Tip icon" style="width:18pt;height:18pt;mso-position-horizontal-relative:char;mso-position-vertical-relative:line" coordsize="228600,228600" o:gfxdata="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">
-                      <v:oval id="Oval 139" o:spid="_x0000_s1027" style="position:absolute;width:228600;height:228600;visibility:visible;mso-wrap-style:square;v-text-anchor:top" o:gfxdata="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" fillcolor="#f24f4f [3204]" stroked="f" strokeweight="0">
-                        <v:stroke joinstyle="miter"/>
-                        <o:lock v:ext="edit" aspectratio="t"/>
-                      </v:oval>
-                      <v:shape id="Freeform 140" o:spid="_x0000_s1028" style="position:absolute;left:98639;top:50800;width:31322;height:127000;visibility:visible;mso-wrap-style:square;v-text-anchor:middle" coordsize="31322,127000" o:gfxdata="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" path="m3915,38279r23491,l27406,127000r-23491,l3915,38279xm15661,v8649,,15661,7012,15661,15661c31322,24310,24310,31322,15661,31322,7012,31322,,24310,,15661,,7012,7012,,15661,xe" fillcolor="white [3212]" stroked="f" strokeweight="1pt">
-                        <v:stroke joinstyle="miter"/>
-                        <v:path arrowok="t" o:connecttype="custom" o:connectlocs="3915,38279;27406,38279;27406,127000;3915,127000;15661,0;31322,15661;15661,31322;0,15661;15661,0" o:connectangles="0,0,0,0,0,0,0,0,0"/>
-                      </v:shape>
-                      <w10:anchorlock/>
-                    </v:group>
-                  </w:pict>
-                </mc:Fallback>
-              </mc:AlternateContent>
-            </w:r>
-          </w:p>
-        </w:tc>
-        <w:tc>
-          <w:tcPr>
-            <w:tcW w:w="4655" w:type="pct"/>
+              <w:rPr>
+                <w:b/>
+                <w:bCs/>
+              </w:rPr>
+              <w:t>Risk</w:t>
+            </w:r>
+          </w:p>
+        </w:tc>
+        <w:tc>
+          <w:tcPr>
+            <w:tcW w:w="2843" w:type="pct"/>
+            <w:tcBorders>
+              <w:bottom w:val="single" w:sz="4" w:space="0" w:color="auto"/>
+            </w:tcBorders>
             <w:shd w:val="clear" w:color="auto" w:fill="E4E3E2" w:themeFill="background2"/>
             <w:vAlign w:val="center"/>
           </w:tcPr>
           <w:p>
             <w:pPr>
               <w:pStyle w:val="TipText"/>
+              <w:jc w:val="center"/>
               <w:cnfStyle w:val="000000000000" w:firstRow="0" w:lastRow="0" w:firstColumn="0" w:lastColumn="0" w:oddVBand="0" w:evenVBand="0" w:oddHBand="0" w:evenHBand="0" w:firstRowFirstColumn="0" w:firstRowLastColumn="0" w:lastRowFirstColumn="0" w:lastRowLastColumn="0"/>
               <w:rPr>
                 <w:rFonts w:ascii="Times New Roman" w:hAnsi="Times New Roman" w:cs="Times New Roman"/>
@@ -8496,34 +7232,318 @@
             <w:r>
               <w:rPr>
                 <w:rFonts w:ascii="Times New Roman" w:hAnsi="Times New Roman" w:cs="Times New Roman"/>
-                <w:sz w:val="24"/>
-                <w:szCs w:val="24"/>
-              </w:rPr>
-              <w:t xml:space="preserve">Provide a brief </w:t>
-            </w:r>
-            <w:r>
-              <w:rPr>
-                <w:rFonts w:ascii="Times New Roman" w:hAnsi="Times New Roman" w:cs="Times New Roman"/>
-                <w:sz w:val="24"/>
-                <w:szCs w:val="24"/>
-              </w:rPr>
-              <w:t xml:space="preserve">description of the project risks, how to identify them if they occur during the project and </w:t>
-            </w:r>
-            <w:r>
-              <w:rPr>
-                <w:rFonts w:ascii="Times New Roman" w:hAnsi="Times New Roman" w:cs="Times New Roman"/>
-                <w:sz w:val="24"/>
-                <w:szCs w:val="24"/>
-              </w:rPr>
-              <w:t>how you can reduce the risk</w:t>
-            </w:r>
-            <w:r>
-              <w:rPr>
-                <w:rFonts w:ascii="Times New Roman" w:hAnsi="Times New Roman" w:cs="Times New Roman"/>
-                <w:sz w:val="24"/>
-                <w:szCs w:val="24"/>
-              </w:rPr>
-              <w:t xml:space="preserve">. </w:t>
+                <w:b/>
+                <w:bCs/>
+                <w:sz w:val="24"/>
+                <w:szCs w:val="24"/>
+              </w:rPr>
+              <w:t>Mitigation</w:t>
+            </w:r>
+          </w:p>
+        </w:tc>
+      </w:tr>
+      <w:tr>
+        <w:tc>
+          <w:tcPr>
+            <w:cnfStyle w:val="001000000000" w:firstRow="0" w:lastRow="0" w:firstColumn="1" w:lastColumn="0" w:oddVBand="0" w:evenVBand="0" w:oddHBand="0" w:evenHBand="0" w:firstRowFirstColumn="0" w:firstRowLastColumn="0" w:lastRowFirstColumn="0" w:lastRowLastColumn="0"/>
+            <w:tcW w:w="2157" w:type="pct"/>
+            <w:tcBorders>
+              <w:top w:val="single" w:sz="4" w:space="0" w:color="auto"/>
+            </w:tcBorders>
+            <w:shd w:val="clear" w:color="auto" w:fill="E4E3E2" w:themeFill="background2"/>
+            <w:vAlign w:val="center"/>
+          </w:tcPr>
+          <w:p>
+            <w:pPr>
+              <w:pStyle w:val="InsetTextHere"/>
+              <w:jc w:val="left"/>
+              <w:rPr>
+                <w:rFonts w:cs="Times New Roman"/>
+                <w:szCs w:val="24"/>
+              </w:rPr>
+            </w:pPr>
+            <w:r>
+              <w:rPr>
+                <w:rFonts w:cs="Times New Roman"/>
+                <w:szCs w:val="24"/>
+              </w:rPr>
+              <w:t>Poor data quality</w:t>
+            </w:r>
+          </w:p>
+        </w:tc>
+        <w:tc>
+          <w:tcPr>
+            <w:tcW w:w="2843" w:type="pct"/>
+            <w:tcBorders>
+              <w:top w:val="single" w:sz="4" w:space="0" w:color="auto"/>
+            </w:tcBorders>
+            <w:shd w:val="clear" w:color="auto" w:fill="E4E3E2" w:themeFill="background2"/>
+            <w:vAlign w:val="center"/>
+          </w:tcPr>
+          <w:p>
+            <w:pPr>
+              <w:pStyle w:val="TipText"/>
+              <w:cnfStyle w:val="000000000000" w:firstRow="0" w:lastRow="0" w:firstColumn="0" w:lastColumn="0" w:oddVBand="0" w:evenVBand="0" w:oddHBand="0" w:evenHBand="0" w:firstRowFirstColumn="0" w:firstRowLastColumn="0" w:lastRowFirstColumn="0" w:lastRowLastColumn="0"/>
+              <w:rPr>
+                <w:rFonts w:ascii="Times New Roman" w:hAnsi="Times New Roman" w:cs="Times New Roman"/>
+                <w:sz w:val="24"/>
+                <w:szCs w:val="24"/>
+              </w:rPr>
+            </w:pPr>
+            <w:r>
+              <w:rPr>
+                <w:rFonts w:ascii="Times New Roman" w:hAnsi="Times New Roman" w:cs="Times New Roman"/>
+                <w:sz w:val="24"/>
+                <w:szCs w:val="24"/>
+              </w:rPr>
+              <w:t>Perform data</w:t>
+            </w:r>
+            <w:r>
+              <w:rPr>
+                <w:rFonts w:ascii="Times New Roman" w:hAnsi="Times New Roman" w:cs="Times New Roman"/>
+                <w:sz w:val="24"/>
+                <w:szCs w:val="24"/>
+              </w:rPr>
+              <w:t xml:space="preserve"> profiling, cleansing, and validation before model development</w:t>
+            </w:r>
+          </w:p>
+        </w:tc>
+      </w:tr>
+      <w:tr>
+        <w:tc>
+          <w:tcPr>
+            <w:cnfStyle w:val="001000000000" w:firstRow="0" w:lastRow="0" w:firstColumn="1" w:lastColumn="0" w:oddVBand="0" w:evenVBand="0" w:oddHBand="0" w:evenHBand="0" w:firstRowFirstColumn="0" w:firstRowLastColumn="0" w:lastRowFirstColumn="0" w:lastRowLastColumn="0"/>
+            <w:tcW w:w="2157" w:type="pct"/>
+            <w:shd w:val="clear" w:color="auto" w:fill="E4E3E2" w:themeFill="background2"/>
+            <w:vAlign w:val="center"/>
+          </w:tcPr>
+          <w:p>
+            <w:pPr>
+              <w:pStyle w:val="InsetTextHere"/>
+              <w:jc w:val="left"/>
+              <w:rPr>
+                <w:rFonts w:cs="Times New Roman"/>
+                <w:szCs w:val="24"/>
+              </w:rPr>
+            </w:pPr>
+            <w:r>
+              <w:rPr>
+                <w:rFonts w:cs="Times New Roman"/>
+                <w:szCs w:val="24"/>
+              </w:rPr>
+              <w:t>Insufficient historical data</w:t>
+            </w:r>
+          </w:p>
+        </w:tc>
+        <w:tc>
+          <w:tcPr>
+            <w:tcW w:w="2843" w:type="pct"/>
+            <w:shd w:val="clear" w:color="auto" w:fill="E4E3E2" w:themeFill="background2"/>
+            <w:vAlign w:val="center"/>
+          </w:tcPr>
+          <w:p>
+            <w:pPr>
+              <w:pStyle w:val="TipText"/>
+              <w:cnfStyle w:val="000000000000" w:firstRow="0" w:lastRow="0" w:firstColumn="0" w:lastColumn="0" w:oddVBand="0" w:evenVBand="0" w:oddHBand="0" w:evenHBand="0" w:firstRowFirstColumn="0" w:firstRowLastColumn="0" w:lastRowFirstColumn="0" w:lastRowLastColumn="0"/>
+              <w:rPr>
+                <w:rFonts w:ascii="Times New Roman" w:hAnsi="Times New Roman" w:cs="Times New Roman"/>
+                <w:sz w:val="24"/>
+                <w:szCs w:val="24"/>
+              </w:rPr>
+            </w:pPr>
+            <w:r>
+              <w:rPr>
+                <w:rFonts w:ascii="Times New Roman" w:hAnsi="Times New Roman" w:cs="Times New Roman"/>
+                <w:sz w:val="24"/>
+                <w:szCs w:val="24"/>
+              </w:rPr>
+              <w:t>Expand data collection or extend the analysis period.</w:t>
+            </w:r>
+          </w:p>
+        </w:tc>
+      </w:tr>
+      <w:tr>
+        <w:trPr>
+          <w:trHeight w:val="540"/>
+        </w:trPr>
+        <w:tc>
+          <w:tcPr>
+            <w:cnfStyle w:val="001000000000" w:firstRow="0" w:lastRow="0" w:firstColumn="1" w:lastColumn="0" w:oddVBand="0" w:evenVBand="0" w:oddHBand="0" w:evenHBand="0" w:firstRowFirstColumn="0" w:firstRowLastColumn="0" w:lastRowFirstColumn="0" w:lastRowLastColumn="0"/>
+            <w:tcW w:w="2157" w:type="pct"/>
+            <w:shd w:val="clear" w:color="auto" w:fill="E4E3E2" w:themeFill="background2"/>
+            <w:vAlign w:val="center"/>
+          </w:tcPr>
+          <w:p>
+            <w:pPr>
+              <w:pStyle w:val="InsetTextHere"/>
+              <w:jc w:val="left"/>
+              <w:rPr>
+                <w:rFonts w:cs="Times New Roman"/>
+                <w:szCs w:val="24"/>
+              </w:rPr>
+            </w:pPr>
+            <w:r>
+              <w:rPr>
+                <w:rFonts w:cs="Times New Roman"/>
+                <w:szCs w:val="24"/>
+              </w:rPr>
+              <w:t>Low prediction accuracy</w:t>
+            </w:r>
+          </w:p>
+        </w:tc>
+        <w:tc>
+          <w:tcPr>
+            <w:tcW w:w="2843" w:type="pct"/>
+            <w:shd w:val="clear" w:color="auto" w:fill="E4E3E2" w:themeFill="background2"/>
+            <w:vAlign w:val="center"/>
+          </w:tcPr>
+          <w:p>
+            <w:pPr>
+              <w:pStyle w:val="TipText"/>
+              <w:cnfStyle w:val="000000000000" w:firstRow="0" w:lastRow="0" w:firstColumn="0" w:lastColumn="0" w:oddVBand="0" w:evenVBand="0" w:oddHBand="0" w:evenHBand="0" w:firstRowFirstColumn="0" w:firstRowLastColumn="0" w:lastRowFirstColumn="0" w:lastRowLastColumn="0"/>
+              <w:rPr>
+                <w:rFonts w:ascii="Times New Roman" w:hAnsi="Times New Roman" w:cs="Times New Roman"/>
+                <w:sz w:val="24"/>
+                <w:szCs w:val="24"/>
+              </w:rPr>
+            </w:pPr>
+            <w:r>
+              <w:rPr>
+                <w:rFonts w:ascii="Times New Roman" w:hAnsi="Times New Roman" w:cs="Times New Roman"/>
+                <w:sz w:val="24"/>
+                <w:szCs w:val="24"/>
+              </w:rPr>
+              <w:t>Continuous retrain and validate models with new data</w:t>
+            </w:r>
+          </w:p>
+        </w:tc>
+      </w:tr>
+      <w:tr>
+        <w:trPr>
+          <w:trHeight w:val="540"/>
+        </w:trPr>
+        <w:tc>
+          <w:tcPr>
+            <w:cnfStyle w:val="001000000000" w:firstRow="0" w:lastRow="0" w:firstColumn="1" w:lastColumn="0" w:oddVBand="0" w:evenVBand="0" w:oddHBand="0" w:evenHBand="0" w:firstRowFirstColumn="0" w:firstRowLastColumn="0" w:lastRowFirstColumn="0" w:lastRowLastColumn="0"/>
+            <w:tcW w:w="2157" w:type="pct"/>
+            <w:shd w:val="clear" w:color="auto" w:fill="E4E3E2" w:themeFill="background2"/>
+            <w:vAlign w:val="center"/>
+          </w:tcPr>
+          <w:p>
+            <w:pPr>
+              <w:pStyle w:val="InsetTextHere"/>
+              <w:jc w:val="left"/>
+              <w:rPr>
+                <w:rFonts w:cs="Times New Roman"/>
+                <w:szCs w:val="24"/>
+              </w:rPr>
+            </w:pPr>
+            <w:r>
+              <w:rPr>
+                <w:rFonts w:cs="Times New Roman"/>
+                <w:szCs w:val="24"/>
+              </w:rPr>
+              <w:t>Changing network infrastructure</w:t>
+            </w:r>
+          </w:p>
+        </w:tc>
+        <w:tc>
+          <w:tcPr>
+            <w:tcW w:w="2843" w:type="pct"/>
+            <w:shd w:val="clear" w:color="auto" w:fill="E4E3E2" w:themeFill="background2"/>
+            <w:vAlign w:val="center"/>
+          </w:tcPr>
+          <w:p>
+            <w:pPr>
+              <w:pStyle w:val="TipText"/>
+              <w:cnfStyle w:val="000000000000" w:firstRow="0" w:lastRow="0" w:firstColumn="0" w:lastColumn="0" w:oddVBand="0" w:evenVBand="0" w:oddHBand="0" w:evenHBand="0" w:firstRowFirstColumn="0" w:firstRowLastColumn="0" w:lastRowFirstColumn="0" w:lastRowLastColumn="0"/>
+              <w:rPr>
+                <w:rFonts w:ascii="Times New Roman" w:hAnsi="Times New Roman" w:cs="Times New Roman"/>
+                <w:sz w:val="24"/>
+                <w:szCs w:val="24"/>
+              </w:rPr>
+            </w:pPr>
+            <w:r>
+              <w:rPr>
+                <w:rFonts w:ascii="Times New Roman" w:hAnsi="Times New Roman" w:cs="Times New Roman"/>
+                <w:sz w:val="24"/>
+                <w:szCs w:val="24"/>
+              </w:rPr>
+              <w:t xml:space="preserve">Update analytical models as </w:t>
+            </w:r>
+            <w:proofErr w:type="spellStart"/>
+            <w:r>
+              <w:rPr>
+                <w:rFonts w:ascii="Times New Roman" w:hAnsi="Times New Roman" w:cs="Times New Roman"/>
+                <w:sz w:val="24"/>
+                <w:szCs w:val="24"/>
+              </w:rPr>
+              <w:t>infrasctructure</w:t>
+            </w:r>
+            <w:proofErr w:type="spellEnd"/>
+            <w:r>
+              <w:rPr>
+                <w:rFonts w:ascii="Times New Roman" w:hAnsi="Times New Roman" w:cs="Times New Roman"/>
+                <w:sz w:val="24"/>
+                <w:szCs w:val="24"/>
+              </w:rPr>
+              <w:t xml:space="preserve"> changes occur</w:t>
+            </w:r>
+          </w:p>
+        </w:tc>
+      </w:tr>
+      <w:tr>
+        <w:trPr>
+          <w:trHeight w:val="540"/>
+        </w:trPr>
+        <w:tc>
+          <w:tcPr>
+            <w:cnfStyle w:val="001000000000" w:firstRow="0" w:lastRow="0" w:firstColumn="1" w:lastColumn="0" w:oddVBand="0" w:evenVBand="0" w:oddHBand="0" w:evenHBand="0" w:firstRowFirstColumn="0" w:firstRowLastColumn="0" w:lastRowFirstColumn="0" w:lastRowLastColumn="0"/>
+            <w:tcW w:w="2157" w:type="pct"/>
+            <w:shd w:val="clear" w:color="auto" w:fill="E4E3E2" w:themeFill="background2"/>
+            <w:vAlign w:val="center"/>
+          </w:tcPr>
+          <w:p>
+            <w:pPr>
+              <w:pStyle w:val="InsetTextHere"/>
+              <w:jc w:val="left"/>
+              <w:rPr>
+                <w:rFonts w:cs="Times New Roman"/>
+                <w:szCs w:val="24"/>
+              </w:rPr>
+            </w:pPr>
+            <w:r>
+              <w:rPr>
+                <w:rFonts w:cs="Times New Roman"/>
+                <w:szCs w:val="24"/>
+              </w:rPr>
+              <w:t>Limited user adoption</w:t>
+            </w:r>
+          </w:p>
+        </w:tc>
+        <w:tc>
+          <w:tcPr>
+            <w:tcW w:w="2843" w:type="pct"/>
+            <w:shd w:val="clear" w:color="auto" w:fill="E4E3E2" w:themeFill="background2"/>
+            <w:vAlign w:val="center"/>
+          </w:tcPr>
+          <w:p>
+            <w:pPr>
+              <w:pStyle w:val="TipText"/>
+              <w:cnfStyle w:val="000000000000" w:firstRow="0" w:lastRow="0" w:firstColumn="0" w:lastColumn="0" w:oddVBand="0" w:evenVBand="0" w:oddHBand="0" w:evenHBand="0" w:firstRowFirstColumn="0" w:firstRowLastColumn="0" w:lastRowFirstColumn="0" w:lastRowLastColumn="0"/>
+              <w:rPr>
+                <w:rFonts w:ascii="Times New Roman" w:hAnsi="Times New Roman" w:cs="Times New Roman"/>
+                <w:sz w:val="24"/>
+                <w:szCs w:val="24"/>
+              </w:rPr>
+            </w:pPr>
+            <w:r>
+              <w:rPr>
+                <w:rFonts w:ascii="Times New Roman" w:hAnsi="Times New Roman" w:cs="Times New Roman"/>
+                <w:sz w:val="24"/>
+                <w:szCs w:val="24"/>
+              </w:rPr>
+              <w:t>Provide dashboards, training, and involve users throughout development</w:t>
             </w:r>
           </w:p>
         </w:tc>
@@ -8531,359 +7551,15 @@
     </w:tbl>
     <w:p>
       <w:pPr>
-        <w:pStyle w:val="NoSpacing"/>
-      </w:pPr>
-    </w:p>
-    <w:tbl>
-      <w:tblPr>
-        <w:tblStyle w:val="TipTable"/>
-        <w:tblW w:w="5014" w:type="pct"/>
-        <w:tblLook w:val="04A0" w:firstRow="1" w:lastRow="0" w:firstColumn="1" w:lastColumn="0" w:noHBand="0" w:noVBand="1"/>
-      </w:tblPr>
-      <w:tblGrid>
-        <w:gridCol w:w="648"/>
-        <w:gridCol w:w="8738"/>
-      </w:tblGrid>
-      <w:tr>
-        <w:tc>
-          <w:tcPr>
-            <w:cnfStyle w:val="001000000000" w:firstRow="0" w:lastRow="0" w:firstColumn="1" w:lastColumn="0" w:oddVBand="0" w:evenVBand="0" w:oddHBand="0" w:evenHBand="0" w:firstRowFirstColumn="0" w:firstRowLastColumn="0" w:lastRowFirstColumn="0" w:lastRowLastColumn="0"/>
-            <w:tcW w:w="345" w:type="pct"/>
-          </w:tcPr>
-          <w:p>
-            <w:pPr>
-              <w:pStyle w:val="Icon"/>
-              <w:rPr>
-                <w:rFonts w:cs="Times New Roman"/>
-                <w:sz w:val="20"/>
-                <w:u w:val="double"/>
-              </w:rPr>
-            </w:pPr>
-            <w:r>
-              <w:rPr>
-                <w:rFonts w:cs="Times New Roman"/>
-                <w:noProof/>
-                <w:sz w:val="20"/>
-                <w:lang w:eastAsia="en-US"/>
-              </w:rPr>
-              <mc:AlternateContent>
-                <mc:Choice Requires="wpg">
-                  <w:drawing>
-                    <wp:inline distT="0" distB="0" distL="0" distR="0" wp14:anchorId="554498C7" wp14:editId="43A5E0FC">
-                      <wp:extent cx="228600" cy="228600"/>
-                      <wp:effectExtent l="0" t="0" r="0" b="0"/>
-                      <wp:docPr id="200" name="Group 19" descr="Tip icon"/>
-                      <wp:cNvGraphicFramePr/>
-                      <a:graphic xmlns:a="http://schemas.openxmlformats.org/drawingml/2006/main">
-                        <a:graphicData uri="http://schemas.microsoft.com/office/word/2010/wordprocessingGroup">
-                          <wpg:wgp>
-                            <wpg:cNvGrpSpPr/>
-                            <wpg:grpSpPr>
-                              <a:xfrm>
-                                <a:off x="0" y="0"/>
-                                <a:ext cx="228600" cy="228600"/>
-                                <a:chOff x="0" y="0"/>
-                                <a:chExt cx="228600" cy="228600"/>
-                              </a:xfrm>
-                            </wpg:grpSpPr>
-                            <wps:wsp>
-                              <wps:cNvPr id="201" name="Oval 201"/>
-                              <wps:cNvSpPr>
-                                <a:spLocks noChangeAspect="1" noChangeArrowheads="1"/>
-                              </wps:cNvSpPr>
-                              <wps:spPr bwMode="auto">
-                                <a:xfrm>
-                                  <a:off x="0" y="0"/>
-                                  <a:ext cx="228600" cy="228600"/>
-                                </a:xfrm>
-                                <a:prstGeom prst="ellipse">
-                                  <a:avLst/>
-                                </a:prstGeom>
-                                <a:solidFill>
-                                  <a:schemeClr val="accent1"/>
-                                </a:solidFill>
-                                <a:ln w="0">
-                                  <a:noFill/>
-                                  <a:prstDash val="solid"/>
-                                  <a:miter lim="800000"/>
-                                  <a:headEnd/>
-                                  <a:tailEnd/>
-                                </a:ln>
-                              </wps:spPr>
-                              <wps:bodyPr rot="0" vert="horz" wrap="square" lIns="91440" tIns="45720" rIns="91440" bIns="45720" anchor="t" anchorCtr="0" upright="1">
-                                <a:noAutofit/>
-                              </wps:bodyPr>
-                            </wps:wsp>
-                            <wps:wsp>
-                              <wps:cNvPr id="202" name="Freeform 202"/>
-                              <wps:cNvSpPr/>
-                              <wps:spPr>
-                                <a:xfrm>
-                                  <a:off x="98639" y="50800"/>
-                                  <a:ext cx="31322" cy="127000"/>
-                                </a:xfrm>
-                                <a:custGeom>
-                                  <a:avLst/>
-                                  <a:gdLst>
-                                    <a:gd name="connsiteX0" fmla="*/ 3915 w 31322"/>
-                                    <a:gd name="connsiteY0" fmla="*/ 38279 h 127000"/>
-                                    <a:gd name="connsiteX1" fmla="*/ 27406 w 31322"/>
-                                    <a:gd name="connsiteY1" fmla="*/ 38279 h 127000"/>
-                                    <a:gd name="connsiteX2" fmla="*/ 27406 w 31322"/>
-                                    <a:gd name="connsiteY2" fmla="*/ 127000 h 127000"/>
-                                    <a:gd name="connsiteX3" fmla="*/ 3915 w 31322"/>
-                                    <a:gd name="connsiteY3" fmla="*/ 127000 h 127000"/>
-                                    <a:gd name="connsiteX4" fmla="*/ 15661 w 31322"/>
-                                    <a:gd name="connsiteY4" fmla="*/ 0 h 127000"/>
-                                    <a:gd name="connsiteX5" fmla="*/ 31322 w 31322"/>
-                                    <a:gd name="connsiteY5" fmla="*/ 15661 h 127000"/>
-                                    <a:gd name="connsiteX6" fmla="*/ 15661 w 31322"/>
-                                    <a:gd name="connsiteY6" fmla="*/ 31322 h 127000"/>
-                                    <a:gd name="connsiteX7" fmla="*/ 0 w 31322"/>
-                                    <a:gd name="connsiteY7" fmla="*/ 15661 h 127000"/>
-                                    <a:gd name="connsiteX8" fmla="*/ 15661 w 31322"/>
-                                    <a:gd name="connsiteY8" fmla="*/ 0 h 127000"/>
-                                  </a:gdLst>
-                                  <a:ahLst/>
-                                  <a:cxnLst>
-                                    <a:cxn ang="0">
-                                      <a:pos x="connsiteX0" y="connsiteY0"/>
-                                    </a:cxn>
-                                    <a:cxn ang="0">
-                                      <a:pos x="connsiteX1" y="connsiteY1"/>
-                                    </a:cxn>
-                                    <a:cxn ang="0">
-                                      <a:pos x="connsiteX2" y="connsiteY2"/>
-                                    </a:cxn>
-                                    <a:cxn ang="0">
-                                      <a:pos x="connsiteX3" y="connsiteY3"/>
-                                    </a:cxn>
-                                    <a:cxn ang="0">
-                                      <a:pos x="connsiteX4" y="connsiteY4"/>
-                                    </a:cxn>
-                                    <a:cxn ang="0">
-                                      <a:pos x="connsiteX5" y="connsiteY5"/>
-                                    </a:cxn>
-                                    <a:cxn ang="0">
-                                      <a:pos x="connsiteX6" y="connsiteY6"/>
-                                    </a:cxn>
-                                    <a:cxn ang="0">
-                                      <a:pos x="connsiteX7" y="connsiteY7"/>
-                                    </a:cxn>
-                                    <a:cxn ang="0">
-                                      <a:pos x="connsiteX8" y="connsiteY8"/>
-                                    </a:cxn>
-                                  </a:cxnLst>
-                                  <a:rect l="l" t="t" r="r" b="b"/>
-                                  <a:pathLst>
-                                    <a:path w="31322" h="127000">
-                                      <a:moveTo>
-                                        <a:pt x="3915" y="38279"/>
-                                      </a:moveTo>
-                                      <a:lnTo>
-                                        <a:pt x="27406" y="38279"/>
-                                      </a:lnTo>
-                                      <a:lnTo>
-                                        <a:pt x="27406" y="127000"/>
-                                      </a:lnTo>
-                                      <a:lnTo>
-                                        <a:pt x="3915" y="127000"/>
-                                      </a:lnTo>
-                                      <a:close/>
-                                      <a:moveTo>
-                                        <a:pt x="15661" y="0"/>
-                                      </a:moveTo>
-                                      <a:cubicBezTo>
-                                        <a:pt x="24310" y="0"/>
-                                        <a:pt x="31322" y="7012"/>
-                                        <a:pt x="31322" y="15661"/>
-                                      </a:cubicBezTo>
-                                      <a:cubicBezTo>
-                                        <a:pt x="31322" y="24310"/>
-                                        <a:pt x="24310" y="31322"/>
-                                        <a:pt x="15661" y="31322"/>
-                                      </a:cubicBezTo>
-                                      <a:cubicBezTo>
-                                        <a:pt x="7012" y="31322"/>
-                                        <a:pt x="0" y="24310"/>
-                                        <a:pt x="0" y="15661"/>
-                                      </a:cubicBezTo>
-                                      <a:cubicBezTo>
-                                        <a:pt x="0" y="7012"/>
-                                        <a:pt x="7012" y="0"/>
-                                        <a:pt x="15661" y="0"/>
-                                      </a:cubicBezTo>
-                                      <a:close/>
-                                    </a:path>
-                                  </a:pathLst>
-                                </a:custGeom>
-                                <a:solidFill>
-                                  <a:schemeClr val="bg1"/>
-                                </a:solidFill>
-                                <a:ln>
-                                  <a:noFill/>
-                                </a:ln>
-                              </wps:spPr>
-                              <wps:style>
-                                <a:lnRef idx="2">
-                                  <a:schemeClr val="accent1">
-                                    <a:shade val="50000"/>
-                                  </a:schemeClr>
-                                </a:lnRef>
-                                <a:fillRef idx="1">
-                                  <a:schemeClr val="accent1"/>
-                                </a:fillRef>
-                                <a:effectRef idx="0">
-                                  <a:schemeClr val="accent1"/>
-                                </a:effectRef>
-                                <a:fontRef idx="minor">
-                                  <a:schemeClr val="lt1"/>
-                                </a:fontRef>
-                              </wps:style>
-                              <wps:bodyPr rot="0" spcFirstLastPara="0" vert="horz" wrap="square" lIns="91440" tIns="45720" rIns="91440" bIns="45720" numCol="1" spcCol="0" rtlCol="0" fromWordArt="0" anchor="ctr" anchorCtr="0" forceAA="0" compatLnSpc="1">
-                                <a:prstTxWarp prst="textNoShape">
-                                  <a:avLst/>
-                                </a:prstTxWarp>
-                                <a:noAutofit/>
-                              </wps:bodyPr>
-                            </wps:wsp>
-                          </wpg:wgp>
-                        </a:graphicData>
-                      </a:graphic>
-                    </wp:inline>
-                  </w:drawing>
-                </mc:Choice>
-                <mc:Fallback>
-                  <w:pict>
-                    <v:group w14:anchorId="797CA7E0" id="Group 19" o:spid="_x0000_s1026" alt="Tip icon" style="width:18pt;height:18pt;mso-position-horizontal-relative:char;mso-position-vertical-relative:line" coordsize="228600,228600" o:gfxdata="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">
-                      <v:oval id="Oval 201" o:spid="_x0000_s1027" style="position:absolute;width:228600;height:228600;visibility:visible;mso-wrap-style:square;v-text-anchor:top" o:gfxdata="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" fillcolor="#f24f4f [3204]" stroked="f" strokeweight="0">
-                        <v:stroke joinstyle="miter"/>
-                        <o:lock v:ext="edit" aspectratio="t"/>
-                      </v:oval>
-                      <v:shape id="Freeform 202" o:spid="_x0000_s1028" style="position:absolute;left:98639;top:50800;width:31322;height:127000;visibility:visible;mso-wrap-style:square;v-text-anchor:middle" coordsize="31322,127000" o:gfxdata="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" path="m3915,38279r23491,l27406,127000r-23491,l3915,38279xm15661,v8649,,15661,7012,15661,15661c31322,24310,24310,31322,15661,31322,7012,31322,,24310,,15661,,7012,7012,,15661,xe" fillcolor="white [3212]" stroked="f" strokeweight="1pt">
-                        <v:stroke joinstyle="miter"/>
-                        <v:path arrowok="t" o:connecttype="custom" o:connectlocs="3915,38279;27406,38279;27406,127000;3915,127000;15661,0;31322,15661;15661,31322;0,15661;15661,0" o:connectangles="0,0,0,0,0,0,0,0,0"/>
-                      </v:shape>
-                      <w10:anchorlock/>
-                    </v:group>
-                  </w:pict>
-                </mc:Fallback>
-              </mc:AlternateContent>
-            </w:r>
-          </w:p>
-        </w:tc>
-        <w:tc>
-          <w:tcPr>
-            <w:tcW w:w="4655" w:type="pct"/>
-          </w:tcPr>
-          <w:p>
-            <w:pPr>
-              <w:pStyle w:val="TipText"/>
-              <w:cnfStyle w:val="000000000000" w:firstRow="0" w:lastRow="0" w:firstColumn="0" w:lastColumn="0" w:oddVBand="0" w:evenVBand="0" w:oddHBand="0" w:evenHBand="0" w:firstRowFirstColumn="0" w:firstRowLastColumn="0" w:lastRowFirstColumn="0" w:lastRowLastColumn="0"/>
-              <w:rPr>
-                <w:rFonts w:ascii="Times New Roman" w:hAnsi="Times New Roman" w:cs="Times New Roman"/>
-                <w:i w:val="0"/>
-                <w:sz w:val="24"/>
-                <w:szCs w:val="24"/>
-              </w:rPr>
-            </w:pPr>
-            <w:r>
-              <w:rPr>
-                <w:rFonts w:ascii="Times New Roman" w:hAnsi="Times New Roman" w:cs="Times New Roman"/>
-                <w:i w:val="0"/>
-                <w:sz w:val="24"/>
-                <w:szCs w:val="24"/>
-              </w:rPr>
-              <w:t xml:space="preserve">Things that are out of </w:t>
-            </w:r>
-            <w:proofErr w:type="gramStart"/>
-            <w:r>
-              <w:rPr>
-                <w:rFonts w:ascii="Times New Roman" w:hAnsi="Times New Roman" w:cs="Times New Roman"/>
-                <w:i w:val="0"/>
-                <w:sz w:val="24"/>
-                <w:szCs w:val="24"/>
-              </w:rPr>
-              <w:t>the control</w:t>
-            </w:r>
-            <w:proofErr w:type="gramEnd"/>
-            <w:r>
-              <w:rPr>
-                <w:rFonts w:ascii="Times New Roman" w:hAnsi="Times New Roman" w:cs="Times New Roman"/>
-                <w:i w:val="0"/>
-                <w:sz w:val="24"/>
-                <w:szCs w:val="24"/>
-              </w:rPr>
-              <w:t xml:space="preserve"> of the project team</w:t>
-            </w:r>
-            <w:r>
-              <w:rPr>
-                <w:rFonts w:ascii="Times New Roman" w:hAnsi="Times New Roman" w:cs="Times New Roman"/>
-                <w:i w:val="0"/>
-                <w:sz w:val="24"/>
-                <w:szCs w:val="24"/>
-              </w:rPr>
-              <w:t xml:space="preserve"> can go wrong</w:t>
-            </w:r>
-            <w:r>
-              <w:rPr>
-                <w:rFonts w:ascii="Times New Roman" w:hAnsi="Times New Roman" w:cs="Times New Roman"/>
-                <w:i w:val="0"/>
-                <w:sz w:val="24"/>
-                <w:szCs w:val="24"/>
-              </w:rPr>
-              <w:t xml:space="preserve">. The more risks that are identified prior to the project starting the more likely the project team and stakeholders will be </w:t>
-            </w:r>
-            <w:r>
-              <w:rPr>
-                <w:rFonts w:ascii="Times New Roman" w:hAnsi="Times New Roman" w:cs="Times New Roman"/>
-                <w:i w:val="0"/>
-                <w:sz w:val="24"/>
-                <w:szCs w:val="24"/>
-              </w:rPr>
-              <w:t>able to deal</w:t>
-            </w:r>
-            <w:r>
-              <w:rPr>
-                <w:rFonts w:ascii="Times New Roman" w:hAnsi="Times New Roman" w:cs="Times New Roman"/>
-                <w:i w:val="0"/>
-                <w:sz w:val="24"/>
-                <w:szCs w:val="24"/>
-              </w:rPr>
-              <w:t xml:space="preserve"> with them.</w:t>
-            </w:r>
-            <w:r>
-              <w:rPr>
-                <w:rFonts w:ascii="Times New Roman" w:hAnsi="Times New Roman" w:cs="Times New Roman"/>
-                <w:i w:val="0"/>
-                <w:sz w:val="24"/>
-                <w:szCs w:val="24"/>
-              </w:rPr>
-              <w:t xml:space="preserve"> </w:t>
-            </w:r>
-          </w:p>
-        </w:tc>
-      </w:tr>
-    </w:tbl>
-    <w:p>
-      <w:pPr>
-        <w:rPr>
-          <w:rFonts w:ascii="Arial" w:eastAsiaTheme="majorEastAsia" w:hAnsi="Arial" w:cstheme="majorBidi"/>
-          <w:b/>
-          <w:caps/>
-          <w:color w:val="auto"/>
-          <w:sz w:val="36"/>
-          <w:szCs w:val="36"/>
-        </w:rPr>
-      </w:pPr>
+        <w:pStyle w:val="Heading2"/>
+      </w:pPr>
+      <w:bookmarkStart w:id="23" w:name="_Toc403904712"/>
     </w:p>
     <w:p>
       <w:pPr>
         <w:pStyle w:val="Heading2"/>
       </w:pPr>
-      <w:bookmarkStart w:id="23" w:name="_Toc403904712"/>
-      <w:r>
-        <w:lastRenderedPageBreak/>
+      <w:r>
         <w:t>Project Issues</w:t>
       </w:r>
       <w:bookmarkEnd w:id="23"/>
@@ -8899,14 +7575,20 @@
         <w:tblLook w:val="04A0" w:firstRow="1" w:lastRow="0" w:firstColumn="1" w:lastColumn="0" w:noHBand="0" w:noVBand="1"/>
       </w:tblPr>
       <w:tblGrid>
-        <w:gridCol w:w="648"/>
-        <w:gridCol w:w="8738"/>
+        <w:gridCol w:w="4049"/>
+        <w:gridCol w:w="5337"/>
       </w:tblGrid>
       <w:tr>
+        <w:trPr>
+          <w:trHeight w:val="486"/>
+        </w:trPr>
         <w:tc>
           <w:tcPr>
             <w:cnfStyle w:val="001000000000" w:firstRow="0" w:lastRow="0" w:firstColumn="1" w:lastColumn="0" w:oddVBand="0" w:evenVBand="0" w:oddHBand="0" w:evenHBand="0" w:firstRowFirstColumn="0" w:firstRowLastColumn="0" w:lastRowFirstColumn="0" w:lastRowLastColumn="0"/>
-            <w:tcW w:w="345" w:type="pct"/>
+            <w:tcW w:w="2157" w:type="pct"/>
+            <w:tcBorders>
+              <w:bottom w:val="single" w:sz="4" w:space="0" w:color="auto"/>
+            </w:tcBorders>
             <w:shd w:val="clear" w:color="auto" w:fill="E4E3E2" w:themeFill="background2"/>
             <w:vAlign w:val="center"/>
           </w:tcPr>
@@ -8915,221 +7597,27 @@
               <w:pStyle w:val="InsetTextHere"/>
             </w:pPr>
             <w:r>
-              <mc:AlternateContent>
-                <mc:Choice Requires="wpg">
-                  <w:drawing>
-                    <wp:inline distT="0" distB="0" distL="0" distR="0" wp14:anchorId="4DB50374" wp14:editId="3452662A">
-                      <wp:extent cx="228600" cy="228600"/>
-                      <wp:effectExtent l="0" t="0" r="0" b="0"/>
-                      <wp:docPr id="203" name="Group 203" descr="Tip icon"/>
-                      <wp:cNvGraphicFramePr/>
-                      <a:graphic xmlns:a="http://schemas.openxmlformats.org/drawingml/2006/main">
-                        <a:graphicData uri="http://schemas.microsoft.com/office/word/2010/wordprocessingGroup">
-                          <wpg:wgp>
-                            <wpg:cNvGrpSpPr/>
-                            <wpg:grpSpPr>
-                              <a:xfrm>
-                                <a:off x="0" y="0"/>
-                                <a:ext cx="228600" cy="228600"/>
-                                <a:chOff x="0" y="0"/>
-                                <a:chExt cx="228600" cy="228600"/>
-                              </a:xfrm>
-                            </wpg:grpSpPr>
-                            <wps:wsp>
-                              <wps:cNvPr id="204" name="Oval 204"/>
-                              <wps:cNvSpPr>
-                                <a:spLocks noChangeAspect="1" noChangeArrowheads="1"/>
-                              </wps:cNvSpPr>
-                              <wps:spPr bwMode="auto">
-                                <a:xfrm>
-                                  <a:off x="0" y="0"/>
-                                  <a:ext cx="228600" cy="228600"/>
-                                </a:xfrm>
-                                <a:prstGeom prst="ellipse">
-                                  <a:avLst/>
-                                </a:prstGeom>
-                                <a:solidFill>
-                                  <a:schemeClr val="accent1"/>
-                                </a:solidFill>
-                                <a:ln w="0">
-                                  <a:noFill/>
-                                  <a:prstDash val="solid"/>
-                                  <a:miter lim="800000"/>
-                                  <a:headEnd/>
-                                  <a:tailEnd/>
-                                </a:ln>
-                              </wps:spPr>
-                              <wps:bodyPr rot="0" vert="horz" wrap="square" lIns="91440" tIns="45720" rIns="91440" bIns="45720" anchor="t" anchorCtr="0" upright="1">
-                                <a:noAutofit/>
-                              </wps:bodyPr>
-                            </wps:wsp>
-                            <wps:wsp>
-                              <wps:cNvPr id="205" name="Freeform 205"/>
-                              <wps:cNvSpPr/>
-                              <wps:spPr>
-                                <a:xfrm>
-                                  <a:off x="98639" y="50800"/>
-                                  <a:ext cx="31322" cy="127000"/>
-                                </a:xfrm>
-                                <a:custGeom>
-                                  <a:avLst/>
-                                  <a:gdLst>
-                                    <a:gd name="connsiteX0" fmla="*/ 3915 w 31322"/>
-                                    <a:gd name="connsiteY0" fmla="*/ 38279 h 127000"/>
-                                    <a:gd name="connsiteX1" fmla="*/ 27406 w 31322"/>
-                                    <a:gd name="connsiteY1" fmla="*/ 38279 h 127000"/>
-                                    <a:gd name="connsiteX2" fmla="*/ 27406 w 31322"/>
-                                    <a:gd name="connsiteY2" fmla="*/ 127000 h 127000"/>
-                                    <a:gd name="connsiteX3" fmla="*/ 3915 w 31322"/>
-                                    <a:gd name="connsiteY3" fmla="*/ 127000 h 127000"/>
-                                    <a:gd name="connsiteX4" fmla="*/ 15661 w 31322"/>
-                                    <a:gd name="connsiteY4" fmla="*/ 0 h 127000"/>
-                                    <a:gd name="connsiteX5" fmla="*/ 31322 w 31322"/>
-                                    <a:gd name="connsiteY5" fmla="*/ 15661 h 127000"/>
-                                    <a:gd name="connsiteX6" fmla="*/ 15661 w 31322"/>
-                                    <a:gd name="connsiteY6" fmla="*/ 31322 h 127000"/>
-                                    <a:gd name="connsiteX7" fmla="*/ 0 w 31322"/>
-                                    <a:gd name="connsiteY7" fmla="*/ 15661 h 127000"/>
-                                    <a:gd name="connsiteX8" fmla="*/ 15661 w 31322"/>
-                                    <a:gd name="connsiteY8" fmla="*/ 0 h 127000"/>
-                                  </a:gdLst>
-                                  <a:ahLst/>
-                                  <a:cxnLst>
-                                    <a:cxn ang="0">
-                                      <a:pos x="connsiteX0" y="connsiteY0"/>
-                                    </a:cxn>
-                                    <a:cxn ang="0">
-                                      <a:pos x="connsiteX1" y="connsiteY1"/>
-                                    </a:cxn>
-                                    <a:cxn ang="0">
-                                      <a:pos x="connsiteX2" y="connsiteY2"/>
-                                    </a:cxn>
-                                    <a:cxn ang="0">
-                                      <a:pos x="connsiteX3" y="connsiteY3"/>
-                                    </a:cxn>
-                                    <a:cxn ang="0">
-                                      <a:pos x="connsiteX4" y="connsiteY4"/>
-                                    </a:cxn>
-                                    <a:cxn ang="0">
-                                      <a:pos x="connsiteX5" y="connsiteY5"/>
-                                    </a:cxn>
-                                    <a:cxn ang="0">
-                                      <a:pos x="connsiteX6" y="connsiteY6"/>
-                                    </a:cxn>
-                                    <a:cxn ang="0">
-                                      <a:pos x="connsiteX7" y="connsiteY7"/>
-                                    </a:cxn>
-                                    <a:cxn ang="0">
-                                      <a:pos x="connsiteX8" y="connsiteY8"/>
-                                    </a:cxn>
-                                  </a:cxnLst>
-                                  <a:rect l="l" t="t" r="r" b="b"/>
-                                  <a:pathLst>
-                                    <a:path w="31322" h="127000">
-                                      <a:moveTo>
-                                        <a:pt x="3915" y="38279"/>
-                                      </a:moveTo>
-                                      <a:lnTo>
-                                        <a:pt x="27406" y="38279"/>
-                                      </a:lnTo>
-                                      <a:lnTo>
-                                        <a:pt x="27406" y="127000"/>
-                                      </a:lnTo>
-                                      <a:lnTo>
-                                        <a:pt x="3915" y="127000"/>
-                                      </a:lnTo>
-                                      <a:close/>
-                                      <a:moveTo>
-                                        <a:pt x="15661" y="0"/>
-                                      </a:moveTo>
-                                      <a:cubicBezTo>
-                                        <a:pt x="24310" y="0"/>
-                                        <a:pt x="31322" y="7012"/>
-                                        <a:pt x="31322" y="15661"/>
-                                      </a:cubicBezTo>
-                                      <a:cubicBezTo>
-                                        <a:pt x="31322" y="24310"/>
-                                        <a:pt x="24310" y="31322"/>
-                                        <a:pt x="15661" y="31322"/>
-                                      </a:cubicBezTo>
-                                      <a:cubicBezTo>
-                                        <a:pt x="7012" y="31322"/>
-                                        <a:pt x="0" y="24310"/>
-                                        <a:pt x="0" y="15661"/>
-                                      </a:cubicBezTo>
-                                      <a:cubicBezTo>
-                                        <a:pt x="0" y="7012"/>
-                                        <a:pt x="7012" y="0"/>
-                                        <a:pt x="15661" y="0"/>
-                                      </a:cubicBezTo>
-                                      <a:close/>
-                                    </a:path>
-                                  </a:pathLst>
-                                </a:custGeom>
-                                <a:solidFill>
-                                  <a:schemeClr val="bg1"/>
-                                </a:solidFill>
-                                <a:ln>
-                                  <a:noFill/>
-                                </a:ln>
-                              </wps:spPr>
-                              <wps:style>
-                                <a:lnRef idx="2">
-                                  <a:schemeClr val="accent1">
-                                    <a:shade val="50000"/>
-                                  </a:schemeClr>
-                                </a:lnRef>
-                                <a:fillRef idx="1">
-                                  <a:schemeClr val="accent1"/>
-                                </a:fillRef>
-                                <a:effectRef idx="0">
-                                  <a:schemeClr val="accent1"/>
-                                </a:effectRef>
-                                <a:fontRef idx="minor">
-                                  <a:schemeClr val="lt1"/>
-                                </a:fontRef>
-                              </wps:style>
-                              <wps:bodyPr rot="0" spcFirstLastPara="0" vert="horz" wrap="square" lIns="91440" tIns="45720" rIns="91440" bIns="45720" numCol="1" spcCol="0" rtlCol="0" fromWordArt="0" anchor="ctr" anchorCtr="0" forceAA="0" compatLnSpc="1">
-                                <a:prstTxWarp prst="textNoShape">
-                                  <a:avLst/>
-                                </a:prstTxWarp>
-                                <a:noAutofit/>
-                              </wps:bodyPr>
-                            </wps:wsp>
-                          </wpg:wgp>
-                        </a:graphicData>
-                      </a:graphic>
-                    </wp:inline>
-                  </w:drawing>
-                </mc:Choice>
-                <mc:Fallback>
-                  <w:pict>
-                    <v:group w14:anchorId="5E39705B" id="Group 203" o:spid="_x0000_s1026" alt="Tip icon" style="width:18pt;height:18pt;mso-position-horizontal-relative:char;mso-position-vertical-relative:line" coordsize="228600,228600" o:gfxdata="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">
-                      <v:oval id="Oval 204" o:spid="_x0000_s1027" style="position:absolute;width:228600;height:228600;visibility:visible;mso-wrap-style:square;v-text-anchor:top" o:gfxdata="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" fillcolor="#f24f4f [3204]" stroked="f" strokeweight="0">
-                        <v:stroke joinstyle="miter"/>
-                        <o:lock v:ext="edit" aspectratio="t"/>
-                      </v:oval>
-                      <v:shape id="Freeform 205" o:spid="_x0000_s1028" style="position:absolute;left:98639;top:50800;width:31322;height:127000;visibility:visible;mso-wrap-style:square;v-text-anchor:middle" coordsize="31322,127000" o:gfxdata="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" path="m3915,38279r23491,l27406,127000r-23491,l3915,38279xm15661,v8649,,15661,7012,15661,15661c31322,24310,24310,31322,15661,31322,7012,31322,,24310,,15661,,7012,7012,,15661,xe" fillcolor="white [3212]" stroked="f" strokeweight="1pt">
-                        <v:stroke joinstyle="miter"/>
-                        <v:path arrowok="t" o:connecttype="custom" o:connectlocs="3915,38279;27406,38279;27406,127000;3915,127000;15661,0;31322,15661;15661,31322;0,15661;15661,0" o:connectangles="0,0,0,0,0,0,0,0,0"/>
-                      </v:shape>
-                      <w10:anchorlock/>
-                    </v:group>
-                  </w:pict>
-                </mc:Fallback>
-              </mc:AlternateContent>
-            </w:r>
-          </w:p>
-        </w:tc>
-        <w:tc>
-          <w:tcPr>
-            <w:tcW w:w="4655" w:type="pct"/>
+              <w:rPr>
+                <w:b/>
+                <w:bCs/>
+              </w:rPr>
+              <w:t>Issue</w:t>
+            </w:r>
+          </w:p>
+        </w:tc>
+        <w:tc>
+          <w:tcPr>
+            <w:tcW w:w="2843" w:type="pct"/>
+            <w:tcBorders>
+              <w:bottom w:val="single" w:sz="4" w:space="0" w:color="auto"/>
+            </w:tcBorders>
             <w:shd w:val="clear" w:color="auto" w:fill="E4E3E2" w:themeFill="background2"/>
             <w:vAlign w:val="center"/>
           </w:tcPr>
           <w:p>
             <w:pPr>
               <w:pStyle w:val="TipText"/>
+              <w:jc w:val="center"/>
               <w:cnfStyle w:val="000000000000" w:firstRow="0" w:lastRow="0" w:firstColumn="0" w:lastColumn="0" w:oddVBand="0" w:evenVBand="0" w:oddHBand="0" w:evenHBand="0" w:firstRowFirstColumn="0" w:firstRowLastColumn="0" w:lastRowFirstColumn="0" w:lastRowLastColumn="0"/>
               <w:rPr>
                 <w:rFonts w:ascii="Times New Roman" w:hAnsi="Times New Roman" w:cs="Times New Roman"/>
@@ -9140,46 +7628,241 @@
             <w:r>
               <w:rPr>
                 <w:rFonts w:ascii="Times New Roman" w:hAnsi="Times New Roman" w:cs="Times New Roman"/>
-                <w:sz w:val="24"/>
-                <w:szCs w:val="24"/>
-              </w:rPr>
-              <w:t xml:space="preserve">Provide a brief </w:t>
-            </w:r>
-            <w:r>
-              <w:rPr>
-                <w:rFonts w:ascii="Times New Roman" w:hAnsi="Times New Roman" w:cs="Times New Roman"/>
-                <w:sz w:val="24"/>
-                <w:szCs w:val="24"/>
-              </w:rPr>
-              <w:t xml:space="preserve">description of the issues and concerns that the project team or stakeholders have identified. These issues may not </w:t>
-            </w:r>
-            <w:proofErr w:type="gramStart"/>
-            <w:r>
-              <w:rPr>
-                <w:rFonts w:ascii="Times New Roman" w:hAnsi="Times New Roman" w:cs="Times New Roman"/>
-                <w:sz w:val="24"/>
-                <w:szCs w:val="24"/>
-              </w:rPr>
-              <w:t>rise</w:t>
-            </w:r>
-            <w:proofErr w:type="gramEnd"/>
-            <w:r>
-              <w:rPr>
-                <w:rFonts w:ascii="Times New Roman" w:hAnsi="Times New Roman" w:cs="Times New Roman"/>
-                <w:sz w:val="24"/>
-                <w:szCs w:val="24"/>
-              </w:rPr>
-              <w:t xml:space="preserve"> to the level of project risks but are considered important enough to document. </w:t>
+                <w:b/>
+                <w:bCs/>
+                <w:sz w:val="24"/>
+                <w:szCs w:val="24"/>
+              </w:rPr>
+              <w:t>Description</w:t>
+            </w:r>
+          </w:p>
+        </w:tc>
+      </w:tr>
+      <w:tr>
+        <w:tc>
+          <w:tcPr>
+            <w:cnfStyle w:val="001000000000" w:firstRow="0" w:lastRow="0" w:firstColumn="1" w:lastColumn="0" w:oddVBand="0" w:evenVBand="0" w:oddHBand="0" w:evenHBand="0" w:firstRowFirstColumn="0" w:firstRowLastColumn="0" w:lastRowFirstColumn="0" w:lastRowLastColumn="0"/>
+            <w:tcW w:w="2157" w:type="pct"/>
+            <w:tcBorders>
+              <w:top w:val="single" w:sz="4" w:space="0" w:color="auto"/>
+            </w:tcBorders>
+            <w:shd w:val="clear" w:color="auto" w:fill="E4E3E2" w:themeFill="background2"/>
+            <w:vAlign w:val="center"/>
+          </w:tcPr>
+          <w:p>
+            <w:pPr>
+              <w:pStyle w:val="InsetTextHere"/>
+              <w:jc w:val="left"/>
+              <w:rPr>
+                <w:rFonts w:cs="Times New Roman"/>
+                <w:szCs w:val="24"/>
+              </w:rPr>
+            </w:pPr>
+            <w:r>
+              <w:rPr>
+                <w:rFonts w:cs="Times New Roman"/>
+                <w:szCs w:val="24"/>
+              </w:rPr>
+              <w:t>Incomplete incident documentation</w:t>
+            </w:r>
+          </w:p>
+        </w:tc>
+        <w:tc>
+          <w:tcPr>
+            <w:tcW w:w="2843" w:type="pct"/>
+            <w:tcBorders>
+              <w:top w:val="single" w:sz="4" w:space="0" w:color="auto"/>
+            </w:tcBorders>
+            <w:shd w:val="clear" w:color="auto" w:fill="E4E3E2" w:themeFill="background2"/>
+            <w:vAlign w:val="center"/>
+          </w:tcPr>
+          <w:p>
+            <w:pPr>
+              <w:pStyle w:val="TipText"/>
+              <w:cnfStyle w:val="000000000000" w:firstRow="0" w:lastRow="0" w:firstColumn="0" w:lastColumn="0" w:oddVBand="0" w:evenVBand="0" w:oddHBand="0" w:evenHBand="0" w:firstRowFirstColumn="0" w:firstRowLastColumn="0" w:lastRowFirstColumn="0" w:lastRowLastColumn="0"/>
+              <w:rPr>
+                <w:rFonts w:ascii="Times New Roman" w:hAnsi="Times New Roman" w:cs="Times New Roman"/>
+                <w:sz w:val="24"/>
+                <w:szCs w:val="24"/>
+              </w:rPr>
+            </w:pPr>
+            <w:r>
+              <w:rPr>
+                <w:rFonts w:ascii="Times New Roman" w:hAnsi="Times New Roman" w:cs="Times New Roman"/>
+                <w:sz w:val="24"/>
+                <w:szCs w:val="24"/>
+              </w:rPr>
+              <w:t>Some historical incidents may not have confirmed root cause</w:t>
+            </w:r>
+          </w:p>
+        </w:tc>
+      </w:tr>
+      <w:tr>
+        <w:tc>
+          <w:tcPr>
+            <w:cnfStyle w:val="001000000000" w:firstRow="0" w:lastRow="0" w:firstColumn="1" w:lastColumn="0" w:oddVBand="0" w:evenVBand="0" w:oddHBand="0" w:evenHBand="0" w:firstRowFirstColumn="0" w:firstRowLastColumn="0" w:lastRowFirstColumn="0" w:lastRowLastColumn="0"/>
+            <w:tcW w:w="2157" w:type="pct"/>
+            <w:shd w:val="clear" w:color="auto" w:fill="E4E3E2" w:themeFill="background2"/>
+            <w:vAlign w:val="center"/>
+          </w:tcPr>
+          <w:p>
+            <w:pPr>
+              <w:pStyle w:val="InsetTextHere"/>
+              <w:jc w:val="left"/>
+              <w:rPr>
+                <w:rFonts w:cs="Times New Roman"/>
+                <w:szCs w:val="24"/>
+              </w:rPr>
+            </w:pPr>
+            <w:r>
+              <w:rPr>
+                <w:rFonts w:cs="Times New Roman"/>
+                <w:szCs w:val="24"/>
+              </w:rPr>
+              <w:t>Multiple monitoring systems</w:t>
+            </w:r>
+          </w:p>
+        </w:tc>
+        <w:tc>
+          <w:tcPr>
+            <w:tcW w:w="2843" w:type="pct"/>
+            <w:shd w:val="clear" w:color="auto" w:fill="E4E3E2" w:themeFill="background2"/>
+            <w:vAlign w:val="center"/>
+          </w:tcPr>
+          <w:p>
+            <w:pPr>
+              <w:pStyle w:val="TipText"/>
+              <w:cnfStyle w:val="000000000000" w:firstRow="0" w:lastRow="0" w:firstColumn="0" w:lastColumn="0" w:oddVBand="0" w:evenVBand="0" w:oddHBand="0" w:evenHBand="0" w:firstRowFirstColumn="0" w:firstRowLastColumn="0" w:lastRowFirstColumn="0" w:lastRowLastColumn="0"/>
+              <w:rPr>
+                <w:rFonts w:ascii="Times New Roman" w:hAnsi="Times New Roman" w:cs="Times New Roman"/>
+                <w:sz w:val="24"/>
+                <w:szCs w:val="24"/>
+              </w:rPr>
+            </w:pPr>
+            <w:r>
+              <w:rPr>
+                <w:rFonts w:ascii="Times New Roman" w:hAnsi="Times New Roman" w:cs="Times New Roman"/>
+                <w:sz w:val="24"/>
+                <w:szCs w:val="24"/>
+              </w:rPr>
+              <w:t>Data may have different formats and require additional transformation before analysis</w:t>
+            </w:r>
+          </w:p>
+        </w:tc>
+      </w:tr>
+      <w:tr>
+        <w:trPr>
+          <w:trHeight w:val="540"/>
+        </w:trPr>
+        <w:tc>
+          <w:tcPr>
+            <w:cnfStyle w:val="001000000000" w:firstRow="0" w:lastRow="0" w:firstColumn="1" w:lastColumn="0" w:oddVBand="0" w:evenVBand="0" w:oddHBand="0" w:evenHBand="0" w:firstRowFirstColumn="0" w:firstRowLastColumn="0" w:lastRowFirstColumn="0" w:lastRowLastColumn="0"/>
+            <w:tcW w:w="2157" w:type="pct"/>
+            <w:shd w:val="clear" w:color="auto" w:fill="E4E3E2" w:themeFill="background2"/>
+            <w:vAlign w:val="center"/>
+          </w:tcPr>
+          <w:p>
+            <w:pPr>
+              <w:pStyle w:val="InsetTextHere"/>
+              <w:jc w:val="left"/>
+              <w:rPr>
+                <w:rFonts w:cs="Times New Roman"/>
+                <w:szCs w:val="24"/>
+              </w:rPr>
+            </w:pPr>
+            <w:r>
+              <w:rPr>
+                <w:rFonts w:cs="Times New Roman"/>
+                <w:szCs w:val="24"/>
+              </w:rPr>
+              <w:t>Missing infrastructure history</w:t>
+            </w:r>
+          </w:p>
+        </w:tc>
+        <w:tc>
+          <w:tcPr>
+            <w:tcW w:w="2843" w:type="pct"/>
+            <w:shd w:val="clear" w:color="auto" w:fill="E4E3E2" w:themeFill="background2"/>
+            <w:vAlign w:val="center"/>
+          </w:tcPr>
+          <w:p>
+            <w:pPr>
+              <w:pStyle w:val="TipText"/>
+              <w:cnfStyle w:val="000000000000" w:firstRow="0" w:lastRow="0" w:firstColumn="0" w:lastColumn="0" w:oddVBand="0" w:evenVBand="0" w:oddHBand="0" w:evenHBand="0" w:firstRowFirstColumn="0" w:firstRowLastColumn="0" w:lastRowFirstColumn="0" w:lastRowLastColumn="0"/>
+              <w:rPr>
+                <w:rFonts w:ascii="Times New Roman" w:hAnsi="Times New Roman" w:cs="Times New Roman"/>
+                <w:sz w:val="24"/>
+                <w:szCs w:val="24"/>
+              </w:rPr>
+            </w:pPr>
+            <w:r>
+              <w:rPr>
+                <w:rFonts w:ascii="Times New Roman" w:hAnsi="Times New Roman" w:cs="Times New Roman"/>
+                <w:sz w:val="24"/>
+                <w:szCs w:val="24"/>
+              </w:rPr>
+              <w:t>Hardware replacement records may be incomplete</w:t>
+            </w:r>
+          </w:p>
+        </w:tc>
+      </w:tr>
+      <w:tr>
+        <w:trPr>
+          <w:trHeight w:val="540"/>
+        </w:trPr>
+        <w:tc>
+          <w:tcPr>
+            <w:cnfStyle w:val="001000000000" w:firstRow="0" w:lastRow="0" w:firstColumn="1" w:lastColumn="0" w:oddVBand="0" w:evenVBand="0" w:oddHBand="0" w:evenHBand="0" w:firstRowFirstColumn="0" w:firstRowLastColumn="0" w:lastRowFirstColumn="0" w:lastRowLastColumn="0"/>
+            <w:tcW w:w="2157" w:type="pct"/>
+            <w:shd w:val="clear" w:color="auto" w:fill="E4E3E2" w:themeFill="background2"/>
+            <w:vAlign w:val="center"/>
+          </w:tcPr>
+          <w:p>
+            <w:pPr>
+              <w:pStyle w:val="InsetTextHere"/>
+              <w:jc w:val="left"/>
+              <w:rPr>
+                <w:rFonts w:cs="Times New Roman"/>
+                <w:szCs w:val="24"/>
+              </w:rPr>
+            </w:pPr>
+            <w:r>
+              <w:rPr>
+                <w:rFonts w:cs="Times New Roman"/>
+                <w:szCs w:val="24"/>
+              </w:rPr>
+              <w:t>External ISP outages</w:t>
+            </w:r>
+          </w:p>
+        </w:tc>
+        <w:tc>
+          <w:tcPr>
+            <w:tcW w:w="2843" w:type="pct"/>
+            <w:shd w:val="clear" w:color="auto" w:fill="E4E3E2" w:themeFill="background2"/>
+            <w:vAlign w:val="center"/>
+          </w:tcPr>
+          <w:p>
+            <w:pPr>
+              <w:pStyle w:val="TipText"/>
+              <w:cnfStyle w:val="000000000000" w:firstRow="0" w:lastRow="0" w:firstColumn="0" w:lastColumn="0" w:oddVBand="0" w:evenVBand="0" w:oddHBand="0" w:evenHBand="0" w:firstRowFirstColumn="0" w:firstRowLastColumn="0" w:lastRowFirstColumn="0" w:lastRowLastColumn="0"/>
+              <w:rPr>
+                <w:rFonts w:ascii="Times New Roman" w:hAnsi="Times New Roman" w:cs="Times New Roman"/>
+                <w:sz w:val="24"/>
+                <w:szCs w:val="24"/>
+              </w:rPr>
+            </w:pPr>
+            <w:r>
+              <w:rPr>
+                <w:rFonts w:ascii="Times New Roman" w:hAnsi="Times New Roman" w:cs="Times New Roman"/>
+                <w:sz w:val="24"/>
+                <w:szCs w:val="24"/>
+              </w:rPr>
+              <w:t>Some failures may have limited diagnostic information available</w:t>
             </w:r>
           </w:p>
         </w:tc>
       </w:tr>
     </w:tbl>
-    <w:p>
-      <w:pPr>
-        <w:pStyle w:val="NoSpacing"/>
-      </w:pPr>
-    </w:p>
     <w:p>
       <w:pPr>
         <w:rPr>
@@ -9214,302 +7897,6 @@
       </w:r>
       <w:bookmarkEnd w:id="24"/>
     </w:p>
-    <w:tbl>
-      <w:tblPr>
-        <w:tblStyle w:val="TipTable"/>
-        <w:tblW w:w="5014" w:type="pct"/>
-        <w:tblLook w:val="04A0" w:firstRow="1" w:lastRow="0" w:firstColumn="1" w:lastColumn="0" w:noHBand="0" w:noVBand="1"/>
-      </w:tblPr>
-      <w:tblGrid>
-        <w:gridCol w:w="648"/>
-        <w:gridCol w:w="8738"/>
-      </w:tblGrid>
-      <w:tr>
-        <w:tc>
-          <w:tcPr>
-            <w:cnfStyle w:val="001000000000" w:firstRow="0" w:lastRow="0" w:firstColumn="1" w:lastColumn="0" w:oddVBand="0" w:evenVBand="0" w:oddHBand="0" w:evenHBand="0" w:firstRowFirstColumn="0" w:firstRowLastColumn="0" w:lastRowFirstColumn="0" w:lastRowLastColumn="0"/>
-            <w:tcW w:w="345" w:type="pct"/>
-          </w:tcPr>
-          <w:p>
-            <w:pPr>
-              <w:pStyle w:val="Icon"/>
-              <w:rPr>
-                <w:rFonts w:cs="Times New Roman"/>
-                <w:sz w:val="20"/>
-                <w:u w:val="double"/>
-              </w:rPr>
-            </w:pPr>
-            <w:r>
-              <w:rPr>
-                <w:rFonts w:cs="Times New Roman"/>
-                <w:noProof/>
-                <w:sz w:val="20"/>
-                <w:lang w:eastAsia="en-US"/>
-              </w:rPr>
-              <mc:AlternateContent>
-                <mc:Choice Requires="wpg">
-                  <w:drawing>
-                    <wp:inline distT="0" distB="0" distL="0" distR="0" wp14:anchorId="582617BF" wp14:editId="4869E6F5">
-                      <wp:extent cx="228600" cy="228600"/>
-                      <wp:effectExtent l="0" t="0" r="0" b="0"/>
-                      <wp:docPr id="191" name="Group 19" descr="Tip icon"/>
-                      <wp:cNvGraphicFramePr/>
-                      <a:graphic xmlns:a="http://schemas.openxmlformats.org/drawingml/2006/main">
-                        <a:graphicData uri="http://schemas.microsoft.com/office/word/2010/wordprocessingGroup">
-                          <wpg:wgp>
-                            <wpg:cNvGrpSpPr/>
-                            <wpg:grpSpPr>
-                              <a:xfrm>
-                                <a:off x="0" y="0"/>
-                                <a:ext cx="228600" cy="228600"/>
-                                <a:chOff x="0" y="0"/>
-                                <a:chExt cx="228600" cy="228600"/>
-                              </a:xfrm>
-                            </wpg:grpSpPr>
-                            <wps:wsp>
-                              <wps:cNvPr id="192" name="Oval 192"/>
-                              <wps:cNvSpPr>
-                                <a:spLocks noChangeAspect="1" noChangeArrowheads="1"/>
-                              </wps:cNvSpPr>
-                              <wps:spPr bwMode="auto">
-                                <a:xfrm>
-                                  <a:off x="0" y="0"/>
-                                  <a:ext cx="228600" cy="228600"/>
-                                </a:xfrm>
-                                <a:prstGeom prst="ellipse">
-                                  <a:avLst/>
-                                </a:prstGeom>
-                                <a:solidFill>
-                                  <a:schemeClr val="accent1"/>
-                                </a:solidFill>
-                                <a:ln w="0">
-                                  <a:noFill/>
-                                  <a:prstDash val="solid"/>
-                                  <a:miter lim="800000"/>
-                                  <a:headEnd/>
-                                  <a:tailEnd/>
-                                </a:ln>
-                              </wps:spPr>
-                              <wps:bodyPr rot="0" vert="horz" wrap="square" lIns="91440" tIns="45720" rIns="91440" bIns="45720" anchor="t" anchorCtr="0" upright="1">
-                                <a:noAutofit/>
-                              </wps:bodyPr>
-                            </wps:wsp>
-                            <wps:wsp>
-                              <wps:cNvPr id="193" name="Freeform 193"/>
-                              <wps:cNvSpPr/>
-                              <wps:spPr>
-                                <a:xfrm>
-                                  <a:off x="98639" y="50800"/>
-                                  <a:ext cx="31322" cy="127000"/>
-                                </a:xfrm>
-                                <a:custGeom>
-                                  <a:avLst/>
-                                  <a:gdLst>
-                                    <a:gd name="connsiteX0" fmla="*/ 3915 w 31322"/>
-                                    <a:gd name="connsiteY0" fmla="*/ 38279 h 127000"/>
-                                    <a:gd name="connsiteX1" fmla="*/ 27406 w 31322"/>
-                                    <a:gd name="connsiteY1" fmla="*/ 38279 h 127000"/>
-                                    <a:gd name="connsiteX2" fmla="*/ 27406 w 31322"/>
-                                    <a:gd name="connsiteY2" fmla="*/ 127000 h 127000"/>
-                                    <a:gd name="connsiteX3" fmla="*/ 3915 w 31322"/>
-                                    <a:gd name="connsiteY3" fmla="*/ 127000 h 127000"/>
-                                    <a:gd name="connsiteX4" fmla="*/ 15661 w 31322"/>
-                                    <a:gd name="connsiteY4" fmla="*/ 0 h 127000"/>
-                                    <a:gd name="connsiteX5" fmla="*/ 31322 w 31322"/>
-                                    <a:gd name="connsiteY5" fmla="*/ 15661 h 127000"/>
-                                    <a:gd name="connsiteX6" fmla="*/ 15661 w 31322"/>
-                                    <a:gd name="connsiteY6" fmla="*/ 31322 h 127000"/>
-                                    <a:gd name="connsiteX7" fmla="*/ 0 w 31322"/>
-                                    <a:gd name="connsiteY7" fmla="*/ 15661 h 127000"/>
-                                    <a:gd name="connsiteX8" fmla="*/ 15661 w 31322"/>
-                                    <a:gd name="connsiteY8" fmla="*/ 0 h 127000"/>
-                                  </a:gdLst>
-                                  <a:ahLst/>
-                                  <a:cxnLst>
-                                    <a:cxn ang="0">
-                                      <a:pos x="connsiteX0" y="connsiteY0"/>
-                                    </a:cxn>
-                                    <a:cxn ang="0">
-                                      <a:pos x="connsiteX1" y="connsiteY1"/>
-                                    </a:cxn>
-                                    <a:cxn ang="0">
-                                      <a:pos x="connsiteX2" y="connsiteY2"/>
-                                    </a:cxn>
-                                    <a:cxn ang="0">
-                                      <a:pos x="connsiteX3" y="connsiteY3"/>
-                                    </a:cxn>
-                                    <a:cxn ang="0">
-                                      <a:pos x="connsiteX4" y="connsiteY4"/>
-                                    </a:cxn>
-                                    <a:cxn ang="0">
-                                      <a:pos x="connsiteX5" y="connsiteY5"/>
-                                    </a:cxn>
-                                    <a:cxn ang="0">
-                                      <a:pos x="connsiteX6" y="connsiteY6"/>
-                                    </a:cxn>
-                                    <a:cxn ang="0">
-                                      <a:pos x="connsiteX7" y="connsiteY7"/>
-                                    </a:cxn>
-                                    <a:cxn ang="0">
-                                      <a:pos x="connsiteX8" y="connsiteY8"/>
-                                    </a:cxn>
-                                  </a:cxnLst>
-                                  <a:rect l="l" t="t" r="r" b="b"/>
-                                  <a:pathLst>
-                                    <a:path w="31322" h="127000">
-                                      <a:moveTo>
-                                        <a:pt x="3915" y="38279"/>
-                                      </a:moveTo>
-                                      <a:lnTo>
-                                        <a:pt x="27406" y="38279"/>
-                                      </a:lnTo>
-                                      <a:lnTo>
-                                        <a:pt x="27406" y="127000"/>
-                                      </a:lnTo>
-                                      <a:lnTo>
-                                        <a:pt x="3915" y="127000"/>
-                                      </a:lnTo>
-                                      <a:close/>
-                                      <a:moveTo>
-                                        <a:pt x="15661" y="0"/>
-                                      </a:moveTo>
-                                      <a:cubicBezTo>
-                                        <a:pt x="24310" y="0"/>
-                                        <a:pt x="31322" y="7012"/>
-                                        <a:pt x="31322" y="15661"/>
-                                      </a:cubicBezTo>
-                                      <a:cubicBezTo>
-                                        <a:pt x="31322" y="24310"/>
-                                        <a:pt x="24310" y="31322"/>
-                                        <a:pt x="15661" y="31322"/>
-                                      </a:cubicBezTo>
-                                      <a:cubicBezTo>
-                                        <a:pt x="7012" y="31322"/>
-                                        <a:pt x="0" y="24310"/>
-                                        <a:pt x="0" y="15661"/>
-                                      </a:cubicBezTo>
-                                      <a:cubicBezTo>
-                                        <a:pt x="0" y="7012"/>
-                                        <a:pt x="7012" y="0"/>
-                                        <a:pt x="15661" y="0"/>
-                                      </a:cubicBezTo>
-                                      <a:close/>
-                                    </a:path>
-                                  </a:pathLst>
-                                </a:custGeom>
-                                <a:solidFill>
-                                  <a:schemeClr val="bg1"/>
-                                </a:solidFill>
-                                <a:ln>
-                                  <a:noFill/>
-                                </a:ln>
-                              </wps:spPr>
-                              <wps:style>
-                                <a:lnRef idx="2">
-                                  <a:schemeClr val="accent1">
-                                    <a:shade val="50000"/>
-                                  </a:schemeClr>
-                                </a:lnRef>
-                                <a:fillRef idx="1">
-                                  <a:schemeClr val="accent1"/>
-                                </a:fillRef>
-                                <a:effectRef idx="0">
-                                  <a:schemeClr val="accent1"/>
-                                </a:effectRef>
-                                <a:fontRef idx="minor">
-                                  <a:schemeClr val="lt1"/>
-                                </a:fontRef>
-                              </wps:style>
-                              <wps:bodyPr rot="0" spcFirstLastPara="0" vert="horz" wrap="square" lIns="91440" tIns="45720" rIns="91440" bIns="45720" numCol="1" spcCol="0" rtlCol="0" fromWordArt="0" anchor="ctr" anchorCtr="0" forceAA="0" compatLnSpc="1">
-                                <a:prstTxWarp prst="textNoShape">
-                                  <a:avLst/>
-                                </a:prstTxWarp>
-                                <a:noAutofit/>
-                              </wps:bodyPr>
-                            </wps:wsp>
-                          </wpg:wgp>
-                        </a:graphicData>
-                      </a:graphic>
-                    </wp:inline>
-                  </w:drawing>
-                </mc:Choice>
-                <mc:Fallback>
-                  <w:pict>
-                    <v:group w14:anchorId="42B8B851" id="Group 19" o:spid="_x0000_s1026" alt="Tip icon" style="width:18pt;height:18pt;mso-position-horizontal-relative:char;mso-position-vertical-relative:line" coordsize="228600,228600" o:gfxdata="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">
-                      <v:oval id="Oval 192" o:spid="_x0000_s1027" style="position:absolute;width:228600;height:228600;visibility:visible;mso-wrap-style:square;v-text-anchor:top" o:gfxdata="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" fillcolor="#f24f4f [3204]" stroked="f" strokeweight="0">
-                        <v:stroke joinstyle="miter"/>
-                        <o:lock v:ext="edit" aspectratio="t"/>
-                      </v:oval>
-                      <v:shape id="Freeform 193" o:spid="_x0000_s1028" style="position:absolute;left:98639;top:50800;width:31322;height:127000;visibility:visible;mso-wrap-style:square;v-text-anchor:middle" coordsize="31322,127000" o:gfxdata="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" path="m3915,38279r23491,l27406,127000r-23491,l3915,38279xm15661,v8649,,15661,7012,15661,15661c31322,24310,24310,31322,15661,31322,7012,31322,,24310,,15661,,7012,7012,,15661,xe" fillcolor="white [3212]" stroked="f" strokeweight="1pt">
-                        <v:stroke joinstyle="miter"/>
-                        <v:path arrowok="t" o:connecttype="custom" o:connectlocs="3915,38279;27406,38279;27406,127000;3915,127000;15661,0;31322,15661;15661,31322;0,15661;15661,0" o:connectangles="0,0,0,0,0,0,0,0,0"/>
-                      </v:shape>
-                      <w10:anchorlock/>
-                    </v:group>
-                  </w:pict>
-                </mc:Fallback>
-              </mc:AlternateContent>
-            </w:r>
-          </w:p>
-        </w:tc>
-        <w:tc>
-          <w:tcPr>
-            <w:tcW w:w="4655" w:type="pct"/>
-          </w:tcPr>
-          <w:p>
-            <w:pPr>
-              <w:pStyle w:val="TipText"/>
-              <w:cnfStyle w:val="000000000000" w:firstRow="0" w:lastRow="0" w:firstColumn="0" w:lastColumn="0" w:oddVBand="0" w:evenVBand="0" w:oddHBand="0" w:evenHBand="0" w:firstRowFirstColumn="0" w:firstRowLastColumn="0" w:lastRowFirstColumn="0" w:lastRowLastColumn="0"/>
-              <w:rPr>
-                <w:rFonts w:ascii="Times New Roman" w:hAnsi="Times New Roman" w:cs="Times New Roman"/>
-                <w:i w:val="0"/>
-                <w:sz w:val="24"/>
-                <w:szCs w:val="24"/>
-              </w:rPr>
-            </w:pPr>
-            <w:r>
-              <w:rPr>
-                <w:rFonts w:ascii="Times New Roman" w:hAnsi="Times New Roman" w:cs="Times New Roman"/>
-                <w:i w:val="0"/>
-                <w:sz w:val="24"/>
-                <w:szCs w:val="24"/>
-              </w:rPr>
-              <w:t xml:space="preserve">The are several sections in Chapter 2 of the </w:t>
-            </w:r>
-            <w:r>
-              <w:rPr>
-                <w:rFonts w:ascii="Times New Roman" w:hAnsi="Times New Roman" w:cs="Times New Roman"/>
-                <w:sz w:val="24"/>
-                <w:szCs w:val="24"/>
-              </w:rPr>
-              <w:t>BI Guidebook</w:t>
-            </w:r>
-            <w:r>
-              <w:rPr>
-                <w:rFonts w:ascii="Times New Roman" w:hAnsi="Times New Roman" w:cs="Times New Roman"/>
-                <w:i w:val="0"/>
-                <w:sz w:val="24"/>
-                <w:szCs w:val="24"/>
-              </w:rPr>
-              <w:t xml:space="preserve"> that discuss who the best sponsors are, how to enlist them and, maybe even more importantly, what sponsor actions present risks to the project. </w:t>
-            </w:r>
-          </w:p>
-        </w:tc>
-      </w:tr>
-    </w:tbl>
-    <w:p>
-      <w:pPr>
-        <w:pStyle w:val="NoSpacing"/>
-        <w:rPr>
-          <w:rFonts w:ascii="Arial" w:eastAsiaTheme="majorEastAsia" w:hAnsi="Arial" w:cstheme="majorBidi"/>
-          <w:b/>
-          <w:caps/>
-          <w:color w:val="auto"/>
-          <w:sz w:val="36"/>
-          <w:szCs w:val="36"/>
-        </w:rPr>
-      </w:pPr>
-    </w:p>
     <w:p>
       <w:pPr>
         <w:pStyle w:val="Heading2"/>
@@ -9523,7 +7910,7 @@
     <w:tbl>
       <w:tblPr>
         <w:tblStyle w:val="TipTable"/>
-        <w:tblW w:w="5014" w:type="pct"/>
+        <w:tblW w:w="5033" w:type="pct"/>
         <w:shd w:val="clear" w:color="auto" w:fill="E4E3E2" w:themeFill="background2"/>
         <w:tblCellMar>
           <w:top w:w="0" w:type="dxa"/>
@@ -9531,14 +7918,21 @@
         <w:tblLook w:val="04A0" w:firstRow="1" w:lastRow="0" w:firstColumn="1" w:lastColumn="0" w:noHBand="0" w:noVBand="1"/>
       </w:tblPr>
       <w:tblGrid>
-        <w:gridCol w:w="648"/>
-        <w:gridCol w:w="8738"/>
+        <w:gridCol w:w="2880"/>
+        <w:gridCol w:w="3779"/>
+        <w:gridCol w:w="2763"/>
       </w:tblGrid>
       <w:tr>
+        <w:trPr>
+          <w:trHeight w:val="489"/>
+        </w:trPr>
         <w:tc>
           <w:tcPr>
             <w:cnfStyle w:val="001000000000" w:firstRow="0" w:lastRow="0" w:firstColumn="1" w:lastColumn="0" w:oddVBand="0" w:evenVBand="0" w:oddHBand="0" w:evenHBand="0" w:firstRowFirstColumn="0" w:firstRowLastColumn="0" w:lastRowFirstColumn="0" w:lastRowLastColumn="0"/>
-            <w:tcW w:w="345" w:type="pct"/>
+            <w:tcW w:w="1528" w:type="pct"/>
+            <w:tcBorders>
+              <w:bottom w:val="single" w:sz="4" w:space="0" w:color="auto"/>
+            </w:tcBorders>
             <w:shd w:val="clear" w:color="auto" w:fill="E4E3E2" w:themeFill="background2"/>
             <w:vAlign w:val="center"/>
           </w:tcPr>
@@ -9547,233 +7941,332 @@
               <w:pStyle w:val="InsetTextHere"/>
             </w:pPr>
             <w:r>
-              <mc:AlternateContent>
-                <mc:Choice Requires="wpg">
-                  <w:drawing>
-                    <wp:inline distT="0" distB="0" distL="0" distR="0" wp14:anchorId="21CE266A" wp14:editId="7CA46913">
-                      <wp:extent cx="228600" cy="228600"/>
-                      <wp:effectExtent l="0" t="0" r="0" b="0"/>
-                      <wp:docPr id="180" name="Group 180" descr="Tip icon"/>
-                      <wp:cNvGraphicFramePr/>
-                      <a:graphic xmlns:a="http://schemas.openxmlformats.org/drawingml/2006/main">
-                        <a:graphicData uri="http://schemas.microsoft.com/office/word/2010/wordprocessingGroup">
-                          <wpg:wgp>
-                            <wpg:cNvGrpSpPr/>
-                            <wpg:grpSpPr>
-                              <a:xfrm>
-                                <a:off x="0" y="0"/>
-                                <a:ext cx="228600" cy="228600"/>
-                                <a:chOff x="0" y="0"/>
-                                <a:chExt cx="228600" cy="228600"/>
-                              </a:xfrm>
-                            </wpg:grpSpPr>
-                            <wps:wsp>
-                              <wps:cNvPr id="181" name="Oval 181"/>
-                              <wps:cNvSpPr>
-                                <a:spLocks noChangeAspect="1" noChangeArrowheads="1"/>
-                              </wps:cNvSpPr>
-                              <wps:spPr bwMode="auto">
-                                <a:xfrm>
-                                  <a:off x="0" y="0"/>
-                                  <a:ext cx="228600" cy="228600"/>
-                                </a:xfrm>
-                                <a:prstGeom prst="ellipse">
-                                  <a:avLst/>
-                                </a:prstGeom>
-                                <a:solidFill>
-                                  <a:schemeClr val="accent1"/>
-                                </a:solidFill>
-                                <a:ln w="0">
-                                  <a:noFill/>
-                                  <a:prstDash val="solid"/>
-                                  <a:miter lim="800000"/>
-                                  <a:headEnd/>
-                                  <a:tailEnd/>
-                                </a:ln>
-                              </wps:spPr>
-                              <wps:bodyPr rot="0" vert="horz" wrap="square" lIns="91440" tIns="45720" rIns="91440" bIns="45720" anchor="t" anchorCtr="0" upright="1">
-                                <a:noAutofit/>
-                              </wps:bodyPr>
-                            </wps:wsp>
-                            <wps:wsp>
-                              <wps:cNvPr id="182" name="Freeform 182"/>
-                              <wps:cNvSpPr/>
-                              <wps:spPr>
-                                <a:xfrm>
-                                  <a:off x="98639" y="50800"/>
-                                  <a:ext cx="31322" cy="127000"/>
-                                </a:xfrm>
-                                <a:custGeom>
-                                  <a:avLst/>
-                                  <a:gdLst>
-                                    <a:gd name="connsiteX0" fmla="*/ 3915 w 31322"/>
-                                    <a:gd name="connsiteY0" fmla="*/ 38279 h 127000"/>
-                                    <a:gd name="connsiteX1" fmla="*/ 27406 w 31322"/>
-                                    <a:gd name="connsiteY1" fmla="*/ 38279 h 127000"/>
-                                    <a:gd name="connsiteX2" fmla="*/ 27406 w 31322"/>
-                                    <a:gd name="connsiteY2" fmla="*/ 127000 h 127000"/>
-                                    <a:gd name="connsiteX3" fmla="*/ 3915 w 31322"/>
-                                    <a:gd name="connsiteY3" fmla="*/ 127000 h 127000"/>
-                                    <a:gd name="connsiteX4" fmla="*/ 15661 w 31322"/>
-                                    <a:gd name="connsiteY4" fmla="*/ 0 h 127000"/>
-                                    <a:gd name="connsiteX5" fmla="*/ 31322 w 31322"/>
-                                    <a:gd name="connsiteY5" fmla="*/ 15661 h 127000"/>
-                                    <a:gd name="connsiteX6" fmla="*/ 15661 w 31322"/>
-                                    <a:gd name="connsiteY6" fmla="*/ 31322 h 127000"/>
-                                    <a:gd name="connsiteX7" fmla="*/ 0 w 31322"/>
-                                    <a:gd name="connsiteY7" fmla="*/ 15661 h 127000"/>
-                                    <a:gd name="connsiteX8" fmla="*/ 15661 w 31322"/>
-                                    <a:gd name="connsiteY8" fmla="*/ 0 h 127000"/>
-                                  </a:gdLst>
-                                  <a:ahLst/>
-                                  <a:cxnLst>
-                                    <a:cxn ang="0">
-                                      <a:pos x="connsiteX0" y="connsiteY0"/>
-                                    </a:cxn>
-                                    <a:cxn ang="0">
-                                      <a:pos x="connsiteX1" y="connsiteY1"/>
-                                    </a:cxn>
-                                    <a:cxn ang="0">
-                                      <a:pos x="connsiteX2" y="connsiteY2"/>
-                                    </a:cxn>
-                                    <a:cxn ang="0">
-                                      <a:pos x="connsiteX3" y="connsiteY3"/>
-                                    </a:cxn>
-                                    <a:cxn ang="0">
-                                      <a:pos x="connsiteX4" y="connsiteY4"/>
-                                    </a:cxn>
-                                    <a:cxn ang="0">
-                                      <a:pos x="connsiteX5" y="connsiteY5"/>
-                                    </a:cxn>
-                                    <a:cxn ang="0">
-                                      <a:pos x="connsiteX6" y="connsiteY6"/>
-                                    </a:cxn>
-                                    <a:cxn ang="0">
-                                      <a:pos x="connsiteX7" y="connsiteY7"/>
-                                    </a:cxn>
-                                    <a:cxn ang="0">
-                                      <a:pos x="connsiteX8" y="connsiteY8"/>
-                                    </a:cxn>
-                                  </a:cxnLst>
-                                  <a:rect l="l" t="t" r="r" b="b"/>
-                                  <a:pathLst>
-                                    <a:path w="31322" h="127000">
-                                      <a:moveTo>
-                                        <a:pt x="3915" y="38279"/>
-                                      </a:moveTo>
-                                      <a:lnTo>
-                                        <a:pt x="27406" y="38279"/>
-                                      </a:lnTo>
-                                      <a:lnTo>
-                                        <a:pt x="27406" y="127000"/>
-                                      </a:lnTo>
-                                      <a:lnTo>
-                                        <a:pt x="3915" y="127000"/>
-                                      </a:lnTo>
-                                      <a:close/>
-                                      <a:moveTo>
-                                        <a:pt x="15661" y="0"/>
-                                      </a:moveTo>
-                                      <a:cubicBezTo>
-                                        <a:pt x="24310" y="0"/>
-                                        <a:pt x="31322" y="7012"/>
-                                        <a:pt x="31322" y="15661"/>
-                                      </a:cubicBezTo>
-                                      <a:cubicBezTo>
-                                        <a:pt x="31322" y="24310"/>
-                                        <a:pt x="24310" y="31322"/>
-                                        <a:pt x="15661" y="31322"/>
-                                      </a:cubicBezTo>
-                                      <a:cubicBezTo>
-                                        <a:pt x="7012" y="31322"/>
-                                        <a:pt x="0" y="24310"/>
-                                        <a:pt x="0" y="15661"/>
-                                      </a:cubicBezTo>
-                                      <a:cubicBezTo>
-                                        <a:pt x="0" y="7012"/>
-                                        <a:pt x="7012" y="0"/>
-                                        <a:pt x="15661" y="0"/>
-                                      </a:cubicBezTo>
-                                      <a:close/>
-                                    </a:path>
-                                  </a:pathLst>
-                                </a:custGeom>
-                                <a:solidFill>
-                                  <a:schemeClr val="bg1"/>
-                                </a:solidFill>
-                                <a:ln>
-                                  <a:noFill/>
-                                </a:ln>
-                              </wps:spPr>
-                              <wps:style>
-                                <a:lnRef idx="2">
-                                  <a:schemeClr val="accent1">
-                                    <a:shade val="50000"/>
-                                  </a:schemeClr>
-                                </a:lnRef>
-                                <a:fillRef idx="1">
-                                  <a:schemeClr val="accent1"/>
-                                </a:fillRef>
-                                <a:effectRef idx="0">
-                                  <a:schemeClr val="accent1"/>
-                                </a:effectRef>
-                                <a:fontRef idx="minor">
-                                  <a:schemeClr val="lt1"/>
-                                </a:fontRef>
-                              </wps:style>
-                              <wps:bodyPr rot="0" spcFirstLastPara="0" vert="horz" wrap="square" lIns="91440" tIns="45720" rIns="91440" bIns="45720" numCol="1" spcCol="0" rtlCol="0" fromWordArt="0" anchor="ctr" anchorCtr="0" forceAA="0" compatLnSpc="1">
-                                <a:prstTxWarp prst="textNoShape">
-                                  <a:avLst/>
-                                </a:prstTxWarp>
-                                <a:noAutofit/>
-                              </wps:bodyPr>
-                            </wps:wsp>
-                          </wpg:wgp>
-                        </a:graphicData>
-                      </a:graphic>
-                    </wp:inline>
-                  </w:drawing>
-                </mc:Choice>
-                <mc:Fallback>
-                  <w:pict>
-                    <v:group w14:anchorId="35A32741" id="Group 180" o:spid="_x0000_s1026" alt="Tip icon" style="width:18pt;height:18pt;mso-position-horizontal-relative:char;mso-position-vertical-relative:line" coordsize="228600,228600" o:gfxdata="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">
-                      <v:oval id="Oval 181" o:spid="_x0000_s1027" style="position:absolute;width:228600;height:228600;visibility:visible;mso-wrap-style:square;v-text-anchor:top" o:gfxdata="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" fillcolor="#f24f4f [3204]" stroked="f" strokeweight="0">
-                        <v:stroke joinstyle="miter"/>
-                        <o:lock v:ext="edit" aspectratio="t"/>
-                      </v:oval>
-                      <v:shape id="Freeform 182" o:spid="_x0000_s1028" style="position:absolute;left:98639;top:50800;width:31322;height:127000;visibility:visible;mso-wrap-style:square;v-text-anchor:middle" coordsize="31322,127000" o:gfxdata="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" path="m3915,38279r23491,l27406,127000r-23491,l3915,38279xm15661,v8649,,15661,7012,15661,15661c31322,24310,24310,31322,15661,31322,7012,31322,,24310,,15661,,7012,7012,,15661,xe" fillcolor="white [3212]" stroked="f" strokeweight="1pt">
-                        <v:stroke joinstyle="miter"/>
-                        <v:path arrowok="t" o:connecttype="custom" o:connectlocs="3915,38279;27406,38279;27406,127000;3915,127000;15661,0;31322,15661;15661,31322;0,15661;15661,0" o:connectangles="0,0,0,0,0,0,0,0,0"/>
-                      </v:shape>
-                      <w10:anchorlock/>
-                    </v:group>
-                  </w:pict>
-                </mc:Fallback>
-              </mc:AlternateContent>
-            </w:r>
-          </w:p>
-        </w:tc>
-        <w:tc>
-          <w:tcPr>
-            <w:tcW w:w="4655" w:type="pct"/>
+              <w:rPr>
+                <w:b/>
+                <w:bCs/>
+              </w:rPr>
+              <w:t>Title</w:t>
+            </w:r>
+          </w:p>
+        </w:tc>
+        <w:tc>
+          <w:tcPr>
+            <w:tcW w:w="2005" w:type="pct"/>
+            <w:tcBorders>
+              <w:bottom w:val="single" w:sz="4" w:space="0" w:color="auto"/>
+            </w:tcBorders>
             <w:shd w:val="clear" w:color="auto" w:fill="E4E3E2" w:themeFill="background2"/>
             <w:vAlign w:val="center"/>
           </w:tcPr>
           <w:p>
             <w:pPr>
               <w:pStyle w:val="TipText"/>
+              <w:jc w:val="center"/>
               <w:cnfStyle w:val="000000000000" w:firstRow="0" w:lastRow="0" w:firstColumn="0" w:lastColumn="0" w:oddVBand="0" w:evenVBand="0" w:oddHBand="0" w:evenHBand="0" w:firstRowFirstColumn="0" w:firstRowLastColumn="0" w:lastRowFirstColumn="0" w:lastRowLastColumn="0"/>
               <w:rPr>
-                <w:szCs w:val="24"/>
-              </w:rPr>
-            </w:pPr>
-            <w:r>
-              <w:rPr>
-                <w:rFonts w:ascii="Times New Roman" w:hAnsi="Times New Roman" w:cs="Times New Roman"/>
-                <w:sz w:val="24"/>
-                <w:szCs w:val="24"/>
-              </w:rPr>
-              <w:t>List business owners of this requirement with their name, title, organizational group and project role.</w:t>
+                <w:rFonts w:ascii="Times New Roman" w:hAnsi="Times New Roman" w:cs="Times New Roman"/>
+                <w:sz w:val="24"/>
+                <w:szCs w:val="24"/>
+              </w:rPr>
+            </w:pPr>
+            <w:r>
+              <w:rPr>
+                <w:rFonts w:ascii="Times New Roman" w:hAnsi="Times New Roman" w:cs="Times New Roman"/>
+                <w:b/>
+                <w:bCs/>
+                <w:sz w:val="24"/>
+                <w:szCs w:val="24"/>
+              </w:rPr>
+              <w:t>Organization Group</w:t>
+            </w:r>
+          </w:p>
+        </w:tc>
+        <w:tc>
+          <w:tcPr>
+            <w:tcW w:w="1466" w:type="pct"/>
+            <w:tcBorders>
+              <w:bottom w:val="single" w:sz="4" w:space="0" w:color="auto"/>
+            </w:tcBorders>
+            <w:shd w:val="clear" w:color="auto" w:fill="E4E3E2" w:themeFill="background2"/>
+          </w:tcPr>
+          <w:p>
+            <w:pPr>
+              <w:pStyle w:val="TipText"/>
+              <w:tabs>
+                <w:tab w:val="left" w:pos="1423"/>
+                <w:tab w:val="center" w:pos="3069"/>
+              </w:tabs>
+              <w:jc w:val="center"/>
+              <w:cnfStyle w:val="000000000000" w:firstRow="0" w:lastRow="0" w:firstColumn="0" w:lastColumn="0" w:oddVBand="0" w:evenVBand="0" w:oddHBand="0" w:evenHBand="0" w:firstRowFirstColumn="0" w:firstRowLastColumn="0" w:lastRowFirstColumn="0" w:lastRowLastColumn="0"/>
+              <w:rPr>
+                <w:rFonts w:ascii="Times New Roman" w:hAnsi="Times New Roman" w:cs="Times New Roman"/>
+                <w:b/>
+                <w:bCs/>
+                <w:sz w:val="24"/>
+                <w:szCs w:val="24"/>
+              </w:rPr>
+            </w:pPr>
+            <w:r>
+              <w:rPr>
+                <w:rFonts w:ascii="Times New Roman" w:hAnsi="Times New Roman" w:cs="Times New Roman"/>
+                <w:b/>
+                <w:bCs/>
+                <w:sz w:val="24"/>
+                <w:szCs w:val="24"/>
+              </w:rPr>
+              <w:t>Project Role</w:t>
+            </w:r>
+          </w:p>
+        </w:tc>
+      </w:tr>
+      <w:tr>
+        <w:trPr>
+          <w:trHeight w:val="624"/>
+        </w:trPr>
+        <w:tc>
+          <w:tcPr>
+            <w:cnfStyle w:val="001000000000" w:firstRow="0" w:lastRow="0" w:firstColumn="1" w:lastColumn="0" w:oddVBand="0" w:evenVBand="0" w:oddHBand="0" w:evenHBand="0" w:firstRowFirstColumn="0" w:firstRowLastColumn="0" w:lastRowFirstColumn="0" w:lastRowLastColumn="0"/>
+            <w:tcW w:w="1528" w:type="pct"/>
+            <w:tcBorders>
+              <w:top w:val="single" w:sz="4" w:space="0" w:color="auto"/>
+            </w:tcBorders>
+            <w:shd w:val="clear" w:color="auto" w:fill="E4E3E2" w:themeFill="background2"/>
+            <w:vAlign w:val="center"/>
+          </w:tcPr>
+          <w:p>
+            <w:pPr>
+              <w:pStyle w:val="InsetTextHere"/>
+              <w:jc w:val="left"/>
+              <w:rPr>
+                <w:rFonts w:cs="Times New Roman"/>
+                <w:szCs w:val="24"/>
+              </w:rPr>
+            </w:pPr>
+            <w:r>
+              <w:rPr>
+                <w:rFonts w:cs="Times New Roman"/>
+                <w:szCs w:val="24"/>
+              </w:rPr>
+              <w:t>Chief Information Officer (CIO)</w:t>
+            </w:r>
+          </w:p>
+        </w:tc>
+        <w:tc>
+          <w:tcPr>
+            <w:tcW w:w="2005" w:type="pct"/>
+            <w:tcBorders>
+              <w:top w:val="single" w:sz="4" w:space="0" w:color="auto"/>
+            </w:tcBorders>
+            <w:shd w:val="clear" w:color="auto" w:fill="E4E3E2" w:themeFill="background2"/>
+            <w:vAlign w:val="center"/>
+          </w:tcPr>
+          <w:p>
+            <w:pPr>
+              <w:pStyle w:val="TipText"/>
+              <w:cnfStyle w:val="000000000000" w:firstRow="0" w:lastRow="0" w:firstColumn="0" w:lastColumn="0" w:oddVBand="0" w:evenVBand="0" w:oddHBand="0" w:evenHBand="0" w:firstRowFirstColumn="0" w:firstRowLastColumn="0" w:lastRowFirstColumn="0" w:lastRowLastColumn="0"/>
+              <w:rPr>
+                <w:rFonts w:ascii="Times New Roman" w:hAnsi="Times New Roman" w:cs="Times New Roman"/>
+                <w:sz w:val="24"/>
+                <w:szCs w:val="24"/>
+              </w:rPr>
+            </w:pPr>
+            <w:r>
+              <w:rPr>
+                <w:rFonts w:ascii="Times New Roman" w:hAnsi="Times New Roman" w:cs="Times New Roman"/>
+                <w:sz w:val="24"/>
+                <w:szCs w:val="24"/>
+              </w:rPr>
+              <w:t>Executive Leadership</w:t>
+            </w:r>
+          </w:p>
+        </w:tc>
+        <w:tc>
+          <w:tcPr>
+            <w:tcW w:w="1466" w:type="pct"/>
+            <w:tcBorders>
+              <w:top w:val="single" w:sz="4" w:space="0" w:color="auto"/>
+            </w:tcBorders>
+            <w:shd w:val="clear" w:color="auto" w:fill="E4E3E2" w:themeFill="background2"/>
+          </w:tcPr>
+          <w:p>
+            <w:pPr>
+              <w:pStyle w:val="TipText"/>
+              <w:cnfStyle w:val="000000000000" w:firstRow="0" w:lastRow="0" w:firstColumn="0" w:lastColumn="0" w:oddVBand="0" w:evenVBand="0" w:oddHBand="0" w:evenHBand="0" w:firstRowFirstColumn="0" w:firstRowLastColumn="0" w:lastRowFirstColumn="0" w:lastRowLastColumn="0"/>
+              <w:rPr>
+                <w:rFonts w:ascii="Times New Roman" w:hAnsi="Times New Roman" w:cs="Times New Roman"/>
+                <w:sz w:val="24"/>
+                <w:szCs w:val="24"/>
+              </w:rPr>
+            </w:pPr>
+            <w:r>
+              <w:rPr>
+                <w:rFonts w:ascii="Times New Roman" w:hAnsi="Times New Roman" w:cs="Times New Roman"/>
+                <w:sz w:val="24"/>
+                <w:szCs w:val="24"/>
+              </w:rPr>
+              <w:t>Executive Sponsor</w:t>
+            </w:r>
+          </w:p>
+        </w:tc>
+      </w:tr>
+      <w:tr>
+        <w:trPr>
+          <w:trHeight w:val="926"/>
+        </w:trPr>
+        <w:tc>
+          <w:tcPr>
+            <w:cnfStyle w:val="001000000000" w:firstRow="0" w:lastRow="0" w:firstColumn="1" w:lastColumn="0" w:oddVBand="0" w:evenVBand="0" w:oddHBand="0" w:evenHBand="0" w:firstRowFirstColumn="0" w:firstRowLastColumn="0" w:lastRowFirstColumn="0" w:lastRowLastColumn="0"/>
+            <w:tcW w:w="1528" w:type="pct"/>
+            <w:shd w:val="clear" w:color="auto" w:fill="E4E3E2" w:themeFill="background2"/>
+            <w:vAlign w:val="center"/>
+          </w:tcPr>
+          <w:p>
+            <w:pPr>
+              <w:pStyle w:val="InsetTextHere"/>
+              <w:jc w:val="left"/>
+              <w:rPr>
+                <w:rFonts w:cs="Times New Roman"/>
+                <w:szCs w:val="24"/>
+              </w:rPr>
+            </w:pPr>
+            <w:r>
+              <w:rPr>
+                <w:rFonts w:cs="Times New Roman"/>
+                <w:szCs w:val="24"/>
+              </w:rPr>
+              <w:t>Director of Information Technology</w:t>
+            </w:r>
+          </w:p>
+        </w:tc>
+        <w:tc>
+          <w:tcPr>
+            <w:tcW w:w="2005" w:type="pct"/>
+            <w:shd w:val="clear" w:color="auto" w:fill="E4E3E2" w:themeFill="background2"/>
+            <w:vAlign w:val="center"/>
+          </w:tcPr>
+          <w:p>
+            <w:pPr>
+              <w:pStyle w:val="TipText"/>
+              <w:cnfStyle w:val="000000000000" w:firstRow="0" w:lastRow="0" w:firstColumn="0" w:lastColumn="0" w:oddVBand="0" w:evenVBand="0" w:oddHBand="0" w:evenHBand="0" w:firstRowFirstColumn="0" w:firstRowLastColumn="0" w:lastRowFirstColumn="0" w:lastRowLastColumn="0"/>
+              <w:rPr>
+                <w:rFonts w:ascii="Times New Roman" w:hAnsi="Times New Roman" w:cs="Times New Roman"/>
+                <w:sz w:val="24"/>
+                <w:szCs w:val="24"/>
+              </w:rPr>
+            </w:pPr>
+            <w:r>
+              <w:rPr>
+                <w:rFonts w:ascii="Times New Roman" w:hAnsi="Times New Roman" w:cs="Times New Roman"/>
+                <w:sz w:val="24"/>
+                <w:szCs w:val="24"/>
+              </w:rPr>
+              <w:t>IT Operations</w:t>
+            </w:r>
+          </w:p>
+        </w:tc>
+        <w:tc>
+          <w:tcPr>
+            <w:tcW w:w="1466" w:type="pct"/>
+            <w:shd w:val="clear" w:color="auto" w:fill="E4E3E2" w:themeFill="background2"/>
+          </w:tcPr>
+          <w:p>
+            <w:pPr>
+              <w:pStyle w:val="TipText"/>
+              <w:cnfStyle w:val="000000000000" w:firstRow="0" w:lastRow="0" w:firstColumn="0" w:lastColumn="0" w:oddVBand="0" w:evenVBand="0" w:oddHBand="0" w:evenHBand="0" w:firstRowFirstColumn="0" w:firstRowLastColumn="0" w:lastRowFirstColumn="0" w:lastRowLastColumn="0"/>
+              <w:rPr>
+                <w:rFonts w:ascii="Times New Roman" w:hAnsi="Times New Roman" w:cs="Times New Roman"/>
+                <w:sz w:val="24"/>
+                <w:szCs w:val="24"/>
+              </w:rPr>
+            </w:pPr>
+            <w:r>
+              <w:rPr>
+                <w:rFonts w:ascii="Times New Roman" w:hAnsi="Times New Roman" w:cs="Times New Roman"/>
+                <w:sz w:val="24"/>
+                <w:szCs w:val="24"/>
+              </w:rPr>
+              <w:t>Business Sponsor</w:t>
+            </w:r>
+          </w:p>
+        </w:tc>
+      </w:tr>
+      <w:tr>
+        <w:trPr>
+          <w:trHeight w:val="543"/>
+        </w:trPr>
+        <w:tc>
+          <w:tcPr>
+            <w:cnfStyle w:val="001000000000" w:firstRow="0" w:lastRow="0" w:firstColumn="1" w:lastColumn="0" w:oddVBand="0" w:evenVBand="0" w:oddHBand="0" w:evenHBand="0" w:firstRowFirstColumn="0" w:firstRowLastColumn="0" w:lastRowFirstColumn="0" w:lastRowLastColumn="0"/>
+            <w:tcW w:w="1528" w:type="pct"/>
+            <w:shd w:val="clear" w:color="auto" w:fill="E4E3E2" w:themeFill="background2"/>
+            <w:vAlign w:val="center"/>
+          </w:tcPr>
+          <w:p>
+            <w:pPr>
+              <w:pStyle w:val="InsetTextHere"/>
+              <w:jc w:val="left"/>
+              <w:rPr>
+                <w:rFonts w:cs="Times New Roman"/>
+                <w:szCs w:val="24"/>
+              </w:rPr>
+            </w:pPr>
+            <w:r>
+              <w:rPr>
+                <w:rFonts w:cs="Times New Roman"/>
+                <w:szCs w:val="24"/>
+              </w:rPr>
+              <w:t>Director of Network Infrastructure</w:t>
+            </w:r>
+          </w:p>
+        </w:tc>
+        <w:tc>
+          <w:tcPr>
+            <w:tcW w:w="2005" w:type="pct"/>
+            <w:shd w:val="clear" w:color="auto" w:fill="E4E3E2" w:themeFill="background2"/>
+            <w:vAlign w:val="center"/>
+          </w:tcPr>
+          <w:p>
+            <w:pPr>
+              <w:pStyle w:val="TipText"/>
+              <w:cnfStyle w:val="000000000000" w:firstRow="0" w:lastRow="0" w:firstColumn="0" w:lastColumn="0" w:oddVBand="0" w:evenVBand="0" w:oddHBand="0" w:evenHBand="0" w:firstRowFirstColumn="0" w:firstRowLastColumn="0" w:lastRowFirstColumn="0" w:lastRowLastColumn="0"/>
+              <w:rPr>
+                <w:rFonts w:ascii="Times New Roman" w:hAnsi="Times New Roman" w:cs="Times New Roman"/>
+                <w:sz w:val="24"/>
+                <w:szCs w:val="24"/>
+              </w:rPr>
+            </w:pPr>
+            <w:r>
+              <w:rPr>
+                <w:rFonts w:ascii="Times New Roman" w:hAnsi="Times New Roman" w:cs="Times New Roman"/>
+                <w:sz w:val="24"/>
+                <w:szCs w:val="24"/>
+              </w:rPr>
+              <w:t>Infrastructure</w:t>
+            </w:r>
+          </w:p>
+        </w:tc>
+        <w:tc>
+          <w:tcPr>
+            <w:tcW w:w="1466" w:type="pct"/>
+            <w:shd w:val="clear" w:color="auto" w:fill="E4E3E2" w:themeFill="background2"/>
+          </w:tcPr>
+          <w:p>
+            <w:pPr>
+              <w:pStyle w:val="TipText"/>
+              <w:cnfStyle w:val="000000000000" w:firstRow="0" w:lastRow="0" w:firstColumn="0" w:lastColumn="0" w:oddVBand="0" w:evenVBand="0" w:oddHBand="0" w:evenHBand="0" w:firstRowFirstColumn="0" w:firstRowLastColumn="0" w:lastRowFirstColumn="0" w:lastRowLastColumn="0"/>
+              <w:rPr>
+                <w:rFonts w:ascii="Times New Roman" w:hAnsi="Times New Roman" w:cs="Times New Roman"/>
+                <w:sz w:val="24"/>
+                <w:szCs w:val="24"/>
+              </w:rPr>
+            </w:pPr>
+            <w:r>
+              <w:rPr>
+                <w:rFonts w:ascii="Times New Roman" w:hAnsi="Times New Roman" w:cs="Times New Roman"/>
+                <w:sz w:val="24"/>
+                <w:szCs w:val="24"/>
+              </w:rPr>
+              <w:t>Business Sponsor</w:t>
             </w:r>
           </w:p>
         </w:tc>
@@ -9797,7 +8290,7 @@
     <w:tbl>
       <w:tblPr>
         <w:tblStyle w:val="TipTable"/>
-        <w:tblW w:w="5014" w:type="pct"/>
+        <w:tblW w:w="5033" w:type="pct"/>
         <w:shd w:val="clear" w:color="auto" w:fill="E4E3E2" w:themeFill="background2"/>
         <w:tblCellMar>
           <w:top w:w="0" w:type="dxa"/>
@@ -9805,254 +8298,684 @@
         <w:tblLook w:val="04A0" w:firstRow="1" w:lastRow="0" w:firstColumn="1" w:lastColumn="0" w:noHBand="0" w:noVBand="1"/>
       </w:tblPr>
       <w:tblGrid>
-        <w:gridCol w:w="648"/>
-        <w:gridCol w:w="8738"/>
+        <w:gridCol w:w="2880"/>
+        <w:gridCol w:w="3779"/>
+        <w:gridCol w:w="2763"/>
       </w:tblGrid>
       <w:tr>
+        <w:trPr>
+          <w:trHeight w:val="489"/>
+        </w:trPr>
         <w:tc>
           <w:tcPr>
             <w:cnfStyle w:val="001000000000" w:firstRow="0" w:lastRow="0" w:firstColumn="1" w:lastColumn="0" w:oddVBand="0" w:evenVBand="0" w:oddHBand="0" w:evenHBand="0" w:firstRowFirstColumn="0" w:firstRowLastColumn="0" w:lastRowFirstColumn="0" w:lastRowLastColumn="0"/>
-            <w:tcW w:w="345" w:type="pct"/>
+            <w:tcW w:w="1528" w:type="pct"/>
+            <w:tcBorders>
+              <w:bottom w:val="single" w:sz="4" w:space="0" w:color="auto"/>
+            </w:tcBorders>
             <w:shd w:val="clear" w:color="auto" w:fill="E4E3E2" w:themeFill="background2"/>
             <w:vAlign w:val="center"/>
           </w:tcPr>
+          <w:bookmarkEnd w:id="5"/>
           <w:p>
             <w:pPr>
               <w:pStyle w:val="InsetTextHere"/>
             </w:pPr>
             <w:r>
-              <mc:AlternateContent>
-                <mc:Choice Requires="wpg">
-                  <w:drawing>
-                    <wp:inline distT="0" distB="0" distL="0" distR="0" wp14:anchorId="4A60036D" wp14:editId="60703A72">
-                      <wp:extent cx="228600" cy="228600"/>
-                      <wp:effectExtent l="0" t="0" r="0" b="0"/>
-                      <wp:docPr id="209" name="Group 209" descr="Tip icon"/>
-                      <wp:cNvGraphicFramePr/>
-                      <a:graphic xmlns:a="http://schemas.openxmlformats.org/drawingml/2006/main">
-                        <a:graphicData uri="http://schemas.microsoft.com/office/word/2010/wordprocessingGroup">
-                          <wpg:wgp>
-                            <wpg:cNvGrpSpPr/>
-                            <wpg:grpSpPr>
-                              <a:xfrm>
-                                <a:off x="0" y="0"/>
-                                <a:ext cx="228600" cy="228600"/>
-                                <a:chOff x="0" y="0"/>
-                                <a:chExt cx="228600" cy="228600"/>
-                              </a:xfrm>
-                            </wpg:grpSpPr>
-                            <wps:wsp>
-                              <wps:cNvPr id="210" name="Oval 210"/>
-                              <wps:cNvSpPr>
-                                <a:spLocks noChangeAspect="1" noChangeArrowheads="1"/>
-                              </wps:cNvSpPr>
-                              <wps:spPr bwMode="auto">
-                                <a:xfrm>
-                                  <a:off x="0" y="0"/>
-                                  <a:ext cx="228600" cy="228600"/>
-                                </a:xfrm>
-                                <a:prstGeom prst="ellipse">
-                                  <a:avLst/>
-                                </a:prstGeom>
-                                <a:solidFill>
-                                  <a:schemeClr val="accent1"/>
-                                </a:solidFill>
-                                <a:ln w="0">
-                                  <a:noFill/>
-                                  <a:prstDash val="solid"/>
-                                  <a:miter lim="800000"/>
-                                  <a:headEnd/>
-                                  <a:tailEnd/>
-                                </a:ln>
-                              </wps:spPr>
-                              <wps:bodyPr rot="0" vert="horz" wrap="square" lIns="91440" tIns="45720" rIns="91440" bIns="45720" anchor="t" anchorCtr="0" upright="1">
-                                <a:noAutofit/>
-                              </wps:bodyPr>
-                            </wps:wsp>
-                            <wps:wsp>
-                              <wps:cNvPr id="211" name="Freeform 211"/>
-                              <wps:cNvSpPr/>
-                              <wps:spPr>
-                                <a:xfrm>
-                                  <a:off x="98639" y="50800"/>
-                                  <a:ext cx="31322" cy="127000"/>
-                                </a:xfrm>
-                                <a:custGeom>
-                                  <a:avLst/>
-                                  <a:gdLst>
-                                    <a:gd name="connsiteX0" fmla="*/ 3915 w 31322"/>
-                                    <a:gd name="connsiteY0" fmla="*/ 38279 h 127000"/>
-                                    <a:gd name="connsiteX1" fmla="*/ 27406 w 31322"/>
-                                    <a:gd name="connsiteY1" fmla="*/ 38279 h 127000"/>
-                                    <a:gd name="connsiteX2" fmla="*/ 27406 w 31322"/>
-                                    <a:gd name="connsiteY2" fmla="*/ 127000 h 127000"/>
-                                    <a:gd name="connsiteX3" fmla="*/ 3915 w 31322"/>
-                                    <a:gd name="connsiteY3" fmla="*/ 127000 h 127000"/>
-                                    <a:gd name="connsiteX4" fmla="*/ 15661 w 31322"/>
-                                    <a:gd name="connsiteY4" fmla="*/ 0 h 127000"/>
-                                    <a:gd name="connsiteX5" fmla="*/ 31322 w 31322"/>
-                                    <a:gd name="connsiteY5" fmla="*/ 15661 h 127000"/>
-                                    <a:gd name="connsiteX6" fmla="*/ 15661 w 31322"/>
-                                    <a:gd name="connsiteY6" fmla="*/ 31322 h 127000"/>
-                                    <a:gd name="connsiteX7" fmla="*/ 0 w 31322"/>
-                                    <a:gd name="connsiteY7" fmla="*/ 15661 h 127000"/>
-                                    <a:gd name="connsiteX8" fmla="*/ 15661 w 31322"/>
-                                    <a:gd name="connsiteY8" fmla="*/ 0 h 127000"/>
-                                  </a:gdLst>
-                                  <a:ahLst/>
-                                  <a:cxnLst>
-                                    <a:cxn ang="0">
-                                      <a:pos x="connsiteX0" y="connsiteY0"/>
-                                    </a:cxn>
-                                    <a:cxn ang="0">
-                                      <a:pos x="connsiteX1" y="connsiteY1"/>
-                                    </a:cxn>
-                                    <a:cxn ang="0">
-                                      <a:pos x="connsiteX2" y="connsiteY2"/>
-                                    </a:cxn>
-                                    <a:cxn ang="0">
-                                      <a:pos x="connsiteX3" y="connsiteY3"/>
-                                    </a:cxn>
-                                    <a:cxn ang="0">
-                                      <a:pos x="connsiteX4" y="connsiteY4"/>
-                                    </a:cxn>
-                                    <a:cxn ang="0">
-                                      <a:pos x="connsiteX5" y="connsiteY5"/>
-                                    </a:cxn>
-                                    <a:cxn ang="0">
-                                      <a:pos x="connsiteX6" y="connsiteY6"/>
-                                    </a:cxn>
-                                    <a:cxn ang="0">
-                                      <a:pos x="connsiteX7" y="connsiteY7"/>
-                                    </a:cxn>
-                                    <a:cxn ang="0">
-                                      <a:pos x="connsiteX8" y="connsiteY8"/>
-                                    </a:cxn>
-                                  </a:cxnLst>
-                                  <a:rect l="l" t="t" r="r" b="b"/>
-                                  <a:pathLst>
-                                    <a:path w="31322" h="127000">
-                                      <a:moveTo>
-                                        <a:pt x="3915" y="38279"/>
-                                      </a:moveTo>
-                                      <a:lnTo>
-                                        <a:pt x="27406" y="38279"/>
-                                      </a:lnTo>
-                                      <a:lnTo>
-                                        <a:pt x="27406" y="127000"/>
-                                      </a:lnTo>
-                                      <a:lnTo>
-                                        <a:pt x="3915" y="127000"/>
-                                      </a:lnTo>
-                                      <a:close/>
-                                      <a:moveTo>
-                                        <a:pt x="15661" y="0"/>
-                                      </a:moveTo>
-                                      <a:cubicBezTo>
-                                        <a:pt x="24310" y="0"/>
-                                        <a:pt x="31322" y="7012"/>
-                                        <a:pt x="31322" y="15661"/>
-                                      </a:cubicBezTo>
-                                      <a:cubicBezTo>
-                                        <a:pt x="31322" y="24310"/>
-                                        <a:pt x="24310" y="31322"/>
-                                        <a:pt x="15661" y="31322"/>
-                                      </a:cubicBezTo>
-                                      <a:cubicBezTo>
-                                        <a:pt x="7012" y="31322"/>
-                                        <a:pt x="0" y="24310"/>
-                                        <a:pt x="0" y="15661"/>
-                                      </a:cubicBezTo>
-                                      <a:cubicBezTo>
-                                        <a:pt x="0" y="7012"/>
-                                        <a:pt x="7012" y="0"/>
-                                        <a:pt x="15661" y="0"/>
-                                      </a:cubicBezTo>
-                                      <a:close/>
-                                    </a:path>
-                                  </a:pathLst>
-                                </a:custGeom>
-                                <a:solidFill>
-                                  <a:schemeClr val="bg1"/>
-                                </a:solidFill>
-                                <a:ln>
-                                  <a:noFill/>
-                                </a:ln>
-                              </wps:spPr>
-                              <wps:style>
-                                <a:lnRef idx="2">
-                                  <a:schemeClr val="accent1">
-                                    <a:shade val="50000"/>
-                                  </a:schemeClr>
-                                </a:lnRef>
-                                <a:fillRef idx="1">
-                                  <a:schemeClr val="accent1"/>
-                                </a:fillRef>
-                                <a:effectRef idx="0">
-                                  <a:schemeClr val="accent1"/>
-                                </a:effectRef>
-                                <a:fontRef idx="minor">
-                                  <a:schemeClr val="lt1"/>
-                                </a:fontRef>
-                              </wps:style>
-                              <wps:bodyPr rot="0" spcFirstLastPara="0" vert="horz" wrap="square" lIns="91440" tIns="45720" rIns="91440" bIns="45720" numCol="1" spcCol="0" rtlCol="0" fromWordArt="0" anchor="ctr" anchorCtr="0" forceAA="0" compatLnSpc="1">
-                                <a:prstTxWarp prst="textNoShape">
-                                  <a:avLst/>
-                                </a:prstTxWarp>
-                                <a:noAutofit/>
-                              </wps:bodyPr>
-                            </wps:wsp>
-                          </wpg:wgp>
-                        </a:graphicData>
-                      </a:graphic>
-                    </wp:inline>
-                  </w:drawing>
-                </mc:Choice>
-                <mc:Fallback>
-                  <w:pict>
-                    <v:group w14:anchorId="0FF2D432" id="Group 209" o:spid="_x0000_s1026" alt="Tip icon" style="width:18pt;height:18pt;mso-position-horizontal-relative:char;mso-position-vertical-relative:line" coordsize="228600,228600" o:gfxdata="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">
-                      <v:oval id="Oval 210" o:spid="_x0000_s1027" style="position:absolute;width:228600;height:228600;visibility:visible;mso-wrap-style:square;v-text-anchor:top" o:gfxdata="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" fillcolor="#f24f4f [3204]" stroked="f" strokeweight="0">
-                        <v:stroke joinstyle="miter"/>
-                        <o:lock v:ext="edit" aspectratio="t"/>
-                      </v:oval>
-                      <v:shape id="Freeform 211" o:spid="_x0000_s1028" style="position:absolute;left:98639;top:50800;width:31322;height:127000;visibility:visible;mso-wrap-style:square;v-text-anchor:middle" coordsize="31322,127000" o:gfxdata="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" path="m3915,38279r23491,l27406,127000r-23491,l3915,38279xm15661,v8649,,15661,7012,15661,15661c31322,24310,24310,31322,15661,31322,7012,31322,,24310,,15661,,7012,7012,,15661,xe" fillcolor="white [3212]" stroked="f" strokeweight="1pt">
-                        <v:stroke joinstyle="miter"/>
-                        <v:path arrowok="t" o:connecttype="custom" o:connectlocs="3915,38279;27406,38279;27406,127000;3915,127000;15661,0;31322,15661;15661,31322;0,15661;15661,0" o:connectangles="0,0,0,0,0,0,0,0,0"/>
-                      </v:shape>
-                      <w10:anchorlock/>
-                    </v:group>
-                  </w:pict>
-                </mc:Fallback>
-              </mc:AlternateContent>
-            </w:r>
-          </w:p>
-        </w:tc>
-        <w:tc>
-          <w:tcPr>
-            <w:tcW w:w="4655" w:type="pct"/>
+              <w:rPr>
+                <w:b/>
+                <w:bCs/>
+              </w:rPr>
+              <w:t>Title</w:t>
+            </w:r>
+          </w:p>
+        </w:tc>
+        <w:tc>
+          <w:tcPr>
+            <w:tcW w:w="2005" w:type="pct"/>
+            <w:tcBorders>
+              <w:bottom w:val="single" w:sz="4" w:space="0" w:color="auto"/>
+            </w:tcBorders>
             <w:shd w:val="clear" w:color="auto" w:fill="E4E3E2" w:themeFill="background2"/>
             <w:vAlign w:val="center"/>
           </w:tcPr>
           <w:p>
             <w:pPr>
               <w:pStyle w:val="TipText"/>
+              <w:jc w:val="center"/>
               <w:cnfStyle w:val="000000000000" w:firstRow="0" w:lastRow="0" w:firstColumn="0" w:lastColumn="0" w:oddVBand="0" w:evenVBand="0" w:oddHBand="0" w:evenHBand="0" w:firstRowFirstColumn="0" w:firstRowLastColumn="0" w:lastRowFirstColumn="0" w:lastRowLastColumn="0"/>
               <w:rPr>
-                <w:szCs w:val="24"/>
-              </w:rPr>
-            </w:pPr>
-            <w:r>
-              <w:rPr>
-                <w:rFonts w:ascii="Times New Roman" w:hAnsi="Times New Roman" w:cs="Times New Roman"/>
-                <w:sz w:val="24"/>
-                <w:szCs w:val="24"/>
-              </w:rPr>
-              <w:t>List business owners of this requirement with their name, title, organizational group and project role.</w:t>
+                <w:rFonts w:ascii="Times New Roman" w:hAnsi="Times New Roman" w:cs="Times New Roman"/>
+                <w:sz w:val="24"/>
+                <w:szCs w:val="24"/>
+              </w:rPr>
+            </w:pPr>
+            <w:r>
+              <w:rPr>
+                <w:rFonts w:ascii="Times New Roman" w:hAnsi="Times New Roman" w:cs="Times New Roman"/>
+                <w:b/>
+                <w:bCs/>
+                <w:sz w:val="24"/>
+                <w:szCs w:val="24"/>
+              </w:rPr>
+              <w:t>Organization Group</w:t>
+            </w:r>
+          </w:p>
+        </w:tc>
+        <w:tc>
+          <w:tcPr>
+            <w:tcW w:w="1466" w:type="pct"/>
+            <w:tcBorders>
+              <w:bottom w:val="single" w:sz="4" w:space="0" w:color="auto"/>
+            </w:tcBorders>
+            <w:shd w:val="clear" w:color="auto" w:fill="E4E3E2" w:themeFill="background2"/>
+          </w:tcPr>
+          <w:p>
+            <w:pPr>
+              <w:pStyle w:val="TipText"/>
+              <w:tabs>
+                <w:tab w:val="left" w:pos="1423"/>
+                <w:tab w:val="center" w:pos="3069"/>
+              </w:tabs>
+              <w:jc w:val="center"/>
+              <w:cnfStyle w:val="000000000000" w:firstRow="0" w:lastRow="0" w:firstColumn="0" w:lastColumn="0" w:oddVBand="0" w:evenVBand="0" w:oddHBand="0" w:evenHBand="0" w:firstRowFirstColumn="0" w:firstRowLastColumn="0" w:lastRowFirstColumn="0" w:lastRowLastColumn="0"/>
+              <w:rPr>
+                <w:rFonts w:ascii="Times New Roman" w:hAnsi="Times New Roman" w:cs="Times New Roman"/>
+                <w:b/>
+                <w:bCs/>
+                <w:sz w:val="24"/>
+                <w:szCs w:val="24"/>
+              </w:rPr>
+            </w:pPr>
+            <w:r>
+              <w:rPr>
+                <w:rFonts w:ascii="Times New Roman" w:hAnsi="Times New Roman" w:cs="Times New Roman"/>
+                <w:b/>
+                <w:bCs/>
+                <w:sz w:val="24"/>
+                <w:szCs w:val="24"/>
+              </w:rPr>
+              <w:t>Project Role</w:t>
             </w:r>
           </w:p>
         </w:tc>
       </w:tr>
-      <w:bookmarkEnd w:id="5"/>
+      <w:tr>
+        <w:trPr>
+          <w:trHeight w:val="624"/>
+        </w:trPr>
+        <w:tc>
+          <w:tcPr>
+            <w:cnfStyle w:val="001000000000" w:firstRow="0" w:lastRow="0" w:firstColumn="1" w:lastColumn="0" w:oddVBand="0" w:evenVBand="0" w:oddHBand="0" w:evenHBand="0" w:firstRowFirstColumn="0" w:firstRowLastColumn="0" w:lastRowFirstColumn="0" w:lastRowLastColumn="0"/>
+            <w:tcW w:w="1528" w:type="pct"/>
+            <w:tcBorders>
+              <w:top w:val="single" w:sz="4" w:space="0" w:color="auto"/>
+            </w:tcBorders>
+            <w:shd w:val="clear" w:color="auto" w:fill="E4E3E2" w:themeFill="background2"/>
+            <w:vAlign w:val="center"/>
+          </w:tcPr>
+          <w:p>
+            <w:pPr>
+              <w:pStyle w:val="InsetTextHere"/>
+              <w:jc w:val="left"/>
+              <w:rPr>
+                <w:rFonts w:cs="Times New Roman"/>
+                <w:szCs w:val="24"/>
+              </w:rPr>
+            </w:pPr>
+            <w:r>
+              <w:rPr>
+                <w:rFonts w:cs="Times New Roman"/>
+                <w:szCs w:val="24"/>
+              </w:rPr>
+              <w:t>IT Operations Manager</w:t>
+            </w:r>
+          </w:p>
+        </w:tc>
+        <w:tc>
+          <w:tcPr>
+            <w:tcW w:w="2005" w:type="pct"/>
+            <w:tcBorders>
+              <w:top w:val="single" w:sz="4" w:space="0" w:color="auto"/>
+            </w:tcBorders>
+            <w:shd w:val="clear" w:color="auto" w:fill="E4E3E2" w:themeFill="background2"/>
+            <w:vAlign w:val="center"/>
+          </w:tcPr>
+          <w:p>
+            <w:pPr>
+              <w:pStyle w:val="TipText"/>
+              <w:cnfStyle w:val="000000000000" w:firstRow="0" w:lastRow="0" w:firstColumn="0" w:lastColumn="0" w:oddVBand="0" w:evenVBand="0" w:oddHBand="0" w:evenHBand="0" w:firstRowFirstColumn="0" w:firstRowLastColumn="0" w:lastRowFirstColumn="0" w:lastRowLastColumn="0"/>
+              <w:rPr>
+                <w:rFonts w:ascii="Times New Roman" w:hAnsi="Times New Roman" w:cs="Times New Roman"/>
+                <w:sz w:val="24"/>
+                <w:szCs w:val="24"/>
+              </w:rPr>
+            </w:pPr>
+            <w:r>
+              <w:rPr>
+                <w:rFonts w:ascii="Times New Roman" w:hAnsi="Times New Roman" w:cs="Times New Roman"/>
+                <w:sz w:val="24"/>
+                <w:szCs w:val="24"/>
+              </w:rPr>
+              <w:t>IT Operations</w:t>
+            </w:r>
+          </w:p>
+        </w:tc>
+        <w:tc>
+          <w:tcPr>
+            <w:tcW w:w="1466" w:type="pct"/>
+            <w:tcBorders>
+              <w:top w:val="single" w:sz="4" w:space="0" w:color="auto"/>
+            </w:tcBorders>
+            <w:shd w:val="clear" w:color="auto" w:fill="E4E3E2" w:themeFill="background2"/>
+          </w:tcPr>
+          <w:p>
+            <w:pPr>
+              <w:pStyle w:val="TipText"/>
+              <w:cnfStyle w:val="000000000000" w:firstRow="0" w:lastRow="0" w:firstColumn="0" w:lastColumn="0" w:oddVBand="0" w:evenVBand="0" w:oddHBand="0" w:evenHBand="0" w:firstRowFirstColumn="0" w:firstRowLastColumn="0" w:lastRowFirstColumn="0" w:lastRowLastColumn="0"/>
+              <w:rPr>
+                <w:rFonts w:ascii="Times New Roman" w:hAnsi="Times New Roman" w:cs="Times New Roman"/>
+                <w:sz w:val="24"/>
+                <w:szCs w:val="24"/>
+              </w:rPr>
+            </w:pPr>
+            <w:r>
+              <w:rPr>
+                <w:rFonts w:ascii="Times New Roman" w:hAnsi="Times New Roman" w:cs="Times New Roman"/>
+                <w:sz w:val="24"/>
+                <w:szCs w:val="24"/>
+              </w:rPr>
+              <w:t>Primary User</w:t>
+            </w:r>
+          </w:p>
+        </w:tc>
+      </w:tr>
+      <w:tr>
+        <w:trPr>
+          <w:trHeight w:val="926"/>
+        </w:trPr>
+        <w:tc>
+          <w:tcPr>
+            <w:cnfStyle w:val="001000000000" w:firstRow="0" w:lastRow="0" w:firstColumn="1" w:lastColumn="0" w:oddVBand="0" w:evenVBand="0" w:oddHBand="0" w:evenHBand="0" w:firstRowFirstColumn="0" w:firstRowLastColumn="0" w:lastRowFirstColumn="0" w:lastRowLastColumn="0"/>
+            <w:tcW w:w="1528" w:type="pct"/>
+            <w:shd w:val="clear" w:color="auto" w:fill="E4E3E2" w:themeFill="background2"/>
+            <w:vAlign w:val="center"/>
+          </w:tcPr>
+          <w:p>
+            <w:pPr>
+              <w:pStyle w:val="InsetTextHere"/>
+              <w:jc w:val="left"/>
+              <w:rPr>
+                <w:rFonts w:cs="Times New Roman"/>
+                <w:szCs w:val="24"/>
+              </w:rPr>
+            </w:pPr>
+            <w:r>
+              <w:rPr>
+                <w:rFonts w:cs="Times New Roman"/>
+                <w:szCs w:val="24"/>
+              </w:rPr>
+              <w:t>Network Infrastructure Manager</w:t>
+            </w:r>
+          </w:p>
+        </w:tc>
+        <w:tc>
+          <w:tcPr>
+            <w:tcW w:w="2005" w:type="pct"/>
+            <w:shd w:val="clear" w:color="auto" w:fill="E4E3E2" w:themeFill="background2"/>
+            <w:vAlign w:val="center"/>
+          </w:tcPr>
+          <w:p>
+            <w:pPr>
+              <w:pStyle w:val="TipText"/>
+              <w:cnfStyle w:val="000000000000" w:firstRow="0" w:lastRow="0" w:firstColumn="0" w:lastColumn="0" w:oddVBand="0" w:evenVBand="0" w:oddHBand="0" w:evenHBand="0" w:firstRowFirstColumn="0" w:firstRowLastColumn="0" w:lastRowFirstColumn="0" w:lastRowLastColumn="0"/>
+              <w:rPr>
+                <w:rFonts w:ascii="Times New Roman" w:hAnsi="Times New Roman" w:cs="Times New Roman"/>
+                <w:sz w:val="24"/>
+                <w:szCs w:val="24"/>
+              </w:rPr>
+            </w:pPr>
+            <w:r>
+              <w:rPr>
+                <w:rFonts w:ascii="Times New Roman" w:hAnsi="Times New Roman" w:cs="Times New Roman"/>
+                <w:sz w:val="24"/>
+                <w:szCs w:val="24"/>
+              </w:rPr>
+              <w:t>Infrastructure</w:t>
+            </w:r>
+          </w:p>
+        </w:tc>
+        <w:tc>
+          <w:tcPr>
+            <w:tcW w:w="1466" w:type="pct"/>
+            <w:shd w:val="clear" w:color="auto" w:fill="E4E3E2" w:themeFill="background2"/>
+          </w:tcPr>
+          <w:p>
+            <w:pPr>
+              <w:pStyle w:val="TipText"/>
+              <w:cnfStyle w:val="000000000000" w:firstRow="0" w:lastRow="0" w:firstColumn="0" w:lastColumn="0" w:oddVBand="0" w:evenVBand="0" w:oddHBand="0" w:evenHBand="0" w:firstRowFirstColumn="0" w:firstRowLastColumn="0" w:lastRowFirstColumn="0" w:lastRowLastColumn="0"/>
+              <w:rPr>
+                <w:rFonts w:ascii="Times New Roman" w:hAnsi="Times New Roman" w:cs="Times New Roman"/>
+                <w:sz w:val="24"/>
+                <w:szCs w:val="24"/>
+              </w:rPr>
+            </w:pPr>
+            <w:r>
+              <w:rPr>
+                <w:rFonts w:ascii="Times New Roman" w:hAnsi="Times New Roman" w:cs="Times New Roman"/>
+                <w:sz w:val="24"/>
+                <w:szCs w:val="24"/>
+              </w:rPr>
+              <w:t>Primary User</w:t>
+            </w:r>
+          </w:p>
+        </w:tc>
+      </w:tr>
+      <w:tr>
+        <w:trPr>
+          <w:trHeight w:val="543"/>
+        </w:trPr>
+        <w:tc>
+          <w:tcPr>
+            <w:cnfStyle w:val="001000000000" w:firstRow="0" w:lastRow="0" w:firstColumn="1" w:lastColumn="0" w:oddVBand="0" w:evenVBand="0" w:oddHBand="0" w:evenHBand="0" w:firstRowFirstColumn="0" w:firstRowLastColumn="0" w:lastRowFirstColumn="0" w:lastRowLastColumn="0"/>
+            <w:tcW w:w="1528" w:type="pct"/>
+            <w:shd w:val="clear" w:color="auto" w:fill="E4E3E2" w:themeFill="background2"/>
+            <w:vAlign w:val="center"/>
+          </w:tcPr>
+          <w:p>
+            <w:pPr>
+              <w:pStyle w:val="InsetTextHere"/>
+              <w:jc w:val="left"/>
+              <w:rPr>
+                <w:rFonts w:cs="Times New Roman"/>
+                <w:szCs w:val="24"/>
+              </w:rPr>
+            </w:pPr>
+            <w:r>
+              <w:rPr>
+                <w:rFonts w:cs="Times New Roman"/>
+                <w:szCs w:val="24"/>
+              </w:rPr>
+              <w:t>Systems Administrator</w:t>
+            </w:r>
+          </w:p>
+        </w:tc>
+        <w:tc>
+          <w:tcPr>
+            <w:tcW w:w="2005" w:type="pct"/>
+            <w:shd w:val="clear" w:color="auto" w:fill="E4E3E2" w:themeFill="background2"/>
+            <w:vAlign w:val="center"/>
+          </w:tcPr>
+          <w:p>
+            <w:pPr>
+              <w:pStyle w:val="TipText"/>
+              <w:cnfStyle w:val="000000000000" w:firstRow="0" w:lastRow="0" w:firstColumn="0" w:lastColumn="0" w:oddVBand="0" w:evenVBand="0" w:oddHBand="0" w:evenHBand="0" w:firstRowFirstColumn="0" w:firstRowLastColumn="0" w:lastRowFirstColumn="0" w:lastRowLastColumn="0"/>
+              <w:rPr>
+                <w:rFonts w:ascii="Times New Roman" w:hAnsi="Times New Roman" w:cs="Times New Roman"/>
+                <w:sz w:val="24"/>
+                <w:szCs w:val="24"/>
+              </w:rPr>
+            </w:pPr>
+            <w:r>
+              <w:rPr>
+                <w:rFonts w:ascii="Times New Roman" w:hAnsi="Times New Roman" w:cs="Times New Roman"/>
+                <w:sz w:val="24"/>
+                <w:szCs w:val="24"/>
+              </w:rPr>
+              <w:t>IT Operations</w:t>
+            </w:r>
+          </w:p>
+        </w:tc>
+        <w:tc>
+          <w:tcPr>
+            <w:tcW w:w="1466" w:type="pct"/>
+            <w:shd w:val="clear" w:color="auto" w:fill="E4E3E2" w:themeFill="background2"/>
+          </w:tcPr>
+          <w:p>
+            <w:pPr>
+              <w:pStyle w:val="TipText"/>
+              <w:cnfStyle w:val="000000000000" w:firstRow="0" w:lastRow="0" w:firstColumn="0" w:lastColumn="0" w:oddVBand="0" w:evenVBand="0" w:oddHBand="0" w:evenHBand="0" w:firstRowFirstColumn="0" w:firstRowLastColumn="0" w:lastRowFirstColumn="0" w:lastRowLastColumn="0"/>
+              <w:rPr>
+                <w:rFonts w:ascii="Times New Roman" w:hAnsi="Times New Roman" w:cs="Times New Roman"/>
+                <w:sz w:val="24"/>
+                <w:szCs w:val="24"/>
+              </w:rPr>
+            </w:pPr>
+            <w:r>
+              <w:rPr>
+                <w:rFonts w:ascii="Times New Roman" w:hAnsi="Times New Roman" w:cs="Times New Roman"/>
+                <w:sz w:val="24"/>
+                <w:szCs w:val="24"/>
+              </w:rPr>
+              <w:t>Subject Matter Expert</w:t>
+            </w:r>
+          </w:p>
+        </w:tc>
+      </w:tr>
+      <w:tr>
+        <w:trPr>
+          <w:trHeight w:val="543"/>
+        </w:trPr>
+        <w:tc>
+          <w:tcPr>
+            <w:cnfStyle w:val="001000000000" w:firstRow="0" w:lastRow="0" w:firstColumn="1" w:lastColumn="0" w:oddVBand="0" w:evenVBand="0" w:oddHBand="0" w:evenHBand="0" w:firstRowFirstColumn="0" w:firstRowLastColumn="0" w:lastRowFirstColumn="0" w:lastRowLastColumn="0"/>
+            <w:tcW w:w="1528" w:type="pct"/>
+            <w:shd w:val="clear" w:color="auto" w:fill="E4E3E2" w:themeFill="background2"/>
+            <w:vAlign w:val="center"/>
+          </w:tcPr>
+          <w:p>
+            <w:pPr>
+              <w:pStyle w:val="InsetTextHere"/>
+              <w:jc w:val="left"/>
+              <w:rPr>
+                <w:rFonts w:cs="Times New Roman"/>
+                <w:szCs w:val="24"/>
+              </w:rPr>
+            </w:pPr>
+            <w:r>
+              <w:rPr>
+                <w:rFonts w:cs="Times New Roman"/>
+                <w:szCs w:val="24"/>
+              </w:rPr>
+              <w:t>Network Engineer</w:t>
+            </w:r>
+          </w:p>
+        </w:tc>
+        <w:tc>
+          <w:tcPr>
+            <w:tcW w:w="2005" w:type="pct"/>
+            <w:shd w:val="clear" w:color="auto" w:fill="E4E3E2" w:themeFill="background2"/>
+            <w:vAlign w:val="center"/>
+          </w:tcPr>
+          <w:p>
+            <w:pPr>
+              <w:pStyle w:val="TipText"/>
+              <w:cnfStyle w:val="000000000000" w:firstRow="0" w:lastRow="0" w:firstColumn="0" w:lastColumn="0" w:oddVBand="0" w:evenVBand="0" w:oddHBand="0" w:evenHBand="0" w:firstRowFirstColumn="0" w:firstRowLastColumn="0" w:lastRowFirstColumn="0" w:lastRowLastColumn="0"/>
+              <w:rPr>
+                <w:rFonts w:ascii="Times New Roman" w:hAnsi="Times New Roman" w:cs="Times New Roman"/>
+                <w:sz w:val="24"/>
+                <w:szCs w:val="24"/>
+              </w:rPr>
+            </w:pPr>
+            <w:r>
+              <w:rPr>
+                <w:rFonts w:ascii="Times New Roman" w:hAnsi="Times New Roman" w:cs="Times New Roman"/>
+                <w:sz w:val="24"/>
+                <w:szCs w:val="24"/>
+              </w:rPr>
+              <w:t>Infrastructure</w:t>
+            </w:r>
+          </w:p>
+        </w:tc>
+        <w:tc>
+          <w:tcPr>
+            <w:tcW w:w="1466" w:type="pct"/>
+            <w:shd w:val="clear" w:color="auto" w:fill="E4E3E2" w:themeFill="background2"/>
+          </w:tcPr>
+          <w:p>
+            <w:pPr>
+              <w:pStyle w:val="TipText"/>
+              <w:cnfStyle w:val="000000000000" w:firstRow="0" w:lastRow="0" w:firstColumn="0" w:lastColumn="0" w:oddVBand="0" w:evenVBand="0" w:oddHBand="0" w:evenHBand="0" w:firstRowFirstColumn="0" w:firstRowLastColumn="0" w:lastRowFirstColumn="0" w:lastRowLastColumn="0"/>
+              <w:rPr>
+                <w:rFonts w:ascii="Times New Roman" w:hAnsi="Times New Roman" w:cs="Times New Roman"/>
+                <w:sz w:val="24"/>
+                <w:szCs w:val="24"/>
+              </w:rPr>
+            </w:pPr>
+            <w:r>
+              <w:rPr>
+                <w:rFonts w:ascii="Times New Roman" w:hAnsi="Times New Roman" w:cs="Times New Roman"/>
+                <w:sz w:val="24"/>
+                <w:szCs w:val="24"/>
+              </w:rPr>
+              <w:t>Subject Matter Expert</w:t>
+            </w:r>
+          </w:p>
+        </w:tc>
+      </w:tr>
+      <w:tr>
+        <w:trPr>
+          <w:trHeight w:val="543"/>
+        </w:trPr>
+        <w:tc>
+          <w:tcPr>
+            <w:cnfStyle w:val="001000000000" w:firstRow="0" w:lastRow="0" w:firstColumn="1" w:lastColumn="0" w:oddVBand="0" w:evenVBand="0" w:oddHBand="0" w:evenHBand="0" w:firstRowFirstColumn="0" w:firstRowLastColumn="0" w:lastRowFirstColumn="0" w:lastRowLastColumn="0"/>
+            <w:tcW w:w="1528" w:type="pct"/>
+            <w:shd w:val="clear" w:color="auto" w:fill="E4E3E2" w:themeFill="background2"/>
+            <w:vAlign w:val="center"/>
+          </w:tcPr>
+          <w:p>
+            <w:pPr>
+              <w:pStyle w:val="InsetTextHere"/>
+              <w:jc w:val="left"/>
+              <w:rPr>
+                <w:rFonts w:cs="Times New Roman"/>
+                <w:szCs w:val="24"/>
+              </w:rPr>
+            </w:pPr>
+            <w:r>
+              <w:rPr>
+                <w:rFonts w:cs="Times New Roman"/>
+                <w:szCs w:val="24"/>
+              </w:rPr>
+              <w:t>Business Intelligence Analyst</w:t>
+            </w:r>
+          </w:p>
+        </w:tc>
+        <w:tc>
+          <w:tcPr>
+            <w:tcW w:w="2005" w:type="pct"/>
+            <w:shd w:val="clear" w:color="auto" w:fill="E4E3E2" w:themeFill="background2"/>
+            <w:vAlign w:val="center"/>
+          </w:tcPr>
+          <w:p>
+            <w:pPr>
+              <w:pStyle w:val="TipText"/>
+              <w:cnfStyle w:val="000000000000" w:firstRow="0" w:lastRow="0" w:firstColumn="0" w:lastColumn="0" w:oddVBand="0" w:evenVBand="0" w:oddHBand="0" w:evenHBand="0" w:firstRowFirstColumn="0" w:firstRowLastColumn="0" w:lastRowFirstColumn="0" w:lastRowLastColumn="0"/>
+              <w:rPr>
+                <w:rFonts w:ascii="Times New Roman" w:hAnsi="Times New Roman" w:cs="Times New Roman"/>
+                <w:sz w:val="24"/>
+                <w:szCs w:val="24"/>
+              </w:rPr>
+            </w:pPr>
+            <w:r>
+              <w:rPr>
+                <w:rFonts w:ascii="Times New Roman" w:hAnsi="Times New Roman" w:cs="Times New Roman"/>
+                <w:sz w:val="24"/>
+                <w:szCs w:val="24"/>
+              </w:rPr>
+              <w:t>Business Intelligence</w:t>
+            </w:r>
+          </w:p>
+        </w:tc>
+        <w:tc>
+          <w:tcPr>
+            <w:tcW w:w="1466" w:type="pct"/>
+            <w:shd w:val="clear" w:color="auto" w:fill="E4E3E2" w:themeFill="background2"/>
+          </w:tcPr>
+          <w:p>
+            <w:pPr>
+              <w:pStyle w:val="TipText"/>
+              <w:cnfStyle w:val="000000000000" w:firstRow="0" w:lastRow="0" w:firstColumn="0" w:lastColumn="0" w:oddVBand="0" w:evenVBand="0" w:oddHBand="0" w:evenHBand="0" w:firstRowFirstColumn="0" w:firstRowLastColumn="0" w:lastRowFirstColumn="0" w:lastRowLastColumn="0"/>
+              <w:rPr>
+                <w:rFonts w:ascii="Times New Roman" w:hAnsi="Times New Roman" w:cs="Times New Roman"/>
+                <w:sz w:val="24"/>
+                <w:szCs w:val="24"/>
+              </w:rPr>
+            </w:pPr>
+            <w:r>
+              <w:rPr>
+                <w:rFonts w:ascii="Times New Roman" w:hAnsi="Times New Roman" w:cs="Times New Roman"/>
+                <w:sz w:val="24"/>
+                <w:szCs w:val="24"/>
+              </w:rPr>
+              <w:t>Report Customer</w:t>
+            </w:r>
+          </w:p>
+        </w:tc>
+      </w:tr>
+      <w:tr>
+        <w:trPr>
+          <w:trHeight w:val="543"/>
+        </w:trPr>
+        <w:tc>
+          <w:tcPr>
+            <w:cnfStyle w:val="001000000000" w:firstRow="0" w:lastRow="0" w:firstColumn="1" w:lastColumn="0" w:oddVBand="0" w:evenVBand="0" w:oddHBand="0" w:evenHBand="0" w:firstRowFirstColumn="0" w:firstRowLastColumn="0" w:lastRowFirstColumn="0" w:lastRowLastColumn="0"/>
+            <w:tcW w:w="1528" w:type="pct"/>
+            <w:shd w:val="clear" w:color="auto" w:fill="E4E3E2" w:themeFill="background2"/>
+            <w:vAlign w:val="center"/>
+          </w:tcPr>
+          <w:p>
+            <w:pPr>
+              <w:pStyle w:val="InsetTextHere"/>
+              <w:jc w:val="left"/>
+              <w:rPr>
+                <w:rFonts w:cs="Times New Roman"/>
+                <w:szCs w:val="24"/>
+              </w:rPr>
+            </w:pPr>
+            <w:r>
+              <w:rPr>
+                <w:rFonts w:cs="Times New Roman"/>
+                <w:szCs w:val="24"/>
+              </w:rPr>
+              <w:t>Store Operations Manager</w:t>
+            </w:r>
+          </w:p>
+        </w:tc>
+        <w:tc>
+          <w:tcPr>
+            <w:tcW w:w="2005" w:type="pct"/>
+            <w:shd w:val="clear" w:color="auto" w:fill="E4E3E2" w:themeFill="background2"/>
+            <w:vAlign w:val="center"/>
+          </w:tcPr>
+          <w:p>
+            <w:pPr>
+              <w:pStyle w:val="TipText"/>
+              <w:cnfStyle w:val="000000000000" w:firstRow="0" w:lastRow="0" w:firstColumn="0" w:lastColumn="0" w:oddVBand="0" w:evenVBand="0" w:oddHBand="0" w:evenHBand="0" w:firstRowFirstColumn="0" w:firstRowLastColumn="0" w:lastRowFirstColumn="0" w:lastRowLastColumn="0"/>
+              <w:rPr>
+                <w:rFonts w:ascii="Times New Roman" w:hAnsi="Times New Roman" w:cs="Times New Roman"/>
+                <w:sz w:val="24"/>
+                <w:szCs w:val="24"/>
+              </w:rPr>
+            </w:pPr>
+            <w:r>
+              <w:rPr>
+                <w:rFonts w:ascii="Times New Roman" w:hAnsi="Times New Roman" w:cs="Times New Roman"/>
+                <w:sz w:val="24"/>
+                <w:szCs w:val="24"/>
+              </w:rPr>
+              <w:t>Store Operations</w:t>
+            </w:r>
+          </w:p>
+        </w:tc>
+        <w:tc>
+          <w:tcPr>
+            <w:tcW w:w="1466" w:type="pct"/>
+            <w:shd w:val="clear" w:color="auto" w:fill="E4E3E2" w:themeFill="background2"/>
+          </w:tcPr>
+          <w:p>
+            <w:pPr>
+              <w:pStyle w:val="TipText"/>
+              <w:cnfStyle w:val="000000000000" w:firstRow="0" w:lastRow="0" w:firstColumn="0" w:lastColumn="0" w:oddVBand="0" w:evenVBand="0" w:oddHBand="0" w:evenHBand="0" w:firstRowFirstColumn="0" w:firstRowLastColumn="0" w:lastRowFirstColumn="0" w:lastRowLastColumn="0"/>
+              <w:rPr>
+                <w:rFonts w:ascii="Times New Roman" w:hAnsi="Times New Roman" w:cs="Times New Roman"/>
+                <w:sz w:val="24"/>
+                <w:szCs w:val="24"/>
+              </w:rPr>
+            </w:pPr>
+            <w:r>
+              <w:rPr>
+                <w:rFonts w:ascii="Times New Roman" w:hAnsi="Times New Roman" w:cs="Times New Roman"/>
+                <w:sz w:val="24"/>
+                <w:szCs w:val="24"/>
+              </w:rPr>
+              <w:t>Business Stakeholder</w:t>
+            </w:r>
+          </w:p>
+        </w:tc>
+      </w:tr>
+      <w:tr>
+        <w:trPr>
+          <w:trHeight w:val="543"/>
+        </w:trPr>
+        <w:tc>
+          <w:tcPr>
+            <w:cnfStyle w:val="001000000000" w:firstRow="0" w:lastRow="0" w:firstColumn="1" w:lastColumn="0" w:oddVBand="0" w:evenVBand="0" w:oddHBand="0" w:evenHBand="0" w:firstRowFirstColumn="0" w:firstRowLastColumn="0" w:lastRowFirstColumn="0" w:lastRowLastColumn="0"/>
+            <w:tcW w:w="1528" w:type="pct"/>
+            <w:shd w:val="clear" w:color="auto" w:fill="E4E3E2" w:themeFill="background2"/>
+            <w:vAlign w:val="center"/>
+          </w:tcPr>
+          <w:p>
+            <w:pPr>
+              <w:pStyle w:val="InsetTextHere"/>
+              <w:jc w:val="left"/>
+              <w:rPr>
+                <w:rFonts w:cs="Times New Roman"/>
+                <w:szCs w:val="24"/>
+              </w:rPr>
+            </w:pPr>
+            <w:r>
+              <w:rPr>
+                <w:rFonts w:cs="Times New Roman"/>
+                <w:szCs w:val="24"/>
+              </w:rPr>
+              <w:t>Service Desk Manager</w:t>
+            </w:r>
+          </w:p>
+        </w:tc>
+        <w:tc>
+          <w:tcPr>
+            <w:tcW w:w="2005" w:type="pct"/>
+            <w:shd w:val="clear" w:color="auto" w:fill="E4E3E2" w:themeFill="background2"/>
+            <w:vAlign w:val="center"/>
+          </w:tcPr>
+          <w:p>
+            <w:pPr>
+              <w:pStyle w:val="TipText"/>
+              <w:cnfStyle w:val="000000000000" w:firstRow="0" w:lastRow="0" w:firstColumn="0" w:lastColumn="0" w:oddVBand="0" w:evenVBand="0" w:oddHBand="0" w:evenHBand="0" w:firstRowFirstColumn="0" w:firstRowLastColumn="0" w:lastRowFirstColumn="0" w:lastRowLastColumn="0"/>
+              <w:rPr>
+                <w:rFonts w:ascii="Times New Roman" w:hAnsi="Times New Roman" w:cs="Times New Roman"/>
+                <w:sz w:val="24"/>
+                <w:szCs w:val="24"/>
+              </w:rPr>
+            </w:pPr>
+            <w:r>
+              <w:rPr>
+                <w:rFonts w:ascii="Times New Roman" w:hAnsi="Times New Roman" w:cs="Times New Roman"/>
+                <w:sz w:val="24"/>
+                <w:szCs w:val="24"/>
+              </w:rPr>
+              <w:t>IT Support</w:t>
+            </w:r>
+          </w:p>
+        </w:tc>
+        <w:tc>
+          <w:tcPr>
+            <w:tcW w:w="1466" w:type="pct"/>
+            <w:shd w:val="clear" w:color="auto" w:fill="E4E3E2" w:themeFill="background2"/>
+          </w:tcPr>
+          <w:p>
+            <w:pPr>
+              <w:pStyle w:val="TipText"/>
+              <w:cnfStyle w:val="000000000000" w:firstRow="0" w:lastRow="0" w:firstColumn="0" w:lastColumn="0" w:oddVBand="0" w:evenVBand="0" w:oddHBand="0" w:evenHBand="0" w:firstRowFirstColumn="0" w:firstRowLastColumn="0" w:lastRowFirstColumn="0" w:lastRowLastColumn="0"/>
+              <w:rPr>
+                <w:rFonts w:ascii="Times New Roman" w:hAnsi="Times New Roman" w:cs="Times New Roman"/>
+                <w:sz w:val="24"/>
+                <w:szCs w:val="24"/>
+              </w:rPr>
+            </w:pPr>
+            <w:r>
+              <w:rPr>
+                <w:rFonts w:ascii="Times New Roman" w:hAnsi="Times New Roman" w:cs="Times New Roman"/>
+                <w:sz w:val="24"/>
+                <w:szCs w:val="24"/>
+              </w:rPr>
+              <w:t>Information Consumer</w:t>
+            </w:r>
+          </w:p>
+        </w:tc>
+      </w:tr>
     </w:tbl>
     <w:p/>
     <w:p>
@@ -11481,7 +10404,7 @@
 </file>
 
 <file path=word/endnotes.xml><?xml version="1.0" encoding="utf-8"?>
-<w:endnotes xmlns:wpc="http://schemas.microsoft.com/office/word/2010/wordprocessingCanvas" xmlns:cx="http://schemas.microsoft.com/office/drawing/2014/chartex" xmlns:cx1="http://schemas.microsoft.com/office/drawing/2015/9/8/chartex" xmlns:cx2="http://schemas.microsoft.com/office/drawing/2015/10/21/chartex" xmlns:cx3="http://schemas.microsoft.com/office/drawing/2016/5/9/chartex" xmlns:cx4="http://schemas.microsoft.com/office/drawing/2016/5/10/chartex" xmlns:cx5="http://schemas.microsoft.com/office/drawing/2016/5/11/chartex" xmlns:cx6="http://schemas.microsoft.com/office/drawing/2016/5/12/chartex" xmlns:cx7="http://schemas.microsoft.com/office/drawing/2016/5/13/chartex" xmlns:cx8="http://schemas.microsoft.com/office/drawing/2016/5/14/chartex" xmlns:mc="http://schemas.openxmlformats.org/markup-compatibility/2006" xmlns:aink="http://schemas.microsoft.com/office/drawing/2016/ink" xmlns:am3d="http://schemas.microsoft.com/office/drawing/2017/model3d" xmlns:o="urn:schemas-microsoft-com:office:office" xmlns:oel="http://schemas.microsoft.com/office/2019/extlst" xmlns:r="http://schemas.openxmlformats.org/officeDocument/2006/relationships" xmlns:m="http://schemas.openxmlformats.org/officeDocument/2006/math" xmlns:v="urn:schemas-microsoft-com:vml" xmlns:wp14="http://schemas.microsoft.com/office/word/2010/wordprocessingDrawing" xmlns:wp="http://schemas.openxmlformats.org/drawingml/2006/wordprocessingDrawing" xmlns:w10="urn:schemas-microsoft-com:office:word" xmlns:w="http://schemas.openxmlformats.org/wordprocessingml/2006/main" xmlns:w14="http://schemas.microsoft.com/office/word/2010/wordml" xmlns:w15="http://schemas.microsoft.com/office/word/2012/wordml" xmlns:w16cex="http://schemas.microsoft.com/office/word/2018/wordml/cex" xmlns:w16cid="http://schemas.microsoft.com/office/word/2016/wordml/cid" xmlns:w16="http://schemas.microsoft.com/office/word/2018/wordml" xmlns:w16du="http://schemas.microsoft.com/office/word/2023/wordml/word16du" xmlns:w16sdtdh="http://schemas.microsoft.com/office/word/2020/wordml/sdtdatahash" xmlns:w16sdtfl="http://schemas.microsoft.com/office/word/2024/wordml/sdtformatlock" xmlns:w16se="http://schemas.microsoft.com/office/word/2015/wordml/symex" xmlns:wpg="http://schemas.microsoft.com/office/word/2010/wordprocessingGroup" xmlns:wpi="http://schemas.microsoft.com/office/word/2010/wordprocessingInk" xmlns:wne="http://schemas.microsoft.com/office/word/2006/wordml" xmlns:wps="http://schemas.microsoft.com/office/word/2010/wordprocessingShape" mc:Ignorable="w14 w15 w16se w16cid w16 w16cex w16sdtdh w16sdtfl w16du wp14">
+<w:endnotes xmlns:wpc="http://schemas.microsoft.com/office/word/2010/wordprocessingCanvas" xmlns:cx="http://schemas.microsoft.com/office/drawing/2014/chartex" xmlns:cx1="http://schemas.microsoft.com/office/drawing/2015/9/8/chartex" xmlns:cx2="http://schemas.microsoft.com/office/drawing/2015/10/21/chartex" xmlns:cx3="http://schemas.microsoft.com/office/drawing/2016/5/9/chartex" xmlns:cx4="http://schemas.microsoft.com/office/drawing/2016/5/10/chartex" xmlns:cx5="http://schemas.microsoft.com/office/drawing/2016/5/11/chartex" xmlns:cx6="http://schemas.microsoft.com/office/drawing/2016/5/12/chartex" xmlns:cx7="http://schemas.microsoft.com/office/drawing/2016/5/13/chartex" xmlns:cx8="http://schemas.microsoft.com/office/drawing/2016/5/14/chartex" xmlns:mc="http://schemas.openxmlformats.org/markup-compatibility/2006" xmlns:aink="http://schemas.microsoft.com/office/drawing/2016/ink" xmlns:am3d="http://schemas.microsoft.com/office/drawing/2017/model3d" xmlns:o="urn:schemas-microsoft-com:office:office" xmlns:oel="http://schemas.microsoft.com/office/2019/extlst" xmlns:r="http://schemas.openxmlformats.org/officeDocument/2006/relationships" xmlns:m="http://schemas.openxmlformats.org/officeDocument/2006/math" xmlns:v="urn:schemas-microsoft-com:vml" xmlns:wp14="http://schemas.microsoft.com/office/word/2010/wordprocessingDrawing" xmlns:wp="http://schemas.openxmlformats.org/drawingml/2006/wordprocessingDrawing" xmlns:w10="urn:schemas-microsoft-com:office:word" xmlns:w="http://schemas.openxmlformats.org/wordprocessingml/2006/main" xmlns:w14="http://schemas.microsoft.com/office/word/2010/wordml" xmlns:w15="http://schemas.microsoft.com/office/word/2012/wordml" xmlns:w16cei="http://schemas.microsoft.com/office/word/2026/wordml/cei" xmlns:w16cex="http://schemas.microsoft.com/office/word/2018/wordml/cex" xmlns:w16cid="http://schemas.microsoft.com/office/word/2016/wordml/cid" xmlns:w16="http://schemas.microsoft.com/office/word/2018/wordml" xmlns:w16du="http://schemas.microsoft.com/office/word/2023/wordml/word16du" xmlns:w16sdtdh="http://schemas.microsoft.com/office/word/2020/wordml/sdtdatahash" xmlns:w16sdtfl="http://schemas.microsoft.com/office/word/2024/wordml/sdtformatlock" xmlns:w16se="http://schemas.microsoft.com/office/word/2015/wordml/symex" xmlns:wpg="http://schemas.microsoft.com/office/word/2010/wordprocessingGroup" xmlns:wpi="http://schemas.microsoft.com/office/word/2010/wordprocessingInk" xmlns:wne="http://schemas.microsoft.com/office/word/2006/wordml" xmlns:wps="http://schemas.microsoft.com/office/word/2010/wordprocessingShape" mc:Ignorable="w14 w15 w16se w16cid w16 w16cex w16sdtdh w16sdtfl w16du wp14">
   <w:endnote w:type="separator" w:id="-1">
     <w:p>
       <w:pPr>
@@ -11508,7 +10431,7 @@
 </file>
 
 <file path=word/footer1.xml><?xml version="1.0" encoding="utf-8"?>
-<w:ftr xmlns:wpc="http://schemas.microsoft.com/office/word/2010/wordprocessingCanvas" xmlns:cx="http://schemas.microsoft.com/office/drawing/2014/chartex" xmlns:cx1="http://schemas.microsoft.com/office/drawing/2015/9/8/chartex" xmlns:cx2="http://schemas.microsoft.com/office/drawing/2015/10/21/chartex" xmlns:cx3="http://schemas.microsoft.com/office/drawing/2016/5/9/chartex" xmlns:cx4="http://schemas.microsoft.com/office/drawing/2016/5/10/chartex" xmlns:cx5="http://schemas.microsoft.com/office/drawing/2016/5/11/chartex" xmlns:cx6="http://schemas.microsoft.com/office/drawing/2016/5/12/chartex" xmlns:cx7="http://schemas.microsoft.com/office/drawing/2016/5/13/chartex" xmlns:cx8="http://schemas.microsoft.com/office/drawing/2016/5/14/chartex" xmlns:mc="http://schemas.openxmlformats.org/markup-compatibility/2006" xmlns:aink="http://schemas.microsoft.com/office/drawing/2016/ink" xmlns:am3d="http://schemas.microsoft.com/office/drawing/2017/model3d" xmlns:o="urn:schemas-microsoft-com:office:office" xmlns:oel="http://schemas.microsoft.com/office/2019/extlst" xmlns:r="http://schemas.openxmlformats.org/officeDocument/2006/relationships" xmlns:m="http://schemas.openxmlformats.org/officeDocument/2006/math" xmlns:v="urn:schemas-microsoft-com:vml" xmlns:wp14="http://schemas.microsoft.com/office/word/2010/wordprocessingDrawing" xmlns:wp="http://schemas.openxmlformats.org/drawingml/2006/wordprocessingDrawing" xmlns:w10="urn:schemas-microsoft-com:office:word" xmlns:w="http://schemas.openxmlformats.org/wordprocessingml/2006/main" xmlns:w14="http://schemas.microsoft.com/office/word/2010/wordml" xmlns:w15="http://schemas.microsoft.com/office/word/2012/wordml" xmlns:w16cex="http://schemas.microsoft.com/office/word/2018/wordml/cex" xmlns:w16cid="http://schemas.microsoft.com/office/word/2016/wordml/cid" xmlns:w16="http://schemas.microsoft.com/office/word/2018/wordml" xmlns:w16du="http://schemas.microsoft.com/office/word/2023/wordml/word16du" xmlns:w16sdtdh="http://schemas.microsoft.com/office/word/2020/wordml/sdtdatahash" xmlns:w16sdtfl="http://schemas.microsoft.com/office/word/2024/wordml/sdtformatlock" xmlns:w16se="http://schemas.microsoft.com/office/word/2015/wordml/symex" xmlns:wpg="http://schemas.microsoft.com/office/word/2010/wordprocessingGroup" xmlns:wpi="http://schemas.microsoft.com/office/word/2010/wordprocessingInk" xmlns:wne="http://schemas.microsoft.com/office/word/2006/wordml" xmlns:wps="http://schemas.microsoft.com/office/word/2010/wordprocessingShape" mc:Ignorable="w14 w15 w16se w16cid w16 w16cex w16sdtdh w16sdtfl w16du wp14">
+<w:ftr xmlns:wpc="http://schemas.microsoft.com/office/word/2010/wordprocessingCanvas" xmlns:cx="http://schemas.microsoft.com/office/drawing/2014/chartex" xmlns:cx1="http://schemas.microsoft.com/office/drawing/2015/9/8/chartex" xmlns:cx2="http://schemas.microsoft.com/office/drawing/2015/10/21/chartex" xmlns:cx3="http://schemas.microsoft.com/office/drawing/2016/5/9/chartex" xmlns:cx4="http://schemas.microsoft.com/office/drawing/2016/5/10/chartex" xmlns:cx5="http://schemas.microsoft.com/office/drawing/2016/5/11/chartex" xmlns:cx6="http://schemas.microsoft.com/office/drawing/2016/5/12/chartex" xmlns:cx7="http://schemas.microsoft.com/office/drawing/2016/5/13/chartex" xmlns:cx8="http://schemas.microsoft.com/office/drawing/2016/5/14/chartex" xmlns:mc="http://schemas.openxmlformats.org/markup-compatibility/2006" xmlns:aink="http://schemas.microsoft.com/office/drawing/2016/ink" xmlns:am3d="http://schemas.microsoft.com/office/drawing/2017/model3d" xmlns:o="urn:schemas-microsoft-com:office:office" xmlns:oel="http://schemas.microsoft.com/office/2019/extlst" xmlns:r="http://schemas.openxmlformats.org/officeDocument/2006/relationships" xmlns:m="http://schemas.openxmlformats.org/officeDocument/2006/math" xmlns:v="urn:schemas-microsoft-com:vml" xmlns:wp14="http://schemas.microsoft.com/office/word/2010/wordprocessingDrawing" xmlns:wp="http://schemas.openxmlformats.org/drawingml/2006/wordprocessingDrawing" xmlns:w10="urn:schemas-microsoft-com:office:word" xmlns:w="http://schemas.openxmlformats.org/wordprocessingml/2006/main" xmlns:w14="http://schemas.microsoft.com/office/word/2010/wordml" xmlns:w15="http://schemas.microsoft.com/office/word/2012/wordml" xmlns:w16cei="http://schemas.microsoft.com/office/word/2026/wordml/cei" xmlns:w16cex="http://schemas.microsoft.com/office/word/2018/wordml/cex" xmlns:w16cid="http://schemas.microsoft.com/office/word/2016/wordml/cid" xmlns:w16="http://schemas.microsoft.com/office/word/2018/wordml" xmlns:w16du="http://schemas.microsoft.com/office/word/2023/wordml/word16du" xmlns:w16sdtdh="http://schemas.microsoft.com/office/word/2020/wordml/sdtdatahash" xmlns:w16sdtfl="http://schemas.microsoft.com/office/word/2024/wordml/sdtformatlock" xmlns:w16se="http://schemas.microsoft.com/office/word/2015/wordml/symex" xmlns:wpg="http://schemas.microsoft.com/office/word/2010/wordprocessingGroup" xmlns:wpi="http://schemas.microsoft.com/office/word/2010/wordprocessingInk" xmlns:wne="http://schemas.microsoft.com/office/word/2006/wordml" xmlns:wps="http://schemas.microsoft.com/office/word/2010/wordprocessingShape" mc:Ignorable="w14 w15 w16se w16cid w16 w16cex w16sdtdh w16sdtfl w16du wp14">
   <w:p>
     <w:pPr>
       <w:pStyle w:val="Header"/>
@@ -11655,7 +10578,7 @@
 </file>
 
 <file path=word/footnotes.xml><?xml version="1.0" encoding="utf-8"?>
-<w:footnotes xmlns:wpc="http://schemas.microsoft.com/office/word/2010/wordprocessingCanvas" xmlns:cx="http://schemas.microsoft.com/office/drawing/2014/chartex" xmlns:cx1="http://schemas.microsoft.com/office/drawing/2015/9/8/chartex" xmlns:cx2="http://schemas.microsoft.com/office/drawing/2015/10/21/chartex" xmlns:cx3="http://schemas.microsoft.com/office/drawing/2016/5/9/chartex" xmlns:cx4="http://schemas.microsoft.com/office/drawing/2016/5/10/chartex" xmlns:cx5="http://schemas.microsoft.com/office/drawing/2016/5/11/chartex" xmlns:cx6="http://schemas.microsoft.com/office/drawing/2016/5/12/chartex" xmlns:cx7="http://schemas.microsoft.com/office/drawing/2016/5/13/chartex" xmlns:cx8="http://schemas.microsoft.com/office/drawing/2016/5/14/chartex" xmlns:mc="http://schemas.openxmlformats.org/markup-compatibility/2006" xmlns:aink="http://schemas.microsoft.com/office/drawing/2016/ink" xmlns:am3d="http://schemas.microsoft.com/office/drawing/2017/model3d" xmlns:o="urn:schemas-microsoft-com:office:office" xmlns:oel="http://schemas.microsoft.com/office/2019/extlst" xmlns:r="http://schemas.openxmlformats.org/officeDocument/2006/relationships" xmlns:m="http://schemas.openxmlformats.org/officeDocument/2006/math" xmlns:v="urn:schemas-microsoft-com:vml" xmlns:wp14="http://schemas.microsoft.com/office/word/2010/wordprocessingDrawing" xmlns:wp="http://schemas.openxmlformats.org/drawingml/2006/wordprocessingDrawing" xmlns:w10="urn:schemas-microsoft-com:office:word" xmlns:w="http://schemas.openxmlformats.org/wordprocessingml/2006/main" xmlns:w14="http://schemas.microsoft.com/office/word/2010/wordml" xmlns:w15="http://schemas.microsoft.com/office/word/2012/wordml" xmlns:w16cex="http://schemas.microsoft.com/office/word/2018/wordml/cex" xmlns:w16cid="http://schemas.microsoft.com/office/word/2016/wordml/cid" xmlns:w16="http://schemas.microsoft.com/office/word/2018/wordml" xmlns:w16du="http://schemas.microsoft.com/office/word/2023/wordml/word16du" xmlns:w16sdtdh="http://schemas.microsoft.com/office/word/2020/wordml/sdtdatahash" xmlns:w16sdtfl="http://schemas.microsoft.com/office/word/2024/wordml/sdtformatlock" xmlns:w16se="http://schemas.microsoft.com/office/word/2015/wordml/symex" xmlns:wpg="http://schemas.microsoft.com/office/word/2010/wordprocessingGroup" xmlns:wpi="http://schemas.microsoft.com/office/word/2010/wordprocessingInk" xmlns:wne="http://schemas.microsoft.com/office/word/2006/wordml" xmlns:wps="http://schemas.microsoft.com/office/word/2010/wordprocessingShape" mc:Ignorable="w14 w15 w16se w16cid w16 w16cex w16sdtdh w16sdtfl w16du wp14">
+<w:footnotes xmlns:wpc="http://schemas.microsoft.com/office/word/2010/wordprocessingCanvas" xmlns:cx="http://schemas.microsoft.com/office/drawing/2014/chartex" xmlns:cx1="http://schemas.microsoft.com/office/drawing/2015/9/8/chartex" xmlns:cx2="http://schemas.microsoft.com/office/drawing/2015/10/21/chartex" xmlns:cx3="http://schemas.microsoft.com/office/drawing/2016/5/9/chartex" xmlns:cx4="http://schemas.microsoft.com/office/drawing/2016/5/10/chartex" xmlns:cx5="http://schemas.microsoft.com/office/drawing/2016/5/11/chartex" xmlns:cx6="http://schemas.microsoft.com/office/drawing/2016/5/12/chartex" xmlns:cx7="http://schemas.microsoft.com/office/drawing/2016/5/13/chartex" xmlns:cx8="http://schemas.microsoft.com/office/drawing/2016/5/14/chartex" xmlns:mc="http://schemas.openxmlformats.org/markup-compatibility/2006" xmlns:aink="http://schemas.microsoft.com/office/drawing/2016/ink" xmlns:am3d="http://schemas.microsoft.com/office/drawing/2017/model3d" xmlns:o="urn:schemas-microsoft-com:office:office" xmlns:oel="http://schemas.microsoft.com/office/2019/extlst" xmlns:r="http://schemas.openxmlformats.org/officeDocument/2006/relationships" xmlns:m="http://schemas.openxmlformats.org/officeDocument/2006/math" xmlns:v="urn:schemas-microsoft-com:vml" xmlns:wp14="http://schemas.microsoft.com/office/word/2010/wordprocessingDrawing" xmlns:wp="http://schemas.openxmlformats.org/drawingml/2006/wordprocessingDrawing" xmlns:w10="urn:schemas-microsoft-com:office:word" xmlns:w="http://schemas.openxmlformats.org/wordprocessingml/2006/main" xmlns:w14="http://schemas.microsoft.com/office/word/2010/wordml" xmlns:w15="http://schemas.microsoft.com/office/word/2012/wordml" xmlns:w16cei="http://schemas.microsoft.com/office/word/2026/wordml/cei" xmlns:w16cex="http://schemas.microsoft.com/office/word/2018/wordml/cex" xmlns:w16cid="http://schemas.microsoft.com/office/word/2016/wordml/cid" xmlns:w16="http://schemas.microsoft.com/office/word/2018/wordml" xmlns:w16du="http://schemas.microsoft.com/office/word/2023/wordml/word16du" xmlns:w16sdtdh="http://schemas.microsoft.com/office/word/2020/wordml/sdtdatahash" xmlns:w16sdtfl="http://schemas.microsoft.com/office/word/2024/wordml/sdtformatlock" xmlns:w16se="http://schemas.microsoft.com/office/word/2015/wordml/symex" xmlns:wpg="http://schemas.microsoft.com/office/word/2010/wordprocessingGroup" xmlns:wpi="http://schemas.microsoft.com/office/word/2010/wordprocessingInk" xmlns:wne="http://schemas.microsoft.com/office/word/2006/wordml" xmlns:wps="http://schemas.microsoft.com/office/word/2010/wordprocessingShape" mc:Ignorable="w14 w15 w16se w16cid w16 w16cex w16sdtdh w16sdtfl w16du wp14">
   <w:footnote w:type="separator" w:id="-1">
     <w:p>
       <w:pPr>
@@ -11682,7 +10605,7 @@
 </file>
 
 <file path=word/header1.xml><?xml version="1.0" encoding="utf-8"?>
-<w:hdr xmlns:wpc="http://schemas.microsoft.com/office/word/2010/wordprocessingCanvas" xmlns:cx="http://schemas.microsoft.com/office/drawing/2014/chartex" xmlns:cx1="http://schemas.microsoft.com/office/drawing/2015/9/8/chartex" xmlns:cx2="http://schemas.microsoft.com/office/drawing/2015/10/21/chartex" xmlns:cx3="http://schemas.microsoft.com/office/drawing/2016/5/9/chartex" xmlns:cx4="http://schemas.microsoft.com/office/drawing/2016/5/10/chartex" xmlns:cx5="http://schemas.microsoft.com/office/drawing/2016/5/11/chartex" xmlns:cx6="http://schemas.microsoft.com/office/drawing/2016/5/12/chartex" xmlns:cx7="http://schemas.microsoft.com/office/drawing/2016/5/13/chartex" xmlns:cx8="http://schemas.microsoft.com/office/drawing/2016/5/14/chartex" xmlns:mc="http://schemas.openxmlformats.org/markup-compatibility/2006" xmlns:aink="http://schemas.microsoft.com/office/drawing/2016/ink" xmlns:am3d="http://schemas.microsoft.com/office/drawing/2017/model3d" xmlns:o="urn:schemas-microsoft-com:office:office" xmlns:oel="http://schemas.microsoft.com/office/2019/extlst" xmlns:r="http://schemas.openxmlformats.org/officeDocument/2006/relationships" xmlns:m="http://schemas.openxmlformats.org/officeDocument/2006/math" xmlns:v="urn:schemas-microsoft-com:vml" xmlns:wp14="http://schemas.microsoft.com/office/word/2010/wordprocessingDrawing" xmlns:wp="http://schemas.openxmlformats.org/drawingml/2006/wordprocessingDrawing" xmlns:w10="urn:schemas-microsoft-com:office:word" xmlns:w="http://schemas.openxmlformats.org/wordprocessingml/2006/main" xmlns:w14="http://schemas.microsoft.com/office/word/2010/wordml" xmlns:w15="http://schemas.microsoft.com/office/word/2012/wordml" xmlns:w16cex="http://schemas.microsoft.com/office/word/2018/wordml/cex" xmlns:w16cid="http://schemas.microsoft.com/office/word/2016/wordml/cid" xmlns:w16="http://schemas.microsoft.com/office/word/2018/wordml" xmlns:w16du="http://schemas.microsoft.com/office/word/2023/wordml/word16du" xmlns:w16sdtdh="http://schemas.microsoft.com/office/word/2020/wordml/sdtdatahash" xmlns:w16sdtfl="http://schemas.microsoft.com/office/word/2024/wordml/sdtformatlock" xmlns:w16se="http://schemas.microsoft.com/office/word/2015/wordml/symex" xmlns:wpg="http://schemas.microsoft.com/office/word/2010/wordprocessingGroup" xmlns:wpi="http://schemas.microsoft.com/office/word/2010/wordprocessingInk" xmlns:wne="http://schemas.microsoft.com/office/word/2006/wordml" xmlns:wps="http://schemas.microsoft.com/office/word/2010/wordprocessingShape" mc:Ignorable="w14 w15 w16se w16cid w16 w16cex w16sdtdh w16sdtfl w16du wp14">
+<w:hdr xmlns:wpc="http://schemas.microsoft.com/office/word/2010/wordprocessingCanvas" xmlns:cx="http://schemas.microsoft.com/office/drawing/2014/chartex" xmlns:cx1="http://schemas.microsoft.com/office/drawing/2015/9/8/chartex" xmlns:cx2="http://schemas.microsoft.com/office/drawing/2015/10/21/chartex" xmlns:cx3="http://schemas.microsoft.com/office/drawing/2016/5/9/chartex" xmlns:cx4="http://schemas.microsoft.com/office/drawing/2016/5/10/chartex" xmlns:cx5="http://schemas.microsoft.com/office/drawing/2016/5/11/chartex" xmlns:cx6="http://schemas.microsoft.com/office/drawing/2016/5/12/chartex" xmlns:cx7="http://schemas.microsoft.com/office/drawing/2016/5/13/chartex" xmlns:cx8="http://schemas.microsoft.com/office/drawing/2016/5/14/chartex" xmlns:mc="http://schemas.openxmlformats.org/markup-compatibility/2006" xmlns:aink="http://schemas.microsoft.com/office/drawing/2016/ink" xmlns:am3d="http://schemas.microsoft.com/office/drawing/2017/model3d" xmlns:o="urn:schemas-microsoft-com:office:office" xmlns:oel="http://schemas.microsoft.com/office/2019/extlst" xmlns:r="http://schemas.openxmlformats.org/officeDocument/2006/relationships" xmlns:m="http://schemas.openxmlformats.org/officeDocument/2006/math" xmlns:v="urn:schemas-microsoft-com:vml" xmlns:wp14="http://schemas.microsoft.com/office/word/2010/wordprocessingDrawing" xmlns:wp="http://schemas.openxmlformats.org/drawingml/2006/wordprocessingDrawing" xmlns:w10="urn:schemas-microsoft-com:office:word" xmlns:w="http://schemas.openxmlformats.org/wordprocessingml/2006/main" xmlns:w14="http://schemas.microsoft.com/office/word/2010/wordml" xmlns:w15="http://schemas.microsoft.com/office/word/2012/wordml" xmlns:w16cei="http://schemas.microsoft.com/office/word/2026/wordml/cei" xmlns:w16cex="http://schemas.microsoft.com/office/word/2018/wordml/cex" xmlns:w16cid="http://schemas.microsoft.com/office/word/2016/wordml/cid" xmlns:w16="http://schemas.microsoft.com/office/word/2018/wordml" xmlns:w16du="http://schemas.microsoft.com/office/word/2023/wordml/word16du" xmlns:w16sdtdh="http://schemas.microsoft.com/office/word/2020/wordml/sdtdatahash" xmlns:w16sdtfl="http://schemas.microsoft.com/office/word/2024/wordml/sdtformatlock" xmlns:w16se="http://schemas.microsoft.com/office/word/2015/wordml/symex" xmlns:wpg="http://schemas.microsoft.com/office/word/2010/wordprocessingGroup" xmlns:wpi="http://schemas.microsoft.com/office/word/2010/wordprocessingInk" xmlns:wne="http://schemas.microsoft.com/office/word/2006/wordml" xmlns:wps="http://schemas.microsoft.com/office/word/2010/wordprocessingShape" mc:Ignorable="w14 w15 w16se w16cid w16 w16cex w16sdtdh w16sdtfl w16du wp14">
   <w:p>
     <w:pPr>
       <w:pStyle w:val="Header"/>
@@ -11796,7 +10719,7 @@
 </file>
 
 <file path=word/numbering.xml><?xml version="1.0" encoding="utf-8"?>
-<w:numbering xmlns:wpc="http://schemas.microsoft.com/office/word/2010/wordprocessingCanvas" xmlns:cx="http://schemas.microsoft.com/office/drawing/2014/chartex" xmlns:cx1="http://schemas.microsoft.com/office/drawing/2015/9/8/chartex" xmlns:cx2="http://schemas.microsoft.com/office/drawing/2015/10/21/chartex" xmlns:cx3="http://schemas.microsoft.com/office/drawing/2016/5/9/chartex" xmlns:cx4="http://schemas.microsoft.com/office/drawing/2016/5/10/chartex" xmlns:cx5="http://schemas.microsoft.com/office/drawing/2016/5/11/chartex" xmlns:cx6="http://schemas.microsoft.com/office/drawing/2016/5/12/chartex" xmlns:cx7="http://schemas.microsoft.com/office/drawing/2016/5/13/chartex" xmlns:cx8="http://schemas.microsoft.com/office/drawing/2016/5/14/chartex" xmlns:mc="http://schemas.openxmlformats.org/markup-compatibility/2006" xmlns:aink="http://schemas.microsoft.com/office/drawing/2016/ink" xmlns:am3d="http://schemas.microsoft.com/office/drawing/2017/model3d" xmlns:o="urn:schemas-microsoft-com:office:office" xmlns:oel="http://schemas.microsoft.com/office/2019/extlst" xmlns:r="http://schemas.openxmlformats.org/officeDocument/2006/relationships" xmlns:m="http://schemas.openxmlformats.org/officeDocument/2006/math" xmlns:v="urn:schemas-microsoft-com:vml" xmlns:wp14="http://schemas.microsoft.com/office/word/2010/wordprocessingDrawing" xmlns:wp="http://schemas.openxmlformats.org/drawingml/2006/wordprocessingDrawing" xmlns:w10="urn:schemas-microsoft-com:office:word" xmlns:w="http://schemas.openxmlformats.org/wordprocessingml/2006/main" xmlns:w14="http://schemas.microsoft.com/office/word/2010/wordml" xmlns:w15="http://schemas.microsoft.com/office/word/2012/wordml" xmlns:w16cex="http://schemas.microsoft.com/office/word/2018/wordml/cex" xmlns:w16cid="http://schemas.microsoft.com/office/word/2016/wordml/cid" xmlns:w16="http://schemas.microsoft.com/office/word/2018/wordml" xmlns:w16du="http://schemas.microsoft.com/office/word/2023/wordml/word16du" xmlns:w16sdtdh="http://schemas.microsoft.com/office/word/2020/wordml/sdtdatahash" xmlns:w16sdtfl="http://schemas.microsoft.com/office/word/2024/wordml/sdtformatlock" xmlns:w16se="http://schemas.microsoft.com/office/word/2015/wordml/symex" xmlns:wpg="http://schemas.microsoft.com/office/word/2010/wordprocessingGroup" xmlns:wpi="http://schemas.microsoft.com/office/word/2010/wordprocessingInk" xmlns:wne="http://schemas.microsoft.com/office/word/2006/wordml" xmlns:wps="http://schemas.microsoft.com/office/word/2010/wordprocessingShape" mc:Ignorable="w14 w15 w16se w16cid w16 w16cex w16sdtdh w16sdtfl w16du wp14">
+<w:numbering xmlns:wpc="http://schemas.microsoft.com/office/word/2010/wordprocessingCanvas" xmlns:cx="http://schemas.microsoft.com/office/drawing/2014/chartex" xmlns:cx1="http://schemas.microsoft.com/office/drawing/2015/9/8/chartex" xmlns:cx2="http://schemas.microsoft.com/office/drawing/2015/10/21/chartex" xmlns:cx3="http://schemas.microsoft.com/office/drawing/2016/5/9/chartex" xmlns:cx4="http://schemas.microsoft.com/office/drawing/2016/5/10/chartex" xmlns:cx5="http://schemas.microsoft.com/office/drawing/2016/5/11/chartex" xmlns:cx6="http://schemas.microsoft.com/office/drawing/2016/5/12/chartex" xmlns:cx7="http://schemas.microsoft.com/office/drawing/2016/5/13/chartex" xmlns:cx8="http://schemas.microsoft.com/office/drawing/2016/5/14/chartex" xmlns:mc="http://schemas.openxmlformats.org/markup-compatibility/2006" xmlns:aink="http://schemas.microsoft.com/office/drawing/2016/ink" xmlns:am3d="http://schemas.microsoft.com/office/drawing/2017/model3d" xmlns:o="urn:schemas-microsoft-com:office:office" xmlns:oel="http://schemas.microsoft.com/office/2019/extlst" xmlns:r="http://schemas.openxmlformats.org/officeDocument/2006/relationships" xmlns:m="http://schemas.openxmlformats.org/officeDocument/2006/math" xmlns:v="urn:schemas-microsoft-com:vml" xmlns:wp14="http://schemas.microsoft.com/office/word/2010/wordprocessingDrawing" xmlns:wp="http://schemas.openxmlformats.org/drawingml/2006/wordprocessingDrawing" xmlns:w10="urn:schemas-microsoft-com:office:word" xmlns:w="http://schemas.openxmlformats.org/wordprocessingml/2006/main" xmlns:w14="http://schemas.microsoft.com/office/word/2010/wordml" xmlns:w15="http://schemas.microsoft.com/office/word/2012/wordml" xmlns:w16cei="http://schemas.microsoft.com/office/word/2026/wordml/cei" xmlns:w16cex="http://schemas.microsoft.com/office/word/2018/wordml/cex" xmlns:w16cid="http://schemas.microsoft.com/office/word/2016/wordml/cid" xmlns:w16="http://schemas.microsoft.com/office/word/2018/wordml" xmlns:w16du="http://schemas.microsoft.com/office/word/2023/wordml/word16du" xmlns:w16sdtdh="http://schemas.microsoft.com/office/word/2020/wordml/sdtdatahash" xmlns:w16sdtfl="http://schemas.microsoft.com/office/word/2024/wordml/sdtformatlock" xmlns:w16se="http://schemas.microsoft.com/office/word/2015/wordml/symex" xmlns:wpg="http://schemas.microsoft.com/office/word/2010/wordprocessingGroup" xmlns:wpi="http://schemas.microsoft.com/office/word/2010/wordprocessingInk" xmlns:wne="http://schemas.microsoft.com/office/word/2006/wordml" xmlns:wps="http://schemas.microsoft.com/office/word/2010/wordprocessingShape" mc:Ignorable="w14 w15 w16se w16cid w16 w16cex w16sdtdh w16sdtfl w16du wp14">
   <w:abstractNum w:abstractNumId="0" w15:restartNumberingAfterBreak="0">
     <w:nsid w:val="0F9B6C94"/>
     <w:multiLevelType w:val="hybridMultilevel"/>
@@ -12138,9 +11061,9 @@
     </w:lvl>
   </w:abstractNum>
   <w:abstractNum w:abstractNumId="3" w15:restartNumberingAfterBreak="0">
-    <w:nsid w:val="58352A2F"/>
+    <w:nsid w:val="51060BD8"/>
     <w:multiLevelType w:val="hybridMultilevel"/>
-    <w:tmpl w:val="205A7F9E"/>
+    <w:tmpl w:val="3E06EDE2"/>
     <w:lvl w:ilvl="0" w:tplc="04090001">
       <w:start w:val="1"/>
       <w:numFmt w:val="bullet"/>
@@ -12251,6 +11174,119 @@
     </w:lvl>
   </w:abstractNum>
   <w:abstractNum w:abstractNumId="4" w15:restartNumberingAfterBreak="0">
+    <w:nsid w:val="58352A2F"/>
+    <w:multiLevelType w:val="hybridMultilevel"/>
+    <w:tmpl w:val="205A7F9E"/>
+    <w:lvl w:ilvl="0" w:tplc="04090001">
+      <w:start w:val="1"/>
+      <w:numFmt w:val="bullet"/>
+      <w:lvlText w:val=""/>
+      <w:lvlJc w:val="left"/>
+      <w:pPr>
+        <w:ind w:left="720" w:hanging="360"/>
+      </w:pPr>
+      <w:rPr>
+        <w:rFonts w:ascii="Symbol" w:hAnsi="Symbol" w:hint="default"/>
+      </w:rPr>
+    </w:lvl>
+    <w:lvl w:ilvl="1" w:tplc="04090003" w:tentative="1">
+      <w:start w:val="1"/>
+      <w:numFmt w:val="bullet"/>
+      <w:lvlText w:val="o"/>
+      <w:lvlJc w:val="left"/>
+      <w:pPr>
+        <w:ind w:left="1440" w:hanging="360"/>
+      </w:pPr>
+      <w:rPr>
+        <w:rFonts w:ascii="Courier New" w:hAnsi="Courier New" w:cs="Courier New" w:hint="default"/>
+      </w:rPr>
+    </w:lvl>
+    <w:lvl w:ilvl="2" w:tplc="04090005" w:tentative="1">
+      <w:start w:val="1"/>
+      <w:numFmt w:val="bullet"/>
+      <w:lvlText w:val=""/>
+      <w:lvlJc w:val="left"/>
+      <w:pPr>
+        <w:ind w:left="2160" w:hanging="360"/>
+      </w:pPr>
+      <w:rPr>
+        <w:rFonts w:ascii="Wingdings" w:hAnsi="Wingdings" w:hint="default"/>
+      </w:rPr>
+    </w:lvl>
+    <w:lvl w:ilvl="3" w:tplc="04090001" w:tentative="1">
+      <w:start w:val="1"/>
+      <w:numFmt w:val="bullet"/>
+      <w:lvlText w:val=""/>
+      <w:lvlJc w:val="left"/>
+      <w:pPr>
+        <w:ind w:left="2880" w:hanging="360"/>
+      </w:pPr>
+      <w:rPr>
+        <w:rFonts w:ascii="Symbol" w:hAnsi="Symbol" w:hint="default"/>
+      </w:rPr>
+    </w:lvl>
+    <w:lvl w:ilvl="4" w:tplc="04090003" w:tentative="1">
+      <w:start w:val="1"/>
+      <w:numFmt w:val="bullet"/>
+      <w:lvlText w:val="o"/>
+      <w:lvlJc w:val="left"/>
+      <w:pPr>
+        <w:ind w:left="3600" w:hanging="360"/>
+      </w:pPr>
+      <w:rPr>
+        <w:rFonts w:ascii="Courier New" w:hAnsi="Courier New" w:cs="Courier New" w:hint="default"/>
+      </w:rPr>
+    </w:lvl>
+    <w:lvl w:ilvl="5" w:tplc="04090005" w:tentative="1">
+      <w:start w:val="1"/>
+      <w:numFmt w:val="bullet"/>
+      <w:lvlText w:val=""/>
+      <w:lvlJc w:val="left"/>
+      <w:pPr>
+        <w:ind w:left="4320" w:hanging="360"/>
+      </w:pPr>
+      <w:rPr>
+        <w:rFonts w:ascii="Wingdings" w:hAnsi="Wingdings" w:hint="default"/>
+      </w:rPr>
+    </w:lvl>
+    <w:lvl w:ilvl="6" w:tplc="04090001" w:tentative="1">
+      <w:start w:val="1"/>
+      <w:numFmt w:val="bullet"/>
+      <w:lvlText w:val=""/>
+      <w:lvlJc w:val="left"/>
+      <w:pPr>
+        <w:ind w:left="5040" w:hanging="360"/>
+      </w:pPr>
+      <w:rPr>
+        <w:rFonts w:ascii="Symbol" w:hAnsi="Symbol" w:hint="default"/>
+      </w:rPr>
+    </w:lvl>
+    <w:lvl w:ilvl="7" w:tplc="04090003" w:tentative="1">
+      <w:start w:val="1"/>
+      <w:numFmt w:val="bullet"/>
+      <w:lvlText w:val="o"/>
+      <w:lvlJc w:val="left"/>
+      <w:pPr>
+        <w:ind w:left="5760" w:hanging="360"/>
+      </w:pPr>
+      <w:rPr>
+        <w:rFonts w:ascii="Courier New" w:hAnsi="Courier New" w:cs="Courier New" w:hint="default"/>
+      </w:rPr>
+    </w:lvl>
+    <w:lvl w:ilvl="8" w:tplc="04090005" w:tentative="1">
+      <w:start w:val="1"/>
+      <w:numFmt w:val="bullet"/>
+      <w:lvlText w:val=""/>
+      <w:lvlJc w:val="left"/>
+      <w:pPr>
+        <w:ind w:left="6480" w:hanging="360"/>
+      </w:pPr>
+      <w:rPr>
+        <w:rFonts w:ascii="Wingdings" w:hAnsi="Wingdings" w:hint="default"/>
+      </w:rPr>
+    </w:lvl>
+  </w:abstractNum>
+  <w:abstractNum w:abstractNumId="5" w15:restartNumberingAfterBreak="0">
     <w:nsid w:val="5A314161"/>
     <w:multiLevelType w:val="hybridMultilevel"/>
     <w:tmpl w:val="B73C2A5E"/>
@@ -12363,7 +11399,7 @@
       </w:rPr>
     </w:lvl>
   </w:abstractNum>
-  <w:abstractNum w:abstractNumId="5" w15:restartNumberingAfterBreak="0">
+  <w:abstractNum w:abstractNumId="6" w15:restartNumberingAfterBreak="0">
     <w:nsid w:val="5EB22CFC"/>
     <w:multiLevelType w:val="hybridMultilevel"/>
     <w:tmpl w:val="1786EF04"/>
@@ -12476,10 +11512,272 @@
       </w:rPr>
     </w:lvl>
   </w:abstractNum>
-  <w:abstractNum w:abstractNumId="6" w15:restartNumberingAfterBreak="0">
+  <w:abstractNum w:abstractNumId="7" w15:restartNumberingAfterBreak="0">
+    <w:nsid w:val="66C443F1"/>
+    <w:multiLevelType w:val="multilevel"/>
+    <w:tmpl w:val="8C58947A"/>
+    <w:lvl w:ilvl="0">
+      <w:start w:val="1"/>
+      <w:numFmt w:val="bullet"/>
+      <w:lvlText w:val=""/>
+      <w:lvlJc w:val="left"/>
+      <w:pPr>
+        <w:tabs>
+          <w:tab w:val="num" w:pos="720"/>
+        </w:tabs>
+        <w:ind w:left="720" w:hanging="360"/>
+      </w:pPr>
+      <w:rPr>
+        <w:rFonts w:ascii="Symbol" w:hAnsi="Symbol" w:hint="default"/>
+        <w:sz w:val="20"/>
+      </w:rPr>
+    </w:lvl>
+    <w:lvl w:ilvl="1" w:tentative="1">
+      <w:start w:val="1"/>
+      <w:numFmt w:val="bullet"/>
+      <w:lvlText w:val="o"/>
+      <w:lvlJc w:val="left"/>
+      <w:pPr>
+        <w:tabs>
+          <w:tab w:val="num" w:pos="1440"/>
+        </w:tabs>
+        <w:ind w:left="1440" w:hanging="360"/>
+      </w:pPr>
+      <w:rPr>
+        <w:rFonts w:ascii="Courier New" w:hAnsi="Courier New" w:hint="default"/>
+        <w:sz w:val="20"/>
+      </w:rPr>
+    </w:lvl>
+    <w:lvl w:ilvl="2" w:tentative="1">
+      <w:start w:val="1"/>
+      <w:numFmt w:val="bullet"/>
+      <w:lvlText w:val=""/>
+      <w:lvlJc w:val="left"/>
+      <w:pPr>
+        <w:tabs>
+          <w:tab w:val="num" w:pos="2160"/>
+        </w:tabs>
+        <w:ind w:left="2160" w:hanging="360"/>
+      </w:pPr>
+      <w:rPr>
+        <w:rFonts w:ascii="Wingdings" w:hAnsi="Wingdings" w:hint="default"/>
+        <w:sz w:val="20"/>
+      </w:rPr>
+    </w:lvl>
+    <w:lvl w:ilvl="3" w:tentative="1">
+      <w:start w:val="1"/>
+      <w:numFmt w:val="bullet"/>
+      <w:lvlText w:val=""/>
+      <w:lvlJc w:val="left"/>
+      <w:pPr>
+        <w:tabs>
+          <w:tab w:val="num" w:pos="2880"/>
+        </w:tabs>
+        <w:ind w:left="2880" w:hanging="360"/>
+      </w:pPr>
+      <w:rPr>
+        <w:rFonts w:ascii="Wingdings" w:hAnsi="Wingdings" w:hint="default"/>
+        <w:sz w:val="20"/>
+      </w:rPr>
+    </w:lvl>
+    <w:lvl w:ilvl="4" w:tentative="1">
+      <w:start w:val="1"/>
+      <w:numFmt w:val="bullet"/>
+      <w:lvlText w:val=""/>
+      <w:lvlJc w:val="left"/>
+      <w:pPr>
+        <w:tabs>
+          <w:tab w:val="num" w:pos="3600"/>
+        </w:tabs>
+        <w:ind w:left="3600" w:hanging="360"/>
+      </w:pPr>
+      <w:rPr>
+        <w:rFonts w:ascii="Wingdings" w:hAnsi="Wingdings" w:hint="default"/>
+        <w:sz w:val="20"/>
+      </w:rPr>
+    </w:lvl>
+    <w:lvl w:ilvl="5" w:tentative="1">
+      <w:start w:val="1"/>
+      <w:numFmt w:val="bullet"/>
+      <w:lvlText w:val=""/>
+      <w:lvlJc w:val="left"/>
+      <w:pPr>
+        <w:tabs>
+          <w:tab w:val="num" w:pos="4320"/>
+        </w:tabs>
+        <w:ind w:left="4320" w:hanging="360"/>
+      </w:pPr>
+      <w:rPr>
+        <w:rFonts w:ascii="Wingdings" w:hAnsi="Wingdings" w:hint="default"/>
+        <w:sz w:val="20"/>
+      </w:rPr>
+    </w:lvl>
+    <w:lvl w:ilvl="6" w:tentative="1">
+      <w:start w:val="1"/>
+      <w:numFmt w:val="bullet"/>
+      <w:lvlText w:val=""/>
+      <w:lvlJc w:val="left"/>
+      <w:pPr>
+        <w:tabs>
+          <w:tab w:val="num" w:pos="5040"/>
+        </w:tabs>
+        <w:ind w:left="5040" w:hanging="360"/>
+      </w:pPr>
+      <w:rPr>
+        <w:rFonts w:ascii="Wingdings" w:hAnsi="Wingdings" w:hint="default"/>
+        <w:sz w:val="20"/>
+      </w:rPr>
+    </w:lvl>
+    <w:lvl w:ilvl="7" w:tentative="1">
+      <w:start w:val="1"/>
+      <w:numFmt w:val="bullet"/>
+      <w:lvlText w:val=""/>
+      <w:lvlJc w:val="left"/>
+      <w:pPr>
+        <w:tabs>
+          <w:tab w:val="num" w:pos="5760"/>
+        </w:tabs>
+        <w:ind w:left="5760" w:hanging="360"/>
+      </w:pPr>
+      <w:rPr>
+        <w:rFonts w:ascii="Wingdings" w:hAnsi="Wingdings" w:hint="default"/>
+        <w:sz w:val="20"/>
+      </w:rPr>
+    </w:lvl>
+    <w:lvl w:ilvl="8" w:tentative="1">
+      <w:start w:val="1"/>
+      <w:numFmt w:val="bullet"/>
+      <w:lvlText w:val=""/>
+      <w:lvlJc w:val="left"/>
+      <w:pPr>
+        <w:tabs>
+          <w:tab w:val="num" w:pos="6480"/>
+        </w:tabs>
+        <w:ind w:left="6480" w:hanging="360"/>
+      </w:pPr>
+      <w:rPr>
+        <w:rFonts w:ascii="Wingdings" w:hAnsi="Wingdings" w:hint="default"/>
+        <w:sz w:val="20"/>
+      </w:rPr>
+    </w:lvl>
+  </w:abstractNum>
+  <w:abstractNum w:abstractNumId="8" w15:restartNumberingAfterBreak="0">
     <w:nsid w:val="68850D03"/>
     <w:multiLevelType w:val="hybridMultilevel"/>
     <w:tmpl w:val="98C2E2BE"/>
+    <w:lvl w:ilvl="0" w:tplc="04090001">
+      <w:start w:val="1"/>
+      <w:numFmt w:val="bullet"/>
+      <w:lvlText w:val=""/>
+      <w:lvlJc w:val="left"/>
+      <w:pPr>
+        <w:ind w:left="720" w:hanging="360"/>
+      </w:pPr>
+      <w:rPr>
+        <w:rFonts w:ascii="Symbol" w:hAnsi="Symbol" w:hint="default"/>
+      </w:rPr>
+    </w:lvl>
+    <w:lvl w:ilvl="1" w:tplc="04090003" w:tentative="1">
+      <w:start w:val="1"/>
+      <w:numFmt w:val="bullet"/>
+      <w:lvlText w:val="o"/>
+      <w:lvlJc w:val="left"/>
+      <w:pPr>
+        <w:ind w:left="1440" w:hanging="360"/>
+      </w:pPr>
+      <w:rPr>
+        <w:rFonts w:ascii="Courier New" w:hAnsi="Courier New" w:cs="Courier New" w:hint="default"/>
+      </w:rPr>
+    </w:lvl>
+    <w:lvl w:ilvl="2" w:tplc="04090005" w:tentative="1">
+      <w:start w:val="1"/>
+      <w:numFmt w:val="bullet"/>
+      <w:lvlText w:val=""/>
+      <w:lvlJc w:val="left"/>
+      <w:pPr>
+        <w:ind w:left="2160" w:hanging="360"/>
+      </w:pPr>
+      <w:rPr>
+        <w:rFonts w:ascii="Wingdings" w:hAnsi="Wingdings" w:hint="default"/>
+      </w:rPr>
+    </w:lvl>
+    <w:lvl w:ilvl="3" w:tplc="04090001" w:tentative="1">
+      <w:start w:val="1"/>
+      <w:numFmt w:val="bullet"/>
+      <w:lvlText w:val=""/>
+      <w:lvlJc w:val="left"/>
+      <w:pPr>
+        <w:ind w:left="2880" w:hanging="360"/>
+      </w:pPr>
+      <w:rPr>
+        <w:rFonts w:ascii="Symbol" w:hAnsi="Symbol" w:hint="default"/>
+      </w:rPr>
+    </w:lvl>
+    <w:lvl w:ilvl="4" w:tplc="04090003" w:tentative="1">
+      <w:start w:val="1"/>
+      <w:numFmt w:val="bullet"/>
+      <w:lvlText w:val="o"/>
+      <w:lvlJc w:val="left"/>
+      <w:pPr>
+        <w:ind w:left="3600" w:hanging="360"/>
+      </w:pPr>
+      <w:rPr>
+        <w:rFonts w:ascii="Courier New" w:hAnsi="Courier New" w:cs="Courier New" w:hint="default"/>
+      </w:rPr>
+    </w:lvl>
+    <w:lvl w:ilvl="5" w:tplc="04090005" w:tentative="1">
+      <w:start w:val="1"/>
+      <w:numFmt w:val="bullet"/>
+      <w:lvlText w:val=""/>
+      <w:lvlJc w:val="left"/>
+      <w:pPr>
+        <w:ind w:left="4320" w:hanging="360"/>
+      </w:pPr>
+      <w:rPr>
+        <w:rFonts w:ascii="Wingdings" w:hAnsi="Wingdings" w:hint="default"/>
+      </w:rPr>
+    </w:lvl>
+    <w:lvl w:ilvl="6" w:tplc="04090001" w:tentative="1">
+      <w:start w:val="1"/>
+      <w:numFmt w:val="bullet"/>
+      <w:lvlText w:val=""/>
+      <w:lvlJc w:val="left"/>
+      <w:pPr>
+        <w:ind w:left="5040" w:hanging="360"/>
+      </w:pPr>
+      <w:rPr>
+        <w:rFonts w:ascii="Symbol" w:hAnsi="Symbol" w:hint="default"/>
+      </w:rPr>
+    </w:lvl>
+    <w:lvl w:ilvl="7" w:tplc="04090003" w:tentative="1">
+      <w:start w:val="1"/>
+      <w:numFmt w:val="bullet"/>
+      <w:lvlText w:val="o"/>
+      <w:lvlJc w:val="left"/>
+      <w:pPr>
+        <w:ind w:left="5760" w:hanging="360"/>
+      </w:pPr>
+      <w:rPr>
+        <w:rFonts w:ascii="Courier New" w:hAnsi="Courier New" w:cs="Courier New" w:hint="default"/>
+      </w:rPr>
+    </w:lvl>
+    <w:lvl w:ilvl="8" w:tplc="04090005" w:tentative="1">
+      <w:start w:val="1"/>
+      <w:numFmt w:val="bullet"/>
+      <w:lvlText w:val=""/>
+      <w:lvlJc w:val="left"/>
+      <w:pPr>
+        <w:ind w:left="6480" w:hanging="360"/>
+      </w:pPr>
+      <w:rPr>
+        <w:rFonts w:ascii="Wingdings" w:hAnsi="Wingdings" w:hint="default"/>
+      </w:rPr>
+    </w:lvl>
+  </w:abstractNum>
+  <w:abstractNum w:abstractNumId="9" w15:restartNumberingAfterBreak="0">
+    <w:nsid w:val="68FE135C"/>
+    <w:multiLevelType w:val="hybridMultilevel"/>
+    <w:tmpl w:val="B9B4C9A0"/>
     <w:lvl w:ilvl="0" w:tplc="04090001">
       <w:start w:val="1"/>
       <w:numFmt w:val="bullet"/>
@@ -12596,19 +11894,28 @@
     <w:abstractNumId w:val="1"/>
   </w:num>
   <w:num w:numId="3" w16cid:durableId="909343615">
-    <w:abstractNumId w:val="6"/>
+    <w:abstractNumId w:val="8"/>
   </w:num>
   <w:num w:numId="4" w16cid:durableId="693113104">
     <w:abstractNumId w:val="2"/>
   </w:num>
   <w:num w:numId="5" w16cid:durableId="1657103165">
+    <w:abstractNumId w:val="5"/>
+  </w:num>
+  <w:num w:numId="6" w16cid:durableId="500047105">
     <w:abstractNumId w:val="4"/>
   </w:num>
-  <w:num w:numId="6" w16cid:durableId="500047105">
+  <w:num w:numId="7" w16cid:durableId="190073105">
+    <w:abstractNumId w:val="6"/>
+  </w:num>
+  <w:num w:numId="8" w16cid:durableId="1827282991">
     <w:abstractNumId w:val="3"/>
   </w:num>
-  <w:num w:numId="7" w16cid:durableId="190073105">
-    <w:abstractNumId w:val="5"/>
+  <w:num w:numId="9" w16cid:durableId="1907379664">
+    <w:abstractNumId w:val="9"/>
+  </w:num>
+  <w:num w:numId="10" w16cid:durableId="1107044913">
+    <w:abstractNumId w:val="7"/>
   </w:num>
   <w:numIdMacAtCleanup w:val="7"/>
 </w:numbering>
@@ -13118,7 +12425,6 @@
   <w:style w:type="character" w:default="1" w:styleId="DefaultParagraphFont">
     <w:name w:val="Default Paragraph Font"/>
     <w:uiPriority w:val="1"/>
-    <w:semiHidden/>
     <w:unhideWhenUsed/>
   </w:style>
   <w:style w:type="table" w:default="1" w:styleId="TableNormal">
@@ -14378,7 +13684,7 @@
 </file>
 
 <file path=word/glossary/document.xml><?xml version="1.0" encoding="utf-8"?>
-<w:glossaryDocument xmlns:wpc="http://schemas.microsoft.com/office/word/2010/wordprocessingCanvas" xmlns:cx="http://schemas.microsoft.com/office/drawing/2014/chartex" xmlns:cx1="http://schemas.microsoft.com/office/drawing/2015/9/8/chartex" xmlns:cx2="http://schemas.microsoft.com/office/drawing/2015/10/21/chartex" xmlns:cx3="http://schemas.microsoft.com/office/drawing/2016/5/9/chartex" xmlns:cx4="http://schemas.microsoft.com/office/drawing/2016/5/10/chartex" xmlns:cx5="http://schemas.microsoft.com/office/drawing/2016/5/11/chartex" xmlns:cx6="http://schemas.microsoft.com/office/drawing/2016/5/12/chartex" xmlns:cx7="http://schemas.microsoft.com/office/drawing/2016/5/13/chartex" xmlns:cx8="http://schemas.microsoft.com/office/drawing/2016/5/14/chartex" xmlns:mc="http://schemas.openxmlformats.org/markup-compatibility/2006" xmlns:aink="http://schemas.microsoft.com/office/drawing/2016/ink" xmlns:am3d="http://schemas.microsoft.com/office/drawing/2017/model3d" xmlns:o="urn:schemas-microsoft-com:office:office" xmlns:oel="http://schemas.microsoft.com/office/2019/extlst" xmlns:r="http://schemas.openxmlformats.org/officeDocument/2006/relationships" xmlns:m="http://schemas.openxmlformats.org/officeDocument/2006/math" xmlns:v="urn:schemas-microsoft-com:vml" xmlns:wp14="http://schemas.microsoft.com/office/word/2010/wordprocessingDrawing" xmlns:wp="http://schemas.openxmlformats.org/drawingml/2006/wordprocessingDrawing" xmlns:w10="urn:schemas-microsoft-com:office:word" xmlns:w="http://schemas.openxmlformats.org/wordprocessingml/2006/main" xmlns:w14="http://schemas.microsoft.com/office/word/2010/wordml" xmlns:w15="http://schemas.microsoft.com/office/word/2012/wordml" xmlns:w16cex="http://schemas.microsoft.com/office/word/2018/wordml/cex" xmlns:w16cid="http://schemas.microsoft.com/office/word/2016/wordml/cid" xmlns:w16="http://schemas.microsoft.com/office/word/2018/wordml" xmlns:w16du="http://schemas.microsoft.com/office/word/2023/wordml/word16du" xmlns:w16sdtdh="http://schemas.microsoft.com/office/word/2020/wordml/sdtdatahash" xmlns:w16sdtfl="http://schemas.microsoft.com/office/word/2024/wordml/sdtformatlock" xmlns:w16se="http://schemas.microsoft.com/office/word/2015/wordml/symex" xmlns:wpg="http://schemas.microsoft.com/office/word/2010/wordprocessingGroup" xmlns:wpi="http://schemas.microsoft.com/office/word/2010/wordprocessingInk" xmlns:wne="http://schemas.microsoft.com/office/word/2006/wordml" xmlns:wps="http://schemas.microsoft.com/office/word/2010/wordprocessingShape" mc:Ignorable="w14 w15 w16se w16cid w16 w16cex w16sdtdh w16sdtfl w16du wp14">
+<w:glossaryDocument xmlns:wpc="http://schemas.microsoft.com/office/word/2010/wordprocessingCanvas" xmlns:cx="http://schemas.microsoft.com/office/drawing/2014/chartex" xmlns:cx1="http://schemas.microsoft.com/office/drawing/2015/9/8/chartex" xmlns:cx2="http://schemas.microsoft.com/office/drawing/2015/10/21/chartex" xmlns:cx3="http://schemas.microsoft.com/office/drawing/2016/5/9/chartex" xmlns:cx4="http://schemas.microsoft.com/office/drawing/2016/5/10/chartex" xmlns:cx5="http://schemas.microsoft.com/office/drawing/2016/5/11/chartex" xmlns:cx6="http://schemas.microsoft.com/office/drawing/2016/5/12/chartex" xmlns:cx7="http://schemas.microsoft.com/office/drawing/2016/5/13/chartex" xmlns:cx8="http://schemas.microsoft.com/office/drawing/2016/5/14/chartex" xmlns:mc="http://schemas.openxmlformats.org/markup-compatibility/2006" xmlns:aink="http://schemas.microsoft.com/office/drawing/2016/ink" xmlns:am3d="http://schemas.microsoft.com/office/drawing/2017/model3d" xmlns:o="urn:schemas-microsoft-com:office:office" xmlns:oel="http://schemas.microsoft.com/office/2019/extlst" xmlns:r="http://schemas.openxmlformats.org/officeDocument/2006/relationships" xmlns:m="http://schemas.openxmlformats.org/officeDocument/2006/math" xmlns:v="urn:schemas-microsoft-com:vml" xmlns:wp14="http://schemas.microsoft.com/office/word/2010/wordprocessingDrawing" xmlns:wp="http://schemas.openxmlformats.org/drawingml/2006/wordprocessingDrawing" xmlns:w10="urn:schemas-microsoft-com:office:word" xmlns:w="http://schemas.openxmlformats.org/wordprocessingml/2006/main" xmlns:w14="http://schemas.microsoft.com/office/word/2010/wordml" xmlns:w15="http://schemas.microsoft.com/office/word/2012/wordml" xmlns:w16cei="http://schemas.microsoft.com/office/word/2026/wordml/cei" xmlns:w16cex="http://schemas.microsoft.com/office/word/2018/wordml/cex" xmlns:w16cid="http://schemas.microsoft.com/office/word/2016/wordml/cid" xmlns:w16="http://schemas.microsoft.com/office/word/2018/wordml" xmlns:w16du="http://schemas.microsoft.com/office/word/2023/wordml/word16du" xmlns:w16sdtdh="http://schemas.microsoft.com/office/word/2020/wordml/sdtdatahash" xmlns:w16sdtfl="http://schemas.microsoft.com/office/word/2024/wordml/sdtformatlock" xmlns:w16se="http://schemas.microsoft.com/office/word/2015/wordml/symex" xmlns:wpg="http://schemas.microsoft.com/office/word/2010/wordprocessingGroup" xmlns:wpi="http://schemas.microsoft.com/office/word/2010/wordprocessingInk" xmlns:wne="http://schemas.microsoft.com/office/word/2006/wordml" xmlns:wps="http://schemas.microsoft.com/office/word/2010/wordprocessingShape" mc:Ignorable="w14 w15 w16se w16cid w16 w16cex w16sdtdh w16sdtfl w16du wp14">
   <w:docParts>
     <w:docPart>
       <w:docPartPr>
@@ -14572,6 +13878,7 @@
     <w:rsid w:val="004E1565"/>
     <w:rsid w:val="004E658D"/>
     <w:rsid w:val="0052381C"/>
+    <w:rsid w:val="005F4B3A"/>
     <w:rsid w:val="006068C0"/>
     <w:rsid w:val="00673D4F"/>
     <w:rsid w:val="0085451B"/>
@@ -14579,6 +13886,8 @@
     <w:rsid w:val="008A4352"/>
     <w:rsid w:val="00A23EFF"/>
     <w:rsid w:val="00AA06C1"/>
+    <w:rsid w:val="00AA4962"/>
+    <w:rsid w:val="00AD34F7"/>
     <w:rsid w:val="00B523BB"/>
     <w:rsid w:val="00BA4A38"/>
     <w:rsid w:val="00C30409"/>
@@ -14588,6 +13897,7 @@
     <w:rsid w:val="00EB1357"/>
     <w:rsid w:val="00F8240A"/>
     <w:rsid w:val="00FB182E"/>
+    <w:rsid w:val="00FC3913"/>
     <w:rsid w:val="00FD6A0A"/>
   </w:rsids>
   <m:mathPr>
@@ -15284,12 +14594,25 @@
 </file>
 
 <file path=customXml/item2.xml><?xml version="1.0" encoding="utf-8"?>
+<?mso-contentType ?>
+<FormTemplates xmlns="http://schemas.microsoft.com/sharepoint/v3/contenttype/forms">
+  <Display>DocumentLibraryForm</Display>
+  <Edit>DocumentLibraryForm</Edit>
+  <New>DocumentLibraryForm</New>
+</FormTemplates>
+</file>
+
+<file path=customXml/item3.xml><?xml version="1.0" encoding="utf-8"?>
+<b:Sources xmlns:b="http://schemas.openxmlformats.org/officeDocument/2006/bibliography" SelectedStyle="\apasixtheditionofficeonline.xsl" StyleName="APA" Version="6"/>
+</file>
+
+<file path=customXml/item4.xml><?xml version="1.0" encoding="utf-8"?>
 <p:properties xmlns:p="http://schemas.microsoft.com/office/2006/metadata/properties" xmlns:xsi="http://www.w3.org/2001/XMLSchema-instance" xmlns:pc="http://schemas.microsoft.com/office/infopath/2007/PartnerControls">
   <documentManagement/>
 </p:properties>
 </file>
 
-<file path=customXml/item3.xml><?xml version="1.0" encoding="utf-8"?>
+<file path=customXml/item5.xml><?xml version="1.0" encoding="utf-8"?>
 <ct:contentTypeSchema xmlns:ct="http://schemas.microsoft.com/office/2006/metadata/contentType" xmlns:ma="http://schemas.microsoft.com/office/2006/metadata/properties/metaAttributes" ct:_="" ma:_="" ma:contentTypeName="Document" ma:contentTypeID="0x010100256ADBEA988823428D22AFBB03F15048" ma:contentTypeVersion="4" ma:contentTypeDescription="Create a new document." ma:contentTypeScope="" ma:versionID="d6c1475f5abc18e3bd8a241fda8ac471">
   <xsd:schema xmlns:xsd="http://www.w3.org/2001/XMLSchema" xmlns:xs="http://www.w3.org/2001/XMLSchema" xmlns:p="http://schemas.microsoft.com/office/2006/metadata/properties" xmlns:ns2="88b78f26-85da-48c1-89d2-44e11bd5664e" targetNamespace="http://schemas.microsoft.com/office/2006/metadata/properties" ma:root="true" ma:fieldsID="55b28429a33703cfc2b6338acfb28256" ns2:_="">
     <xsd:import namespace="88b78f26-85da-48c1-89d2-44e11bd5664e"/>
@@ -15435,19 +14758,6 @@
 </ct:contentTypeSchema>
 </file>
 
-<file path=customXml/item4.xml><?xml version="1.0" encoding="utf-8"?>
-<?mso-contentType ?>
-<FormTemplates xmlns="http://schemas.microsoft.com/sharepoint/v3/contenttype/forms">
-  <Display>DocumentLibraryForm</Display>
-  <Edit>DocumentLibraryForm</Edit>
-  <New>DocumentLibraryForm</New>
-</FormTemplates>
-</file>
-
-<file path=customXml/item5.xml><?xml version="1.0" encoding="utf-8"?>
-<b:Sources xmlns:b="http://schemas.openxmlformats.org/officeDocument/2006/bibliography" SelectedStyle="\apasixtheditionofficeonline.xsl" StyleName="APA" Version="6"/>
-</file>
-
 <file path=customXml/itemProps1.xml><?xml version="1.0" encoding="utf-8"?>
 <ds:datastoreItem xmlns:ds="http://schemas.openxmlformats.org/officeDocument/2006/customXml" ds:itemID="{55AF091B-3C7A-41E3-B477-F2FDAA23CFDA}">
   <ds:schemaRefs>
@@ -15457,6 +14767,22 @@
 </file>
 
 <file path=customXml/itemProps2.xml><?xml version="1.0" encoding="utf-8"?>
+<ds:datastoreItem xmlns:ds="http://schemas.openxmlformats.org/officeDocument/2006/customXml" ds:itemID="{939B8F41-AEBF-4036-8ACE-AB73D9A14640}">
+  <ds:schemaRefs>
+    <ds:schemaRef ds:uri="http://schemas.microsoft.com/sharepoint/v3/contenttype/forms"/>
+  </ds:schemaRefs>
+</ds:datastoreItem>
+</file>
+
+<file path=customXml/itemProps3.xml><?xml version="1.0" encoding="utf-8"?>
+<ds:datastoreItem xmlns:ds="http://schemas.openxmlformats.org/officeDocument/2006/customXml" ds:itemID="{73AC8B8D-F2E0-45E6-8750-4B3F9423700D}">
+  <ds:schemaRefs>
+    <ds:schemaRef ds:uri="http://schemas.openxmlformats.org/officeDocument/2006/bibliography"/>
+  </ds:schemaRefs>
+</ds:datastoreItem>
+</file>
+
+<file path=customXml/itemProps4.xml><?xml version="1.0" encoding="utf-8"?>
 <ds:datastoreItem xmlns:ds="http://schemas.openxmlformats.org/officeDocument/2006/customXml" ds:itemID="{956A6C3E-B68F-4741-B49F-89430054BB76}">
   <ds:schemaRefs>
     <ds:schemaRef ds:uri="http://schemas.microsoft.com/office/2006/metadata/properties"/>
@@ -15465,7 +14791,7 @@
 </ds:datastoreItem>
 </file>
 
-<file path=customXml/itemProps3.xml><?xml version="1.0" encoding="utf-8"?>
+<file path=customXml/itemProps5.xml><?xml version="1.0" encoding="utf-8"?>
 <ds:datastoreItem xmlns:ds="http://schemas.openxmlformats.org/officeDocument/2006/customXml" ds:itemID="{3EA27871-9AD0-45B6-B09A-754DEDAD0856}">
   <ds:schemaRefs>
     <ds:schemaRef ds:uri="http://schemas.microsoft.com/office/2006/metadata/contentType"/>
@@ -15481,20 +14807,4 @@
     <ds:schemaRef ds:uri="http://schemas.microsoft.com/internal/obd"/>
   </ds:schemaRefs>
 </ds:datastoreItem>
-</file>
-
-<file path=customXml/itemProps4.xml><?xml version="1.0" encoding="utf-8"?>
-<ds:datastoreItem xmlns:ds="http://schemas.openxmlformats.org/officeDocument/2006/customXml" ds:itemID="{939B8F41-AEBF-4036-8ACE-AB73D9A14640}">
-  <ds:schemaRefs>
-    <ds:schemaRef ds:uri="http://schemas.microsoft.com/sharepoint/v3/contenttype/forms"/>
-  </ds:schemaRefs>
-</ds:datastoreItem>
-</file>
-
-<file path=customXml/itemProps5.xml><?xml version="1.0" encoding="utf-8"?>
-<ds:datastoreItem xmlns:ds="http://schemas.openxmlformats.org/officeDocument/2006/customXml" ds:itemID="{73AC8B8D-F2E0-45E6-8750-4B3F9423700D}">
-  <ds:schemaRefs>
-    <ds:schemaRef ds:uri="http://schemas.openxmlformats.org/officeDocument/2006/bibliography"/>
-  </ds:schemaRefs>
-</ds:datastoreItem>
 </file>